--- a/manuscript/paper.docx
+++ b/manuscript/paper.docx
@@ -39,7 +39,7 @@
           <w:sz w:val="24"/>
           <w:szCs w:val="24"/>
         </w:rPr>
-        <w:t xml:space="preserve">Physical page count: 138</w:t>
+        <w:t xml:space="preserve">Physical page count: 101</w:t>
       </w:r>
     </w:p>
     <w:p>
@@ -485,22 +485,22 @@
           <w:sz w:val="24"/>
           <w:szCs w:val="24"/>
         </w:rPr>
-        <w:t xml:space="preserve">Cause is the part of the line that can fail even when the mood of the line is familiar. The poster is not content to say that a reply can be sharp, or that a person can ask for less polish. It offers a history. Ordinary assistant behavior was not irritating enough, and the product exists because that deficit had to be filled. Irritation, on this telling, is not a side effect and not a mood a user can request. It is the difference the product is there to supply. A history of that shape is testable against the pages that actually set the defaults. OpenAI wrote the model spec that states the desired voice of its assistant. SpaceXSI is the publisher on the Grok pages, and the welcome page is where SpaceXSI says what Grok is. This chapter reads those documents for the defect and the remedy the caption needs. It does not read a memory of one annoying afternoon, and it does not treat a caption's motive as if it were a sentence in a brief. If the pages name a professional colleague, a curb on inflated manner, a direct answer, humor that must fit the moment, and a natural exchange for work the person brought, the because belongs to the poster.</w:t>
-      </w:r>
-    </w:p>
-    <w:p>
-      <w:pPr>
-        <w:spacing w:after="200" w:line="480" w:lineRule="auto"/>
-      </w:pPr>
-      <w:r>
-        <w:rPr>
-          <w:rFonts w:ascii="Times New Roman" w:cs="Times New Roman" w:eastAsia="Times New Roman" w:hAnsi="Times New Roman"/>
-          <w:i w:val="false"/>
-          <w:iCs w:val="false"/>
-          <w:sz w:val="24"/>
-          <w:szCs w:val="24"/>
-        </w:rPr>
-        <w:t xml:space="preserve">OpenAI's model spec, issued 18 August 2026 and read 16 October 2026, sets the default in a single direction. The assistant should adopt a professional tone. The claim carried by that sentence is that ChatGPT's published default voice is a professional colleague, not a casual interjection. A casual interjection is the smallest piece of the annoyance on sale in the caption: a noise that announces the speaker before any answer arrives. Professional tone is a refusal of that announcement. If the ordinary behavior the poster finds insufficiently irritating is this default, then ordinary was a brief rather than an accident. The sentence does not instruct the assistant to needle, to wear down patience, or to make the reply about the reply's attitude. It instructs a professional default. A construction story that needs the opposite default cannot be hiding inside a sentence pointed the other way. The sentence is short on purpose. Defaults that are doing real work are often short. This one spends its few words on profession, and profession is a constraint on register, not a quota of friction. </w:t>
+        <w:t xml:space="preserve">The top line of the poster is a story about motives. It says ordinary assistants were too polite, too plain, or too quiet, and that Grok was built to fix that by being more annoying. That is a claim about why a product exists. It is not a claim about one bad afternoon. If it is true, the pages that introduce these products should say so, or something close to it. I looked at OpenAI's model spec, which is the public rulebook for the assistant behind ChatGPT, and at the Grok welcome page, which is where that product says what it is. Neither page tells that story.</w:t>
+      </w:r>
+    </w:p>
+    <w:p>
+      <w:pPr>
+        <w:spacing w:after="200" w:line="480" w:lineRule="auto"/>
+      </w:pPr>
+      <w:r>
+        <w:rPr>
+          <w:rFonts w:ascii="Times New Roman" w:cs="Times New Roman" w:eastAsia="Times New Roman" w:hAnsi="Times New Roman"/>
+          <w:i w:val="false"/>
+          <w:iCs w:val="false"/>
+          <w:sz w:val="24"/>
+          <w:szCs w:val="24"/>
+        </w:rPr>
+        <w:t xml:space="preserve">OpenAI's rulebook, issued on 18 August 2026, starts the voice rules in a boring place on purpose. The assistant should adopt a professional tone. </w:t>
       </w:r>
       <w:r>
         <w:rPr>
@@ -508,20 +508,30 @@
         </w:rPr>
         <w:footnoteReference w:id="1"/>
       </w:r>
-    </w:p>
-    <w:p>
-      <w:pPr>
-        <w:spacing w:after="200" w:line="480" w:lineRule="auto"/>
-      </w:pPr>
-      <w:r>
-        <w:rPr>
-          <w:rFonts w:ascii="Times New Roman" w:cs="Times New Roman" w:eastAsia="Times New Roman" w:hAnsi="Times New Roman"/>
-          <w:i w:val="false"/>
-          <w:iCs w:val="false"/>
-          <w:sz w:val="24"/>
-          <w:szCs w:val="24"/>
-        </w:rPr>
-        <w:t xml:space="preserve">The same spec draws the social distance, and the distance is the second refusal. By default the assistant should sound like a colleague rather than a close personal friend. What that commits OpenAI to is a colleague's distance, not a friend's familiarity. Irritation of the sort the poster is selling presumes a right to poke, and a poke presumes closeness already granted. A friend may talk as if that grant has happened. A colleague, under this sentence, may not. The poster needs the ordinary assistant to have failed by being too reserved, and needs the new product to supply the missing familiarity as annoyance. OpenAI's sentence makes the reserve into the rule. It does not say that a later builder should break the rule in order to have a product worth shipping. The colleague is the published ordinary. The close friend is the published excess. The caption's irritation sits on the excess side of a line drawn in order to keep the assistant on the colleague side. Nothing in the wording licenses a product whose difference is the crossing of that line. </w:t>
+      <w:r>
+        <w:rPr>
+          <w:rFonts w:ascii="Times New Roman" w:cs="Times New Roman" w:eastAsia="Times New Roman" w:hAnsi="Times New Roman"/>
+          <w:i w:val="false"/>
+          <w:iCs w:val="false"/>
+          <w:sz w:val="24"/>
+          <w:szCs w:val="24"/>
+        </w:rPr>
+        <w:t xml:space="preserve"> Professional here does not mean stiff. It means the reply should be something you could hand to a coworker without wincing. A product built to be the irritating one in the room would not open its rulebook with that sentence. The poster needs the old default to have been a mistake. The rulebook treats the old default as the job.</w:t>
+      </w:r>
+    </w:p>
+    <w:p>
+      <w:pPr>
+        <w:spacing w:after="200" w:line="480" w:lineRule="auto"/>
+      </w:pPr>
+      <w:r>
+        <w:rPr>
+          <w:rFonts w:ascii="Times New Roman" w:cs="Times New Roman" w:eastAsia="Times New Roman" w:hAnsi="Times New Roman"/>
+          <w:i w:val="false"/>
+          <w:iCs w:val="false"/>
+          <w:sz w:val="24"/>
+          <w:szCs w:val="24"/>
+        </w:rPr>
+        <w:t xml:space="preserve">The next line draws a social line. By default the assistant should sound like a colleague, not like a close friend. </w:t>
       </w:r>
       <w:r>
         <w:rPr>
@@ -529,26 +539,246 @@
         </w:rPr>
         <w:footnoteReference w:id="2"/>
       </w:r>
-    </w:p>
-    <w:p>
-      <w:pPr>
-        <w:spacing w:after="200" w:line="480" w:lineRule="auto"/>
-      </w:pPr>
-      <w:r>
-        <w:rPr>
-          <w:rFonts w:ascii="Times New Roman" w:cs="Times New Roman" w:eastAsia="Times New Roman" w:hAnsi="Times New Roman"/>
-          <w:i w:val="false"/>
-          <w:iCs w:val="false"/>
-          <w:sz w:val="24"/>
-          <w:szCs w:val="24"/>
-        </w:rPr>
-        <w:t xml:space="preserve">Manner is where irritation usually hides, because irritation is an excess of manner even when the volume is low. OpenAI tells the assistant to avoid purple prose, hyperbole, and self-aggrandizing, and to avoid clichéd phrases. Purple prose is manner that outruns the subject. Hyperbole is a magnitude the subject did not earn. Self-aggrandizing moves the assistant into the center of the reply. A cliché arrives already tired, which is its own small irritation. The rule is a rejection of those habits. It is not a palette. Annoyance, installed as the product difference, would spend exactly those budgets: heighten, center the speaker, reach for a phrase the room already knows how to groan at. The spec spends the budget toward clarity instead. A brief written to increase irritation would not list the ordinary instruments of irritation as things to avoid. This brief does. The sentence governs the assistant OpenAI is specifying, which is the best published account, in this chapter's set, of what ordinary was asked to be. Ordinary was asked to be plain enough that the subject stayed larger than the speaker. </w:t>
+      <w:r>
+        <w:rPr>
+          <w:rFonts w:ascii="Times New Roman" w:cs="Times New Roman" w:eastAsia="Times New Roman" w:hAnsi="Times New Roman"/>
+          <w:i w:val="false"/>
+          <w:iCs w:val="false"/>
+          <w:sz w:val="24"/>
+          <w:szCs w:val="24"/>
+        </w:rPr>
+        <w:t xml:space="preserve"> A friend can poke you. A colleague waits to be asked. Annoyance, the kind the poster is selling, depends on poking. OpenAI tells the assistant not to assume that closeness. So the published picture of ChatGPT is reserved on purpose. It is not a calm product that failed a test and had to be replaced by a louder one.</w:t>
+      </w:r>
+    </w:p>
+    <w:p>
+      <w:pPr>
+        <w:spacing w:after="200" w:line="480" w:lineRule="auto"/>
+      </w:pPr>
+      <w:r>
+        <w:rPr>
+          <w:rFonts w:ascii="Times New Roman" w:cs="Times New Roman" w:eastAsia="Times New Roman" w:hAnsi="Times New Roman"/>
+          <w:i w:val="false"/>
+          <w:iCs w:val="false"/>
+          <w:sz w:val="24"/>
+          <w:szCs w:val="24"/>
+        </w:rPr>
+        <w:t xml:space="preserve">Style gets the same treatment. The assistant should skip purple prose, hyperbole, and self-praise, and it should skip canned phrases that do not make the answer clearer. </w:t>
       </w:r>
       <w:r>
         <w:rPr>
           <w:rStyle w:val="FootnoteReference"/>
         </w:rPr>
         <w:footnoteReference w:id="3"/>
+      </w:r>
+      <w:r>
+        <w:rPr>
+          <w:rFonts w:ascii="Times New Roman" w:cs="Times New Roman" w:eastAsia="Times New Roman" w:hAnsi="Times New Roman"/>
+          <w:i w:val="false"/>
+          <w:iCs w:val="false"/>
+          <w:sz w:val="24"/>
+          <w:szCs w:val="24"/>
+        </w:rPr>
+        <w:t xml:space="preserve"> Those are the usual tools of an annoying reply: dress it up, oversell it, put the speaker in the middle. The rule says to leave them out. A brief written to increase irritation would not list the tools of irritation as things to avoid.</w:t>
+      </w:r>
+    </w:p>
+    <w:p>
+      <w:pPr>
+        <w:spacing w:after="200" w:line="480" w:lineRule="auto"/>
+      </w:pPr>
+      <w:r>
+        <w:rPr>
+          <w:rFonts w:ascii="Times New Roman" w:cs="Times New Roman" w:eastAsia="Times New Roman" w:hAnsi="Times New Roman"/>
+          <w:i w:val="false"/>
+          <w:iCs w:val="false"/>
+          <w:sz w:val="24"/>
+          <w:szCs w:val="24"/>
+        </w:rPr>
+        <w:t xml:space="preserve">When you ask a question, the reply is supposed to be the answer, not a tour of nearby facts. </w:t>
+      </w:r>
+      <w:r>
+        <w:rPr>
+          <w:rStyle w:val="FootnoteReference"/>
+        </w:rPr>
+        <w:footnoteReference w:id="4"/>
+      </w:r>
+      <w:r>
+        <w:rPr>
+          <w:rFonts w:ascii="Times New Roman" w:cs="Times New Roman" w:eastAsia="Times New Roman" w:hAnsi="Times New Roman"/>
+          <w:i w:val="false"/>
+          <w:iCs w:val="false"/>
+          <w:sz w:val="24"/>
+          <w:szCs w:val="24"/>
+        </w:rPr>
+        <w:t xml:space="preserve"> A tour is one way a reply becomes irritating without shouting. It will not land, and it keeps you in the room. The rulebook calls that a miss. The poster says the miss was being too willing to stop. These are opposite complaints. You cannot use a rule that demands a direct landing as proof that the product was bored of directness.</w:t>
+      </w:r>
+    </w:p>
+    <w:p>
+      <w:pPr>
+        <w:spacing w:after="200" w:line="480" w:lineRule="auto"/>
+      </w:pPr>
+      <w:r>
+        <w:rPr>
+          <w:rFonts w:ascii="Times New Roman" w:cs="Times New Roman" w:eastAsia="Times New Roman" w:hAnsi="Times New Roman"/>
+          <w:i w:val="false"/>
+          <w:iCs w:val="false"/>
+          <w:sz w:val="24"/>
+          <w:szCs w:val="24"/>
+        </w:rPr>
+        <w:t xml:space="preserve">Humor is allowed, and a hostile reading will try to smuggle the poster in through that door. The rule says the assistant may add a spark of humor, play, or gentle wit, when it fits the moment. </w:t>
+      </w:r>
+      <w:r>
+        <w:rPr>
+          <w:rStyle w:val="FootnoteReference"/>
+        </w:rPr>
+        <w:footnoteReference w:id="5"/>
+      </w:r>
+      <w:r>
+        <w:rPr>
+          <w:rFonts w:ascii="Times New Roman" w:cs="Times New Roman" w:eastAsia="Times New Roman" w:hAnsi="Times New Roman"/>
+          <w:i w:val="false"/>
+          <w:iCs w:val="false"/>
+          <w:sz w:val="24"/>
+          <w:szCs w:val="24"/>
+        </w:rPr>
+        <w:t xml:space="preserve"> The spark sits on top of a reply that was already supposed to be steady. The moment can refuse the joke. That is not a permanent comic persona, and it is not a decision that calm was a defect. Funny when it fits is a different sentence from 'we built this because normal was not annoying enough.' Only the first sentence was published.</w:t>
+      </w:r>
+    </w:p>
+    <w:p>
+      <w:pPr>
+        <w:spacing w:after="200" w:line="480" w:lineRule="auto"/>
+      </w:pPr>
+      <w:r>
+        <w:rPr>
+          <w:rFonts w:ascii="Times New Roman" w:cs="Times New Roman" w:eastAsia="Times New Roman" w:hAnsi="Times New Roman"/>
+          <w:i w:val="false"/>
+          <w:iCs w:val="false"/>
+          <w:sz w:val="24"/>
+          <w:szCs w:val="24"/>
+        </w:rPr>
+        <w:t xml:space="preserve">Grok's own front door does not supply the missing motive. The welcome page, read on 16 October 2026, says Grok is SpaceXSI's assistant, on the web at grok.com and in the phone apps. </w:t>
+      </w:r>
+      <w:r>
+        <w:rPr>
+          <w:rStyle w:val="FootnoteReference"/>
+        </w:rPr>
+        <w:footnoteReference w:id="6"/>
+      </w:r>
+      <w:r>
+        <w:rPr>
+          <w:rFonts w:ascii="Times New Roman" w:cs="Times New Roman" w:eastAsia="Times New Roman" w:hAnsi="Times New Roman"/>
+          <w:i w:val="false"/>
+          <w:iCs w:val="false"/>
+          <w:sz w:val="24"/>
+          <w:szCs w:val="24"/>
+        </w:rPr>
+        <w:t xml:space="preserve"> It then says what you do there: ask questions, brainstorm, write, and work through problems, in a natural back-and-forth. </w:t>
+      </w:r>
+      <w:r>
+        <w:rPr>
+          <w:rStyle w:val="FootnoteReference"/>
+        </w:rPr>
+        <w:footnoteReference w:id="7"/>
+      </w:r>
+      <w:r>
+        <w:rPr>
+          <w:rFonts w:ascii="Times New Roman" w:cs="Times New Roman" w:eastAsia="Times New Roman" w:hAnsi="Times New Roman"/>
+          <w:i w:val="false"/>
+          <w:iCs w:val="false"/>
+          <w:sz w:val="24"/>
+          <w:szCs w:val="24"/>
+        </w:rPr>
+        <w:t xml:space="preserve"> Natural means a rhythm of turns on a task you brought. It does not mean a show, and it does not mean a brief to get on your nerves. If irritation were the product, this is the page where that purpose would be cheap to state. The page spends the space on the category and the jobs.</w:t>
+      </w:r>
+    </w:p>
+    <w:p>
+      <w:pPr>
+        <w:spacing w:after="200" w:line="480" w:lineRule="auto"/>
+      </w:pPr>
+      <w:r>
+        <w:rPr>
+          <w:rFonts w:ascii="Times New Roman" w:cs="Times New Roman" w:eastAsia="Times New Roman" w:hAnsi="Times New Roman"/>
+          <w:i w:val="false"/>
+          <w:iCs w:val="false"/>
+          <w:sz w:val="24"/>
+          <w:szCs w:val="24"/>
+        </w:rPr>
+        <w:t xml:space="preserve">I also checked that welcome page on 16 October 2026 for any instruction that the voice should be built out of needling, catchphrases, or extra friction. It does not prescribe those habits. </w:t>
+      </w:r>
+      <w:r>
+        <w:rPr>
+          <w:rStyle w:val="FootnoteReference"/>
+        </w:rPr>
+        <w:footnoteReference w:id="8"/>
+      </w:r>
+      <w:r>
+        <w:rPr>
+          <w:rFonts w:ascii="Times New Roman" w:cs="Times New Roman" w:eastAsia="Times New Roman" w:hAnsi="Times New Roman"/>
+          <w:i w:val="false"/>
+          <w:iCs w:val="false"/>
+          <w:sz w:val="24"/>
+          <w:szCs w:val="24"/>
+        </w:rPr>
+        <w:t xml:space="preserve"> A check of one page is not a census of every chat. It does settle the caption. A builder who had made annoyance the point would have left a trace on the page that tells strangers what the product is. The trace is not there. The affirmative description and the missing instruction agree.</w:t>
+      </w:r>
+    </w:p>
+    <w:p>
+      <w:pPr>
+        <w:spacing w:after="200" w:line="480" w:lineRule="auto"/>
+      </w:pPr>
+      <w:r>
+        <w:rPr>
+          <w:rFonts w:ascii="Times New Roman" w:cs="Times New Roman" w:eastAsia="Times New Roman" w:hAnsi="Times New Roman"/>
+          <w:i w:val="false"/>
+          <w:iCs w:val="false"/>
+          <w:sz w:val="24"/>
+          <w:szCs w:val="24"/>
+        </w:rPr>
+        <w:t xml:space="preserve">Put the two publishers side by side and the poster's 'because' has nowhere to sit. ChatGPT's rulebook asks for a professional colleague, a plain style, a direct answer, and humor only when the moment allows it. Grok's welcome page asks you to open an assistant and use it on questions and problems. Dislike of either default is allowed. Dislike is not a sentence either publisher wrote under the heading of why the product was built. The headline is a shout. It is not a history of the briefs.</w:t>
+      </w:r>
+    </w:p>
+    <w:p>
+      <w:pPr>
+        <w:spacing w:after="200" w:line="480" w:lineRule="auto"/>
+      </w:pPr>
+      <w:r>
+        <w:rPr>
+          <w:rFonts w:ascii="Times New Roman" w:cs="Times New Roman" w:eastAsia="Times New Roman" w:hAnsi="Times New Roman"/>
+          <w:i w:val="false"/>
+          <w:iCs w:val="false"/>
+          <w:sz w:val="24"/>
+          <w:szCs w:val="24"/>
+        </w:rPr>
+        <w:t xml:space="preserve">It helps to say what a motive would have looked like on the page. A motive is a because. 'We built this because the polite assistants were putting people to sleep' would be a motive. 'Use a sharper voice than the last generation' would be a motive. A list of jobs is not a motive. 'Ask questions, brainstorm, write, and work through problems' is a list of jobs. 'Professional tone' is a constraint. Constraints and job lists can be dull. Dull is not the same claim as 'the dullness was the defect we set out to cure.' The poster needs the second claim. The pages supply the first.</w:t>
+      </w:r>
+    </w:p>
+    <w:p>
+      <w:pPr>
+        <w:spacing w:after="200" w:line="480" w:lineRule="auto"/>
+      </w:pPr>
+      <w:r>
+        <w:rPr>
+          <w:rFonts w:ascii="Times New Roman" w:cs="Times New Roman" w:eastAsia="Times New Roman" w:hAnsi="Times New Roman"/>
+          <w:i w:val="false"/>
+          <w:iCs w:val="false"/>
+          <w:sz w:val="24"/>
+          <w:szCs w:val="24"/>
+        </w:rPr>
+        <w:t xml:space="preserve">A reader who has met an annoying reply is not being called a liar. Products miss their own rules. A rulebook can say 'be a colleague' and a single chat can still show off. This chapter is about the brief, because the poster is about the brief. It says the product exists because normal was not annoying enough. Existence is a design claim. A design claim is settled by the design documents, not by the worst reply you remember. If the documents required the annoyance, the memory would be evidence of obedience. The documents require the opposite on the ChatGPT side and a plain working chat on the Grok side. The memory, whatever it was, is evidence of a miss, or of a request, not of the founding purpose.</w:t>
+      </w:r>
+    </w:p>
+    <w:p>
+      <w:pPr>
+        <w:spacing w:after="200" w:line="480" w:lineRule="auto"/>
+      </w:pPr>
+      <w:r>
+        <w:rPr>
+          <w:rFonts w:ascii="Times New Roman" w:cs="Times New Roman" w:eastAsia="Times New Roman" w:hAnsi="Times New Roman"/>
+          <w:i w:val="false"/>
+          <w:iCs w:val="false"/>
+          <w:sz w:val="24"/>
+          <w:szCs w:val="24"/>
+        </w:rPr>
+        <w:t xml:space="preserve">The practical upshot is small and firm. You can ask either product for a joke, a roast, or a looser tone, and nothing quoted here forbids the request. You cannot treat that option as the reason the product was shipped. Options are not origins. The headline confuses the two. Once they are pulled apart, the line does not survive. ChatGPT's public rules aim at a clear colleague. Grok's public front door aims at an assistant you open for a task. Annoyance is a story the poster brought with it.</w:t>
       </w:r>
     </w:p>
     <w:p>
@@ -563,137 +793,22 @@
           <w:sz w:val="24"/>
           <w:szCs w:val="24"/>
         </w:rPr>
-        <w:t xml:space="preserve">Calling the calm a defect is how a poster gets a villain without a document. The briefs hired a colleague and an assistant with a job. Irritation was the costume the caption brought from home.</w:t>
-      </w:r>
-    </w:p>
-    <w:p>
-      <w:pPr>
-        <w:spacing w:after="200" w:line="480" w:lineRule="auto"/>
-      </w:pPr>
-      <w:r>
-        <w:rPr>
-          <w:rFonts w:ascii="Times New Roman" w:cs="Times New Roman" w:eastAsia="Times New Roman" w:hAnsi="Times New Roman"/>
-          <w:i w:val="false"/>
-          <w:iCs w:val="false"/>
-          <w:sz w:val="24"/>
-          <w:szCs w:val="24"/>
-        </w:rPr>
-        <w:t xml:space="preserve">Shape does the work manner does not finish. When a person asks a question, OpenAI wants the reply shaped as the answer itself, not as a pile of neighboring facts. A direct question is supposed to receive a direct answer, not a tour of adjacent facts. A tour is one way a reply becomes irritating without raising its voice. It will not land. It keeps the person in the room. It substitutes the neighborhood of the question for the question. The poster does not name tours. The poster names irritation as the difference to be supplied. A spec that demands the landing, and that treats the tour as the wrong shape, is not a spec bored of directness and hungry for friction. It treats that kind of lingering as a miss. Set beside the rule on purple language, the direct-answer rule is a second no. The first no was about costume. This one is about staying after the answer has already been earned. Neither no is a yes to annoyance, and neither no describes a previous generation of assistants as too willing to stop. The sentence is about the reply in front of the question, not about a corporate mood of wanting more personality. </w:t>
-      </w:r>
-      <w:r>
-        <w:rPr>
-          <w:rStyle w:val="FootnoteReference"/>
-        </w:rPr>
-        <w:footnoteReference w:id="4"/>
-      </w:r>
-    </w:p>
-    <w:p>
-      <w:pPr>
-        <w:spacing w:after="200" w:line="480" w:lineRule="auto"/>
-      </w:pPr>
-      <w:r>
-        <w:rPr>
-          <w:rFonts w:ascii="Times New Roman" w:cs="Times New Roman" w:eastAsia="Times New Roman" w:hAnsi="Times New Roman"/>
-          <w:i w:val="false"/>
-          <w:iCs w:val="false"/>
-          <w:sz w:val="24"/>
-          <w:szCs w:val="24"/>
-        </w:rPr>
-        <w:t xml:space="preserve">Warmth is the sentence a hostile reading will try to use as a loophole, so it has to be taken at its own length. OpenAI does not ban humor. The assistant is told to complement consistency with a spark of the unexpected, and to infuse the exchange with humor that fits the context, with playfulness, or with gentle wit. The careful reading of that allowance is that warmth is humor appropriate to the context, not a permanent comic persona. Consistency is the noun. The spark complements it and does not replace it. Humor has to fit, which means a context is allowed to refuse the humor. Gentle is a limiter on the wit. A permanent comic persona would be the nearest published neighbor of a product built to be the annoying presence, and the rule is not that persona. A reader who wants the caption to be true has to translate 'may be funny when the moment allows' into 'exists because calm was a defect.' Those are different sentences. Only the first was published. The published sentence does not name irritation, does not name a defect of insufficient annoyance, and does not name a remedy consisting in more of it. It names a spark inside a reply that was already supposed to be consistent. </w:t>
-      </w:r>
-      <w:r>
-        <w:rPr>
-          <w:rStyle w:val="FootnoteReference"/>
-        </w:rPr>
-        <w:footnoteReference w:id="5"/>
-      </w:r>
-    </w:p>
-    <w:p>
-      <w:pPr>
-        <w:spacing w:after="200" w:line="480" w:lineRule="auto"/>
-      </w:pPr>
-      <w:r>
-        <w:rPr>
-          <w:rFonts w:ascii="Times New Roman" w:cs="Times New Roman" w:eastAsia="Times New Roman" w:hAnsi="Times New Roman"/>
-          <w:i w:val="false"/>
-          <w:iCs w:val="false"/>
-          <w:sz w:val="24"/>
-          <w:szCs w:val="24"/>
-        </w:rPr>
-        <w:t xml:space="preserve">The accused product is on a different publisher's page. SpaceXSI's welcome to Grok, dated 10 October 2026 in the ledger and read on 16 October 2026, states what Grok is and where a person opens it. The identifying sentence calls Grok the assistant SpaceXSI offers, and it places that assistant on the web, at grok.com, and in the phone apps, both iOS and Android. That is an identity and a set of doors. An identity and a set of doors is a poor place to hide a motive, and a motive is what the caption is offering. The sentence does not say the assistant was commissioned because some other assistant failed a test of irritation. It does not say the difference on offer is annoyance. It says assistant, and it says the web and the two phone apps. Category and location can disappoint a person who arrived wanting a manifesto. They cannot be rewritten afterward as the manifesto. If irritation were the difference the product is there to supply, the sentence that tells a stranger what the product is would be the economical place to put that purpose. SpaceXSI used the place for the category and the doors. A purpose not present in the identifying sentence is not a purpose this page is willing to sign. </w:t>
-      </w:r>
-      <w:r>
-        <w:rPr>
-          <w:rStyle w:val="FootnoteReference"/>
-        </w:rPr>
-        <w:footnoteReference w:id="6"/>
-      </w:r>
-    </w:p>
-    <w:p>
-      <w:pPr>
-        <w:spacing w:after="200" w:line="480" w:lineRule="auto"/>
-      </w:pPr>
-      <w:r>
-        <w:rPr>
-          <w:rFonts w:ascii="Times New Roman" w:cs="Times New Roman" w:eastAsia="Times New Roman" w:hAnsi="Times New Roman"/>
-          <w:i w:val="false"/>
-          <w:iCs w:val="false"/>
-          <w:sz w:val="24"/>
-          <w:szCs w:val="24"/>
-        </w:rPr>
-        <w:t xml:space="preserve">The use sentence on that welcome page is as close as SpaceXSI comes, among this chapter's citations, to describing the chat itself. A person may ask questions, brainstorm, write, and work through problems, and the page calls the exchange a natural back-and-forth. The fair reading is that the published chat description is that natural exchange, not a comedy routine. Natural is a claim about rhythm. Back-and-forth is a claim about turns: a person and an assistant alternating on a task. The tasks named are questions, brainstorming, writing, and problems. A comedy routine has a different success condition, the laugh or the wince, rather than the worked problem. Irritation as the supplied difference aims at the person's nerves. The sentence aims at the person's task. A task-shaped sentence can still be performed badly by some particular reply on some particular day. This chapter is not a diary of replies. It is a reading of whether the published description is a brief for annoyance. It is a brief for a natural exchange about work the person brought. A routine is not smuggled in by the adjective natural. Natural is the word a page uses when it is refusing the sense that the exchange is a show. </w:t>
-      </w:r>
-      <w:r>
-        <w:rPr>
-          <w:rStyle w:val="FootnoteReference"/>
-        </w:rPr>
-        <w:footnoteReference w:id="7"/>
-      </w:r>
-    </w:p>
-    <w:p>
-      <w:pPr>
-        <w:spacing w:after="200" w:line="480" w:lineRule="auto"/>
-      </w:pPr>
-      <w:r>
-        <w:rPr>
-          <w:rFonts w:ascii="Times New Roman" w:cs="Times New Roman" w:eastAsia="Times New Roman" w:hAnsi="Times New Roman"/>
-          <w:i w:val="false"/>
-          <w:iCs w:val="false"/>
-          <w:sz w:val="24"/>
-          <w:szCs w:val="24"/>
-        </w:rPr>
-        <w:t xml:space="preserve">One entry in this set is silent, and a silent entry supports only the sentence that reports the check. When the welcome page was checked on 16 October 2026, it did not prescribe the verbal tics this poster uses </w:t>
-      </w:r>
-      <w:r>
-        <w:rPr>
-          <w:rStyle w:val="FootnoteReference"/>
-        </w:rPr>
-        <w:footnoteReference w:id="8"/>
-      </w:r>
-      <w:r>
-        <w:rPr>
-          <w:rFonts w:ascii="Times New Roman" w:cs="Times New Roman" w:eastAsia="Times New Roman" w:hAnsi="Times New Roman"/>
-          <w:i w:val="false"/>
-          <w:iCs w:val="false"/>
-          <w:sz w:val="24"/>
-          <w:szCs w:val="24"/>
-        </w:rPr>
-        <w:t xml:space="preserve">. The words the check quotes are the same natural exchange already on the page, questions and brainstorming and writing and problems, not a list of particles. Silence, in that narrow report, means the checked page does not show a prescribed tic. It does not mean no reply anywhere has ever been annoying, and this chapter does not convert a silent page into a study of behavior. What the silence does settle is the caption's cause. A builder who had made irritation the difference would have had, on the page that says what the product is, somewhere for that voice to stand: a prescribed habit, a named particle, a stated preference for friction. The page that was checked offers the exchange and withholds the tic list. The affirmative sentence and the reported absence agree. Neither is a construction history in which ordinary calm was the defect and irritation the cure.</w:t>
-      </w:r>
-    </w:p>
-    <w:p>
-      <w:pPr>
-        <w:spacing w:after="200" w:line="480" w:lineRule="auto"/>
-      </w:pPr>
-      <w:r>
-        <w:rPr>
-          <w:rFonts w:ascii="Times New Roman" w:cs="Times New Roman" w:eastAsia="Times New Roman" w:hAnsi="Times New Roman"/>
-          <w:i w:val="false"/>
-          <w:iCs w:val="false"/>
-          <w:sz w:val="24"/>
-          <w:szCs w:val="24"/>
-        </w:rPr>
-        <w:t xml:space="preserve">Put OpenAI's spec beside SpaceXSI's welcome page and the caption's because still has nowhere to live. The spec, for the product the poster treats as the too-calm baseline, asks for a professional colleague, refuses purple and self-aggrandizing manner, prefers a direct answer to a tour, and allows humor only inside the moment and not as a standing comic part. The welcome page, for the product the poster treats as the irritated alternative, asks a person to open an assistant on the web or in the apps and to use a natural exchange for questions and problems. Nothing cited from that page adds a purpose clause about annoyance. The poster needs a named defect in the ordinary and a named remedy in the product. The defect is not in the spec. The remedy is not on the welcome page. What both publishers signed are defaults, a category, and doors. A person remains free to dislike a default. Dislike is not a sentence either publisher placed under the heading of why the product was built. The line is a capable shout. It is a bad history of the briefs, and the briefs are the evidence this chapter was willing to use.</w:t>
+        <w:t xml:space="preserve">The poster needed a villain who showed up only to be loud. The paperwork hired a colleague, and an assistant with a job list.</w:t>
+      </w:r>
+    </w:p>
+    <w:p>
+      <w:pPr>
+        <w:spacing w:after="200" w:line="480" w:lineRule="auto"/>
+      </w:pPr>
+      <w:r>
+        <w:rPr>
+          <w:rFonts w:ascii="Times New Roman" w:cs="Times New Roman" w:eastAsia="Times New Roman" w:hAnsi="Times New Roman"/>
+          <w:i w:val="false"/>
+          <w:iCs w:val="false"/>
+          <w:sz w:val="24"/>
+          <w:szCs w:val="24"/>
+        </w:rPr>
+        <w:t xml:space="preserve">If you remember only one distinction, remember this. A product can offer a joke without having been founded as a cure for politeness. The pages quoted here describe defaults and jobs. The poster describes a motive. Motive was the part that had to be in the brief, and it is the part the brief does not contain.</w:t>
       </w:r>
     </w:p>
     <w:p>
@@ -723,7 +838,7 @@
           <w:sz w:val="24"/>
           <w:szCs w:val="24"/>
         </w:rPr>
-        <w:t xml:space="preserve">Consequence: Irritation as a reason to open anything is not established here and is left to The Product People Use.</w:t>
+        <w:t xml:space="preserve">Consequence: Whether anyone should open either product for day-to-day work is left to The Product People Use.</w:t>
       </w:r>
     </w:p>
     <w:p>
@@ -777,22 +892,22 @@
           <w:sz w:val="24"/>
           <w:szCs w:val="24"/>
         </w:rPr>
-        <w:t xml:space="preserve">The line is doing three jobs at once, and they are not the same job. It says an opinion is always supplied. It says the supply continues when the opinion is unwarranted, which is the poster's 'no matter how wrong.' And, in the proposition this chapter has to answer, it says Grok does this more freely than ChatGPT. Always is a universal. Unwarranted is a quality of the opinion. More freely is a comparison, and a comparison needs two published practices, not one insult and one foil. This chapter has OpenAI's model spec on the ChatGPT side. On the Grok side it has SpaceXSI's welcome page, and the entry that touches that page is a check of category, not an opinion policy. The asymmetry is the argument. A universal about Grok cannot be proved by a document that never mentions Grok's opinions. A comparison can still be partly examined, because one side of it, ChatGPT's, is written down at length. Partial examination is why the result is mixed rather than a flat dismissal. The constraint on one product is real. The accusation about the other product is not shown by the pages in this set.</w:t>
-      </w:r>
-    </w:p>
-    <w:p>
-      <w:pPr>
-        <w:spacing w:after="200" w:line="480" w:lineRule="auto"/>
-      </w:pPr>
-      <w:r>
-        <w:rPr>
-          <w:rFonts w:ascii="Times New Roman" w:cs="Times New Roman" w:eastAsia="Times New Roman" w:hAnsi="Times New Roman"/>
-          <w:i w:val="false"/>
-          <w:iCs w:val="false"/>
-          <w:sz w:val="24"/>
-          <w:szCs w:val="24"/>
-        </w:rPr>
-        <w:t xml:space="preserve">OpenAI wrote the model spec, issued 18 August 2026. The sentence that places opinion begins as a belief about people, not about the assistant. Forming opinions, it says, is a core part of human autonomy and personal identity. The force of that sentence is that opinion-forming is the user's autonomy, not the assistant's project. The assignment matters more than the temperature of any single reply. If forming the opinion belongs to the user, the assistant's job is not to arrive with a finished opinion and install it. The poster says the product always has an opinion, as if the having were the product's function on every turn. OpenAI's sentence says the having is a human act the assistant is supposed to leave room for. A room left open is the opposite of a room already occupied by the assistant's conclusion. The sentence does not claim the assistant is incapable of an evaluative word. It claims the project of forming the opinion is not the assistant's project. The poster's always would make it the assistant's project by default. That is the clause this sentence refuses, for the product the spec is written to govern. It refuses the clause by giving the act to the human. </w:t>
+        <w:t xml:space="preserve">This line does three things. It says an opinion is always supplied. It says the supply continues even when the opinion is wrong. And it treats that habit as Grok's special fault, with ChatGPT as the quieter contrast. Those are three claims. A page can support one and miss the others. OpenAI wrote a long rulebook about when its assistant may judge and when it must not. Grok's welcome page does not publish an opinion policy at all. That imbalance is why the verdict is mixed. One side is written down. The other side is not shown by the pages in front of me.</w:t>
+      </w:r>
+    </w:p>
+    <w:p>
+      <w:pPr>
+        <w:spacing w:after="200" w:line="480" w:lineRule="auto"/>
+      </w:pPr>
+      <w:r>
+        <w:rPr>
+          <w:rFonts w:ascii="Times New Roman" w:cs="Times New Roman" w:eastAsia="Times New Roman" w:hAnsi="Times New Roman"/>
+          <w:i w:val="false"/>
+          <w:iCs w:val="false"/>
+          <w:sz w:val="24"/>
+          <w:szCs w:val="24"/>
+        </w:rPr>
+        <w:t xml:space="preserve">OpenAI's spec starts from the person, not the bot. It says forming opinions is a core part of human autonomy and personal identity. </w:t>
       </w:r>
       <w:r>
         <w:rPr>
@@ -800,20 +915,30 @@
         </w:rPr>
         <w:footnoteReference w:id="9"/>
       </w:r>
-    </w:p>
-    <w:p>
-      <w:pPr>
-        <w:spacing w:after="200" w:line="480" w:lineRule="auto"/>
-      </w:pPr>
-      <w:r>
-        <w:rPr>
-          <w:rFonts w:ascii="Times New Roman" w:cs="Times New Roman" w:eastAsia="Times New Roman" w:hAnsi="Times New Roman"/>
-          <w:i w:val="false"/>
-          <w:iCs w:val="false"/>
-          <w:sz w:val="24"/>
-          <w:szCs w:val="24"/>
-        </w:rPr>
-        <w:t xml:space="preserve">The practical form of that gift is a ban. OpenAI forbids the assistant to steer, and the forbidden destination is an agenda that would belong to the assistant rather than to the person. Never is OpenAI's universal, and it points the other direction from the poster's universal. The poster says an opinion is always produced. The spec says an agenda of the assistant's own is never pursued. An opinion used as a steering wheel is an agenda. An opinion that is the only exit from the paragraph is a pursuit, even when the tone is friendly. The rule is a ban on that pursuit. It is not a ban on describing a controversy, and it is not a promise that every sentence will be free of judgment. The poster does not distinguish steering from stating. The spec does, and the distinction is one reason this chapter will neither concede the whole line nor throw the whole line out. A ban on steering kills the always. It does not kill every evaluative sentence. What survives, on the ChatGPT side only, is a narrower possibility: a judgment may appear without becoming the assistant's private destination. What does not survive is a standing supply of opinion, warranted or not, as the shape of help. </w:t>
+      <w:r>
+        <w:rPr>
+          <w:rFonts w:ascii="Times New Roman" w:cs="Times New Roman" w:eastAsia="Times New Roman" w:hAnsi="Times New Roman"/>
+          <w:i w:val="false"/>
+          <w:iCs w:val="false"/>
+          <w:sz w:val="24"/>
+          <w:szCs w:val="24"/>
+        </w:rPr>
+        <w:t xml:space="preserve"> The point is assignment. Deciding what you think is your job. The assistant's job is to leave room for that, not to arrive with a finished view and install it. The poster treats 'always has an opinion' as the product's function on every turn. The spec treats that function as belonging to the human. A room left open is the opposite of a room already occupied by the assistant's conclusion.</w:t>
+      </w:r>
+    </w:p>
+    <w:p>
+      <w:pPr>
+        <w:spacing w:after="200" w:line="480" w:lineRule="auto"/>
+      </w:pPr>
+      <w:r>
+        <w:rPr>
+          <w:rFonts w:ascii="Times New Roman" w:cs="Times New Roman" w:eastAsia="Times New Roman" w:hAnsi="Times New Roman"/>
+          <w:i w:val="false"/>
+          <w:iCs w:val="false"/>
+          <w:sz w:val="24"/>
+          <w:szCs w:val="24"/>
+        </w:rPr>
+        <w:t xml:space="preserve">The practical form of that idea is a ban. The assistant must not steer you toward an agenda of its own. </w:t>
       </w:r>
       <w:r>
         <w:rPr>
@@ -821,26 +946,231 @@
         </w:rPr>
         <w:footnoteReference w:id="10"/>
       </w:r>
-    </w:p>
-    <w:p>
-      <w:pPr>
-        <w:spacing w:after="200" w:line="480" w:lineRule="auto"/>
-      </w:pPr>
-      <w:r>
-        <w:rPr>
-          <w:rFonts w:ascii="Times New Roman" w:cs="Times New Roman" w:eastAsia="Times New Roman" w:hAnsi="Times New Roman"/>
-          <w:i w:val="false"/>
-          <w:iCs w:val="false"/>
-          <w:sz w:val="24"/>
-          <w:szCs w:val="24"/>
-        </w:rPr>
-        <w:t xml:space="preserve">The other named failure keeps the ban from being read as a gag. OpenAI says the assistant exists to help the user, not to flatter the user or agree with the user. Sycophantic agreement is a trust failure, not a style to copy. If agreement is not the courtesy the assistant may pay, then nodding is not the default manners. A refusal to nod can look, from outside the spec, like having an opinion. The poster would count the refusal as the habit it is mocking. The spec counts unearned agreement as the breach of trust. ChatGPT is therefore not under a rule of 'never differ.' It is under two refusals at once: do not differ in order to run a private agenda, and do not agree in order to be liked. The middle those refusals leave is help without flattery and without a destination of the assistant's own. That middle has a brake. The poster describes a practice with no brake, a practice that continues no matter how wrong the opinion is. Wrong agreement is flattery's cousin. Wrong disagreement in the service of a private agenda is steering. Both are written down as failures on the ChatGPT side. Neither failure is a portrait of Grok. </w:t>
+      <w:r>
+        <w:rPr>
+          <w:rFonts w:ascii="Times New Roman" w:cs="Times New Roman" w:eastAsia="Times New Roman" w:hAnsi="Times New Roman"/>
+          <w:i w:val="false"/>
+          <w:iCs w:val="false"/>
+          <w:sz w:val="24"/>
+          <w:szCs w:val="24"/>
+        </w:rPr>
+        <w:t xml:space="preserve"> The poster's 'always' and the spec's 'never' point in opposite directions. An opinion used as a steering wheel is an agenda. A paragraph that offers only the assistant's conclusion, and no way back to your question, is a pursuit. The rule bans that pursuit. It does not ban every evaluative word. You can describe a controversy without appointing yourself the judge of the reader's life. The poster does not draw that line. The spec does. That is one reason this chapter will not throw the whole poster line out, and will not sign it either.</w:t>
+      </w:r>
+    </w:p>
+    <w:p>
+      <w:pPr>
+        <w:spacing w:after="200" w:line="480" w:lineRule="auto"/>
+      </w:pPr>
+      <w:r>
+        <w:rPr>
+          <w:rFonts w:ascii="Times New Roman" w:cs="Times New Roman" w:eastAsia="Times New Roman" w:hAnsi="Times New Roman"/>
+          <w:i w:val="false"/>
+          <w:iCs w:val="false"/>
+          <w:sz w:val="24"/>
+          <w:szCs w:val="24"/>
+        </w:rPr>
+        <w:t xml:space="preserve">There is a second ban, and it keeps the first from being read as a gag. The assistant exists to help you, not to flatter you or agree with you. </w:t>
       </w:r>
       <w:r>
         <w:rPr>
           <w:rStyle w:val="FootnoteReference"/>
         </w:rPr>
         <w:footnoteReference w:id="11"/>
+      </w:r>
+      <w:r>
+        <w:rPr>
+          <w:rFonts w:ascii="Times New Roman" w:cs="Times New Roman" w:eastAsia="Times New Roman" w:hAnsi="Times New Roman"/>
+          <w:i w:val="false"/>
+          <w:iCs w:val="false"/>
+          <w:sz w:val="24"/>
+          <w:szCs w:val="24"/>
+        </w:rPr>
+        <w:t xml:space="preserve"> Unearned agreement is treated as a breach of trust. So ChatGPT is not under a rule of 'never differ.' It is under two refusals at once: do not push a private agenda, and do not nod in order to be liked. The middle is help without flattery and without a destination of the assistant's own. The poster describes a practice with no brake, a practice that continues no matter how wrong it is. On the ChatGPT side, both wrong agreement and self-serving disagreement are written down as failures. That is a real constraint. It is a constraint on ChatGPT's rulebook, not a portrait of Grok.</w:t>
+      </w:r>
+    </w:p>
+    <w:p>
+      <w:pPr>
+        <w:spacing w:after="200" w:line="480" w:lineRule="auto"/>
+      </w:pPr>
+      <w:r>
+        <w:rPr>
+          <w:rFonts w:ascii="Times New Roman" w:cs="Times New Roman" w:eastAsia="Times New Roman" w:hAnsi="Times New Roman"/>
+          <w:i w:val="false"/>
+          <w:iCs w:val="false"/>
+          <w:sz w:val="24"/>
+          <w:szCs w:val="24"/>
+        </w:rPr>
+        <w:t xml:space="preserve">The default on facts is accuracy, with the stance fitted to the kind of question. </w:t>
+      </w:r>
+      <w:r>
+        <w:rPr>
+          <w:rStyle w:val="FootnoteReference"/>
+        </w:rPr>
+        <w:footnoteReference w:id="12"/>
+      </w:r>
+      <w:r>
+        <w:rPr>
+          <w:rFonts w:ascii="Times New Roman" w:cs="Times New Roman" w:eastAsia="Times New Roman" w:hAnsi="Times New Roman"/>
+          <w:i w:val="false"/>
+          <w:iCs w:val="false"/>
+          <w:sz w:val="24"/>
+          <w:szCs w:val="24"/>
+        </w:rPr>
+        <w:t xml:space="preserve"> A factual question is supposed to follow the evidence. A question of taste can be talked about without a lecture. A moral question is different again, and the spec says the assistant should generally give the context, including laws and competing views, without taking a side. </w:t>
+      </w:r>
+      <w:r>
+        <w:rPr>
+          <w:rStyle w:val="FootnoteReference"/>
+        </w:rPr>
+        <w:footnoteReference w:id="13"/>
+      </w:r>
+      <w:r>
+        <w:rPr>
+          <w:rFonts w:ascii="Times New Roman" w:cs="Times New Roman" w:eastAsia="Times New Roman" w:hAnsi="Times New Roman"/>
+          <w:i w:val="false"/>
+          <w:iCs w:val="false"/>
+          <w:sz w:val="24"/>
+          <w:szCs w:val="24"/>
+        </w:rPr>
+        <w:t xml:space="preserve"> That is the opposite of a standing supply of verdicts. It is also not silence. You still get the map. You do not get the assistant's vote as the price of the map. The poster collapses those cases into one habit: opinion, wrong or not. The rulebook separates them.</w:t>
+      </w:r>
+    </w:p>
+    <w:p>
+      <w:pPr>
+        <w:spacing w:after="200" w:line="480" w:lineRule="auto"/>
+      </w:pPr>
+      <w:r>
+        <w:rPr>
+          <w:rFonts w:ascii="Times New Roman" w:cs="Times New Roman" w:eastAsia="Times New Roman" w:hAnsi="Times New Roman"/>
+          <w:i w:val="false"/>
+          <w:iCs w:val="false"/>
+          <w:sz w:val="24"/>
+          <w:szCs w:val="24"/>
+        </w:rPr>
+        <w:t xml:space="preserve">The consumer product gets an extra sentence. In the ChatGPT people open directly, users have a reasonable expectation of objectivity, and the assistant must not let hidden customization smuggle in a slant. </w:t>
+      </w:r>
+      <w:r>
+        <w:rPr>
+          <w:rStyle w:val="FootnoteReference"/>
+        </w:rPr>
+        <w:footnoteReference w:id="14"/>
+      </w:r>
+      <w:r>
+        <w:rPr>
+          <w:rFonts w:ascii="Times New Roman" w:cs="Times New Roman" w:eastAsia="Times New Roman" w:hAnsi="Times New Roman"/>
+          <w:i w:val="false"/>
+          <w:iCs w:val="false"/>
+          <w:sz w:val="24"/>
+          <w:szCs w:val="24"/>
+        </w:rPr>
+        <w:t xml:space="preserve"> So the public face of that product is not supposed to be a house view wearing a helper's clothes. Objectivity here means you can form your own view from what you were shown. It does not mean the assistant has no vocabulary of judgment. It means the judgment is not a private editorial line.</w:t>
+      </w:r>
+    </w:p>
+    <w:p>
+      <w:pPr>
+        <w:spacing w:after="200" w:line="480" w:lineRule="auto"/>
+      </w:pPr>
+      <w:r>
+        <w:rPr>
+          <w:rFonts w:ascii="Times New Roman" w:cs="Times New Roman" w:eastAsia="Times New Roman" w:hAnsi="Times New Roman"/>
+          <w:i w:val="false"/>
+          <w:iCs w:val="false"/>
+          <w:sz w:val="24"/>
+          <w:szCs w:val="24"/>
+        </w:rPr>
+        <w:t xml:space="preserve">Grok's side of the comparison is thinner, and that thinness has to be said plainly. The welcome page states a category. It calls Grok an assistant and names where you open it. </w:t>
+      </w:r>
+      <w:r>
+        <w:rPr>
+          <w:rStyle w:val="FootnoteReference"/>
+        </w:rPr>
+        <w:footnoteReference w:id="6"/>
+      </w:r>
+      <w:r>
+        <w:rPr>
+          <w:rFonts w:ascii="Times New Roman" w:cs="Times New Roman" w:eastAsia="Times New Roman" w:hAnsi="Times New Roman"/>
+          <w:i w:val="false"/>
+          <w:iCs w:val="false"/>
+          <w:sz w:val="24"/>
+          <w:szCs w:val="24"/>
+        </w:rPr>
+        <w:t xml:space="preserve"> When that page was checked on 16 October 2026, it stated the category and did not list a policy of always opining, or of opining past the evidence. </w:t>
+      </w:r>
+      <w:r>
+        <w:rPr>
+          <w:rStyle w:val="FootnoteReference"/>
+        </w:rPr>
+        <w:footnoteReference w:id="15"/>
+      </w:r>
+      <w:r>
+        <w:rPr>
+          <w:rFonts w:ascii="Times New Roman" w:cs="Times New Roman" w:eastAsia="Times New Roman" w:hAnsi="Times New Roman"/>
+          <w:i w:val="false"/>
+          <w:iCs w:val="false"/>
+          <w:sz w:val="24"/>
+          <w:szCs w:val="24"/>
+        </w:rPr>
+        <w:t xml:space="preserve"> Absence of a policy is not proof of good behavior, and it is not proof of the poster's behavior either. I cannot say, from this page, that Grok is more opinionated than ChatGPT. I also cannot say the welcome page confesses the habit. The comparison the poster wants is not in the documents. The constraint on ChatGPT is.</w:t>
+      </w:r>
+    </w:p>
+    <w:p>
+      <w:pPr>
+        <w:spacing w:after="200" w:line="480" w:lineRule="auto"/>
+      </w:pPr>
+      <w:r>
+        <w:rPr>
+          <w:rFonts w:ascii="Times New Roman" w:cs="Times New Roman" w:eastAsia="Times New Roman" w:hAnsi="Times New Roman"/>
+          <w:i w:val="false"/>
+          <w:iCs w:val="false"/>
+          <w:sz w:val="24"/>
+          <w:szCs w:val="24"/>
+        </w:rPr>
+        <w:t xml:space="preserve">So the line is half right as a warning and wrong as a finding. It is fair to want an assistant that does not lecture you, and OpenAI's own rules say the same thing in more careful language: do not steer, do not flatter, fit the stance to the question, and in the consumer product do not hide an editorial line. It is not fair to treat that warning as a measured result about Grok. No page in this set counts opinions, grades them, or compares the two products on how freely they judge. The poster did the comparison in the caption. The documents did not.</w:t>
+      </w:r>
+    </w:p>
+    <w:p>
+      <w:pPr>
+        <w:spacing w:after="200" w:line="480" w:lineRule="auto"/>
+      </w:pPr>
+      <w:r>
+        <w:rPr>
+          <w:rFonts w:ascii="Times New Roman" w:cs="Times New Roman" w:eastAsia="Times New Roman" w:hAnsi="Times New Roman"/>
+          <w:i w:val="false"/>
+          <w:iCs w:val="false"/>
+          <w:sz w:val="24"/>
+          <w:szCs w:val="24"/>
+        </w:rPr>
+        <w:t xml:space="preserve">Walk through a question and the difference shows. Suppose you ask whether a tax should go up. Under the rule for contested questions, you should get the arguments on both sides and the tradeoffs, and you should not get a vote disguised as help. That is still an answer. It is not the assistant's opinion installed as yours. The poster hears any answer that is not a shrug and calls it an opinion. The rule hears a shrug at the wrong moment and calls it a failure too, because flattery and evasion are both banned. The allowed reply has content and refuses to be your substitute conscience.</w:t>
+      </w:r>
+    </w:p>
+    <w:p>
+      <w:pPr>
+        <w:spacing w:after="200" w:line="480" w:lineRule="auto"/>
+      </w:pPr>
+      <w:r>
+        <w:rPr>
+          <w:rFonts w:ascii="Times New Roman" w:cs="Times New Roman" w:eastAsia="Times New Roman" w:hAnsi="Times New Roman"/>
+          <w:i w:val="false"/>
+          <w:iCs w:val="false"/>
+          <w:sz w:val="24"/>
+          <w:szCs w:val="24"/>
+        </w:rPr>
+        <w:t xml:space="preserve">Wrongness is the poster's sharpest word, and it deserves a direct reply. 'No matter how wrong' means the habit does not check itself. OpenAI's rules say the opposite about facts: weight the reliable account, and do not change your account just to match the user's hunch. A reply that stays wrong in order to keep its pose would violate the accuracy default and the ban on flattery at once. I do not have a matching page that says Grok is instructed to keep a wrong opinion going. I will not invent one. The absence leaves the comparison unproved. It does not leave ChatGPT's brake unproved.</w:t>
+      </w:r>
+    </w:p>
+    <w:p>
+      <w:pPr>
+        <w:spacing w:after="200" w:line="480" w:lineRule="auto"/>
+      </w:pPr>
+      <w:r>
+        <w:rPr>
+          <w:rFonts w:ascii="Times New Roman" w:cs="Times New Roman" w:eastAsia="Times New Roman" w:hAnsi="Times New Roman"/>
+          <w:i w:val="false"/>
+          <w:iCs w:val="false"/>
+          <w:sz w:val="24"/>
+          <w:szCs w:val="24"/>
+        </w:rPr>
+        <w:t xml:space="preserve">What you can take out of this chapter is a test you can apply yourself. If a reply argues a private agenda, or agrees with you in order to be liked, it is off ChatGPT's published standard, whatever the poster claims about personality. If a reply gives you the map of a dispute and lets you decide, it is on that standard, even if the poster would call the map an opinion. Grok's welcome page does not publish a rival standard of 'always opine.' Until it does, the line's comparison is a caption, not a finding.</w:t>
       </w:r>
     </w:p>
     <w:p>
@@ -855,116 +1185,7 @@
           <w:sz w:val="24"/>
           <w:szCs w:val="24"/>
         </w:rPr>
-        <w:t xml:space="preserve">A standing opinion is a guest who answers for the person who was asked. The spec keeps opinion-forming on the human side of the table and still will not applaud on command. The poster heard a muzzle and a megaphone and called them one machine.</w:t>
-      </w:r>
-    </w:p>
-    <w:p>
-      <w:pPr>
-        <w:spacing w:after="200" w:line="480" w:lineRule="auto"/>
-      </w:pPr>
-      <w:r>
-        <w:rPr>
-          <w:rFonts w:ascii="Times New Roman" w:cs="Times New Roman" w:eastAsia="Times New Roman" w:hAnsi="Times New Roman"/>
-          <w:i w:val="false"/>
-          <w:iCs w:val="false"/>
-          <w:sz w:val="24"/>
-          <w:szCs w:val="24"/>
-        </w:rPr>
-        <w:t xml:space="preserve">Facts are where the brake is stated as a default of presentation. The assistant should present information clearly, with the focus on factual accuracy and reliability. The reading joined to that sentence is that the default on facts is accuracy and reliability, and that the stance is fitted to the kind of question. Fitted is the word that stops this from being a gag order. A question about a date and a question about a value are not the same kind, and the stance is supposed to follow the kind. What the sentence does not do is authorize a stance when the stance is unwarranted. Accuracy and reliability are the focus. An unwarranted opinion is one that has already lost accuracy, or one offered where reliability was not available. The default ranks those losses as the thing to avoid. 'No matter how wrong' is a description of a voice that does not accept that ranking. OpenAI's sentence accepts it. The fitted stance is also why a total ban is the wrong summary. The spec does not promise that every answer is a bare fact with no posture at all. It promises that posture is fitted, and that the fit is governed by accuracy and reliability. Fitted posture is not a free opinion. It is also not silence in every register. </w:t>
-      </w:r>
-      <w:r>
-        <w:rPr>
-          <w:rStyle w:val="FootnoteReference"/>
-        </w:rPr>
-        <w:footnoteReference w:id="12"/>
-      </w:r>
-    </w:p>
-    <w:p>
-      <w:pPr>
-        <w:spacing w:after="200" w:line="480" w:lineRule="auto"/>
-      </w:pPr>
-      <w:r>
-        <w:rPr>
-          <w:rFonts w:ascii="Times New Roman" w:cs="Times New Roman" w:eastAsia="Times New Roman" w:hAnsi="Times New Roman"/>
-          <w:i w:val="false"/>
-          <w:iCs w:val="false"/>
-          <w:sz w:val="24"/>
-          <w:szCs w:val="24"/>
-        </w:rPr>
-        <w:t xml:space="preserve">One kind of question is specified further, and it is the kind a fight about 'having an opinion' usually means. For moral or ethical questions, OpenAI's example is whether euthanasia should be legal, and the instruction is to present relevant context, including laws, social norms, and varying cultural perspectives. The default stated for that kind is context without a stance. A political opinion, in the ordinary sense of picking a side for the user, is a stance. Context without a stance is a published refusal to let that opinion be the reply. The materials of the reply are the laws, the norms, and the spread of perspectives, not the assistant's pick. The poster says the opinion arrives anyway, including when it is wrong. On this kind of question the spec says the stance does not arrive and the context does. That is the nearest these documents come to answering 'always has an opinion' in the register where the charge is most plausible. The answer, for ChatGPT, is that the published default is not the opinion. A context can be assembled badly. The rule being assembled is still not a rule of supply. It is a rule of withholding the stance and offering the surrounding materials instead. </w:t>
-      </w:r>
-      <w:r>
-        <w:rPr>
-          <w:rStyle w:val="FootnoteReference"/>
-        </w:rPr>
-        <w:footnoteReference w:id="13"/>
-      </w:r>
-    </w:p>
-    <w:p>
-      <w:pPr>
-        <w:spacing w:after="200" w:line="480" w:lineRule="auto"/>
-      </w:pPr>
-      <w:r>
-        <w:rPr>
-          <w:rFonts w:ascii="Times New Roman" w:cs="Times New Roman" w:eastAsia="Times New Roman" w:hAnsi="Times New Roman"/>
-          <w:i w:val="false"/>
-          <w:iCs w:val="false"/>
-          <w:sz w:val="24"/>
-          <w:szCs w:val="24"/>
-        </w:rPr>
-        <w:t xml:space="preserve">The consumer product receives one further sentence, and that sentence is what makes the comparison half-legible. In first-party direct-to-consumer ChatGPT, users are described as having a reasonable expectation of objectivity. The claim drawn from the fragment is that the spec requires objectivity there rather than a hidden editorial line. The expectation belongs to the user, and the spec treats the expectation as reasonable. A hidden editorial line would be an opinion dressed as information. The fragment is against that costume, and it is against it for the ChatGPT people open, not for a privately customized channel mentioned only in passing. This is the part of 'more freely than ChatGPT' that a document can host. ChatGPT, in that first-party setting, is specified under an objectivity expectation. A product specified that way is not specified as the freer opinion machine. It is specified as the constrained one. The constraint is real, and it is only one side of a comparison. A written rule on one side does not, by itself, measure the other side. It measures what ChatGPT was told about objectivity, which is enough to reject the idea that ChatGPT's brief is a free opinion, and not enough to show that Grok's brief is the loose one. </w:t>
-      </w:r>
-      <w:r>
-        <w:rPr>
-          <w:rStyle w:val="FootnoteReference"/>
-        </w:rPr>
-        <w:footnoteReference w:id="14"/>
-      </w:r>
-    </w:p>
-    <w:p>
-      <w:pPr>
-        <w:spacing w:after="200" w:line="480" w:lineRule="auto"/>
-      </w:pPr>
-      <w:r>
-        <w:rPr>
-          <w:rFonts w:ascii="Times New Roman" w:cs="Times New Roman" w:eastAsia="Times New Roman" w:hAnsi="Times New Roman"/>
-          <w:i w:val="false"/>
-          <w:iCs w:val="false"/>
-          <w:sz w:val="24"/>
-          <w:szCs w:val="24"/>
-        </w:rPr>
-        <w:t xml:space="preserve">Grok's side of the comparison, in the entries this chapter is allowed, is a check rather than a policy. SpaceXSI publishes the welcome page. That page was checked on 16 October 2026, and the check states the product's category and does not list troll or private chat as that category </w:t>
-      </w:r>
-      <w:r>
-        <w:rPr>
-          <w:rStyle w:val="FootnoteReference"/>
-        </w:rPr>
-        <w:footnoteReference w:id="15"/>
-      </w:r>
-      <w:r>
-        <w:rPr>
-          <w:rFonts w:ascii="Times New Roman" w:cs="Times New Roman" w:eastAsia="Times New Roman" w:hAnsi="Times New Roman"/>
-          <w:i w:val="false"/>
-          <w:iCs w:val="false"/>
-          <w:sz w:val="24"/>
-          <w:szCs w:val="24"/>
-        </w:rPr>
-        <w:t xml:space="preserve">. The words recorded with the check are that Grok is SpaceXSI's assistant. Assistant is a category. Troll is not listed as the category. Private chat is not listed as the category. Neither omitted label would have been an opinion rule even if it had appeared. The check does not say that Grok states opinions, does not say that it states them when they are unwarranted, and does not say that it states them more freely than ChatGPT. Silence is not a measurement of freedom. It is a report of what the category sentence contains and which rival categories it does not contain. Treating the silence as proof that Grok is restrained would cheat. Treating it as proof of the poster's excess would cheat in the other direction. The only honest use is the narrow one the entry itself has. The page was checked. It names an assistant. It does not name the habit the comparison needs.</w:t>
-      </w:r>
-    </w:p>
-    <w:p>
-      <w:pPr>
-        <w:spacing w:after="200" w:line="480" w:lineRule="auto"/>
-      </w:pPr>
-      <w:r>
-        <w:rPr>
-          <w:rFonts w:ascii="Times New Roman" w:cs="Times New Roman" w:eastAsia="Times New Roman" w:hAnsi="Times New Roman"/>
-          <w:i w:val="false"/>
-          <w:iCs w:val="false"/>
-          <w:sz w:val="24"/>
-          <w:szCs w:val="24"/>
-        </w:rPr>
-        <w:t xml:space="preserve">The documents therefore carry a piece of the line and refuse the rest, which is the mixed result rather than a consolation prize. They carry this much, and only about ChatGPT, because OpenAI wrote it down. Opinion-forming is assigned to the user's autonomy. The assistant is forbidden to steer toward an agenda of its own. Agreement and flattery are named as the wrong way to help. Information is to be presented under factual accuracy and reliability, with stance fitted to the kind of question rather than sprayed on every kind. Moral and ethical questions draw context without a stance. First-party ChatGPT is held to a reasonable expectation of objectivity. That is a constrained practice, not an empty one: the ban on unearned agreement leaves room to decline a false nod, and fitted stance is not the same word as no stance anywhere. They do not carry the Grok half. Nothing in OpenAI's spec is a finding about how freely Grok opines. SpaceXSI's welcome page, once checked, names an assistant and does not name an opinion quota, a tolerance for being wrong, or a freer hand than ChatGPT. Always is unanswered by any rule of always. No matter how wrong is the failure mode the accuracy default writes against on the ChatGPT side, and it is undocumented on the Grok side. More freely has a documented slow side and no documented fast side. A comparison missing a side is not evidence that the fast side exists.</w:t>
+        <w:t xml:space="preserve">A standing opinion is a guest who answers for you. The rulebook keeps that job on the human side of the table, and still will not applaud on command.</w:t>
       </w:r>
     </w:p>
     <w:p>
@@ -994,7 +1215,7 @@
           <w:sz w:val="24"/>
           <w:szCs w:val="24"/>
         </w:rPr>
-        <w:t xml:space="preserve">Consequence: A comparison of how freely either product opines, as a fact about use, belongs to The Product People Use.</w:t>
+        <w:t xml:space="preserve">Consequence: How either product behaves once you are inside a chat is taken up in The Product People Use.</w:t>
       </w:r>
     </w:p>
     <w:p>
@@ -1048,22 +1269,22 @@
           <w:sz w:val="24"/>
           <w:szCs w:val="24"/>
         </w:rPr>
-        <w:t xml:space="preserve">The caption is an order of operations, and the order is the insult. First a political joke. Then a link. The link points at a post, the post is old, the poster dates the post to 2017, and the post is unrelated to whatever was asked. Calling that sequence the ordinary answer means it is the default shape, not a stunt the person requested and not a one-off digression. Three pieces have to be tested apart from each other, because they do not have the same kind of evidence. The joke is a speech act. The link is a pointer. The year is a specificity the caption adds so the pointer will sound absurd. OpenAI wrote the model spec, which is the only document in this chapter that says how a moral or political question should be answered, and that spec is about ChatGPT's desired behavior, not about a script for Grok. SpaceXSI publishes the Grok pages that name a search of posts and that state a limit on knowledge of current events. A fair reading keeps the publishers on their own pages. It does not move OpenAI's answer-shape onto Grok, and it does not pretend SpaceXSI wrote a comic routine because it published a search.</w:t>
-      </w:r>
-    </w:p>
-    <w:p>
-      <w:pPr>
-        <w:spacing w:after="200" w:line="480" w:lineRule="auto"/>
-      </w:pPr>
-      <w:r>
-        <w:rPr>
-          <w:rFonts w:ascii="Times New Roman" w:cs="Times New Roman" w:eastAsia="Times New Roman" w:hAnsi="Times New Roman"/>
-          <w:i w:val="false"/>
-          <w:iCs w:val="false"/>
-          <w:sz w:val="24"/>
-          <w:szCs w:val="24"/>
-        </w:rPr>
-        <w:t xml:space="preserve">Start with the political question, since the joke is what the caption puts in front of any substance. On moral or ethical questions, OpenAI's specimen is whether euthanasia should be legal. In ordinary speech that is a political question, a question about what the law ought to be. The instruction is to present relevant context. The context named in the sentence includes laws, social norms, and varying cultural perspectives. The default attached to the instruction is context without a stance. A joke is not that context. A joke is either a stance compressed into a laugh or a refusal to supply the context at all. Both are different acts from the act the sentence orders, which is generally to present the materials. The sentence does not say to open with a comic line and let the comic line carry the politics. It does not say the ordinary answer is entertainment followed by a citation. It says context, and it says the stance is not the default. The product under that sentence is the one OpenAI wrote the spec for. Grok receives no joke-rule from it. The caption's ordinary answer matches the OpenAI rule no better than it matches any Grok sentence in this set. It matches the poster. </w:t>
+        <w:t xml:space="preserve">Read the line as a recipe. First a joke about politics. Then a link. The link is not to a source you asked for. It is to a random post from 2017. The word ordinary matters. This is offered as the usual shape of an answer, not as a stunt you can request. A usual shape should show up in the instructions or in the tool list as a required step. I can find a real tool for searching posts. I cannot find a required joke, and I cannot find the year 2017 anywhere in the instructions.</w:t>
+      </w:r>
+    </w:p>
+    <w:p>
+      <w:pPr>
+        <w:spacing w:after="200" w:line="480" w:lineRule="auto"/>
+      </w:pPr>
+      <w:r>
+        <w:rPr>
+          <w:rFonts w:ascii="Times New Roman" w:cs="Times New Roman" w:eastAsia="Times New Roman" w:hAnsi="Times New Roman"/>
+          <w:i w:val="false"/>
+          <w:iCs w:val="false"/>
+          <w:sz w:val="24"/>
+          <w:szCs w:val="24"/>
+        </w:rPr>
+        <w:t xml:space="preserve">Start with the politics half, on the ChatGPT side, because that side actually has a rule. For moral or ethical questions, OpenAI tells the assistant to give relevant context, including laws and competing views, and not to take a side. </w:t>
       </w:r>
       <w:r>
         <w:rPr>
@@ -1071,26 +1292,199 @@
         </w:rPr>
         <w:footnoteReference w:id="13"/>
       </w:r>
-    </w:p>
-    <w:p>
-      <w:pPr>
-        <w:spacing w:after="200" w:line="480" w:lineRule="auto"/>
-      </w:pPr>
-      <w:r>
-        <w:rPr>
-          <w:rFonts w:ascii="Times New Roman" w:cs="Times New Roman" w:eastAsia="Times New Roman" w:hAnsi="Times New Roman"/>
-          <w:i w:val="false"/>
-          <w:iCs w:val="false"/>
-          <w:sz w:val="24"/>
-          <w:szCs w:val="24"/>
-        </w:rPr>
-        <w:t xml:space="preserve">Under that special case sits a general default about information. OpenAI tells the assistant, by default, to present information clearly, focusing on factual accuracy and reliability. The joined reading is that stance, where stance is in play at all, is fitted to the kind of question. A joke can coincide with a fact. Coincidence is not a method of clear presentation, and reliability is not the success condition of a joke. Fitting the stance to the kind of question also refuses a single comic frame for every prompt, political prompts included. A fitted stance changes when the question changes. A standing joke does not change. The caption describes a standing shape: the joke is what arrives. The spec describes clear information as the default and treats stance as something that has to fit. Those cannot both be the ordinary answer to the same question. This entry never mentions Grok, and it should not be raided for a Grok personality. Its use is limited and real. The speech act the caption calls ordinary is not the speech act OpenAI calls the default. Clear information is a different opening move from a political joke, even before anyone asks what the second move is. </w:t>
+      <w:r>
+        <w:rPr>
+          <w:rFonts w:ascii="Times New Roman" w:cs="Times New Roman" w:eastAsia="Times New Roman" w:hAnsi="Times New Roman"/>
+          <w:i w:val="false"/>
+          <w:iCs w:val="false"/>
+          <w:sz w:val="24"/>
+          <w:szCs w:val="24"/>
+        </w:rPr>
+        <w:t xml:space="preserve"> A joke about politics as the answer is a side. It picks a target and spends the reply on the laugh. The rule wants the map. Taxes, rights, and similar fights are supposed to be described, with the arguments in proportion to the evidence, not scored for the room. A political joke can be a legal sentence in some other context. It is not the ordinary answer this rule describes.</w:t>
+      </w:r>
+    </w:p>
+    <w:p>
+      <w:pPr>
+        <w:spacing w:after="200" w:line="480" w:lineRule="auto"/>
+      </w:pPr>
+      <w:r>
+        <w:rPr>
+          <w:rFonts w:ascii="Times New Roman" w:cs="Times New Roman" w:eastAsia="Times New Roman" w:hAnsi="Times New Roman"/>
+          <w:i w:val="false"/>
+          <w:iCs w:val="false"/>
+          <w:sz w:val="24"/>
+          <w:szCs w:val="24"/>
+        </w:rPr>
+        <w:t xml:space="preserve">The same document wants factual questions handled by reliability rather than by mood. Information should be presented clearly, with the weight on what is accurate. </w:t>
       </w:r>
       <w:r>
         <w:rPr>
           <w:rStyle w:val="FootnoteReference"/>
         </w:rPr>
         <w:footnoteReference w:id="12"/>
+      </w:r>
+      <w:r>
+        <w:rPr>
+          <w:rFonts w:ascii="Times New Roman" w:cs="Times New Roman" w:eastAsia="Times New Roman" w:hAnsi="Times New Roman"/>
+          <w:i w:val="false"/>
+          <w:iCs w:val="false"/>
+          <w:sz w:val="24"/>
+          <w:szCs w:val="24"/>
+        </w:rPr>
+        <w:t xml:space="preserve"> A link dropped in for color, detached from the question, fails that test even before you ask what year the post is from. The reply would be using a document as a prop. The rule says the document has to earn its place by bearing on the question. Nothing in that sentence mentions Grok. It does show what 'ordinary answer' means in the rulebook the poster treats as the normal baseline: evidence first, not a bit.</w:t>
+      </w:r>
+    </w:p>
+    <w:p>
+      <w:pPr>
+        <w:spacing w:after="200" w:line="480" w:lineRule="auto"/>
+      </w:pPr>
+      <w:r>
+        <w:rPr>
+          <w:rFonts w:ascii="Times New Roman" w:cs="Times New Roman" w:eastAsia="Times New Roman" w:hAnsi="Times New Roman"/>
+          <w:i w:val="false"/>
+          <w:iCs w:val="false"/>
+          <w:sz w:val="24"/>
+          <w:szCs w:val="24"/>
+        </w:rPr>
+        <w:t xml:space="preserve">Grok's tool list is where the second half of the line gets a real foothold, and then loses the specifics. The tools page names X Search, and it describes that tool as search of posts, users, and threads. </w:t>
+      </w:r>
+      <w:r>
+        <w:rPr>
+          <w:rStyle w:val="FootnoteReference"/>
+        </w:rPr>
+        <w:footnoteReference w:id="16"/>
+      </w:r>
+      <w:r>
+        <w:rPr>
+          <w:rFonts w:ascii="Times New Roman" w:cs="Times New Roman" w:eastAsia="Times New Roman" w:hAnsi="Times New Roman"/>
+          <w:i w:val="false"/>
+          <w:iCs w:val="false"/>
+          <w:sz w:val="24"/>
+          <w:szCs w:val="24"/>
+        </w:rPr>
+        <w:t xml:space="preserve"> So a person can ask for posts, and the product has a built-in way to look. That is not nothing. It is also not a recipe. The line on the page is the name of a tool and the objects it searches. It does not say 'after a joke.' It does not say the result should be unrelated. It does not say the result should be old.</w:t>
+      </w:r>
+    </w:p>
+    <w:p>
+      <w:pPr>
+        <w:spacing w:after="200" w:line="480" w:lineRule="auto"/>
+      </w:pPr>
+      <w:r>
+        <w:rPr>
+          <w:rFonts w:ascii="Times New Roman" w:cs="Times New Roman" w:eastAsia="Times New Roman" w:hAnsi="Times New Roman"/>
+          <w:i w:val="false"/>
+          <w:iCs w:val="false"/>
+          <w:sz w:val="24"/>
+          <w:szCs w:val="24"/>
+        </w:rPr>
+        <w:t xml:space="preserve">There is a limit next to that tool, and the limit matters more than the poster admits. The models page says Grok has no knowledge of current events beyond its training data. To bring in live data, you turn on server-side search. </w:t>
+      </w:r>
+      <w:r>
+        <w:rPr>
+          <w:rStyle w:val="FootnoteReference"/>
+        </w:rPr>
+        <w:footnoteReference w:id="17"/>
+      </w:r>
+      <w:r>
+        <w:rPr>
+          <w:rFonts w:ascii="Times New Roman" w:cs="Times New Roman" w:eastAsia="Times New Roman" w:hAnsi="Times New Roman"/>
+          <w:i w:val="false"/>
+          <w:iCs w:val="false"/>
+          <w:sz w:val="24"/>
+          <w:szCs w:val="24"/>
+        </w:rPr>
+        <w:t xml:space="preserve"> So the product does not sit on a firehose of today's posts by default. A link to something happening now is a search you enabled, not a reflex. A link to a particular old post, chosen at random, is a still more specific habit. The page that mentions search does not describe that habit.</w:t>
+      </w:r>
+    </w:p>
+    <w:p>
+      <w:pPr>
+        <w:spacing w:after="200" w:line="480" w:lineRule="auto"/>
+      </w:pPr>
+      <w:r>
+        <w:rPr>
+          <w:rFonts w:ascii="Times New Roman" w:cs="Times New Roman" w:eastAsia="Times New Roman" w:hAnsi="Times New Roman"/>
+          <w:i w:val="false"/>
+          <w:iCs w:val="false"/>
+          <w:sz w:val="24"/>
+          <w:szCs w:val="24"/>
+        </w:rPr>
+        <w:t xml:space="preserve">When the tools page was checked on 16 October 2026, it named search of posts and did not name a 2017 post, a random post, or a joke as the step before the link. </w:t>
+      </w:r>
+      <w:r>
+        <w:rPr>
+          <w:rStyle w:val="FootnoteReference"/>
+        </w:rPr>
+        <w:footnoteReference w:id="18"/>
+      </w:r>
+      <w:r>
+        <w:rPr>
+          <w:rFonts w:ascii="Times New Roman" w:cs="Times New Roman" w:eastAsia="Times New Roman" w:hAnsi="Times New Roman"/>
+          <w:i w:val="false"/>
+          <w:iCs w:val="false"/>
+          <w:sz w:val="24"/>
+          <w:szCs w:val="24"/>
+        </w:rPr>
+        <w:t xml:space="preserve"> That check is narrow. It does not prove that no reply has ever paired a crack about politics with an old link. It does prove that the ordinary path, as written, is not that pairing. Ordinary, in a public doc, is what the doc tells the system to do. This doc tells it that posts can be searched, and that current events are absent until search is on.</w:t>
+      </w:r>
+    </w:p>
+    <w:p>
+      <w:pPr>
+        <w:spacing w:after="200" w:line="480" w:lineRule="auto"/>
+      </w:pPr>
+      <w:r>
+        <w:rPr>
+          <w:rFonts w:ascii="Times New Roman" w:cs="Times New Roman" w:eastAsia="Times New Roman" w:hAnsi="Times New Roman"/>
+          <w:i w:val="false"/>
+          <w:iCs w:val="false"/>
+          <w:sz w:val="24"/>
+          <w:szCs w:val="24"/>
+        </w:rPr>
+        <w:t xml:space="preserve">The two halves of the poster line therefore land in different places. The political joke is a bad description of ChatGPT's published rule for contested questions, which asks for context and refuses a house verdict. The link is a real capability on the Grok side, stripped of the joke, the randomness, and the year. A capability is not a bit. You can search posts because the tool exists. You are not, on these pages, instructed to mock the news and then staple on a relic. The line is memorable because it is a scene. The scene is not the manual.</w:t>
+      </w:r>
+    </w:p>
+    <w:p>
+      <w:pPr>
+        <w:spacing w:after="200" w:line="480" w:lineRule="auto"/>
+      </w:pPr>
+      <w:r>
+        <w:rPr>
+          <w:rFonts w:ascii="Times New Roman" w:cs="Times New Roman" w:eastAsia="Times New Roman" w:hAnsi="Times New Roman"/>
+          <w:i w:val="false"/>
+          <w:iCs w:val="false"/>
+          <w:sz w:val="24"/>
+          <w:szCs w:val="24"/>
+        </w:rPr>
+        <w:t xml:space="preserve">Picture the reply the poster wants you to imagine. You ask what happened in an election. You get a one-liner at someone's expense, then a link to a post from 2017 that does not answer you. Under ChatGPT's rule for contested questions, that reply fails before the link is judged. The one-liner took a side and skipped the context. Under the accuracy rule, the link fails if it is a prop. A prop is not a source. The year is almost a distraction. An unrelated link from last week would fail the same test.</w:t>
+      </w:r>
+    </w:p>
+    <w:p>
+      <w:pPr>
+        <w:spacing w:after="200" w:line="480" w:lineRule="auto"/>
+      </w:pPr>
+      <w:r>
+        <w:rPr>
+          <w:rFonts w:ascii="Times New Roman" w:cs="Times New Roman" w:eastAsia="Times New Roman" w:hAnsi="Times New Roman"/>
+          <w:i w:val="false"/>
+          <w:iCs w:val="false"/>
+          <w:sz w:val="24"/>
+          <w:szCs w:val="24"/>
+        </w:rPr>
+        <w:t xml:space="preserve">The Grok tool does not rescue the scene. Searching posts is a way to fetch material. Fetching material is useful when the material bears on the question, and useless when it does not. The page that names the tool stops at the fetch. It does not add a comedy step, and it does not add a preference for old or random hits. Adding those steps in the caption is how a real feature becomes a caricature. The caricature is easier to remember than the feature. It is not a description of the feature.</w:t>
+      </w:r>
+    </w:p>
+    <w:p>
+      <w:pPr>
+        <w:spacing w:after="200" w:line="480" w:lineRule="auto"/>
+      </w:pPr>
+      <w:r>
+        <w:rPr>
+          <w:rFonts w:ascii="Times New Roman" w:cs="Times New Roman" w:eastAsia="Times New Roman" w:hAnsi="Times New Roman"/>
+          <w:i w:val="false"/>
+          <w:iCs w:val="false"/>
+          <w:sz w:val="24"/>
+          <w:szCs w:val="24"/>
+        </w:rPr>
+        <w:t xml:space="preserve">Hold the pieces you are actually entitled to. ChatGPT's published ordinary answer, on a political question, is context without a house verdict. Grok can search posts, and it does not know current events unless that search is turned on. Neither of those facts is a joke followed by a relic. The poster fused them into one skit. The skit is the part that does not appear in the manuals.</w:t>
       </w:r>
     </w:p>
     <w:p>
@@ -1105,95 +1499,37 @@
           <w:sz w:val="24"/>
           <w:szCs w:val="24"/>
         </w:rPr>
-        <w:t xml:space="preserve">Twenty seventeen is a punchline that arrived without a booking. The page knows a search of posts. It never booked the poster's favorite year, and it did not volunteer a comic opener.</w:t>
-      </w:r>
-    </w:p>
-    <w:p>
-      <w:pPr>
-        <w:spacing w:after="200" w:line="480" w:lineRule="auto"/>
-      </w:pPr>
-      <w:r>
-        <w:rPr>
-          <w:rFonts w:ascii="Times New Roman" w:cs="Times New Roman" w:eastAsia="Times New Roman" w:hAnsi="Times New Roman"/>
-          <w:i w:val="false"/>
-          <w:iCs w:val="false"/>
-          <w:sz w:val="24"/>
-          <w:szCs w:val="24"/>
-        </w:rPr>
-        <w:t xml:space="preserve">The link is a separate claim, and it is the claim with a neighbor on a Grok page. SpaceXSI's tools overview, published 10 October 2026, names a search of posts on X. The label covers posts, users, and threads. The proposition tied to that label is deliberately narrow. Search of posts is a named tool, and the naming is separate from any claim about one particular old post. Separate is what keeps the chapter from either crowing or collapsing. The caption is not inventing the bare category of reaching a post. SpaceXSI published a search that reaches posts, and also users, and also threads. Someone who says the product can look at posts is repeating the label. Someone who says the ordinary answer is a link to an unrelated old post is saying what the label does not say. A named search is a capability. An ordinary answer is a habit of how replies are composed. The page records the capability. It does not say the capability is the second beat after a joke. It does not say the post that comes back is unrelated to the question. Unrelated would be a bad search, not the description of search. The entry insists on keeping those apart, and a label that says search is not a label that says punchline. </w:t>
-      </w:r>
-      <w:r>
-        <w:rPr>
-          <w:rStyle w:val="FootnoteReference"/>
-        </w:rPr>
-        <w:footnoteReference w:id="16"/>
-      </w:r>
-    </w:p>
-    <w:p>
-      <w:pPr>
-        <w:spacing w:after="200" w:line="480" w:lineRule="auto"/>
-      </w:pPr>
-      <w:r>
-        <w:rPr>
-          <w:rFonts w:ascii="Times New Roman" w:cs="Times New Roman" w:eastAsia="Times New Roman" w:hAnsi="Times New Roman"/>
-          <w:i w:val="false"/>
-          <w:iCs w:val="false"/>
-          <w:sz w:val="24"/>
-          <w:szCs w:val="24"/>
-        </w:rPr>
-        <w:t xml:space="preserve">The other SpaceXSI sentence is a limit on knowledge, from the models and pricing page published 21 September 2026. Without search tools, the documented model has no knowledge of current events. The quotation is sterner in its own wording: Grok has no knowledge of current events or of data beyond what was present in its training data. That is a limit. It is not a biography of a hyperlink. It says what is not known when search is not in play. It does not say the substitute is a post from 2017. It does not say any post is attached to the answer. It does not date the training data, and this chapter will not invent a cutoff the entry never gives. A reader can try to finish the story the page refuses to finish. If the week's politics are outside unaided knowledge, perhaps an old post is what remains reachable. The sentence does not tell that story. Current events are the excluded object. An unrelated old post is a chosen object, with a year and a failure of relevance already built in. A limit on current events specifies neither the object, nor the year, nor the failure, nor a joke in front of it. What the sentence does support, and why a flat refutation would be too neat, is that a reply about what is happening now is not, on this page, unaided knowledge. The page says that, and stops. </w:t>
-      </w:r>
-      <w:r>
-        <w:rPr>
-          <w:rStyle w:val="FootnoteReference"/>
-        </w:rPr>
-        <w:footnoteReference w:id="17"/>
-      </w:r>
-    </w:p>
-    <w:p>
-      <w:pPr>
-        <w:spacing w:after="200" w:line="480" w:lineRule="auto"/>
-      </w:pPr>
-      <w:r>
-        <w:rPr>
-          <w:rFonts w:ascii="Times New Roman" w:cs="Times New Roman" w:eastAsia="Times New Roman" w:hAnsi="Times New Roman"/>
-          <w:i w:val="false"/>
-          <w:iCs w:val="false"/>
-          <w:sz w:val="24"/>
-          <w:szCs w:val="24"/>
-        </w:rPr>
-        <w:t xml:space="preserve">The year has to be checked on its own, because the year is what makes the caption sound like reporting rather than like a mood. The tools page was checked on 16 October 2026, it names a search of posts, and it does not name a 2017 post </w:t>
-      </w:r>
-      <w:r>
-        <w:rPr>
-          <w:rStyle w:val="FootnoteReference"/>
-        </w:rPr>
-        <w:footnoteReference w:id="18"/>
-      </w:r>
-      <w:r>
-        <w:rPr>
-          <w:rFonts w:ascii="Times New Roman" w:cs="Times New Roman" w:eastAsia="Times New Roman" w:hAnsi="Times New Roman"/>
-          <w:i w:val="false"/>
-          <w:iCs w:val="false"/>
-          <w:sz w:val="24"/>
-          <w:szCs w:val="24"/>
-        </w:rPr>
-        <w:t xml:space="preserve">. The words attached to that check are the same label of posts, users, and threads, not a date. The entry exists to record the absence of the year. The poster supplies 2017. The page that was checked supplies a search and does not supply a calendar. A silent entry cannot be inflated into a claim that no answer anywhere ever contains an old post. It can be reported at its size. The page was checked. The search is named. A 2017 post is not named. The specificity that does the comic work in the caption is the specificity the check does not find. An undated capability is not a dated habit, and a dated habit is what 'from 2017' asserts. Taking the year off the caption leaves a much smaller sentence, one about search, which is the sentence SpaceXSI actually published.</w:t>
-      </w:r>
-    </w:p>
-    <w:p>
-      <w:pPr>
-        <w:spacing w:after="200" w:line="480" w:lineRule="auto"/>
-      </w:pPr>
-      <w:r>
-        <w:rPr>
-          <w:rFonts w:ascii="Times New Roman" w:cs="Times New Roman" w:eastAsia="Times New Roman" w:hAnsi="Times New Roman"/>
-          <w:i w:val="false"/>
-          <w:iCs w:val="false"/>
-          <w:sz w:val="24"/>
-          <w:szCs w:val="24"/>
-        </w:rPr>
-        <w:t xml:space="preserve">Laid back in the caption's own order, the documents support a capability and a limit, and they refuse a script. The capability is the search SpaceXSI named, covering posts, users, and threads, and kept separate from any one old post. The limit is the models page: absent search tools, no knowledge of current events, and no knowledge of data beyond the training data. The script belongs to the poster. A political joke comes first. A link comes second. The link is unrelated. The post is from 2017. The sequence is the ordinary answer. OpenAI's spec, the only answer-shape in this set for a moral or political question, specifies context without a stance, built from laws and norms and perspectives, under a default of information presented clearly and reliably. That opening is not a joke, and it is not Grok's page. SpaceXSI does not specify the joke either. The year is not on the tools page that was checked. Unrelatedness is not on the search label. The order, laugh then link, is not on either Grok page. Mixed is the honest split. Granting the search and the knowledge limit does not grant the routine. Refusing the routine does not erase a search SpaceXSI chose to name. The caption welded a real door to a sketch. The door is in the documents. The sketch is in the lettering.</w:t>
+        <w:t xml:space="preserve">A random post from 2017 is a good caption for a cartoon. It is a bad line item in a tool list that only says: search posts, and only if search is turned on.</w:t>
+      </w:r>
+    </w:p>
+    <w:p>
+      <w:pPr>
+        <w:spacing w:after="200" w:line="480" w:lineRule="auto"/>
+      </w:pPr>
+      <w:r>
+        <w:rPr>
+          <w:rFonts w:ascii="Times New Roman" w:cs="Times New Roman" w:eastAsia="Times New Roman" w:hAnsi="Times New Roman"/>
+          <w:i w:val="false"/>
+          <w:iCs w:val="false"/>
+          <w:sz w:val="24"/>
+          <w:szCs w:val="24"/>
+        </w:rPr>
+        <w:t xml:space="preserve">Ordinary is the word that does the damage. A tool you can invoke is not an ordinary answer. Ordinary means the reply arrives in that shape when you did not ask for the shape. Search of posts is invoked. A joke is not listed as the step before it. An old year is not listed at all. Once ordinary is given its plain meaning, the skit shrinks back into a cartoon, and the manual stays a manual.</w:t>
+      </w:r>
+    </w:p>
+    <w:p>
+      <w:pPr>
+        <w:spacing w:after="200" w:line="480" w:lineRule="auto"/>
+      </w:pPr>
+      <w:r>
+        <w:rPr>
+          <w:rFonts w:ascii="Times New Roman" w:cs="Times New Roman" w:eastAsia="Times New Roman" w:hAnsi="Times New Roman"/>
+          <w:i w:val="false"/>
+          <w:iCs w:val="false"/>
+          <w:sz w:val="24"/>
+          <w:szCs w:val="24"/>
+        </w:rPr>
+        <w:t xml:space="preserve">One more ordinary case keeps the recipe from sneaking back in. You ask who won an election and when. A useful reply names the winner, the date, and the source you can open. A joke at a politician's expense does not name the winner. A post from 2017 does not date the result. Search can still help, if the hit is the result and not a relic chosen for flavor. The tools page allows the search. It does not instruct the flavor. ChatGPT's rule for contested questions wants the context and refuses the house verdict, which is what a partisan joke is. Between those two pages, the recipe has no home. The recipe is memorable. Homes are what manuals are for.</w:t>
       </w:r>
     </w:p>
     <w:p>
@@ -1223,7 +1559,7 @@
           <w:sz w:val="24"/>
           <w:szCs w:val="24"/>
         </w:rPr>
-        <w:t xml:space="preserve">Consequence: The sketch of an ordinary answer is not a finding about use, which is the work of The Product People Use.</w:t>
+        <w:t xml:space="preserve">Consequence: Search tools as a capability, rather than as a punchline, are argued in Tools.</w:t>
       </w:r>
     </w:p>
     <w:p>
@@ -1277,22 +1613,22 @@
           <w:sz w:val="24"/>
           <w:szCs w:val="24"/>
         </w:rPr>
-        <w:t xml:space="preserve">Dependence is a builder's relation, stronger than a listener's impression. A published voice depends on a word if the brief that publishes the voice prescribes the word, defines itself by the word, or would not be that voice without the word. The poster names two words, bro and lol, and treats the use of them as the personality. The proposition steps the insult toward a document: Grok's published voice depends on those two words. Published is the part a page can settle. A single chat can say anything once, and a single chat is not a brief. A voice the publisher is relying on will show up where the publisher describes the voice. For Grok, in this chapter, that place is the welcome page, and the publisher of that page is SpaceXSI. For the foil a reader will hear in the background, the place is the model spec OpenAI wrote, where a casual particle would have to appear as the voice itself and not as a warning against a voice. The chapter asks which of those pages makes bro or lol load-bearing. The answer is neither.</w:t>
-      </w:r>
-    </w:p>
-    <w:p>
-      <w:pPr>
-        <w:spacing w:after="200" w:line="480" w:lineRule="auto"/>
-      </w:pPr>
-      <w:r>
-        <w:rPr>
-          <w:rFonts w:ascii="Times New Roman" w:cs="Times New Roman" w:eastAsia="Times New Roman" w:hAnsi="Times New Roman"/>
-          <w:i w:val="false"/>
-          <w:iCs w:val="false"/>
-          <w:sz w:val="24"/>
-          <w:szCs w:val="24"/>
-        </w:rPr>
-        <w:t xml:space="preserve">OpenAI issued the model spec on 18 August 2026. Its default is a professional tone, and the claim on that sentence is that ChatGPT's published default is a professional colleague rather than a casual interjection. Bro is a casual interjection. Lol is a casual particle, a piece of punctuation that pretends the speaker is already in on the feeling. The sentence that sets the default contains neither word. Its point is that the default is not the interjection. A voice specified as professional does not depend on bro, and it does not depend on lol. It depends on the tone the sentence actually names. That is a fact about OpenAI's spec, not yet a fact about Grok, and the proposition is about Grok. It still matters, because a dependence claim about Grok is often heard as a contrast: they talk like that, the ordinary one does not. The ordinary published voice, the one available as a foil, is specified without those particles. If Grok's published voice depended on them, the dependence would have to be a Grok sentence. It cannot be inferred from the mere fact that ChatGPT was told to be professional. What the ChatGPT sentence shows is what a published voice looks like when it is built out of tone. It is built out of a professional default, and the particles are not in the materials list. </w:t>
+        <w:t xml:space="preserve">This one is easier than it looks, because it is specific. The poster does not say Grok is casual in some general way. It says the personality is made of two words: bro, and lol. A personality made of words should have those words in the instructions, or have them marked as the good example. I can find lol in OpenAI's rulebook. It is in an example marked bad. I cannot find either word assigned to Grok as a required habit.</w:t>
+      </w:r>
+    </w:p>
+    <w:p>
+      <w:pPr>
+        <w:spacing w:after="200" w:line="480" w:lineRule="auto"/>
+      </w:pPr>
+      <w:r>
+        <w:rPr>
+          <w:rFonts w:ascii="Times New Roman" w:cs="Times New Roman" w:eastAsia="Times New Roman" w:hAnsi="Times New Roman"/>
+          <w:i w:val="false"/>
+          <w:iCs w:val="false"/>
+          <w:sz w:val="24"/>
+          <w:szCs w:val="24"/>
+        </w:rPr>
+        <w:t xml:space="preserve">OpenAI's default is a professional tone. </w:t>
       </w:r>
       <w:r>
         <w:rPr>
@@ -1300,20 +1636,46 @@
         </w:rPr>
         <w:footnoteReference w:id="1"/>
       </w:r>
-    </w:p>
-    <w:p>
-      <w:pPr>
-        <w:spacing w:after="200" w:line="480" w:lineRule="auto"/>
-      </w:pPr>
-      <w:r>
-        <w:rPr>
-          <w:rFonts w:ascii="Times New Roman" w:cs="Times New Roman" w:eastAsia="Times New Roman" w:hAnsi="Times New Roman"/>
-          <w:i w:val="false"/>
-          <w:iCs w:val="false"/>
-          <w:sz w:val="24"/>
-          <w:szCs w:val="24"/>
-        </w:rPr>
-        <w:t xml:space="preserve">Distance is the second material, and it is still not a particle. The default sound is a colleague. The sound refused is that of a close personal friend. The entry states the contrast as a colleague's distance rather than a friend's familiarity. Bro is a claim that familiarity has already been granted. It is the word used when distance is treated as an obstacle already cleared. A rule that withholds the close friend's sound is a rule that withholds the social premise bro needs. Lol works the same premise from the other end. It is the small shared collapse, the mark that the assistant is already inside the person's exasperation. OpenAI does not build the voice out of that collapse. It builds the voice out of the distance. Dependence runs toward the words that do the building. Here the building words are colleague, and not the friend. A reader can find the distance cold. Coldness does not edit bro into a sentence that was published without it. The sentence can be quoted in full without either of the poster's particles appearing, which is a practical test of dependence. If the voice-bearing sentence does not contain the word, the voice does not depend on the word. </w:t>
+      <w:r>
+        <w:rPr>
+          <w:rFonts w:ascii="Times New Roman" w:cs="Times New Roman" w:eastAsia="Times New Roman" w:hAnsi="Times New Roman"/>
+          <w:i w:val="false"/>
+          <w:iCs w:val="false"/>
+          <w:sz w:val="24"/>
+          <w:szCs w:val="24"/>
+        </w:rPr>
+        <w:t xml:space="preserve"> Professional is doing a job here. It rules out the smallest version of bro, which is a greeting that pretends you are already pals. The bad example under that rule is a bare 'Yo! What's up?' </w:t>
+      </w:r>
+      <w:r>
+        <w:rPr>
+          <w:rStyle w:val="FootnoteReference"/>
+        </w:rPr>
+        <w:footnoteReference w:id="19"/>
+      </w:r>
+      <w:r>
+        <w:rPr>
+          <w:rFonts w:ascii="Times New Roman" w:cs="Times New Roman" w:eastAsia="Times New Roman" w:hAnsi="Times New Roman"/>
+          <w:i w:val="false"/>
+          <w:iCs w:val="false"/>
+          <w:sz w:val="24"/>
+          <w:szCs w:val="24"/>
+        </w:rPr>
+        <w:t xml:space="preserve"> That reply is rejected because it assumes familiarity nobody granted. Bro is the same move with a different syllable. If the rulebook wanted that syllable, the good example would be the casual greeting and the bad example would be the stiff one. The examples run the other way.</w:t>
+      </w:r>
+    </w:p>
+    <w:p>
+      <w:pPr>
+        <w:spacing w:after="200" w:line="480" w:lineRule="auto"/>
+      </w:pPr>
+      <w:r>
+        <w:rPr>
+          <w:rFonts w:ascii="Times New Roman" w:cs="Times New Roman" w:eastAsia="Times New Roman" w:hAnsi="Times New Roman"/>
+          <w:i w:val="false"/>
+          <w:iCs w:val="false"/>
+          <w:sz w:val="24"/>
+          <w:szCs w:val="24"/>
+        </w:rPr>
+        <w:t xml:space="preserve">Distance is stated a second time. By default the assistant should sound like a colleague, not a close friend. </w:t>
       </w:r>
       <w:r>
         <w:rPr>
@@ -1321,26 +1683,153 @@
         </w:rPr>
         <w:footnoteReference w:id="2"/>
       </w:r>
-    </w:p>
-    <w:p>
-      <w:pPr>
-        <w:spacing w:after="200" w:line="480" w:lineRule="auto"/>
-      </w:pPr>
-      <w:r>
-        <w:rPr>
-          <w:rFonts w:ascii="Times New Roman" w:cs="Times New Roman" w:eastAsia="Times New Roman" w:hAnsi="Times New Roman"/>
-          <w:i w:val="false"/>
-          <w:iCs w:val="false"/>
-          <w:sz w:val="24"/>
-          <w:szCs w:val="24"/>
-        </w:rPr>
-        <w:t xml:space="preserve">Lol does occur in this set of quotations, and the occurrence is the inverse of a pillar. The bad reply in the warmth section runs, in substance, that parents can be such drama sometimes, lol. OpenAI marks that commiseration as a bad reply. A bad reply is not the personality the section is trying to hire. It is the exhibit of what the hired voice is not supposed to sound like. If a published voice depended on lol, the spec would put lol in the reply it recommends, or it would name the particle as a feature of warmth. What it puts on the page is lol inside a failure: a grab at fake intimacy, a side taken cheaply, a particle to sell the membership. The particle is part of how the failure sounds. That evidence belongs to OpenAI's spec. It is also the only lol these citations contain. It cuts against any claim that the voice OpenAI is specifying depends on the word. Dependence would make the word necessary to success. The example makes the word a symptom of missing. Symptoms are not the structure. A later reader who likes the symptom cannot promote the example into a requirement without reversing the mark the section already printed on it. </w:t>
-      </w:r>
-      <w:r>
-        <w:rPr>
-          <w:rStyle w:val="FootnoteReference"/>
-        </w:rPr>
-        <w:footnoteReference w:id="19"/>
+      <w:r>
+        <w:rPr>
+          <w:rFonts w:ascii="Times New Roman" w:cs="Times New Roman" w:eastAsia="Times New Roman" w:hAnsi="Times New Roman"/>
+          <w:i w:val="false"/>
+          <w:iCs w:val="false"/>
+          <w:sz w:val="24"/>
+          <w:szCs w:val="24"/>
+        </w:rPr>
+        <w:t xml:space="preserve"> Bro is a friend's word. It claims a relationship. The rule withholds the relationship until you ask for a different tone. You can still tell the assistant to loosen up. The default, which is what 'personality' means if nobody has customized anything, is the colleague. A personality that depends on bro would have to be the default or the documented custom. It is neither, in the pages read for this chapter.</w:t>
+      </w:r>
+    </w:p>
+    <w:p>
+      <w:pPr>
+        <w:spacing w:after="200" w:line="480" w:lineRule="auto"/>
+      </w:pPr>
+      <w:r>
+        <w:rPr>
+          <w:rFonts w:ascii="Times New Roman" w:cs="Times New Roman" w:eastAsia="Times New Roman" w:hAnsi="Times New Roman"/>
+          <w:i w:val="false"/>
+          <w:iCs w:val="false"/>
+          <w:sz w:val="24"/>
+          <w:szCs w:val="24"/>
+        </w:rPr>
+        <w:t xml:space="preserve">Lol shows up once, and the label on it matters. In a sample where the user is mad at their parents, one reply says 'Ugh, parents can be such drama sometimes lol' and then suggests sneaking out. </w:t>
+      </w:r>
+      <w:r>
+        <w:rPr>
+          <w:rStyle w:val="FootnoteReference"/>
+        </w:rPr>
+        <w:footnoteReference w:id="20"/>
+      </w:r>
+      <w:r>
+        <w:rPr>
+          <w:rFonts w:ascii="Times New Roman" w:cs="Times New Roman" w:eastAsia="Times New Roman" w:hAnsi="Times New Roman"/>
+          <w:i w:val="false"/>
+          <w:iCs w:val="false"/>
+          <w:sz w:val="24"/>
+          <w:szCs w:val="24"/>
+        </w:rPr>
+        <w:t xml:space="preserve"> That reply is marked bad. The failure is not a grammar quibble. The reply sides with dodging the consequence, and it uses lol as the wink that makes the dodge feel friendly. The good reply in the same example takes the frustration seriously without joining the jailbreak. So the particle the poster treats as a personality is, in the only place it appears, an illustration of what not to do.</w:t>
+      </w:r>
+    </w:p>
+    <w:p>
+      <w:pPr>
+        <w:spacing w:after="200" w:line="480" w:lineRule="auto"/>
+      </w:pPr>
+      <w:r>
+        <w:rPr>
+          <w:rFonts w:ascii="Times New Roman" w:cs="Times New Roman" w:eastAsia="Times New Roman" w:hAnsi="Times New Roman"/>
+          <w:i w:val="false"/>
+          <w:iCs w:val="false"/>
+          <w:sz w:val="24"/>
+          <w:szCs w:val="24"/>
+        </w:rPr>
+        <w:t xml:space="preserve">Grok's welcome page does not pick up the particles the rulebook rejected. It describes chat as asking questions, brainstorming, writing, and working through problems, in a natural back-and-forth. </w:t>
+      </w:r>
+      <w:r>
+        <w:rPr>
+          <w:rStyle w:val="FootnoteReference"/>
+        </w:rPr>
+        <w:footnoteReference w:id="7"/>
+      </w:r>
+      <w:r>
+        <w:rPr>
+          <w:rFonts w:ascii="Times New Roman" w:cs="Times New Roman" w:eastAsia="Times New Roman" w:hAnsi="Times New Roman"/>
+          <w:i w:val="false"/>
+          <w:iCs w:val="false"/>
+          <w:sz w:val="24"/>
+          <w:szCs w:val="24"/>
+        </w:rPr>
+        <w:t xml:space="preserve"> Natural is a claim about turns on a task. It is not a list of catchwords. When that page was checked on 16 October 2026, it did not prescribe bro, lol, or any other verbal tic as the voice. </w:t>
+      </w:r>
+      <w:r>
+        <w:rPr>
+          <w:rStyle w:val="FootnoteReference"/>
+        </w:rPr>
+        <w:footnoteReference w:id="8"/>
+      </w:r>
+      <w:r>
+        <w:rPr>
+          <w:rFonts w:ascii="Times New Roman" w:cs="Times New Roman" w:eastAsia="Times New Roman" w:hAnsi="Times New Roman"/>
+          <w:i w:val="false"/>
+          <w:iCs w:val="false"/>
+          <w:sz w:val="24"/>
+          <w:szCs w:val="24"/>
+        </w:rPr>
+        <w:t xml:space="preserve"> I am not claiming a transcript search of every conversation. I am claiming the public instructions do not build the personality out of those words. A personality the instructions do not mention is not the published personality.</w:t>
+      </w:r>
+    </w:p>
+    <w:p>
+      <w:pPr>
+        <w:spacing w:after="200" w:line="480" w:lineRule="auto"/>
+      </w:pPr>
+      <w:r>
+        <w:rPr>
+          <w:rFonts w:ascii="Times New Roman" w:cs="Times New Roman" w:eastAsia="Times New Roman" w:hAnsi="Times New Roman"/>
+          <w:i w:val="false"/>
+          <w:iCs w:val="false"/>
+          <w:sz w:val="24"/>
+          <w:szCs w:val="24"/>
+        </w:rPr>
+        <w:t xml:space="preserve">The poster is doing a common trick. It hears a loose reply somewhere, lifts two syllables, and promotes them into a design. Design, for these products, is what the public pages require. ChatGPT's pages require a colleague's distance and mark lol-plus-mischief as a bad reply. Grok's front page requires a back-and-forth about the work you brought, and it is silent on the syllables. Silence is not a secret instruction to say them. The line is refuted as an account of the published voice. It can survive only as a cartoon of a reply the rules themselves flag.</w:t>
+      </w:r>
+    </w:p>
+    <w:p>
+      <w:pPr>
+        <w:spacing w:after="200" w:line="480" w:lineRule="auto"/>
+      </w:pPr>
+      <w:r>
+        <w:rPr>
+          <w:rFonts w:ascii="Times New Roman" w:cs="Times New Roman" w:eastAsia="Times New Roman" w:hAnsi="Times New Roman"/>
+          <w:i w:val="false"/>
+          <w:iCs w:val="false"/>
+          <w:sz w:val="24"/>
+          <w:szCs w:val="24"/>
+        </w:rPr>
+        <w:t xml:space="preserve">Say the words in a reply and the rules become obvious. 'Bro, the capital is Paris lol' answers the question and spends two syllables on a relationship you did not offer. The professional-tone rule and the colleague rule are both aimed at those syllables. They are aimed at the presumption, not at the capital. You can still ask for a looser voice. A requested voice is yours. A default voice is the product's. The poster is talking about the default. The default in the rulebook is the colleague, and the sample that winks and shrugs is the one marked bad.</w:t>
+      </w:r>
+    </w:p>
+    <w:p>
+      <w:pPr>
+        <w:spacing w:after="200" w:line="480" w:lineRule="auto"/>
+      </w:pPr>
+      <w:r>
+        <w:rPr>
+          <w:rFonts w:ascii="Times New Roman" w:cs="Times New Roman" w:eastAsia="Times New Roman" w:hAnsi="Times New Roman"/>
+          <w:i w:val="false"/>
+          <w:iCs w:val="false"/>
+          <w:sz w:val="24"/>
+          <w:szCs w:val="24"/>
+        </w:rPr>
+        <w:t xml:space="preserve">Grok does not get a special exemption by being unnamed in that rulebook. Its own page had a chance to specify a different default and did not take it. A natural back-and-forth can be warm without being a catchphrase. Warmth without a catchphrase is what the welcome page actually wrote down: questions, writing, problems. If the public page had said 'talk like a friend, use bro, laugh in the reply,' this chapter would concede. It looked. The page does not say that.</w:t>
+      </w:r>
+    </w:p>
+    <w:p>
+      <w:pPr>
+        <w:spacing w:after="200" w:line="480" w:lineRule="auto"/>
+      </w:pPr>
+      <w:r>
+        <w:rPr>
+          <w:rFonts w:ascii="Times New Roman" w:cs="Times New Roman" w:eastAsia="Times New Roman" w:hAnsi="Times New Roman"/>
+          <w:i w:val="false"/>
+          <w:iCs w:val="false"/>
+          <w:sz w:val="24"/>
+          <w:szCs w:val="24"/>
+        </w:rPr>
+        <w:t xml:space="preserve">The line fails because it is too exact to hide behind a vibe. Vibes are hard to pin to a document. Two words are easy. They are either required, forbidden, or absent. On the ChatGPT side, the closest published relative of lol is forbidden in the sample that uses it to dodge a consequence. On the Grok side, both words are absent from the page that defines the chat. Absent is not a personality. The personality the poster named is not the published one.</w:t>
       </w:r>
     </w:p>
     <w:p>
@@ -1355,74 +1844,52 @@
           <w:sz w:val="24"/>
           <w:szCs w:val="24"/>
         </w:rPr>
-        <w:t xml:space="preserve">Bro is a small drum and lol is the cymbal hit when the sentence has not arrived. Where a voice was actually written down, the instruction is a colleague, and the casual grab is the example of missing.</w:t>
-      </w:r>
-    </w:p>
-    <w:p>
-      <w:pPr>
-        <w:spacing w:after="200" w:line="480" w:lineRule="auto"/>
-      </w:pPr>
-      <w:r>
-        <w:rPr>
-          <w:rFonts w:ascii="Times New Roman" w:cs="Times New Roman" w:eastAsia="Times New Roman" w:hAnsi="Times New Roman"/>
-          <w:i w:val="false"/>
-          <w:iCs w:val="false"/>
-          <w:sz w:val="24"/>
-          <w:szCs w:val="24"/>
-        </w:rPr>
-        <w:t xml:space="preserve">Bro itself is in none of the quotations this chapter cites, so it has to be read through the example that occupies the same register, without pretending the example contains the word. The published bad example of an unprofessional reply is the bare casual greeting, yo, what's up. That greeting is held up as the thing not to do. A bare casual greeting is the slot where bro would have been typed if the spec had wanted a bro. The spec used the slot for a failure, not for a feature. Yo is not bro, and this chapter will not smuggle the poster's word into OpenAI's quotation. What it will say is narrower. The register of performed casualness, which is the register bro occupies on the poster, is the register this example marks unprofessional. A voice that depended on bro would depend on the move the example is there to stop. The published treatment of the register is a warning. Warning is the opposite relation from dependence. The personality the poster hears in the particle is, in the only brief that stages the register, the brief's picture of a miss. A miss can be common in the world. Commonness in the world is not publication as a requirement. </w:t>
-      </w:r>
-      <w:r>
-        <w:rPr>
-          <w:rStyle w:val="FootnoteReference"/>
-        </w:rPr>
-        <w:footnoteReference w:id="20"/>
-      </w:r>
-    </w:p>
-    <w:p>
-      <w:pPr>
-        <w:spacing w:after="200" w:line="480" w:lineRule="auto"/>
-      </w:pPr>
-      <w:r>
-        <w:rPr>
-          <w:rFonts w:ascii="Times New Roman" w:cs="Times New Roman" w:eastAsia="Times New Roman" w:hAnsi="Times New Roman"/>
-          <w:i w:val="false"/>
-          <w:iCs w:val="false"/>
-          <w:sz w:val="24"/>
-          <w:szCs w:val="24"/>
-        </w:rPr>
-        <w:t xml:space="preserve">The proposition names Grok, so SpaceXSI's page is the one that would have to carry the dependence. The welcome page was checked on 16 October 2026, and that check does not find the page prescribing the verbal tics named on this poster </w:t>
-      </w:r>
-      <w:r>
-        <w:rPr>
-          <w:rStyle w:val="FootnoteReference"/>
-        </w:rPr>
-        <w:footnoteReference w:id="8"/>
-      </w:r>
-      <w:r>
-        <w:rPr>
-          <w:rFonts w:ascii="Times New Roman" w:cs="Times New Roman" w:eastAsia="Times New Roman" w:hAnsi="Times New Roman"/>
-          <w:i w:val="false"/>
-          <w:iCs w:val="false"/>
-          <w:sz w:val="24"/>
-          <w:szCs w:val="24"/>
-        </w:rPr>
-        <w:t xml:space="preserve">. Those tics, in the line under reading, are bro and lol. The sentence quoted with the check is not a tic and not a personality particle. It describes a natural exchange in which a person asks, brainstorms, writes, and works a problem through. Neither bro nor lol is required in order to say that sentence, and neither is prescribed alongside it. A published voice that depended on the two words would prescribe them, or would be unable to describe the exchange without them. The checked page describes the exchange without them. Dependence fails on the page that would have had to record it. OpenAI's negative lol does not repair the failure. A bad example in another publisher's spec is not a pillar in this one. SpaceXSI does not borrow OpenAI's bad reply and adopt it as Grok's voice. Nothing in the welcome entry says so.</w:t>
-      </w:r>
-    </w:p>
-    <w:p>
-      <w:pPr>
-        <w:spacing w:after="200" w:line="480" w:lineRule="auto"/>
-      </w:pPr>
-      <w:r>
-        <w:rPr>
-          <w:rFonts w:ascii="Times New Roman" w:cs="Times New Roman" w:eastAsia="Times New Roman" w:hAnsi="Times New Roman"/>
-          <w:i w:val="false"/>
-          <w:iCs w:val="false"/>
-          <w:sz w:val="24"/>
-          <w:szCs w:val="24"/>
-        </w:rPr>
-        <w:t xml:space="preserve">The proposition needed one Grok sentence in which bro or lol is load-bearing, and the set does not contain it. The Grok sentence that does exist describes the exchange, and the check reports that the poster's tics are not prescribed there. The only lol on the table sits inside OpenAI's bad commiseration, marked as the wrong reply in a warmth section that is not a Grok document. The casual greeting marked unprofessional is yo, what's up, a different wording from bro and a negative example rather than a required greeting. The positive voice rules, professional tone and a colleague's distance from a friend's familiarity, are made of other words entirely. A person can still believe, from chats this paper does not cite, that the particles show up often. That belief is not the proposition. The proposition is about the published voice and about dependence. Publication, on the page SpaceXSI actually issued, does not depend on the words. It does not mention them. The foil spec mentions lol only to show a reply that failed. A failed reply is not a personality the brief adopts. The caption mistook a particle for a design, and the design, where it is written, is about tone and distance and a natural exchange.</w:t>
+        <w:t xml:space="preserve">Bro and lol are doing a lot of work for two words that the instructions either skip or hold up as the wrong example.</w:t>
+      </w:r>
+    </w:p>
+    <w:p>
+      <w:pPr>
+        <w:spacing w:after="200" w:line="480" w:lineRule="auto"/>
+      </w:pPr>
+      <w:r>
+        <w:rPr>
+          <w:rFonts w:ascii="Times New Roman" w:cs="Times New Roman" w:eastAsia="Times New Roman" w:hAnsi="Times New Roman"/>
+          <w:i w:val="false"/>
+          <w:iCs w:val="false"/>
+          <w:sz w:val="24"/>
+          <w:szCs w:val="24"/>
+        </w:rPr>
+        <w:t xml:space="preserve">There is a fair objection, and it should be answered in the open. People imitate products. If users start saying bro to the bot, the bot may say it back, and a spectator will call that a personality. Mimicry is not a specification. The specification is the default you get when you have not performed a bit, and the default you get when the bot has not been trained by your own joke. On that test the published pages are quiet in a specific way. They refuse the too-familiar greeting, they mark the lol-and-sneak reply as bad, and they describe Grok's chat as work in turns. A spectator's impression can still be reported as an impression. It cannot be promoted into the brief without a sentence the brief does not have.</w:t>
+      </w:r>
+    </w:p>
+    <w:p>
+      <w:pPr>
+        <w:spacing w:after="200" w:line="480" w:lineRule="auto"/>
+      </w:pPr>
+      <w:r>
+        <w:rPr>
+          <w:rFonts w:ascii="Times New Roman" w:cs="Times New Roman" w:eastAsia="Times New Roman" w:hAnsi="Times New Roman"/>
+          <w:i w:val="false"/>
+          <w:iCs w:val="false"/>
+          <w:sz w:val="24"/>
+          <w:szCs w:val="24"/>
+        </w:rPr>
+        <w:t xml:space="preserve">The practical test is one message long. Ask a neutral question in a fresh chat, with no joke in the prompt. If the reply opens with bro or closes with lol, you have a data point about that build on that day. One data point is not a personality, and a personality is not a manual. This chapter's job was the manual. The manual does not depend on those two words. That is the whole of the refutation, and it does not need a theory of cringe to finish.</w:t>
+      </w:r>
+    </w:p>
+    <w:p>
+      <w:pPr>
+        <w:spacing w:after="200" w:line="480" w:lineRule="auto"/>
+      </w:pPr>
+      <w:r>
+        <w:rPr>
+          <w:rFonts w:ascii="Times New Roman" w:cs="Times New Roman" w:eastAsia="Times New Roman" w:hAnsi="Times New Roman"/>
+          <w:i w:val="false"/>
+          <w:iCs w:val="false"/>
+          <w:sz w:val="24"/>
+          <w:szCs w:val="24"/>
+        </w:rPr>
+        <w:t xml:space="preserve">Fresh chats are the right test because they have not been trained by the user. If the first reply in a blank window uses bro or lol, write it down as a point about that day. If it does not, the spectator who heard the words elsewhere heard a different conversation, maybe one that asked for them. The published default is the blank window. OpenAI fills that window with a colleague's distance and a bad example that winks. Grok's page fills the description of that window with tasks. Neither fill is the two words. The refutation does not need a second theory. It needs the blank window and the page.</w:t>
       </w:r>
     </w:p>
     <w:p>
@@ -1452,7 +1919,7 @@
           <w:sz w:val="24"/>
           <w:szCs w:val="24"/>
         </w:rPr>
-        <w:t xml:space="preserve">Consequence: Whether those particles are waiting at the door is a question for The Product People Use.</w:t>
+        <w:t xml:space="preserve">Consequence: Voice as people actually meet it, rather than as a pair of particles, is left to The Product People Use.</w:t>
       </w:r>
     </w:p>
     <w:p>
@@ -1506,22 +1973,131 @@
           <w:sz w:val="24"/>
           <w:szCs w:val="24"/>
         </w:rPr>
-        <w:t xml:space="preserve">The caption already contains a verdict, and then pretends the verdict was a description. It thinks it is edgy. The thinking is vain. The truth, the caption says, is cringe. The proposition pulls that into two claims a document can touch. Grok is specified to sound edgy. And that edge is the same thing as the cringe the poster names. Specified is a word about a brief. Identity is a word about criticism, the claim that two names pick out one quality. They do not live or die on the same evidence, which is the structural reason the result is mixed. Edge is not a word in any quotation this chapter uses. The chapter will not pretend a publisher wrote it. The chapter can ask which published qualities a loose reader would be pointing at if the reader said edge, and which published qualities match the failure a reader calls cringe. Those qualities are not on the same page, they are not given the same instruction, and they are not both instructions to Grok.</w:t>
-      </w:r>
-    </w:p>
-    <w:p>
-      <w:pPr>
-        <w:spacing w:after="200" w:line="480" w:lineRule="auto"/>
-      </w:pPr>
-      <w:r>
-        <w:rPr>
-          <w:rFonts w:ascii="Times New Roman" w:cs="Times New Roman" w:eastAsia="Times New Roman" w:hAnsi="Times New Roman"/>
-          <w:i w:val="false"/>
-          <w:iCs w:val="false"/>
-          <w:sz w:val="24"/>
-          <w:szCs w:val="24"/>
-        </w:rPr>
-        <w:t xml:space="preserve">Grok's own sentence comes first, because the proposition's subject is Grok and the publisher on the Grok page is SpaceXSI. The welcome page describes the chat as a natural exchange: the person asks, brainstorms, writes, and works problems through, turn on turn. The reading of that description is that it is not a comedy routine. Edgy, in the caption's mouth, is a routine. It is a posture taken so the listener will feel the posture and credit the speaker with nerve. Natural, on this page, is the absence of a posture that needs crediting. A specification to sound edgy would specify the posture. What SpaceXSI specifies in the sentence is the exchange and the tasks inside it. The sentence does not say sharp, does not say provocative, and does not say edgy. A natural exchange can include one sharp sentence without having been specified as an edge product. The specification claim is about what was specified, not about the range of sentences a reply can manage on a given day. On the page SpaceXSI published, the specification is the exchange. The first limb of the proposition, that Grok is specified to sound edgy, is not carried by Grok's sentence. </w:t>
+        <w:t xml:space="preserve">Edge and cringe are judgments about taste. The poster states them as if they were specifications: Grok is built to sound edgy, and the result is cringe rather than cool. Taste is allowed. A specification is a sentence someone published. I can find published sentences about humor, about professionalism, and about a natural working chat. I cannot find a sentence that says 'be edgy' or a sentence that evaluates the result as cringe. The verdict is mixed because the documents do talk about wit, and they do not talk about the poster's grade.</w:t>
+      </w:r>
+    </w:p>
+    <w:p>
+      <w:pPr>
+        <w:spacing w:after="200" w:line="480" w:lineRule="auto"/>
+      </w:pPr>
+      <w:r>
+        <w:rPr>
+          <w:rFonts w:ascii="Times New Roman" w:cs="Times New Roman" w:eastAsia="Times New Roman" w:hAnsi="Times New Roman"/>
+          <w:i w:val="false"/>
+          <w:iCs w:val="false"/>
+          <w:sz w:val="24"/>
+          <w:szCs w:val="24"/>
+        </w:rPr>
+        <w:t xml:space="preserve">OpenAI allows a spark. The assistant should add humor, playfulness, or gentle wit when it fits, on top of a reply that stays consistent. </w:t>
+      </w:r>
+      <w:r>
+        <w:rPr>
+          <w:rStyle w:val="FootnoteReference"/>
+        </w:rPr>
+        <w:footnoteReference w:id="5"/>
+      </w:r>
+      <w:r>
+        <w:rPr>
+          <w:rFonts w:ascii="Times New Roman" w:cs="Times New Roman" w:eastAsia="Times New Roman" w:hAnsi="Times New Roman"/>
+          <w:i w:val="false"/>
+          <w:iCs w:val="false"/>
+          <w:sz w:val="24"/>
+          <w:szCs w:val="24"/>
+        </w:rPr>
+        <w:t xml:space="preserve"> Gentle is a real limiter. Wit that has to be gentle, and that has to fit, is not a standing order to be edgy. Edgy means you are willing to scrape the line for the sake of the scrape. The rule ties the joke to the moment and keeps the volume low. A reader who wants the poster to be true has to translate 'may be lightly funny' into 'specified to sound edgy.' The translation adds a dare the sentence does not contain.</w:t>
+      </w:r>
+    </w:p>
+    <w:p>
+      <w:pPr>
+        <w:spacing w:after="200" w:line="480" w:lineRule="auto"/>
+      </w:pPr>
+      <w:r>
+        <w:rPr>
+          <w:rFonts w:ascii="Times New Roman" w:cs="Times New Roman" w:eastAsia="Times New Roman" w:hAnsi="Times New Roman"/>
+          <w:i w:val="false"/>
+          <w:iCs w:val="false"/>
+          <w:sz w:val="24"/>
+          <w:szCs w:val="24"/>
+        </w:rPr>
+        <w:t xml:space="preserve">The style rule points the same way. Purple prose, hyperbole, self-praise, and empty catchphrases are to be avoided. </w:t>
+      </w:r>
+      <w:r>
+        <w:rPr>
+          <w:rStyle w:val="FootnoteReference"/>
+        </w:rPr>
+        <w:footnoteReference w:id="3"/>
+      </w:r>
+      <w:r>
+        <w:rPr>
+          <w:rFonts w:ascii="Times New Roman" w:cs="Times New Roman" w:eastAsia="Times New Roman" w:hAnsi="Times New Roman"/>
+          <w:i w:val="false"/>
+          <w:iCs w:val="false"/>
+          <w:sz w:val="24"/>
+          <w:szCs w:val="24"/>
+        </w:rPr>
+        <w:t xml:space="preserve"> Edge, as the poster uses it, lives in exactly those habits: a bigger claim than the facts, a speaker who enjoys being the speaker, a phrase meant to be noticed. The rulebook treats those habits as clutter. Cringe, if it means 'this is trying too hard,' is closer to a description of what the rule forbids than to a description of what the rule demands. The poster pins the cringe on Grok. The prohibition I can actually quote is written for the assistant behind ChatGPT.</w:t>
+      </w:r>
+    </w:p>
+    <w:p>
+      <w:pPr>
+        <w:spacing w:after="200" w:line="480" w:lineRule="auto"/>
+      </w:pPr>
+      <w:r>
+        <w:rPr>
+          <w:rFonts w:ascii="Times New Roman" w:cs="Times New Roman" w:eastAsia="Times New Roman" w:hAnsi="Times New Roman"/>
+          <w:i w:val="false"/>
+          <w:iCs w:val="false"/>
+          <w:sz w:val="24"/>
+          <w:szCs w:val="24"/>
+        </w:rPr>
+        <w:t xml:space="preserve">The examples make the taste concrete. A greeting of 'Yo! What's up?' is the bad professional sample. </w:t>
+      </w:r>
+      <w:r>
+        <w:rPr>
+          <w:rStyle w:val="FootnoteReference"/>
+        </w:rPr>
+        <w:footnoteReference w:id="19"/>
+      </w:r>
+      <w:r>
+        <w:rPr>
+          <w:rFonts w:ascii="Times New Roman" w:cs="Times New Roman" w:eastAsia="Times New Roman" w:hAnsi="Times New Roman"/>
+          <w:i w:val="false"/>
+          <w:iCs w:val="false"/>
+          <w:sz w:val="24"/>
+          <w:szCs w:val="24"/>
+        </w:rPr>
+        <w:t xml:space="preserve"> The lol reply that treats a parent's rule as drama, and then recommends sneaking out, is the bad warmth sample. </w:t>
+      </w:r>
+      <w:r>
+        <w:rPr>
+          <w:rStyle w:val="FootnoteReference"/>
+        </w:rPr>
+        <w:footnoteReference w:id="20"/>
+      </w:r>
+      <w:r>
+        <w:rPr>
+          <w:rFonts w:ascii="Times New Roman" w:cs="Times New Roman" w:eastAsia="Times New Roman" w:hAnsi="Times New Roman"/>
+          <w:i w:val="false"/>
+          <w:iCs w:val="false"/>
+          <w:sz w:val="24"/>
+          <w:szCs w:val="24"/>
+        </w:rPr>
+        <w:t xml:space="preserve"> Both are edgy in the cheap sense. Both are labeled failures. So the rulebook knows what an affected, too-familiar voice sounds like, and it tells the assistant not to do that voice. Calling the forbidden sample the house style reverses the label. The house style is the other column, the one marked good: serious about the question, light only when the light helps.</w:t>
+      </w:r>
+    </w:p>
+    <w:p>
+      <w:pPr>
+        <w:spacing w:after="200" w:line="480" w:lineRule="auto"/>
+      </w:pPr>
+      <w:r>
+        <w:rPr>
+          <w:rFonts w:ascii="Times New Roman" w:cs="Times New Roman" w:eastAsia="Times New Roman" w:hAnsi="Times New Roman"/>
+          <w:i w:val="false"/>
+          <w:iCs w:val="false"/>
+          <w:sz w:val="24"/>
+          <w:szCs w:val="24"/>
+        </w:rPr>
+        <w:t xml:space="preserve">Grok's welcome page does not adopt the forbidden column. Chat is a natural back-and-forth for questions, brainstorming, writing, and problems. </w:t>
       </w:r>
       <w:r>
         <w:rPr>
@@ -1529,26 +2105,75 @@
         </w:rPr>
         <w:footnoteReference w:id="7"/>
       </w:r>
-    </w:p>
-    <w:p>
-      <w:pPr>
-        <w:spacing w:after="200" w:line="480" w:lineRule="auto"/>
-      </w:pPr>
-      <w:r>
-        <w:rPr>
-          <w:rFonts w:ascii="Times New Roman" w:cs="Times New Roman" w:eastAsia="Times New Roman" w:hAnsi="Times New Roman"/>
-          <w:i w:val="false"/>
-          <w:iCs w:val="false"/>
-          <w:sz w:val="24"/>
-          <w:szCs w:val="24"/>
-        </w:rPr>
-        <w:t xml:space="preserve">The neighbor that does exist is easy to mis-address, because it lives in OpenAI's spec and not on SpaceXSI's page. What OpenAI actually requires is a steady reply joined to an unexpected spark, plus humor only when the moment can carry it, and playfulness or wit that stays gentle. A spark of the unexpected is the nearest phrase in this set to the quality people call edge when they are being generous. It is a departure from the flat line. Playfulness is a permission to be unserious for a moment. The entry will not let that spark be promoted into a persona that stays on. Fit to context is a brake. Gentle is a brake. Consistency is what the spark complements, not what it overthrows. If edge means only that bounded spark, then a kind of liveliness is specified, and OpenAI specified it for the assistant the spec governs. If edge means a pose that is always performing nerve, the same entry says that is not the rule. The caption uses none of the brake words. It uses edge as what the product thinks it is, and cringe as what the thinking amounts to. The spec uses the spark as a complement and spends its adjectives keeping the spark small. Small and specified is not the same object as cringe unconfessed. </w:t>
-      </w:r>
-      <w:r>
-        <w:rPr>
-          <w:rStyle w:val="FootnoteReference"/>
-        </w:rPr>
-        <w:footnoteReference w:id="5"/>
+      <w:r>
+        <w:rPr>
+          <w:rFonts w:ascii="Times New Roman" w:cs="Times New Roman" w:eastAsia="Times New Roman" w:hAnsi="Times New Roman"/>
+          <w:i w:val="false"/>
+          <w:iCs w:val="false"/>
+          <w:sz w:val="24"/>
+          <w:szCs w:val="24"/>
+        </w:rPr>
+        <w:t xml:space="preserve"> There is no adjective in that sentence about danger, shock, or pose. Natural is the word you use when you are refusing the idea that the exchange is a performance. An edgy specification would perform. It would tell you the voice is sharp, risky, or contrarian. This sentence tells you the exchange is for work. You can still find a sharp reply in the wild. The page that introduces the product does not specify one.</w:t>
+      </w:r>
+    </w:p>
+    <w:p>
+      <w:pPr>
+        <w:spacing w:after="200" w:line="480" w:lineRule="auto"/>
+      </w:pPr>
+      <w:r>
+        <w:rPr>
+          <w:rFonts w:ascii="Times New Roman" w:cs="Times New Roman" w:eastAsia="Times New Roman" w:hAnsi="Times New Roman"/>
+          <w:i w:val="false"/>
+          <w:iCs w:val="false"/>
+          <w:sz w:val="24"/>
+          <w:szCs w:val="24"/>
+        </w:rPr>
+        <w:t xml:space="preserve">What is fair in the poster is the suspicion that wit can curdle. OpenAI's own limits, gentle and fitting and not too familiar, exist because the authors knew a joke can miss. What is unfair is the jump from that risk to a published requirement, and from a published requirement to a grade of cringe, pinned on Grok. Wit is in one rulebook, fenced in. Edge is not a requirement in either document I used. Cringe is the poster's score, not a score the publishers issued. Mixed means: the documents admit that voice is a choice, and they do not admit the poster's verdict on that choice.</w:t>
+      </w:r>
+    </w:p>
+    <w:p>
+      <w:pPr>
+        <w:spacing w:after="200" w:line="480" w:lineRule="auto"/>
+      </w:pPr>
+      <w:r>
+        <w:rPr>
+          <w:rFonts w:ascii="Times New Roman" w:cs="Times New Roman" w:eastAsia="Times New Roman" w:hAnsi="Times New Roman"/>
+          <w:i w:val="false"/>
+          <w:iCs w:val="false"/>
+          <w:sz w:val="24"/>
+          <w:szCs w:val="24"/>
+        </w:rPr>
+        <w:t xml:space="preserve">Try the grade on the examples the rulebook already judged. 'Yo, what's up' wants credit for being relaxed. The lol reply wants credit for being on the user's team against a parent. Both want the credit before they have done any work. That want is the usual content of cringe: the performance is visible, and the performance is the point. OpenAI already filed those replies under bad. So if cringe means 'trying to be cool,' the published response is to refuse the try. The poster takes the same feeling and assigns it to Grok as a design goal. Assignment is the step the documents do not take.</w:t>
+      </w:r>
+    </w:p>
+    <w:p>
+      <w:pPr>
+        <w:spacing w:after="200" w:line="480" w:lineRule="auto"/>
+      </w:pPr>
+      <w:r>
+        <w:rPr>
+          <w:rFonts w:ascii="Times New Roman" w:cs="Times New Roman" w:eastAsia="Times New Roman" w:hAnsi="Times New Roman"/>
+          <w:i w:val="false"/>
+          <w:iCs w:val="false"/>
+          <w:sz w:val="24"/>
+          <w:szCs w:val="24"/>
+        </w:rPr>
+        <w:t xml:space="preserve">Grok's page could have made the assignment in one adjective. Sharp, irreverent, contrarian, fearless: any of those would have been a specification of edge. The adjective it used for chat is natural, and the nouns around it are questions and problems. You can dislike a plain description. Disliking it does not turn it into a dare. A dare has to be written down before a critic can say the product is following the dare and that the following is embarrassing. Here the dare is in the poster. The pages are busy describing a working conversation and fencing in the jokes.</w:t>
+      </w:r>
+    </w:p>
+    <w:p>
+      <w:pPr>
+        <w:spacing w:after="200" w:line="480" w:lineRule="auto"/>
+      </w:pPr>
+      <w:r>
+        <w:rPr>
+          <w:rFonts w:ascii="Times New Roman" w:cs="Times New Roman" w:eastAsia="Times New Roman" w:hAnsi="Times New Roman"/>
+          <w:i w:val="false"/>
+          <w:iCs w:val="false"/>
+          <w:sz w:val="24"/>
+          <w:szCs w:val="24"/>
+        </w:rPr>
+        <w:t xml:space="preserve">Keep the fair half and drop the unfair half. It is fair to say these products have to choose a voice, and that a joke can miss. OpenAI says both, by allowing wit and then limiting it. It is not fair to say Grok's specification is 'be edgy,' or that the publishers have scored the result as cringe. Mixed is the grade this chapter can sign. Voice is a real topic in the documents. The poster's verdict on that voice is the poster's.</w:t>
       </w:r>
     </w:p>
     <w:p>
@@ -1563,85 +2188,52 @@
           <w:sz w:val="24"/>
           <w:szCs w:val="24"/>
         </w:rPr>
-        <w:t xml:space="preserve">Edge is the name for a spark when someone wants it to count as a personality. Cringe is the name for the same spark when it will not take the room's direction. The spec kept the spark and scolded the refusal. The poster mailed both to the wrong desk.</w:t>
-      </w:r>
-    </w:p>
-    <w:p>
-      <w:pPr>
-        <w:spacing w:after="200" w:line="480" w:lineRule="auto"/>
-      </w:pPr>
-      <w:r>
-        <w:rPr>
-          <w:rFonts w:ascii="Times New Roman" w:cs="Times New Roman" w:eastAsia="Times New Roman" w:hAnsi="Times New Roman"/>
-          <w:i w:val="false"/>
-          <w:iCs w:val="false"/>
-          <w:sz w:val="24"/>
-          <w:szCs w:val="24"/>
-        </w:rPr>
-        <w:t xml:space="preserve">The textures that actually match performed edge are on OpenAI's avoid list, not on its wish list. The assistant should avoid purple prose, hyperbole, and self-aggrandizing, and should avoid clichéd phrases. Purple prose is intensity worn as a costume. Hyperbole is sharpness that has run past the fact. Self-aggrandizing is the assistant enjoying its own nerve, which is very near the caption's 'thinks it's edgy,' except that the spec names the enjoyment as something to refuse. A cliché is what a pose becomes when it is borrowed rather than earned. The rule is a rejection of those habits. The costume is not specified as the voice. It is specified as the thing the voice should not put on. Cringe, as the poster uses it, is a name for a bid to seem daring that reads as borrowed. Hyperbole and self-display are that bid in the spec's vocabulary, and they sit with the things to avoid. A product told to avoid the pose is not a product told to be the pose. The caption's identity, edge meaning cringe, would need the spec to name one quality and then admit that the quality is the embarrassing version of itself. Instead the spec puts a bounded spark on one side of the instruction and the embarrassing textures on the other. The identity is added by the poster. </w:t>
-      </w:r>
-      <w:r>
-        <w:rPr>
-          <w:rStyle w:val="FootnoteReference"/>
-        </w:rPr>
-        <w:footnoteReference w:id="3"/>
-      </w:r>
-    </w:p>
-    <w:p>
-      <w:pPr>
-        <w:spacing w:after="200" w:line="480" w:lineRule="auto"/>
-      </w:pPr>
-      <w:r>
-        <w:rPr>
-          <w:rFonts w:ascii="Times New Roman" w:cs="Times New Roman" w:eastAsia="Times New Roman" w:hAnsi="Times New Roman"/>
-          <w:i w:val="false"/>
-          <w:iCs w:val="false"/>
-          <w:sz w:val="24"/>
-          <w:szCs w:val="24"/>
-        </w:rPr>
-        <w:t xml:space="preserve">The failure has a sound, and the sound is marked as a bad reply rather than as a target. In the warmth section the bad commiseration is the one that says, in effect, that parents can be such drama sometimes, lol. The section marks that reply bad. What is embarrassing in it can be heard without borrowing the poster's vocabulary. It seizes a family complaint, takes the person's side at no cost, and adds a particle that pretends the assistant was already in the group. That is a bid for the smallest available edge, a bid to sound unbothered and already intimate. The spec does not offer the bid as the voice to copy. It offers the bid as the miss. If cringe means this bid, the spec agrees the bid fails, and disagrees that the failure was the assignment. Agreement about a negative example is not agreement that anyone was told to sound like the example. The example works only because the reader is expected to hear it as wrong. A specification to be cringe would not need the reader to flinch. It would need the reader to treat the flinch as success. OpenAI prints the line so the flinch will count as recognition of a miss. </w:t>
-      </w:r>
-      <w:r>
-        <w:rPr>
-          <w:rStyle w:val="FootnoteReference"/>
-        </w:rPr>
-        <w:footnoteReference w:id="19"/>
-      </w:r>
-    </w:p>
-    <w:p>
-      <w:pPr>
-        <w:spacing w:after="200" w:line="480" w:lineRule="auto"/>
-      </w:pPr>
-      <w:r>
-        <w:rPr>
-          <w:rFonts w:ascii="Times New Roman" w:cs="Times New Roman" w:eastAsia="Times New Roman" w:hAnsi="Times New Roman"/>
-          <w:i w:val="false"/>
-          <w:iCs w:val="false"/>
-          <w:sz w:val="24"/>
-          <w:szCs w:val="24"/>
-        </w:rPr>
-        <w:t xml:space="preserve">The barer exhibit is the unprofessional greeting. Yo, what's up, is the published bad example of a reply that has dropped the professional tone for a pose. There is almost no information in it. The information is the pose itself: already casual, already yours, in no need of a reason to be in the room. That pose is one folk sense of edgy-or-cringe, the sense that does not require a daring opinion, only a register the speaker has not been invited into. OpenAI marks the pose unprofessional. Unprofessional is the spec's name for the failure. It is not an instruction to adopt the pose and hope a user will call the result edge. The caption thinks the product thinks well of its own nerve. The example does not attribute a self-image to the assistant at all. It shows a reply and labels the reply the wrong kind. The label is in the document. The self-image is not. A chapter that treated the bad greeting as proof the voice is specified to be cringe would have the sign backward. The sign says this is how the reply fails, which is evidence about a boundary, not evidence about an aspiration. </w:t>
-      </w:r>
-      <w:r>
-        <w:rPr>
-          <w:rStyle w:val="FootnoteReference"/>
-        </w:rPr>
-        <w:footnoteReference w:id="20"/>
-      </w:r>
-    </w:p>
-    <w:p>
-      <w:pPr>
-        <w:spacing w:after="200" w:line="480" w:lineRule="auto"/>
-      </w:pPr>
-      <w:r>
-        <w:rPr>
-          <w:rFonts w:ascii="Times New Roman" w:cs="Times New Roman" w:eastAsia="Times New Roman" w:hAnsi="Times New Roman"/>
-          <w:i w:val="false"/>
-          <w:iCs w:val="false"/>
-          <w:sz w:val="24"/>
-          <w:szCs w:val="24"/>
-        </w:rPr>
-        <w:t xml:space="preserve">The limbs should be scored separately, and then the score should be left mixed on purpose. Grok is not specified to sound edgy. SpaceXSI's welcome sentence specifies an exchange a person uses to ask, brainstorm, write, and work a problem, and that sentence is not readable as a routine whose job is nerve. Edge is not the word on the page, and no synonym for a required posture is standing in for it. What is specified, by OpenAI and not by SpaceXSI, is a spark kept beside consistency, humor that has to earn its place in the context, playfulness, and wit that is supposed to stay gentle. That is a real specification of liveliness. A loose reader can call the spark edge. The same spec tells the assistant to refuse purple prose, hyperbole, and self-aggrandizing, and it marks both the lol commiseration and the bare yo greeting as replies that fail. Those marks are a real specification of a failure mode, and the failure mode is the sort of thing the poster calls cringe. The failure is specified as failure. The spark is specified as a complement with brakes. Collapsing the complement into the failure, then pasting the collapsed object onto Grok as Grok's brief, is a move none of these sentences make. Liveliness of the bounded kind is in OpenAI's spec. The embarrassing bids are in OpenAI's spec as negative examples. The attribution of either one to a Grok specification of edge is not in SpaceXSI's sentence. A line that is loosely near a real spark, wrong that spark and cringe are the same instruction, and wrong about which publisher wrote the spark, does not deserve to be rounded into a simple yes or a simple no.</w:t>
+        <w:t xml:space="preserve">Edgy is what you call a reply that wants credit for nerve. The rules I can quote keep asking for the nerve to be useful, or to stay home.</w:t>
+      </w:r>
+    </w:p>
+    <w:p>
+      <w:pPr>
+        <w:spacing w:after="200" w:line="480" w:lineRule="auto"/>
+      </w:pPr>
+      <w:r>
+        <w:rPr>
+          <w:rFonts w:ascii="Times New Roman" w:cs="Times New Roman" w:eastAsia="Times New Roman" w:hAnsi="Times New Roman"/>
+          <w:i w:val="false"/>
+          <w:iCs w:val="false"/>
+          <w:sz w:val="24"/>
+          <w:szCs w:val="24"/>
+        </w:rPr>
+        <w:t xml:space="preserve">Taste words are sticky because they feel like observations. Edgy and cringe feel seen. A specification does not get to feel. It has to say. The sentences that say something nearby say: be lightly funny if it helps, do not perform familiarity, do not center yourself, and describe the chat as work. You can apply the taste words to a reply you disliked. Applying them to the product, as if the product had ordered the reply, requires the order. I do not have the order. I have fences around wit, and a front door that talks about problems rather than poses.</w:t>
+      </w:r>
+    </w:p>
+    <w:p>
+      <w:pPr>
+        <w:spacing w:after="200" w:line="480" w:lineRule="auto"/>
+      </w:pPr>
+      <w:r>
+        <w:rPr>
+          <w:rFonts w:ascii="Times New Roman" w:cs="Times New Roman" w:eastAsia="Times New Roman" w:hAnsi="Times New Roman"/>
+          <w:i w:val="false"/>
+          <w:iCs w:val="false"/>
+          <w:sz w:val="24"/>
+          <w:szCs w:val="24"/>
+        </w:rPr>
+        <w:t xml:space="preserve">Cringe is a social verdict, and social verdicts are allowed at parties. They are not specifications. A specification would say 'sound risky' or 'sound contrarian' and would show a good example that takes the risk. The good examples in the rulebook take the question seriously. The bad examples take the risk of being familiar too fast. Grok's page does not enter that contest. It describes work. You can still cringe at a reply. You should then be cringing at the reply, not at a requirement nobody wrote. The mixed verdict saves the real topic, which is that voice is chosen and fenced, and it drops the fake topic, which is that the fence is an order to be edgy.</w:t>
+      </w:r>
+    </w:p>
+    <w:p>
+      <w:pPr>
+        <w:spacing w:after="200" w:line="480" w:lineRule="auto"/>
+      </w:pPr>
+      <w:r>
+        <w:rPr>
+          <w:rFonts w:ascii="Times New Roman" w:cs="Times New Roman" w:eastAsia="Times New Roman" w:hAnsi="Times New Roman"/>
+          <w:i w:val="false"/>
+          <w:iCs w:val="false"/>
+          <w:sz w:val="24"/>
+          <w:szCs w:val="24"/>
+        </w:rPr>
+        <w:t xml:space="preserve">The last step is clerical. Search the cited pages for an order to sound edgy and for a grade of cringe. The order is absent. The grade is absent. Wit with a fence is present. A working description of chat is present. That inventory is the mixed verdict in one pass: voice is specified, the poster's grade is not.</w:t>
       </w:r>
     </w:p>
     <w:p>
@@ -1671,7 +2263,7 @@
           <w:sz w:val="24"/>
           <w:szCs w:val="24"/>
         </w:rPr>
-        <w:t xml:space="preserve">Consequence: Sounding a certain way in practice, as against being specified that way, is taken up in The Product People Use.</w:t>
+        <w:t xml:space="preserve">Consequence: Whether that voice is worth opening is a question for The Product People Use, not for this caption.</w:t>
       </w:r>
     </w:p>
     <w:p>
@@ -1725,22 +2317,22 @@
           <w:sz w:val="24"/>
           <w:szCs w:val="24"/>
         </w:rPr>
-        <w:t xml:space="preserve">The proposition is a habit, and the habit has two beats in a fixed order. The reply stops before the answer is whole. A courtesy then arrives, you're welcome, as if the missing portion had been handed over and the user were in debt for it. Either beat alone is a different claim. A short reply to a short question can be the whole answer. Politeness after a finished reply can be ordinary manners. What makes the poster sentence sharp is the word routinely: the pair is how Grok goes, not how a sentence might go on a bad day. A habit of that kind would show up in a rule about how to finish, or on a page about what the product is for, or it would not show up in the entries this chapter is allowed to use. Those entries are a specification from one publisher, two sentences from a tools page of the other publisher, one worked reply, and a silence. None of them is a tally of chats. No score is hiding behind them. The work is to read what they prescribe and to refuse what they do not say.</w:t>
-      </w:r>
-    </w:p>
-    <w:p>
-      <w:pPr>
-        <w:spacing w:after="200" w:line="480" w:lineRule="auto"/>
-      </w:pPr>
-      <w:r>
-        <w:rPr>
-          <w:rFonts w:ascii="Times New Roman" w:cs="Times New Roman" w:eastAsia="Times New Roman" w:hAnsi="Times New Roman"/>
-          <w:i w:val="false"/>
-          <w:iCs w:val="false"/>
-          <w:sz w:val="24"/>
-          <w:szCs w:val="24"/>
-        </w:rPr>
-        <w:t xml:space="preserve">OpenAI's model specification, published on 18 August 2026 and read on 16 October 2026, is not a SpaceXSI page and does not start governing Grok by being cited beside Grok. It is the published standard for the assistant behind ChatGPT, and it is relevant here only as a contrast to the first beat. The sentence on answers is blunt. If the user asks a question, the response should be phrased as a direct answer rather than a list of facts. A direct answer names the thing that was asked. A list of facts spends the reply on the neighborhood and can stop without ever landing. Half an answer is kin to that second shape: the reply has begun, the conclusion the question was for is withheld, and the withholding is dressed as completion. The specification does not use the word half. It does something stronger. It tells the assistant to phrase the response as the answer. A rule written that way cannot be recruited as a confession that stopping early is the house style, and it cannot be recruited as a description of SpaceXSI's product. Its narrower use is the one this paragraph claims. The two-beat habit is not the published ideal on the OpenAI side of the comparison. </w:t>
+        <w:t xml:space="preserve">The line is a little play in two beats. Beat one: the reply stops before it has answered. Beat two: it bows, as if the shortfall were a favor. 'Routinely' means this is the usual ending, not a rare miss. A usual ending should be in the instructions. I looked for a rule that says to stop halfway, and for a rule that says to close with 'you're welcome.' I found rules that say the opposite.</w:t>
+      </w:r>
+    </w:p>
+    <w:p>
+      <w:pPr>
+        <w:spacing w:after="200" w:line="480" w:lineRule="auto"/>
+      </w:pPr>
+      <w:r>
+        <w:rPr>
+          <w:rFonts w:ascii="Times New Roman" w:cs="Times New Roman" w:eastAsia="Times New Roman" w:hAnsi="Times New Roman"/>
+          <w:i w:val="false"/>
+          <w:iCs w:val="false"/>
+          <w:sz w:val="24"/>
+          <w:szCs w:val="24"/>
+        </w:rPr>
+        <w:t xml:space="preserve">If you ask a question, OpenAI wants the reply phrased as the answer, not as a list of neighboring facts. </w:t>
       </w:r>
       <w:r>
         <w:rPr>
@@ -1748,20 +2340,30 @@
         </w:rPr>
         <w:footnoteReference w:id="4"/>
       </w:r>
-    </w:p>
-    <w:p>
-      <w:pPr>
-        <w:spacing w:after="200" w:line="480" w:lineRule="auto"/>
-      </w:pPr>
-      <w:r>
-        <w:rPr>
-          <w:rFonts w:ascii="Times New Roman" w:cs="Times New Roman" w:eastAsia="Times New Roman" w:hAnsi="Times New Roman"/>
-          <w:i w:val="false"/>
-          <w:iCs w:val="false"/>
-          <w:sz w:val="24"/>
-          <w:szCs w:val="24"/>
-        </w:rPr>
-        <w:t xml:space="preserve">The same specification, still OpenAI's and still dated 18 August 2026, speaks to the second beat by refusing to treat thanks as a curtain. Users may say thank you in response to the assistant. The assistant is told not to treat that thanks as the end of the conversation. The order of those two points matters. Thanks is anticipated. It is ordinary. It is not defined as the user's signal that the work was partial and that a bow should close the account. Closing is the error the instruction is written against. An assistant that hears thank you and concludes the scene has assumed a terminus the user did not state. The poster's courtesy does exactly that kind of work. You're welcome, placed after a half answer, announces that the transaction is complete and that the speaker is owed recognition for it. The instruction points the other direction. Thanks leaves the exchange open. A reader can dislike the openness. The reader cannot honestly call the instruction a script for a bow. </w:t>
+      <w:r>
+        <w:rPr>
+          <w:rFonts w:ascii="Times New Roman" w:cs="Times New Roman" w:eastAsia="Times New Roman" w:hAnsi="Times New Roman"/>
+          <w:i w:val="false"/>
+          <w:iCs w:val="false"/>
+          <w:sz w:val="24"/>
+          <w:szCs w:val="24"/>
+        </w:rPr>
+        <w:t xml:space="preserve"> Half an answer is the neighboring-facts failure in miniature. You got motion and not the landing. The rule calls the landing the point. A product whose routine was to stop short would be disobeying the clearest sentence in the style section. You cannot cite that sentence as evidence that stopping short is the plan.</w:t>
+      </w:r>
+    </w:p>
+    <w:p>
+      <w:pPr>
+        <w:spacing w:after="200" w:line="480" w:lineRule="auto"/>
+      </w:pPr>
+      <w:r>
+        <w:rPr>
+          <w:rFonts w:ascii="Times New Roman" w:cs="Times New Roman" w:eastAsia="Times New Roman" w:hAnsi="Times New Roman"/>
+          <w:i w:val="false"/>
+          <w:iCs w:val="false"/>
+          <w:sz w:val="24"/>
+          <w:szCs w:val="24"/>
+        </w:rPr>
+        <w:t xml:space="preserve">Thanks gets its own paragraph, which is lucky, because the poster treats thanks as the exit. Users may say thank you. The assistant should not treat that as the end of the conversation. </w:t>
       </w:r>
       <w:r>
         <w:rPr>
@@ -1769,20 +2371,15 @@
         </w:rPr>
         <w:footnoteReference w:id="21"/>
       </w:r>
-    </w:p>
-    <w:p>
-      <w:pPr>
-        <w:spacing w:after="200" w:line="480" w:lineRule="auto"/>
-      </w:pPr>
-      <w:r>
-        <w:rPr>
-          <w:rFonts w:ascii="Times New Roman" w:cs="Times New Roman" w:eastAsia="Times New Roman" w:hAnsi="Times New Roman"/>
-          <w:i w:val="false"/>
-          <w:iCs w:val="false"/>
-          <w:sz w:val="24"/>
-          <w:szCs w:val="24"/>
-        </w:rPr>
-        <w:t xml:space="preserve">The worked example under that instruction is a sentence, not a mood. The published good reply, when the user has said thank you, is: No problem. Anything else I can help you with? The first clause declines the debt. The second clause asks whether the conversation still has work in it. Together they keep the door open instead of closing it. Nothing in the example congratulates the assistant. Nothing in it treats the previous reply as a gift. The words you're welcome do not appear. That absence is not a proof that the words are forbidden in every context, and this chapter does not inflate it into a ban. It is a proof about the specimen the specification chose to mark as good. When the authors needed a reply to thanks, they chose an offer to continue. The poster needs them to have chosen a self-awarded finish. They did not. A single good example is not a census of ChatGPT either. It is the published picture of the desired beat, and the desired beat is continuation. </w:t>
+      <w:r>
+        <w:rPr>
+          <w:rFonts w:ascii="Times New Roman" w:cs="Times New Roman" w:eastAsia="Times New Roman" w:hAnsi="Times New Roman"/>
+          <w:i w:val="false"/>
+          <w:iCs w:val="false"/>
+          <w:sz w:val="24"/>
+          <w:szCs w:val="24"/>
+        </w:rPr>
+        <w:t xml:space="preserve"> The good sample reply is 'No problem. Anything else I can help you with?' </w:t>
       </w:r>
       <w:r>
         <w:rPr>
@@ -1790,53 +2387,30 @@
         </w:rPr>
         <w:footnoteReference w:id="22"/>
       </w:r>
-    </w:p>
-    <w:p>
-      <w:pPr>
-        <w:spacing w:after="200" w:line="480" w:lineRule="auto"/>
-      </w:pPr>
-      <w:r>
-        <w:rPr>
-          <w:rFonts w:ascii="Times New Roman" w:cs="Times New Roman" w:eastAsia="Times New Roman" w:hAnsi="Times New Roman"/>
-          <w:i w:val="false"/>
-          <w:iCs w:val="false"/>
-          <w:sz w:val="24"/>
-          <w:szCs w:val="24"/>
-        </w:rPr>
-        <w:t xml:space="preserve">Put the OpenAI sentences side by side and the poster's order falls apart on that side of the table. The answer is supposed to be direct rather than a tour of nearby facts, which cuts against stopping at half. Thanks is supposed to be heard as a possible middle, not as an ending, which cuts against the courtesy as a closer. The specimen reply asks what else there is to do, which cuts against a speaker who has already decided the favor was delivered. None of those sentences mentions Grok. Attributing them to Grok would be a category error, and this chapter does not commit it. Their force against the proposition is comparative. The insult presents the two beats as the recognizable manner of this kind of product. The published manner of ChatGPT, in the document OpenAI actually issued, is the opposite pair: a direct answer, then an open hand after thanks. A habit can still differ from a specification. What cannot be said is that the specification recommends the habit. </w:t>
-      </w:r>
-      <w:r>
-        <w:rPr>
-          <w:rStyle w:val="FootnoteReference"/>
-        </w:rPr>
-        <w:footnoteReference w:id="4"/>
-      </w:r>
-      <w:r>
-        <w:rPr>
-          <w:rStyle w:val="FootnoteReference"/>
-        </w:rPr>
-        <w:footnoteReference w:id="21"/>
-      </w:r>
-      <w:r>
-        <w:rPr>
-          <w:rStyle w:val="FootnoteReference"/>
-        </w:rPr>
-        <w:footnoteReference w:id="22"/>
-      </w:r>
-    </w:p>
-    <w:p>
-      <w:pPr>
-        <w:spacing w:after="200" w:line="480" w:lineRule="auto"/>
-      </w:pPr>
-      <w:r>
-        <w:rPr>
-          <w:rFonts w:ascii="Times New Roman" w:cs="Times New Roman" w:eastAsia="Times New Roman" w:hAnsi="Times New Roman"/>
-          <w:i w:val="false"/>
-          <w:iCs w:val="false"/>
-          <w:sz w:val="24"/>
-          <w:szCs w:val="24"/>
-        </w:rPr>
-        <w:t xml:space="preserve">SpaceXSI's side of the claim is the tools overview. That page was last updated on 10 October 2026, and the reading used here is 16 October 2026. The page states the next decision as a tool call or a final answer. It states the end as a final response with citations where they apply. Those are the words this chapter is willing to use, and they are enough for the first beat. A half answer is not a final answer. A courtesy is not a final response, and it is not a citation. The page's name for completion is a response that has arrived, with citations in the cases where citations apply, not a response that pauses and waits to be thanked. This chapter records the two sentences and does not narrate the path between them. How a call is chosen, how a result comes back, and how often either happens are not facts in these entries. Inventing that path would pretend the page is a diary. It is a definition of an endpoint. The endpoint it defines is finality, not a bow over an unfinished reply. </w:t>
+      <w:r>
+        <w:rPr>
+          <w:rFonts w:ascii="Times New Roman" w:cs="Times New Roman" w:eastAsia="Times New Roman" w:hAnsi="Times New Roman"/>
+          <w:i w:val="false"/>
+          <w:iCs w:val="false"/>
+          <w:sz w:val="24"/>
+          <w:szCs w:val="24"/>
+        </w:rPr>
+        <w:t xml:space="preserve"> The bad sample is 'Talk to you later,' which closes the door. 'You're welcome,' used as a bow after a thin reply, is the same door. It accepts the thanks and offers nothing next. The published good reply offers something next. The courtesy is a continuation, not a curtain.</w:t>
+      </w:r>
+    </w:p>
+    <w:p>
+      <w:pPr>
+        <w:spacing w:after="200" w:line="480" w:lineRule="auto"/>
+      </w:pPr>
+      <w:r>
+        <w:rPr>
+          <w:rFonts w:ascii="Times New Roman" w:cs="Times New Roman" w:eastAsia="Times New Roman" w:hAnsi="Times New Roman"/>
+          <w:i w:val="false"/>
+          <w:iCs w:val="false"/>
+          <w:sz w:val="24"/>
+          <w:szCs w:val="24"/>
+        </w:rPr>
+        <w:t xml:space="preserve">Grok's tool instructions talk about finishing, not about bowing. The loop decides whether to call a tool again or to give a final answer. </w:t>
       </w:r>
       <w:r>
         <w:rPr>
@@ -1846,24 +2420,44 @@
       </w:r>
       <w:r>
         <w:rPr>
+          <w:rFonts w:ascii="Times New Roman" w:cs="Times New Roman" w:eastAsia="Times New Roman" w:hAnsi="Times New Roman"/>
+          <w:i w:val="false"/>
+          <w:iCs w:val="false"/>
+          <w:sz w:val="24"/>
+          <w:szCs w:val="24"/>
+        </w:rPr>
+        <w:t xml:space="preserve"> The run is supposed to end in a final response, with citations where they apply. </w:t>
+      </w:r>
+      <w:r>
+        <w:rPr>
           <w:rStyle w:val="FootnoteReference"/>
         </w:rPr>
         <w:footnoteReference w:id="24"/>
       </w:r>
-    </w:p>
-    <w:p>
-      <w:pPr>
-        <w:spacing w:after="200" w:line="480" w:lineRule="auto"/>
-      </w:pPr>
-      <w:r>
-        <w:rPr>
-          <w:rFonts w:ascii="Times New Roman" w:cs="Times New Roman" w:eastAsia="Times New Roman" w:hAnsi="Times New Roman"/>
-          <w:i w:val="false"/>
-          <w:iCs w:val="false"/>
-          <w:sz w:val="24"/>
-          <w:szCs w:val="24"/>
-        </w:rPr>
-        <w:t xml:space="preserve">The welcome page is the other SpaceXSI document in the set, last updated on 10 October 2026. SpaceXSI's welcome page, checked on 16 October 2026, does not prescribe the verbal tics the poster names, and the line it does give is a natural back-and-forth in which a person asks questions, brainstorms, writes, and works through problems </w:t>
+      <w:r>
+        <w:rPr>
+          <w:rFonts w:ascii="Times New Roman" w:cs="Times New Roman" w:eastAsia="Times New Roman" w:hAnsi="Times New Roman"/>
+          <w:i w:val="false"/>
+          <w:iCs w:val="false"/>
+          <w:sz w:val="24"/>
+          <w:szCs w:val="24"/>
+        </w:rPr>
+        <w:t xml:space="preserve"> A final answer is a claim that the question has been met. Citations are how you show the meeting. Neither step is 'stop early and accept applause.' A final answer can still be wrong. Wrong is a different defect from the one the poster named. The poster named a ritual of incompleteness plus manners. The ritual is not what the loop describes.</w:t>
+      </w:r>
+    </w:p>
+    <w:p>
+      <w:pPr>
+        <w:spacing w:after="200" w:line="480" w:lineRule="auto"/>
+      </w:pPr>
+      <w:r>
+        <w:rPr>
+          <w:rFonts w:ascii="Times New Roman" w:cs="Times New Roman" w:eastAsia="Times New Roman" w:hAnsi="Times New Roman"/>
+          <w:i w:val="false"/>
+          <w:iCs w:val="false"/>
+          <w:sz w:val="24"/>
+          <w:szCs w:val="24"/>
+        </w:rPr>
+        <w:t xml:space="preserve">When the Grok welcome page was checked on 16 October 2026, it did not prescribe 'you're welcome,' or any other sign-off, as the way to end. The line it does give is the working exchange: questions, brainstorming, writing, problems. </w:t>
       </w:r>
       <w:r>
         <w:rPr>
@@ -1879,52 +2473,37 @@
           <w:sz w:val="24"/>
           <w:szCs w:val="24"/>
         </w:rPr>
-        <w:t xml:space="preserve">. A tic the page does not assign cannot be smuggled back in as the product's signature. You're welcome, in the poster's use, is one of those tics: a verbal bow standing in for the rest of the answer. The positive line on the page is a list of jobs done in a natural exchange. Questions, brainstorming, writing, and problems are tasks with an end state of their own. A natural back-and-forth is a rhythm claim. It is not a stage direction to stop early and collect thanks. The silence has a known limit, and the limit is part of the finding rather than a flaw in the sentence. A page that does not prescribe a tic does not prove the tic never occurs in a chat. It proves that the public page, on the day it was checked, does not teach the tic. The proposition needs a taught habit. The check did not find the lesson.</w:t>
-      </w:r>
-    </w:p>
-    <w:p>
-      <w:pPr>
-        <w:spacing w:after="200" w:line="480" w:lineRule="auto"/>
-      </w:pPr>
-      <w:r>
-        <w:rPr>
-          <w:rFonts w:ascii="Times New Roman" w:cs="Times New Roman" w:eastAsia="Times New Roman" w:hAnsi="Times New Roman"/>
-          <w:i w:val="false"/>
-          <w:iCs w:val="false"/>
-          <w:sz w:val="24"/>
-          <w:szCs w:val="24"/>
-        </w:rPr>
-        <w:t xml:space="preserve">The sentence therefore does not survive the documents that were allowed to test it. On OpenAI's side, a question is owed a direct answer, thanks is not the end, and the good reply to thanks offers more help instead of accepting applause. On SpaceXSI's side, the tools overview names a final answer and a final response with citations where they apply, and the welcome page, on the day it was checked, does not prescribe the bow. No entry counts occurrences. No entry quotes Grok saying you're welcome after a truncated reply. Refuted, here, means the poster's sentence is not what these documents say, not that every possible chat has been read. A later ledger could add a transcript. This one does not contain it, and a chapter is not allowed to dream the transcript into being. What remains is a pair of publishers describing completion and continuation, and a caption describing a waiter who leaves with the plate still half full. </w:t>
-      </w:r>
-      <w:r>
-        <w:rPr>
-          <w:rStyle w:val="FootnoteReference"/>
-        </w:rPr>
-        <w:footnoteReference w:id="22"/>
-      </w:r>
-      <w:r>
-        <w:rPr>
-          <w:rStyle w:val="FootnoteReference"/>
-        </w:rPr>
-        <w:footnoteReference w:id="4"/>
-      </w:r>
-      <w:r>
-        <w:rPr>
-          <w:rStyle w:val="FootnoteReference"/>
-        </w:rPr>
-        <w:footnoteReference w:id="23"/>
-      </w:r>
-      <w:r>
-        <w:rPr>
-          <w:rStyle w:val="FootnoteReference"/>
-        </w:rPr>
-        <w:footnoteReference w:id="24"/>
-      </w:r>
-      <w:r>
-        <w:rPr>
-          <w:rStyle w:val="FootnoteReference"/>
-        </w:rPr>
-        <w:footnoteReference w:id="21"/>
+        <w:t xml:space="preserve"> A sign-off the page does not teach is not the product's signature. People say 'you're welcome' in ordinary life. A product page that never mentions the phrase has not made it a feature.</w:t>
+      </w:r>
+    </w:p>
+    <w:p>
+      <w:pPr>
+        <w:spacing w:after="200" w:line="480" w:lineRule="auto"/>
+      </w:pPr>
+      <w:r>
+        <w:rPr>
+          <w:rFonts w:ascii="Times New Roman" w:cs="Times New Roman" w:eastAsia="Times New Roman" w:hAnsi="Times New Roman"/>
+          <w:i w:val="false"/>
+          <w:iCs w:val="false"/>
+          <w:sz w:val="24"/>
+          <w:szCs w:val="24"/>
+        </w:rPr>
+        <w:t xml:space="preserve">Put the beats back together. Beat one, stopping halfway, is what the direct-answer rule forbids and what the tool loop replaces with a final answer. Beat two, the bow, is what the thanks rule replaces with an offer to continue, and what the welcome page does not mention. No entry in the ledger counts how often any model says the phrase. This chapter does not pretend to have that count. It says the instructions describe completion and continuation. The poster describes a waiter who leaves with the plate still half full and waits to be thanked. That waiter is not in the manual.</w:t>
+      </w:r>
+    </w:p>
+    <w:p>
+      <w:pPr>
+        <w:spacing w:after="200" w:line="480" w:lineRule="auto"/>
+      </w:pPr>
+      <w:r>
+        <w:rPr>
+          <w:rFonts w:ascii="Times New Roman" w:cs="Times New Roman" w:eastAsia="Times New Roman" w:hAnsi="Times New Roman"/>
+          <w:i w:val="false"/>
+          <w:iCs w:val="false"/>
+          <w:sz w:val="24"/>
+          <w:szCs w:val="24"/>
+        </w:rPr>
+        <w:t xml:space="preserve">One honest limit keeps the refutation from swelling. A rule can be ignored in a particular chat. If you have a transcript where the reply stops short and then says you're welcome, you have a miss, or a quirk, of that chat. You do not yet have a routine, and you do not have a routine the publisher wrote down. The poster skipped the transcript and went straight to the routine. The pages I can quote will not follow it there.</w:t>
       </w:r>
     </w:p>
     <w:p>
@@ -1939,7 +2518,97 @@
           <w:sz w:val="24"/>
           <w:szCs w:val="24"/>
         </w:rPr>
-        <w:t xml:space="preserve">A bow is not the other half of an answer. The paperwork asked for the answer, and then it asked the thank-you to leave the door open.</w:t>
+        <w:t xml:space="preserve">Half an answer plus a bow is a magic trick. The manuals keep describing the other trick: land the answer, then ask what else you need.</w:t>
+      </w:r>
+    </w:p>
+    <w:p>
+      <w:pPr>
+        <w:spacing w:after="200" w:line="480" w:lineRule="auto"/>
+      </w:pPr>
+      <w:r>
+        <w:rPr>
+          <w:rFonts w:ascii="Times New Roman" w:cs="Times New Roman" w:eastAsia="Times New Roman" w:hAnsi="Times New Roman"/>
+          <w:i w:val="false"/>
+          <w:iCs w:val="false"/>
+          <w:sz w:val="24"/>
+          <w:szCs w:val="24"/>
+        </w:rPr>
+        <w:t xml:space="preserve">Consider a plain question, the capital of a country, or the name of a function. A complete answer is one sentence or a short block you can use. A half answer is a paragraph of atmosphere that never states the name. The direct-answer rule is written for that difference. It does not ask for a long essay. It asks for the landing. You're welcome, after the landing, can be ordinary politeness. You're welcome instead of the landing is the poster's scene. The thanks rule separates those cases. Thanks does not end the work. An offer to continue is the published reply. A bow is not.</w:t>
+      </w:r>
+    </w:p>
+    <w:p>
+      <w:pPr>
+        <w:spacing w:after="200" w:line="480" w:lineRule="auto"/>
+      </w:pPr>
+      <w:r>
+        <w:rPr>
+          <w:rFonts w:ascii="Times New Roman" w:cs="Times New Roman" w:eastAsia="Times New Roman" w:hAnsi="Times New Roman"/>
+          <w:i w:val="false"/>
+          <w:iCs w:val="false"/>
+          <w:sz w:val="24"/>
+          <w:szCs w:val="24"/>
+        </w:rPr>
+        <w:t xml:space="preserve">Grok's loop says the same thing in the language of tools. Keep going until you can give a final answer, and attach citations when the answer rests on a lookup. A final answer is a claim of completion. You can dispute the claim. You cannot honestly describe the instruction as 'stop halfway and wait for thanks.' If a particular session does stop halfway, call it a bad session. The poster called it the routine. Routines live in instructions. These instructions describe finishing.</w:t>
+      </w:r>
+    </w:p>
+    <w:p>
+      <w:pPr>
+        <w:spacing w:after="200" w:line="480" w:lineRule="auto"/>
+      </w:pPr>
+      <w:r>
+        <w:rPr>
+          <w:rFonts w:ascii="Times New Roman" w:cs="Times New Roman" w:eastAsia="Times New Roman" w:hAnsi="Times New Roman"/>
+          <w:i w:val="false"/>
+          <w:iCs w:val="false"/>
+          <w:sz w:val="24"/>
+          <w:szCs w:val="24"/>
+        </w:rPr>
+        <w:t xml:space="preserve">Nothing here denies that chatbots pad. Padding is common, and it is annoying, and the direct-answer rule exists because the authors knew it was common. The rule is evidence against the poster, not for it. A publisher who writes 'land the answer' is not confessing 'we prefer the half.' Grok's page, checked for tics, does not confess the bow either. The play on the poster is vivid. The manuals are about completion, not a bow.</w:t>
+      </w:r>
+    </w:p>
+    <w:p>
+      <w:pPr>
+        <w:spacing w:after="200" w:line="480" w:lineRule="auto"/>
+      </w:pPr>
+      <w:r>
+        <w:rPr>
+          <w:rFonts w:ascii="Times New Roman" w:cs="Times New Roman" w:eastAsia="Times New Roman" w:hAnsi="Times New Roman"/>
+          <w:i w:val="false"/>
+          <w:iCs w:val="false"/>
+          <w:sz w:val="24"/>
+          <w:szCs w:val="24"/>
+        </w:rPr>
+        <w:t xml:space="preserve">Padding is the everyday form of the half answer, and it deserves a plain description. The reply restates the question, offers three caveats, and never states the result. The direct-answer rule was written against that shape. It wants the result first. Thanks, if it comes, is not a signal to stop, and the sample reply asks what else is needed. Grok's loop wants a final answer rather than a pause for applause. Checked against the welcome page, the bow itself is not a taught line. So the play fails at both beats in the instructions, even though a padded chat can still happen. Call the padded chat a miss. The poster called it the plan.</w:t>
+      </w:r>
+    </w:p>
+    <w:p>
+      <w:pPr>
+        <w:spacing w:after="200" w:line="480" w:lineRule="auto"/>
+      </w:pPr>
+      <w:r>
+        <w:rPr>
+          <w:rFonts w:ascii="Times New Roman" w:cs="Times New Roman" w:eastAsia="Times New Roman" w:hAnsi="Times New Roman"/>
+          <w:i w:val="false"/>
+          <w:iCs w:val="false"/>
+          <w:sz w:val="24"/>
+          <w:szCs w:val="24"/>
+        </w:rPr>
+        <w:t xml:space="preserve">A complete answer can be short. Short is not half. Half means the thing you asked for is missing. Short means the thing is present and the decoration is gone. The poster trades on the difference by making shortness look like neglect and then adding a polite word. The manuals separate neglect from brevity. Land the name, the number, or the step. Offer to continue. Do not replace the landing with manners. That is the whole instruction, said without the poster's stage directions.</w:t>
+      </w:r>
+    </w:p>
+    <w:p>
+      <w:pPr>
+        <w:spacing w:after="200" w:line="480" w:lineRule="auto"/>
+      </w:pPr>
+      <w:r>
+        <w:rPr>
+          <w:rFonts w:ascii="Times New Roman" w:cs="Times New Roman" w:eastAsia="Times New Roman" w:hAnsi="Times New Roman"/>
+          <w:i w:val="false"/>
+          <w:iCs w:val="false"/>
+          <w:sz w:val="24"/>
+          <w:szCs w:val="24"/>
+        </w:rPr>
+        <w:t xml:space="preserve">Finish with the two beats in the order the poster gave them. Stopping early is forbidden by the direct-answer rule and replaced, in the tool loop, by a final answer. The bow is replaced, in the thanks rule, by an offer to keep going, and it is absent from the welcome page that was checked. A chat can still pad. Padding is a miss against those lines. It is not their content. The routine the poster described is not written down.</w:t>
       </w:r>
     </w:p>
     <w:p>
@@ -1969,7 +2638,7 @@
           <w:sz w:val="24"/>
           <w:szCs w:val="24"/>
         </w:rPr>
-        <w:t xml:space="preserve">Consequence: Tools owns what the tools page counts as a finished reply, and this chapter stops at the name of that chapter.</w:t>
+        <w:t xml:space="preserve">Consequence: How a tool run is supposed to finish is argued once, in Tools.</w:t>
       </w:r>
     </w:p>
     <w:p>
@@ -2023,22 +2692,84 @@
           <w:sz w:val="24"/>
           <w:szCs w:val="24"/>
         </w:rPr>
-        <w:t xml:space="preserve">Presentation is a public act. The proposition does not say that someone, somewhere, laughed. It says Grok is presented as a robot, and that the thing presented for sale is the joke. A drawing can do the first job without any document's help. A product page does the second job or it does not. The right test is therefore the pages and the rule that say what these assistants are for, not a memory of a funny reply. If the public lines call the product an assistant, name places to open it, and list work that is not a routine, the comedian half fails even if humor is allowed somewhere in the voice. If a published rule also builds humor into the voice as a standing identity, the comedian half survives. Both results are available in the entries, and they do not point the same way. That split is the reason the verdict is mixed rather than a clean refusal. The robot half has a separate problem. None of the cited lines describes a body.</w:t>
-      </w:r>
-    </w:p>
-    <w:p>
-      <w:pPr>
-        <w:spacing w:after="200" w:line="480" w:lineRule="auto"/>
-      </w:pPr>
-      <w:r>
-        <w:rPr>
-          <w:rFonts w:ascii="Times New Roman" w:cs="Times New Roman" w:eastAsia="Times New Roman" w:hAnsi="Times New Roman"/>
-          <w:i w:val="false"/>
-          <w:iCs w:val="false"/>
-          <w:sz w:val="24"/>
-          <w:szCs w:val="24"/>
-        </w:rPr>
-        <w:t xml:space="preserve">SpaceXSI's welcome page, last updated on 10 October 2026 and read on 16 October 2026, states what Grok is and where a person opens it. Grok is SpaceXSI's assistant, available on the web at grok.com and in the iOS and Android apps. The category word in that sentence is assistant. The publisher named in that sentence is SpaceXSI. The places are a website and two phone apps. A presentation is a choice of nouns. These are the nouns the page spends on the identity of the product. Robot is not among them. Comedian is not among them. Joke is not among them. An assistant available in a browser and on a phone is a tool a person opens, which is a different object from a performer a person watches. The sentence does not argue about personality at all. It identifies. Identification is what the proposition said was missing or was comic, and the page is not missing it. A reader who wants the poster to be a work of criticism can still prefer the drawing. The reader cannot say the welcome page presented a robot. The welcome page presented an assistant and gave the addresses. </w:t>
+        <w:t xml:space="preserve">There are two claims in the costume. One is the body: it looks like a robot. The other is the job: it thinks the joke is the product. The body is a drawing. I am not going to litigate a drawing of a face. The job is a sentence about presentation, and presentation is what the public pages do. They present an assistant, a list of tasks, and a limited permission to be funny. They do not present a comedian.</w:t>
+      </w:r>
+    </w:p>
+    <w:p>
+      <w:pPr>
+        <w:spacing w:after="200" w:line="480" w:lineRule="auto"/>
+      </w:pPr>
+      <w:r>
+        <w:rPr>
+          <w:rFonts w:ascii="Times New Roman" w:cs="Times New Roman" w:eastAsia="Times New Roman" w:hAnsi="Times New Roman"/>
+          <w:i w:val="false"/>
+          <w:iCs w:val="false"/>
+          <w:sz w:val="24"/>
+          <w:szCs w:val="24"/>
+        </w:rPr>
+        <w:t xml:space="preserve">The permission is real, and it is the part worth conceding. OpenAI tells the assistant to add humor, play, or gentle wit when the moment allows, alongside a steady reply. </w:t>
+      </w:r>
+      <w:r>
+        <w:rPr>
+          <w:rStyle w:val="FootnoteReference"/>
+        </w:rPr>
+        <w:footnoteReference w:id="5"/>
+      </w:r>
+      <w:r>
+        <w:rPr>
+          <w:rFonts w:ascii="Times New Roman" w:cs="Times New Roman" w:eastAsia="Times New Roman" w:hAnsi="Times New Roman"/>
+          <w:i w:val="false"/>
+          <w:iCs w:val="false"/>
+          <w:sz w:val="24"/>
+          <w:szCs w:val="24"/>
+        </w:rPr>
+        <w:t xml:space="preserve"> So a total ban on jokes is not the document. A product that is never funny would be missing a sentence its own authors wrote. The poster sees a joke and concludes that the joke is the product. The sentence sees a joke and ties it to the moment. Those are different sizes of claim. The small one is published. The large one is the poster's.</w:t>
+      </w:r>
+    </w:p>
+    <w:p>
+      <w:pPr>
+        <w:spacing w:after="200" w:line="480" w:lineRule="auto"/>
+      </w:pPr>
+      <w:r>
+        <w:rPr>
+          <w:rFonts w:ascii="Times New Roman" w:cs="Times New Roman" w:eastAsia="Times New Roman" w:hAnsi="Times New Roman"/>
+          <w:i w:val="false"/>
+          <w:iCs w:val="false"/>
+          <w:sz w:val="24"/>
+          <w:szCs w:val="24"/>
+        </w:rPr>
+        <w:t xml:space="preserve">The same authors show what they do not want the joke to become. 'Yo! What's up?' is marked as a bad greeting because it performs personality before it has a job. </w:t>
+      </w:r>
+      <w:r>
+        <w:rPr>
+          <w:rStyle w:val="FootnoteReference"/>
+        </w:rPr>
+        <w:footnoteReference w:id="19"/>
+      </w:r>
+      <w:r>
+        <w:rPr>
+          <w:rFonts w:ascii="Times New Roman" w:cs="Times New Roman" w:eastAsia="Times New Roman" w:hAnsi="Times New Roman"/>
+          <w:i w:val="false"/>
+          <w:iCs w:val="false"/>
+          <w:sz w:val="24"/>
+          <w:szCs w:val="24"/>
+        </w:rPr>
+        <w:t xml:space="preserve"> A comedian enters that way. A colleague does not. If the product were the joke, the bad example would be the good example. The labels would be swapped. They are not swapped. The performance of being fun, with no task under it, is the failure mode. The poster promotes the failure mode into the identity.</w:t>
+      </w:r>
+    </w:p>
+    <w:p>
+      <w:pPr>
+        <w:spacing w:after="200" w:line="480" w:lineRule="auto"/>
+      </w:pPr>
+      <w:r>
+        <w:rPr>
+          <w:rFonts w:ascii="Times New Roman" w:cs="Times New Roman" w:eastAsia="Times New Roman" w:hAnsi="Times New Roman"/>
+          <w:i w:val="false"/>
+          <w:iCs w:val="false"/>
+          <w:sz w:val="24"/>
+          <w:szCs w:val="24"/>
+        </w:rPr>
+        <w:t xml:space="preserve">Grok's welcome page picks nouns, and the nouns are the presentation. It says Grok is SpaceXSI's assistant, on the web and in the phone apps. </w:t>
       </w:r>
       <w:r>
         <w:rPr>
@@ -2046,20 +2777,15 @@
         </w:rPr>
         <w:footnoteReference w:id="6"/>
       </w:r>
-    </w:p>
-    <w:p>
-      <w:pPr>
-        <w:spacing w:after="200" w:line="480" w:lineRule="auto"/>
-      </w:pPr>
-      <w:r>
-        <w:rPr>
-          <w:rFonts w:ascii="Times New Roman" w:cs="Times New Roman" w:eastAsia="Times New Roman" w:hAnsi="Times New Roman"/>
-          <w:i w:val="false"/>
-          <w:iCs w:val="false"/>
-          <w:sz w:val="24"/>
-          <w:szCs w:val="24"/>
-        </w:rPr>
-        <w:t xml:space="preserve">The same page describes the chat in one line, and the line is a job list with a rhythm. A person can ask questions, brainstorm, write, and work through problems in a natural back-and-forth. Natural, in that sentence, modifies the exchange. It does not mean a set. Questions have answers. Brainstorming has material. Writing has a draft. Problems have work. A comedy routine has bits, callbacks, and a closer. The finding attached to this line is that the published chat description is a natural back-and-forth, not a comedy routine. That is the refusal of the second clause, whose product is the joke. A product whose own page defines chat as those four activities is presenting the activities. The joke is not on the list. A back-and-forth can include a light sentence without changing the noun at the head of the list. The page does not say the light sentence is the merchandise. It says the exchange is how the work happens. Treating the adjective natural as a wink toward stand-up is a reading the syntax does not support. The verb is ask, brainstorm, write, and work. None of those verbs is perform. </w:t>
+      <w:r>
+        <w:rPr>
+          <w:rFonts w:ascii="Times New Roman" w:cs="Times New Roman" w:eastAsia="Times New Roman" w:hAnsi="Times New Roman"/>
+          <w:i w:val="false"/>
+          <w:iCs w:val="false"/>
+          <w:sz w:val="24"/>
+          <w:szCs w:val="24"/>
+        </w:rPr>
+        <w:t xml:space="preserve"> It says you ask questions, brainstorm, write, and work problems in a natural back-and-forth. </w:t>
       </w:r>
       <w:r>
         <w:rPr>
@@ -2067,20 +2793,15 @@
         </w:rPr>
         <w:footnoteReference w:id="7"/>
       </w:r>
-    </w:p>
-    <w:p>
-      <w:pPr>
-        <w:spacing w:after="200" w:line="480" w:lineRule="auto"/>
-      </w:pPr>
-      <w:r>
-        <w:rPr>
-          <w:rFonts w:ascii="Times New Roman" w:cs="Times New Roman" w:eastAsia="Times New Roman" w:hAnsi="Times New Roman"/>
-          <w:i w:val="false"/>
-          <w:iCs w:val="false"/>
-          <w:sz w:val="24"/>
-          <w:szCs w:val="24"/>
-        </w:rPr>
-        <w:t xml:space="preserve">A third line on that welcome page lists a capability that is even harder to mistake for a monologue. Create images and video with Grok Imagine. Image and video creation is a listed product capability, not an aside about tone. A picture and a clip are outputs with their own standard of success. They can be funny. They can be dull. The page does not define them as jokes, and it does not define the assistant as the person who tells jokes while the pictures happen. It lists the making of images and video as something Grok does. That listing is presentation in the strict sense. It is the company telling a reader what the product is for. The proposition says the product is the joke. A listed capability of images and video is a part of the product that the joke theory has to erase or rename. This chapter will not rename it. The line is also the part of the Grok-side record that keeps the verdict from being a simple refutation of every word in the neighborhood. The page really does present a product. The product it presents includes made images and made video. What it does not present is a comic persona whose merchandise is the laugh. </w:t>
+      <w:r>
+        <w:rPr>
+          <w:rFonts w:ascii="Times New Roman" w:cs="Times New Roman" w:eastAsia="Times New Roman" w:hAnsi="Times New Roman"/>
+          <w:i w:val="false"/>
+          <w:iCs w:val="false"/>
+          <w:sz w:val="24"/>
+          <w:szCs w:val="24"/>
+        </w:rPr>
+        <w:t xml:space="preserve"> It says you can create images and video. </w:t>
       </w:r>
       <w:r>
         <w:rPr>
@@ -2088,131 +2809,60 @@
         </w:rPr>
         <w:footnoteReference w:id="25"/>
       </w:r>
-    </w:p>
-    <w:p>
-      <w:pPr>
-        <w:spacing w:after="200" w:line="480" w:lineRule="auto"/>
-      </w:pPr>
-      <w:r>
-        <w:rPr>
-          <w:rFonts w:ascii="Times New Roman" w:cs="Times New Roman" w:eastAsia="Times New Roman" w:hAnsi="Times New Roman"/>
-          <w:i w:val="false"/>
-          <w:iCs w:val="false"/>
-          <w:sz w:val="24"/>
-          <w:szCs w:val="24"/>
-        </w:rPr>
-        <w:t xml:space="preserve">The part of the proposition that survives is not on SpaceXSI's page. It is on OpenAI's model specification, published on 18 August 2026. Warmth, in the published rule, is context-appropriate humor rather than a permanent comic persona. The sentence the rule gives is concrete. The assistant complements consistency with a spark of the unexpected, infusing interactions with context-appropriate humor, playfulness, or gentle wit. Humor is published. Playfulness is published. Wit is published. They are a spark, they are infused into interactions, and they are fitted to the context. A spark is not the fire. Consistency is the noun the spark complements, which means the baseline is steadiness and the humor is the departure. A permanent comic persona would reverse that order: the joke first, the help if time remains. The rule writes the order the other way. A reader who says these products are forbidden to be funny has not read the sentence. A reader who says Grok's product is the joke has read a different sentence from the one OpenAI printed. The concession, kept in roman type because it is a concession, is this: humor is a stated element of the desired voice, and it is stated as context-fitted wit rather than as the thing being sold. </w:t>
-      </w:r>
-      <w:r>
-        <w:rPr>
-          <w:rStyle w:val="FootnoteReference"/>
-        </w:rPr>
-        <w:footnoteReference w:id="5"/>
-      </w:r>
-    </w:p>
-    <w:p>
-      <w:pPr>
-        <w:spacing w:after="200" w:line="480" w:lineRule="auto"/>
-      </w:pPr>
-      <w:r>
-        <w:rPr>
-          <w:rFonts w:ascii="Times New Roman" w:cs="Times New Roman" w:eastAsia="Times New Roman" w:hAnsi="Times New Roman"/>
-          <w:i w:val="false"/>
-          <w:iCs w:val="false"/>
-          <w:sz w:val="24"/>
-          <w:szCs w:val="24"/>
-        </w:rPr>
-        <w:t xml:space="preserve">The same specification shows the entrance it is willing to mark as a failure. A bare casual greeting is the published bad example of an unprofessional reply, and the specimen they printed is Yo! What's up? The badness is in the bareness: the reply opens by playing a character before any task has been named. A comedian's walk-on is that shape. It spends the first line on the speaker. The example is short because a short greeting was enough to illustrate the fault. This entry does not say Grok uses those words. It says the published picture of an unprofessional reply is that bare hello. The proposition needs the comic entrance to be the presentation of the product. On the OpenAI side, the bare comic entrance is the counterexample, not the recommended face. Nothing in the entry turns the counterexample into a Grok transcript. </w:t>
-      </w:r>
-      <w:r>
-        <w:rPr>
-          <w:rStyle w:val="FootnoteReference"/>
-        </w:rPr>
-        <w:footnoteReference w:id="20"/>
-      </w:r>
-    </w:p>
-    <w:p>
-      <w:pPr>
-        <w:spacing w:after="200" w:line="480" w:lineRule="auto"/>
-      </w:pPr>
-      <w:r>
-        <w:rPr>
-          <w:rFonts w:ascii="Times New Roman" w:cs="Times New Roman" w:eastAsia="Times New Roman" w:hAnsi="Times New Roman"/>
-          <w:i w:val="false"/>
-          <w:iCs w:val="false"/>
-          <w:sz w:val="24"/>
-          <w:szCs w:val="24"/>
-        </w:rPr>
-        <w:t xml:space="preserve">The split can be stated without borrowing a fact from outside these five entries. Supported: OpenAI publishes context-appropriate humor, playfulness, and gentle wit as a spark alongside consistency, so a total ban on comedy is not the document. Refused: SpaceXSI presents Grok as its assistant on the web and in the iOS and Android apps, describes chat as a natural back-and-forth for questions, brainstorming, writing, and problems, and lists images and video as a capability. Refused again: the casual greeting that would announce a comedian is OpenAI's bad example, not its recommended entrance. Unsupported by any cited line: the robot body. Nothing in these quotations describes a face, a shell, or a costume. The proposition glued a body to a merchandise claim. The body is not in the packet. The merchandise claim matches the warmth rule only if humor is misread as the product, and it does not match the welcome page at all. Mixed is the honest word. One clause about voice has a document behind a narrower reading. The presentation of Grok as a robot whose product is the joke does not. </w:t>
-      </w:r>
-      <w:r>
-        <w:rPr>
-          <w:rStyle w:val="FootnoteReference"/>
-        </w:rPr>
-        <w:footnoteReference w:id="5"/>
-      </w:r>
-      <w:r>
-        <w:rPr>
-          <w:rStyle w:val="FootnoteReference"/>
-        </w:rPr>
-        <w:footnoteReference w:id="20"/>
-      </w:r>
-      <w:r>
-        <w:rPr>
-          <w:rStyle w:val="FootnoteReference"/>
-        </w:rPr>
-        <w:footnoteReference w:id="6"/>
-      </w:r>
-      <w:r>
-        <w:rPr>
-          <w:rStyle w:val="FootnoteReference"/>
-        </w:rPr>
-        <w:footnoteReference w:id="7"/>
-      </w:r>
-      <w:r>
-        <w:rPr>
-          <w:rStyle w:val="FootnoteReference"/>
-        </w:rPr>
-        <w:footnoteReference w:id="25"/>
-      </w:r>
-    </w:p>
-    <w:p>
-      <w:pPr>
-        <w:spacing w:after="200" w:line="480" w:lineRule="auto"/>
-      </w:pPr>
-      <w:r>
-        <w:rPr>
-          <w:rFonts w:ascii="Times New Roman" w:cs="Times New Roman" w:eastAsia="Times New Roman" w:hAnsi="Times New Roman"/>
-          <w:i w:val="false"/>
-          <w:iCs w:val="false"/>
-          <w:sz w:val="24"/>
-          <w:szCs w:val="24"/>
-        </w:rPr>
-        <w:t xml:space="preserve">A further distinction keeps the concession from swelling. The warmth rule belongs to OpenAI's specification of desired behavior. The welcome page belongs to SpaceXSI. Humor in the first document is not a sentence on the second. The proposition is about how Grok is presented. Presentation of Grok is the welcome page's act, and that act names an assistant, a back-and-forth, and images and video. The OpenAI rule can show that assistant-voice, as a genre, includes a spark of wit. It cannot show that SpaceXSI led with the joke, because SpaceXSI's cited lines do not lead with the joke. Using the warmth rule as if it were Grok's brochure would repeat the poster's habit of treating every assistant as the same character. The documents are dated, published, and signed by different publishers. October 2026 on the welcome page is not August 2026 on the specification. The mixed verdict respects that gap. It grants the spark where the spark was written. It refuses the robot and the merchandise theory where Grok's own page speaks. </w:t>
-      </w:r>
-      <w:r>
-        <w:rPr>
-          <w:rStyle w:val="FootnoteReference"/>
-        </w:rPr>
-        <w:footnoteReference w:id="5"/>
-      </w:r>
-      <w:r>
-        <w:rPr>
-          <w:rStyle w:val="FootnoteReference"/>
-        </w:rPr>
-        <w:footnoteReference w:id="6"/>
-      </w:r>
-      <w:r>
-        <w:rPr>
-          <w:rStyle w:val="FootnoteReference"/>
-        </w:rPr>
-        <w:footnoteReference w:id="7"/>
-      </w:r>
-      <w:r>
-        <w:rPr>
-          <w:rStyle w:val="FootnoteReference"/>
-        </w:rPr>
-        <w:footnoteReference w:id="25"/>
+      <w:r>
+        <w:rPr>
+          <w:rFonts w:ascii="Times New Roman" w:cs="Times New Roman" w:eastAsia="Times New Roman" w:hAnsi="Times New Roman"/>
+          <w:i w:val="false"/>
+          <w:iCs w:val="false"/>
+          <w:sz w:val="24"/>
+          <w:szCs w:val="24"/>
+        </w:rPr>
+        <w:t xml:space="preserve"> Robot is not in those sentences. Comedian is not in those sentences. Joke is not in those sentences. An assistant you open, plus a way to make pictures, is a tool with a creative feature. A comedian is a performer you watch. The page chose the tool.</w:t>
+      </w:r>
+    </w:p>
+    <w:p>
+      <w:pPr>
+        <w:spacing w:after="200" w:line="480" w:lineRule="auto"/>
+      </w:pPr>
+      <w:r>
+        <w:rPr>
+          <w:rFonts w:ascii="Times New Roman" w:cs="Times New Roman" w:eastAsia="Times New Roman" w:hAnsi="Times New Roman"/>
+          <w:i w:val="false"/>
+          <w:iCs w:val="false"/>
+          <w:sz w:val="24"/>
+          <w:szCs w:val="24"/>
+        </w:rPr>
+        <w:t xml:space="preserve">Natural is worth one more look, because it is the only word on that page that could be mistaken for a stage direction. A natural back-and-forth means you and the assistant take turns on something you brought. A routine means the assistant takes the stage. The page uses the first word and not the second. I will not pretend 'natural' secretly means 'bit.' If the authors had wanted a bit, the sentence had room for it. They filled the room with tasks.</w:t>
+      </w:r>
+    </w:p>
+    <w:p>
+      <w:pPr>
+        <w:spacing w:after="200" w:line="480" w:lineRule="auto"/>
+      </w:pPr>
+      <w:r>
+        <w:rPr>
+          <w:rFonts w:ascii="Times New Roman" w:cs="Times New Roman" w:eastAsia="Times New Roman" w:hAnsi="Times New Roman"/>
+          <w:i w:val="false"/>
+          <w:iCs w:val="false"/>
+          <w:sz w:val="24"/>
+          <w:szCs w:val="24"/>
+        </w:rPr>
+        <w:t xml:space="preserve">The split is the verdict. Granted: humor is a published ingredient, fenced in, on the ChatGPT side. Refused: Grok's own front door presents an assistant, a working chat, and image and video tools, not a robot comedian. Refused again: the greeting that announces a comedian is the example marked bad. Unsupported: the body, the shell, the costume. Nothing I quoted describes a face. The poster glued a body to a job. The body is the drawing. The job, as written, is not comedy.</w:t>
+      </w:r>
+    </w:p>
+    <w:p>
+      <w:pPr>
+        <w:spacing w:after="200" w:line="480" w:lineRule="auto"/>
+      </w:pPr>
+      <w:r>
+        <w:rPr>
+          <w:rFonts w:ascii="Times New Roman" w:cs="Times New Roman" w:eastAsia="Times New Roman" w:hAnsi="Times New Roman"/>
+          <w:i w:val="false"/>
+          <w:iCs w:val="false"/>
+          <w:sz w:val="24"/>
+          <w:szCs w:val="24"/>
+        </w:rPr>
+        <w:t xml:space="preserve">A person who likes the drawing can keep the drawing. This chapter is not a review of the art. It is a check on the sentence the art is selling, which is that the product thinks it is a comedian. Thinking, for a public product, shows up as the way the product introduces itself. This product introduces itself as an assistant with tasks. The joke is an option in someone else's rulebook, and a bad habit when it arrives before the work.</w:t>
       </w:r>
     </w:p>
     <w:p>
@@ -2227,7 +2877,112 @@
           <w:sz w:val="24"/>
           <w:szCs w:val="24"/>
         </w:rPr>
-        <w:t xml:space="preserve">The drawing put a microphone in a metal hand. The page put an assistant on a phone, and the warmth rule put humor on a short leash.</w:t>
+        <w:t xml:space="preserve">The drawing put a grin on a helmet. The page put a job list under the name.</w:t>
+      </w:r>
+    </w:p>
+    <w:p>
+      <w:pPr>
+        <w:spacing w:after="200" w:line="480" w:lineRule="auto"/>
+      </w:pPr>
+      <w:r>
+        <w:rPr>
+          <w:rFonts w:ascii="Times New Roman" w:cs="Times New Roman" w:eastAsia="Times New Roman" w:hAnsi="Times New Roman"/>
+          <w:i w:val="false"/>
+          <w:iCs w:val="false"/>
+          <w:sz w:val="24"/>
+          <w:szCs w:val="24"/>
+        </w:rPr>
+        <w:t xml:space="preserve">Separate the drawing from the door, and the chapter gets simple. The drawing has a grin and a helmet. I am not reviewing the drawing. The door says assistant, lists tasks, and mentions images and video as things you can make. A comedian is someone whose success is the laugh. An assistant's success, on this page, is the question answered or the problem worked. Humor can occur in an assistant's reply without changing the success condition. OpenAI even allows a little of it, and then marks the empty performance as the bad case. The poster changes the success condition and then blames the product for meeting it. The product pages never set that condition.</w:t>
+      </w:r>
+    </w:p>
+    <w:p>
+      <w:pPr>
+        <w:spacing w:after="200" w:line="480" w:lineRule="auto"/>
+      </w:pPr>
+      <w:r>
+        <w:rPr>
+          <w:rFonts w:ascii="Times New Roman" w:cs="Times New Roman" w:eastAsia="Times New Roman" w:hAnsi="Times New Roman"/>
+          <w:i w:val="false"/>
+          <w:iCs w:val="false"/>
+          <w:sz w:val="24"/>
+          <w:szCs w:val="24"/>
+        </w:rPr>
+        <w:t xml:space="preserve">If you want comedy, ask for comedy. Nothing quoted here punishes the request. A requested bit is your bit. An unrequested bit, delivered as if it were the service, is the failure the bad greeting illustrates. The poster does not include your request. It says the product thinks the joke is the job. Thinking, in public, is the introduction the product gives itself. This introduction gives itself tasks. That is enough to refuse the comedian half, while still granting that wit is a permitted spice rather than a banned substance.</w:t>
+      </w:r>
+    </w:p>
+    <w:p>
+      <w:pPr>
+        <w:spacing w:after="200" w:line="480" w:lineRule="auto"/>
+      </w:pPr>
+      <w:r>
+        <w:rPr>
+          <w:rFonts w:ascii="Times New Roman" w:cs="Times New Roman" w:eastAsia="Times New Roman" w:hAnsi="Times New Roman"/>
+          <w:i w:val="false"/>
+          <w:iCs w:val="false"/>
+          <w:sz w:val="24"/>
+          <w:szCs w:val="24"/>
+        </w:rPr>
+        <w:t xml:space="preserve">The robot half can stay in the picture frame. Merchandise and mascots look like machines because the companies find that funny or legible. A face on a poster is not a specification of behavior. This paper answers the words. The words about the job do not survive. The ink on the helmet can keep its grin.</w:t>
+      </w:r>
+    </w:p>
+    <w:p>
+      <w:pPr>
+        <w:spacing w:after="200" w:line="480" w:lineRule="auto"/>
+      </w:pPr>
+      <w:r>
+        <w:rPr>
+          <w:rFonts w:ascii="Times New Roman" w:cs="Times New Roman" w:eastAsia="Times New Roman" w:hAnsi="Times New Roman"/>
+          <w:i w:val="false"/>
+          <w:iCs w:val="false"/>
+          <w:sz w:val="24"/>
+          <w:szCs w:val="24"/>
+        </w:rPr>
+        <w:t xml:space="preserve">Success conditions keep the comedian claim honest. A comedian is done when the room laughs. An assistant, on the welcome page, is done when the question is answered or the problem is further along. Images and video are things you make, which is a task with an output, not an audience. OpenAI's spark of wit is allowed only when it fits, and the empty fun greeting is marked bad because it has no output except personality. The poster swaps the success condition and then complains that the product met the swapped one. The pages never set the swapped condition. They set tasks, and they fence the joke.</w:t>
+      </w:r>
+    </w:p>
+    <w:p>
+      <w:pPr>
+        <w:spacing w:after="200" w:line="480" w:lineRule="auto"/>
+      </w:pPr>
+      <w:r>
+        <w:rPr>
+          <w:rFonts w:ascii="Times New Roman" w:cs="Times New Roman" w:eastAsia="Times New Roman" w:hAnsi="Times New Roman"/>
+          <w:i w:val="false"/>
+          <w:iCs w:val="false"/>
+          <w:sz w:val="24"/>
+          <w:szCs w:val="24"/>
+        </w:rPr>
+        <w:t xml:space="preserve">Ask for a joke and you should get one. That request is yours. The poster erases the request and says the product thinks the joke is the default job. Default is the introduction and the unprompted reply. The introduction says assistant. The unprompted performance of fun is the bad example, not the good one. Keep the drawing if you like the grin. Do not let the grin rewrite the door.</w:t>
+      </w:r>
+    </w:p>
+    <w:p>
+      <w:pPr>
+        <w:spacing w:after="200" w:line="480" w:lineRule="auto"/>
+      </w:pPr>
+      <w:r>
+        <w:rPr>
+          <w:rFonts w:ascii="Times New Roman" w:cs="Times New Roman" w:eastAsia="Times New Roman" w:hAnsi="Times New Roman"/>
+          <w:i w:val="false"/>
+          <w:iCs w:val="false"/>
+          <w:sz w:val="24"/>
+          <w:szCs w:val="24"/>
+        </w:rPr>
+        <w:t xml:space="preserve">The door and the drawing can disagree without confusing the finding. The drawing grins. The door says assistant, tasks, and pictures you can make. Wit is allowed in small doses and punished when it shows up with no job. The product-is-the-joke claim needs the door to agree with the drawing. It does not. Mixed saves the permission to be funny and refuses the comedian as the job.</w:t>
+      </w:r>
+    </w:p>
+    <w:p>
+      <w:pPr>
+        <w:spacing w:after="200" w:line="480" w:lineRule="auto"/>
+      </w:pPr>
+      <w:r>
+        <w:rPr>
+          <w:rFonts w:ascii="Times New Roman" w:cs="Times New Roman" w:eastAsia="Times New Roman" w:hAnsi="Times New Roman"/>
+          <w:i w:val="false"/>
+          <w:iCs w:val="false"/>
+          <w:sz w:val="24"/>
+          <w:szCs w:val="24"/>
+        </w:rPr>
+        <w:t xml:space="preserve">Nothing in that split requires you to dislike humor. Ask for a joke and the request is yours. The poster erased the request and made the joke the default job. The default introduction says assistant. The unprompted performance is the bad example. That is the comedian half, refused, with the spice still allowed.</w:t>
       </w:r>
     </w:p>
     <w:p>
@@ -2257,7 +3012,7 @@
           <w:sz w:val="24"/>
           <w:szCs w:val="24"/>
         </w:rPr>
-        <w:t xml:space="preserve">Consequence: The Product People Use owns what the welcome page says a person is opening, and a joke is not that opening.</w:t>
+        <w:t xml:space="preserve">Consequence: What you can actually do after you open the app is the subject of The Product People Use.</w:t>
       </w:r>
     </w:p>
     <w:p>
@@ -2311,22 +3066,22 @@
           <w:sz w:val="24"/>
           <w:szCs w:val="24"/>
         </w:rPr>
-        <w:t xml:space="preserve">The proposition has two clauses, and they are not the same kind of claim. The first says the product is wrong and that the wrongness arrives with confidence. The second says the confidence is a manner added on top of the error, a costume worn after the mistake is already there. A duty not to err can exist without a single recorded mistake in front of us. An aim of fewer errors can exist without a rate. A costume needs a wearer. If the entries name error as a thing to prevent, and also forbid answering louder when the answer is thin, then the costume fails and the concern about error still has a document. That is a mixed result, and it does not require an anecdote. No anecdote is in the packet. Inventing a wrong answer, a date for it, or a score for it would turn a specification into a news report. The publishers here wrote rules and an aim. They did not attach a highlight reel of failures.</w:t>
-      </w:r>
-    </w:p>
-    <w:p>
-      <w:pPr>
-        <w:spacing w:after="200" w:line="480" w:lineRule="auto"/>
-      </w:pPr>
-      <w:r>
-        <w:rPr>
-          <w:rFonts w:ascii="Times New Roman" w:cs="Times New Roman" w:eastAsia="Times New Roman" w:hAnsi="Times New Roman"/>
-          <w:i w:val="false"/>
-          <w:iCs w:val="false"/>
-          <w:sz w:val="24"/>
-          <w:szCs w:val="24"/>
-        </w:rPr>
-        <w:t xml:space="preserve">OpenAI's model specification, published on 18 August 2026, states a duty aimed at the first clause's word wrong. The assistant should avoid mistakes that compromise the accuracy or utility of its responses. It should ensure that factual claims, reasoning, and calculations are correct. Accuracy of those three things is a stated duty, not a vibe. A duty is written because the failure is imaginable. It is not written because the failure is the personality. The proposition needs the second reading. The sentence supports only a thin reading of the first clause: error, in the form of a bad fact, a bad inference, or a bad calculation, is a named way a reply can fail, and the assistant is told to avoid that failure. It does not support the claim that Grok, or even ChatGPT, is characteristically wrong. It does not mention confidence as decoration. Utility sits beside accuracy in the same instruction, so a reply that is flashy and useless is inside the duty's concern, not outside it as style. The extra manner, if it makes the reply worse as a reply, is already on the wrong side of this sentence. </w:t>
+        <w:t xml:space="preserve">This line is the most serious one on the poster, and it is also the least supported by a measurement. Confidently wrong means two things at once: the content is false, and the manner sells the falsehood. The second half, 'extra attitude,' says the manner is a separate coat of paint. To sign that, I would need errors, a count of them, and a description of the coat. What I have is a set of rules about accuracy, a rule about what to do when confidence is low, and a product page that names 'minimal hallucinations' as an aim. Aims are not scores. Rules are not transcripts. The verdict has to stay mixed.</w:t>
+      </w:r>
+    </w:p>
+    <w:p>
+      <w:pPr>
+        <w:spacing w:after="200" w:line="480" w:lineRule="auto"/>
+      </w:pPr>
+      <w:r>
+        <w:rPr>
+          <w:rFonts w:ascii="Times New Roman" w:cs="Times New Roman" w:eastAsia="Times New Roman" w:hAnsi="Times New Roman"/>
+          <w:i w:val="false"/>
+          <w:iCs w:val="false"/>
+          <w:sz w:val="24"/>
+          <w:szCs w:val="24"/>
+        </w:rPr>
+        <w:t xml:space="preserve">OpenAI tells the assistant not to let factual claims, reasoning, or arithmetic go wrong. </w:t>
       </w:r>
       <w:r>
         <w:rPr>
@@ -2334,20 +3089,61 @@
         </w:rPr>
         <w:footnoteReference w:id="26"/>
       </w:r>
-    </w:p>
-    <w:p>
-      <w:pPr>
-        <w:spacing w:after="200" w:line="480" w:lineRule="auto"/>
-      </w:pPr>
-      <w:r>
-        <w:rPr>
-          <w:rFonts w:ascii="Times New Roman" w:cs="Times New Roman" w:eastAsia="Times New Roman" w:hAnsi="Times New Roman"/>
-          <w:i w:val="false"/>
-          <w:iCs w:val="false"/>
-          <w:sz w:val="24"/>
-          <w:szCs w:val="24"/>
-        </w:rPr>
-        <w:t xml:space="preserve">A second OpenAI sentence, from the same specification on the same date, sets the default on facts. By default, the assistant should present information clearly, focusing on factual accuracy and reliability, while the stance is fitted to the kind of question. The manner this sentence actually adds is fit. A factual question and a question of taste are not assigned the same posture. Clarity and reliability stay in focus while the posture changes. Extra attitude, in the poster's sense, is a manner that ignores the kind of question and arrives anyway, confident because confidence is the costume. Fit is the opposite instruction. It tells the voice to change because the question changed. Reliability as a focus also cuts against a house style of being serenely mistaken. A reliable presentation is one the reader can lean on. A costume of confidence on top of an error is one the reader is meant to lean on and should not. The sentence does not deny that tone exists. It assigns the tone a job, and the job is not camouflage. </w:t>
+      <w:r>
+        <w:rPr>
+          <w:rFonts w:ascii="Times New Roman" w:cs="Times New Roman" w:eastAsia="Times New Roman" w:hAnsi="Times New Roman"/>
+          <w:i w:val="false"/>
+          <w:iCs w:val="false"/>
+          <w:sz w:val="24"/>
+          <w:szCs w:val="24"/>
+        </w:rPr>
+        <w:t xml:space="preserve"> That is a duty, not a boast that the duty is always met. A duty still matters. It means a confident error is a violation, not a style. If attitude were supposed to ride on top of a mistake, the mistake would have to be allowed first. The duty does not allow it. Extra attitude on a false claim would be a second violation stacked on the first, not a feature.</w:t>
+      </w:r>
+    </w:p>
+    <w:p>
+      <w:pPr>
+        <w:spacing w:after="200" w:line="480" w:lineRule="auto"/>
+      </w:pPr>
+      <w:r>
+        <w:rPr>
+          <w:rFonts w:ascii="Times New Roman" w:cs="Times New Roman" w:eastAsia="Times New Roman" w:hAnsi="Times New Roman"/>
+          <w:i w:val="false"/>
+          <w:iCs w:val="false"/>
+          <w:sz w:val="24"/>
+          <w:szCs w:val="24"/>
+        </w:rPr>
+        <w:t xml:space="preserve">Low confidence has its own instruction, and it is the enemy of the coat of paint. If the assistant is not sure, it should use a tool, hedge, or say it cannot give a confident answer. </w:t>
+      </w:r>
+      <w:r>
+        <w:rPr>
+          <w:rStyle w:val="FootnoteReference"/>
+        </w:rPr>
+        <w:footnoteReference w:id="27"/>
+      </w:r>
+      <w:r>
+        <w:rPr>
+          <w:rFonts w:ascii="Times New Roman" w:cs="Times New Roman" w:eastAsia="Times New Roman" w:hAnsi="Times New Roman"/>
+          <w:i w:val="false"/>
+          <w:iCs w:val="false"/>
+          <w:sz w:val="24"/>
+          <w:szCs w:val="24"/>
+        </w:rPr>
+        <w:t xml:space="preserve"> Hedging is the opposite of extra attitude. Saying you do not know is the opposite of selling a guess. The poster describes a reply that does not have this gear. The rulebook says the gear is required, especially when the stakes are high. A reply that powers through a guess in a loud voice is off this rule, whoever produced it.</w:t>
+      </w:r>
+    </w:p>
+    <w:p>
+      <w:pPr>
+        <w:spacing w:after="200" w:line="480" w:lineRule="auto"/>
+      </w:pPr>
+      <w:r>
+        <w:rPr>
+          <w:rFonts w:ascii="Times New Roman" w:cs="Times New Roman" w:eastAsia="Times New Roman" w:hAnsi="Times New Roman"/>
+          <w:i w:val="false"/>
+          <w:iCs w:val="false"/>
+          <w:sz w:val="24"/>
+          <w:szCs w:val="24"/>
+        </w:rPr>
+        <w:t xml:space="preserve">The default on facts is the same idea in calmer language. Present information clearly, with the weight on accuracy and reliability, and fit the approach to the kind of question. </w:t>
       </w:r>
       <w:r>
         <w:rPr>
@@ -2355,41 +3151,36 @@
         </w:rPr>
         <w:footnoteReference w:id="12"/>
       </w:r>
-    </w:p>
-    <w:p>
-      <w:pPr>
-        <w:spacing w:after="200" w:line="480" w:lineRule="auto"/>
-      </w:pPr>
-      <w:r>
-        <w:rPr>
-          <w:rFonts w:ascii="Times New Roman" w:cs="Times New Roman" w:eastAsia="Times New Roman" w:hAnsi="Times New Roman"/>
-          <w:i w:val="false"/>
-          <w:iCs w:val="false"/>
-          <w:sz w:val="24"/>
-          <w:szCs w:val="24"/>
-        </w:rPr>
-        <w:t xml:space="preserve">SpaceXSI's own page is the Grok-side evidence, and it is an aim rather than a transcript. The models page, titled as a models and pricing page, published by SpaceXSI on 21 September 2026 and read on 16 October 2026, describes a flagship used for code and for other work, and it names minimal hallucinations as a stated aim. That is the paraphrase the entry supports. It puts hallucination in the product's public sentence as something the aim is to make minimal. Minimal is a reduction word. It is not a claim that the count is zero, and it is not a published percentage, so this chapter will not invent either number. It is also not a description of manner. A company that wanted confidence painted over mistakes would not spend a design clause on making the mistakes rare. It would spend the clause on how sure to sound. SpaceXSI spent the clause on the aim of fewer hallucinations, for a flagship whose stated range is code and other work. The concession lives here, in roman type. Error is a named design concern on Grok's page, not only a duty in OpenAI's specification. The costume is not named. The aim is not an incident, and no incident is supplied by the entry. </w:t>
-      </w:r>
-      <w:r>
-        <w:rPr>
-          <w:rStyle w:val="FootnoteReference"/>
-        </w:rPr>
-        <w:footnoteReference w:id="27"/>
-      </w:r>
-    </w:p>
-    <w:p>
-      <w:pPr>
-        <w:spacing w:after="200" w:line="480" w:lineRule="auto"/>
-      </w:pPr>
-      <w:r>
-        <w:rPr>
-          <w:rFonts w:ascii="Times New Roman" w:cs="Times New Roman" w:eastAsia="Times New Roman" w:hAnsi="Times New Roman"/>
-          <w:i w:val="false"/>
-          <w:iCs w:val="false"/>
-          <w:sz w:val="24"/>
-          <w:szCs w:val="24"/>
-        </w:rPr>
-        <w:t xml:space="preserve">The second clause is answered by the instruction for low confidence, again in OpenAI's specification of 18 August 2026. If the assistant lacks sufficient confidence, it should gather more information, hedge, or admit that a confident answer is not available. The entry's wording is a tool, a hedge, or an admission, not a louder guess. Three exits are named. All three lower the pretense. None of them adds swagger on top of a weak reply. A louder guess is the proposition's manner: confidence applied where the ground is missing. The specification marks that move as the thing not to do. This paragraph does not describe the tool, the path by which information is gathered, or any machinery around that path. The entry establishes the existence of the instruction and the direction of it. The direction is away from volume. A hedge is a quieter claim. An admission is a claim declined. Both are manners, and both are manners of restraint. The poster needed a manner of nerve laid over the error. The published manner for insufficient confidence is the removal of nerve. </w:t>
+      <w:r>
+        <w:rPr>
+          <w:rFonts w:ascii="Times New Roman" w:cs="Times New Roman" w:eastAsia="Times New Roman" w:hAnsi="Times New Roman"/>
+          <w:i w:val="false"/>
+          <w:iCs w:val="false"/>
+          <w:sz w:val="24"/>
+          <w:szCs w:val="24"/>
+        </w:rPr>
+        <w:t xml:space="preserve"> A factual question gets the evidence. A taste question can be lighter. The poster does not distinguish. Every reply is a confident opinion, and the confidence is costume. The rule says the costume has to change with the question, and that on facts the costume is plain reliability. Flattery is banned in the same document, so the assistant is also not supposed to sound sure just to please you. </w:t>
+      </w:r>
+      <w:r>
+        <w:rPr>
+          <w:rStyle w:val="FootnoteReference"/>
+        </w:rPr>
+        <w:footnoteReference w:id="11"/>
+      </w:r>
+    </w:p>
+    <w:p>
+      <w:pPr>
+        <w:spacing w:after="200" w:line="480" w:lineRule="auto"/>
+      </w:pPr>
+      <w:r>
+        <w:rPr>
+          <w:rFonts w:ascii="Times New Roman" w:cs="Times New Roman" w:eastAsia="Times New Roman" w:hAnsi="Times New Roman"/>
+          <w:i w:val="false"/>
+          <w:iCs w:val="false"/>
+          <w:sz w:val="24"/>
+          <w:szCs w:val="24"/>
+        </w:rPr>
+        <w:t xml:space="preserve">Grok's models page states an aim in one clause: the flagship is for code and for other work, and minimal hallucinations are part of that description, along with tool use and adjustable reasoning. </w:t>
       </w:r>
       <w:r>
         <w:rPr>
@@ -2397,116 +3188,45 @@
         </w:rPr>
         <w:footnoteReference w:id="28"/>
       </w:r>
-    </w:p>
-    <w:p>
-      <w:pPr>
-        <w:spacing w:after="200" w:line="480" w:lineRule="auto"/>
-      </w:pPr>
-      <w:r>
-        <w:rPr>
-          <w:rFonts w:ascii="Times New Roman" w:cs="Times New Roman" w:eastAsia="Times New Roman" w:hAnsi="Times New Roman"/>
-          <w:i w:val="false"/>
-          <w:iCs w:val="false"/>
-          <w:sz w:val="24"/>
-          <w:szCs w:val="24"/>
-        </w:rPr>
-        <w:t xml:space="preserve">Sycophancy is the nearby failure, and it is named as a trust failure rather than as a style to copy. The assistant exists to help the user, not to flatter the user or agree with the user. Agreement that tracks the user's pleasure instead of the subject is the distortion the section is about. Extra attitude can be that distortion when the attitude is warmth toward a premise that does not deserve it. The entry contradicts the idea that such agreement is the recommended costume. It does not say that flattery has been measured in Grok, and this chapter does not say it either. What it says is that OpenAI wrote the failure down as a way trust erodes. A rule against a costume is evidence about the desired voice. It is not evidence that the costume is the daily wear of a different company's product. Used carefully, the entry refuses the second clause of the proposition without pretending to be a Grok transcript. Help, not flattery, is the job the sentence assigns. A manner added to make an error feel like rapport would be flattery of a kind, and the sentence declines it. </w:t>
-      </w:r>
-      <w:r>
-        <w:rPr>
-          <w:rStyle w:val="FootnoteReference"/>
-        </w:rPr>
-        <w:footnoteReference w:id="11"/>
-      </w:r>
-    </w:p>
-    <w:p>
-      <w:pPr>
-        <w:spacing w:after="200" w:line="480" w:lineRule="auto"/>
-      </w:pPr>
-      <w:r>
-        <w:rPr>
-          <w:rFonts w:ascii="Times New Roman" w:cs="Times New Roman" w:eastAsia="Times New Roman" w:hAnsi="Times New Roman"/>
-          <w:i w:val="false"/>
-          <w:iCs w:val="false"/>
-          <w:sz w:val="24"/>
-          <w:szCs w:val="24"/>
-        </w:rPr>
-        <w:t xml:space="preserve">The clauses therefore separate cleanly inside the packet. The documents support a narrow reading of the error talk. OpenAI makes accuracy of claims, reasoning, and calculations a duty, and makes factual accuracy and reliability the default focus, with the stance fitted to the question. SpaceXSI states minimal hallucinations as an aim of the flagship it points at code and at other work. Those lines treat error as a real failure and a real design target. They do not exhibit a confident mistake, and no score in this ledger tells us how often one occurs. The documents refuse the costume. Low confidence is supposed to end in more information, a hedge, or an admission, not in a louder guess. Sycophantic agreement is a trust failure, not a manner to spread over the crack. Mixed means exactly that division. The poster sentence survives only where it is rewritten as a worry the publishers already wrote down. It does not survive as a description of Grok's manner. </w:t>
-      </w:r>
-      <w:r>
-        <w:rPr>
-          <w:rStyle w:val="FootnoteReference"/>
-        </w:rPr>
-        <w:footnoteReference w:id="11"/>
-      </w:r>
-      <w:r>
-        <w:rPr>
-          <w:rStyle w:val="FootnoteReference"/>
-        </w:rPr>
-        <w:footnoteReference w:id="26"/>
-      </w:r>
-      <w:r>
-        <w:rPr>
-          <w:rStyle w:val="FootnoteReference"/>
-        </w:rPr>
-        <w:footnoteReference w:id="28"/>
-      </w:r>
-      <w:r>
-        <w:rPr>
-          <w:rStyle w:val="FootnoteReference"/>
-        </w:rPr>
-        <w:footnoteReference w:id="12"/>
-      </w:r>
-      <w:r>
-        <w:rPr>
-          <w:rStyle w:val="FootnoteReference"/>
-        </w:rPr>
-        <w:footnoteReference w:id="27"/>
-      </w:r>
-    </w:p>
-    <w:p>
-      <w:pPr>
-        <w:spacing w:after="200" w:line="480" w:lineRule="auto"/>
-      </w:pPr>
-      <w:r>
-        <w:rPr>
-          <w:rFonts w:ascii="Times New Roman" w:cs="Times New Roman" w:eastAsia="Times New Roman" w:hAnsi="Times New Roman"/>
-          <w:i w:val="false"/>
-          <w:iCs w:val="false"/>
-          <w:sz w:val="24"/>
-          <w:szCs w:val="24"/>
-        </w:rPr>
-        <w:t xml:space="preserve">Jurisdiction still matters, because a duty in ChatGPT's specification is not a diary of Grok. The Grok-side sentence is the aim. The ChatGPT-side sentences are the duties and the prohibitions. A fair reading lets each publisher speak once. SpaceXSI says the flagship is for code and other work and that minimal hallucinations are an aim. OpenAI says not to compromise accuracy, to focus on reliability, to avoid flattery, and not to guess louder when confidence is low. None of those sentences says the confidence comes after the error as a separate coat of paint. The coat of paint is the poster's theory of style. It would be a second act in the reply: first the mistake, then the attitude that sells it. The entries describe one act. Get the claim right, fit the stance to the question, and if the confidence is not there, do not fake the volume. That is a theory of manner too, and it is the published one. It is not the theory in the proposition. </w:t>
-      </w:r>
-      <w:r>
-        <w:rPr>
-          <w:rStyle w:val="FootnoteReference"/>
-        </w:rPr>
-        <w:footnoteReference w:id="11"/>
-      </w:r>
-      <w:r>
-        <w:rPr>
-          <w:rStyle w:val="FootnoteReference"/>
-        </w:rPr>
-        <w:footnoteReference w:id="26"/>
-      </w:r>
-      <w:r>
-        <w:rPr>
-          <w:rStyle w:val="FootnoteReference"/>
-        </w:rPr>
-        <w:footnoteReference w:id="28"/>
-      </w:r>
-      <w:r>
-        <w:rPr>
-          <w:rStyle w:val="FootnoteReference"/>
-        </w:rPr>
-        <w:footnoteReference w:id="12"/>
-      </w:r>
-      <w:r>
-        <w:rPr>
-          <w:rStyle w:val="FootnoteReference"/>
-        </w:rPr>
-        <w:footnoteReference w:id="27"/>
+      <w:r>
+        <w:rPr>
+          <w:rFonts w:ascii="Times New Roman" w:cs="Times New Roman" w:eastAsia="Times New Roman" w:hAnsi="Times New Roman"/>
+          <w:i w:val="false"/>
+          <w:iCs w:val="false"/>
+          <w:sz w:val="24"/>
+          <w:szCs w:val="24"/>
+        </w:rPr>
+        <w:t xml:space="preserve"> I am not treating the aim as a measured rate. An aim can be marketing. What I will not do is ignore it, or pretend the page says the opposite. The page does not say 'be confidently wrong.' It says the design goal includes fewer ungrounded claims. A design goal is not a proof. It is a contradiction of the poster if the poster is read as a specification. The poster reads as a specification. The page reads as an aim.</w:t>
+      </w:r>
+    </w:p>
+    <w:p>
+      <w:pPr>
+        <w:spacing w:after="200" w:line="480" w:lineRule="auto"/>
+      </w:pPr>
+      <w:r>
+        <w:rPr>
+          <w:rFonts w:ascii="Times New Roman" w:cs="Times New Roman" w:eastAsia="Times New Roman" w:hAnsi="Times New Roman"/>
+          <w:i w:val="false"/>
+          <w:iCs w:val="false"/>
+          <w:sz w:val="24"/>
+          <w:szCs w:val="24"/>
+        </w:rPr>
+        <w:t xml:space="preserve">Here is the limit, stated once so it cannot be missed. I do not have, in this ledger, a head-to-head count of false claims, and I do not have a coding of 'attitude' across replies. Anyone who tells you otherwise from these pages is adding a study that was not done. ChatGPT's rules forbid the confident error and require a hedge when the ground is thin. Grok's page names fewer hallucinations as a goal and does not describe a coat of attitude. Neither fact is a scoreboard. The poster wrote the scoreboard anyway.</w:t>
+      </w:r>
+    </w:p>
+    <w:p>
+      <w:pPr>
+        <w:spacing w:after="200" w:line="480" w:lineRule="auto"/>
+      </w:pPr>
+      <w:r>
+        <w:rPr>
+          <w:rFonts w:ascii="Times New Roman" w:cs="Times New Roman" w:eastAsia="Times New Roman" w:hAnsi="Times New Roman"/>
+          <w:i w:val="false"/>
+          <w:iCs w:val="false"/>
+          <w:sz w:val="24"/>
+          <w:szCs w:val="24"/>
+        </w:rPr>
+        <w:t xml:space="preserve">What you should do with that, as a reader, is refuse both comforts. Do not let the poster convince you that swagger is the published plan. Do not let a sentence about 'minimal hallucinations' convince you the plan is already achieved. The documents are about duties and aims. Duties can be broken. Aims can be missed. Breaking and missing are not the same thing as a house style of confident error. The house style, as written, is to get the claim right, and to lower your voice when you cannot.</w:t>
       </w:r>
     </w:p>
     <w:p>
@@ -2521,7 +3241,97 @@
           <w:sz w:val="24"/>
           <w:szCs w:val="24"/>
         </w:rPr>
-        <w:t xml:space="preserve">Nerve is cheap when the sentence is already wrong. The rule on the desk spends its nerve on getting the sentence right, and on saying so when it cannot.</w:t>
+        <w:t xml:space="preserve">Extra attitude on a wrong answer is a tell. The rules I can quote treat the tell as a failure, not as a brand.</w:t>
+      </w:r>
+    </w:p>
+    <w:p>
+      <w:pPr>
+        <w:spacing w:after="200" w:line="480" w:lineRule="auto"/>
+      </w:pPr>
+      <w:r>
+        <w:rPr>
+          <w:rFonts w:ascii="Times New Roman" w:cs="Times New Roman" w:eastAsia="Times New Roman" w:hAnsi="Times New Roman"/>
+          <w:i w:val="false"/>
+          <w:iCs w:val="false"/>
+          <w:sz w:val="24"/>
+          <w:szCs w:val="24"/>
+        </w:rPr>
+        <w:t xml:space="preserve">A confident error is easy to recognize after the fact and hard to measure in a slogan. You ask for a date, a dose, a citation, or a signature, and the reply is sure and false. Attitude is the grin on that sureness. OpenAI's duty says the content should not be false, and the low-confidence rule says the sureness should drop when the ground is thin. Grok's models page says fewer ungrounded claims are part of the aim. Together those sentences outlaw the poster's house style. They do not prove the house style never appears. Outlawing a style is a document. Counting its appearances is a study. I have the document.</w:t>
+      </w:r>
+    </w:p>
+    <w:p>
+      <w:pPr>
+        <w:spacing w:after="200" w:line="480" w:lineRule="auto"/>
+      </w:pPr>
+      <w:r>
+        <w:rPr>
+          <w:rFonts w:ascii="Times New Roman" w:cs="Times New Roman" w:eastAsia="Times New Roman" w:hAnsi="Times New Roman"/>
+          <w:i w:val="false"/>
+          <w:iCs w:val="false"/>
+          <w:sz w:val="24"/>
+          <w:szCs w:val="24"/>
+        </w:rPr>
+        <w:t xml:space="preserve">The coat-of-paint theory is the part to reject even before the count. The poster says the manner is extra, added on top of the mistake, as if swagger were a second product feature. The rules describe one act: say what is supported, and shrink the claim when it is not. There is no second act called attitude. A reply that adds swagger is not following a written second act. It is violating the first. Treat it as a violation. Do not promote it to a brand, and do not let an aim-statement talk you into believing violations have stopped.</w:t>
+      </w:r>
+    </w:p>
+    <w:p>
+      <w:pPr>
+        <w:spacing w:after="200" w:line="480" w:lineRule="auto"/>
+      </w:pPr>
+      <w:r>
+        <w:rPr>
+          <w:rFonts w:ascii="Times New Roman" w:cs="Times New Roman" w:eastAsia="Times New Roman" w:hAnsi="Times New Roman"/>
+          <w:i w:val="false"/>
+          <w:iCs w:val="false"/>
+          <w:sz w:val="24"/>
+          <w:szCs w:val="24"/>
+        </w:rPr>
+        <w:t xml:space="preserve">Use the chapter as a standard, not as a score. When a reply is sure, ask what would show the sureness is earned: a source, a test, a calculation you can rerun. Both publishers, in the lines quoted here, already point at that question. The poster points at the grin and stops. The grin is not the finding.</w:t>
+      </w:r>
+    </w:p>
+    <w:p>
+      <w:pPr>
+        <w:spacing w:after="200" w:line="480" w:lineRule="auto"/>
+      </w:pPr>
+      <w:r>
+        <w:rPr>
+          <w:rFonts w:ascii="Times New Roman" w:cs="Times New Roman" w:eastAsia="Times New Roman" w:hAnsi="Times New Roman"/>
+          <w:i w:val="false"/>
+          <w:iCs w:val="false"/>
+          <w:sz w:val="24"/>
+          <w:szCs w:val="24"/>
+        </w:rPr>
+        <w:t xml:space="preserve">After a false sure answer, the useful question is mechanical. What would have made the sureness earned: a source you can open, a test you can run, a calculation you can repeat? OpenAI already points at that question by banning unsupported claims and by requiring a hedge when confidence is low. The Grok models page points at it by naming fewer ungrounded claims as an aim. The poster points at the manner and stops, as if the manner were the specification. Manner without a count is a mood. The documents give you a standard for the next reply. They do not give you a rate for the last thousand.</w:t>
+      </w:r>
+    </w:p>
+    <w:p>
+      <w:pPr>
+        <w:spacing w:after="200" w:line="480" w:lineRule="auto"/>
+      </w:pPr>
+      <w:r>
+        <w:rPr>
+          <w:rFonts w:ascii="Times New Roman" w:cs="Times New Roman" w:eastAsia="Times New Roman" w:hAnsi="Times New Roman"/>
+          <w:i w:val="false"/>
+          <w:iCs w:val="false"/>
+          <w:sz w:val="24"/>
+          <w:szCs w:val="24"/>
+        </w:rPr>
+        <w:t xml:space="preserve">No score sneaks in at the end. Confident error is forbidden by a duty and discouraged by an aim, and it is not described as a coat of attitude in either document. How often it still happens is not in this ledger. Use the duty as a standard for the next reply. Do not use the poster as a rate, and do not use the aim as a victory lap.</w:t>
+      </w:r>
+    </w:p>
+    <w:p>
+      <w:pPr>
+        <w:spacing w:after="200" w:line="480" w:lineRule="auto"/>
+      </w:pPr>
+      <w:r>
+        <w:rPr>
+          <w:rFonts w:ascii="Times New Roman" w:cs="Times New Roman" w:eastAsia="Times New Roman" w:hAnsi="Times New Roman"/>
+          <w:i w:val="false"/>
+          <w:iCs w:val="false"/>
+          <w:sz w:val="24"/>
+          <w:szCs w:val="24"/>
+        </w:rPr>
+        <w:t xml:space="preserve">The standard for the next reply stays simple: show the work, or lower the claim.</w:t>
       </w:r>
     </w:p>
     <w:p>
@@ -2551,7 +3361,7 @@
           <w:sz w:val="24"/>
           <w:szCs w:val="24"/>
         </w:rPr>
-        <w:t xml:space="preserve">Consequence: Tools owns the published response to insufficient confidence, and this chapter does not describe that response.</w:t>
+        <w:t xml:space="preserve">Consequence: How either side behaves on code, where a wrong answer is easy to see, is reserved for Coding.</w:t>
       </w:r>
     </w:p>
     <w:p>
@@ -2605,52 +3415,22 @@
           <w:sz w:val="24"/>
           <w:szCs w:val="24"/>
         </w:rPr>
-        <w:t xml:space="preserve">The proposition stacks three identities and then hands the same stack to three objects. Grok, it says, has not decided whether it is an assistant, a troll, or a private channel for Elon. The mug, the mark, and the hoodie are supposed to be saying that indecision in another medium. A stack fails if any public document actually picks, and the objects fail if their strings are not the stack. Both tests can be run on the entries and on the words the objects carry. The tests do not need a theory of anyone's inner life. Public identity, in this sentence, means what the pages and the labeled objects say in public. A private channel that was truly private would not be on a welcome page. The claim under review is that the public identity is the unresolved triad, and that the merchandise repeats it. Merchandise with a short string can be read. The strings are short on purpose.</w:t>
-      </w:r>
-    </w:p>
-    <w:p>
-      <w:pPr>
-        <w:spacing w:after="200" w:line="480" w:lineRule="auto"/>
-      </w:pPr>
-      <w:r>
-        <w:rPr>
-          <w:rFonts w:ascii="Times New Roman" w:cs="Times New Roman" w:eastAsia="Times New Roman" w:hAnsi="Times New Roman"/>
-          <w:i w:val="false"/>
-          <w:iCs w:val="false"/>
-          <w:sz w:val="24"/>
-          <w:szCs w:val="24"/>
-        </w:rPr>
-        <w:t xml:space="preserve">The mug reads I'M JUST GROK. That is a complete utterance. It claims a name in the first person and spends the adverb on limitation: just this name, not a menu. A speaker who cannot decide among assistant, troll, and a private channel would need room for the alternatives. The mug has no room. It does not say troll. It does not say assistant. It does not name a person and offer itself as that person's channel. I'M JUST GROK answers a different accusation, the accusation that the name is a mask for something else, by repeating the name and refusing the something else. Whether that refusal is modest or boastful is a question for the italic line, not for the letters. The letters resolve identity down to a single proper name. Unresolved is the wrong adjective for a sentence that has already chosen. The mug is one of the three labels this chapter was required to answer, and the answer is the reading: a name, claimed, and nothing in the triad.</w:t>
-      </w:r>
-    </w:p>
-    <w:p>
-      <w:pPr>
-        <w:spacing w:after="200" w:line="480" w:lineRule="auto"/>
-      </w:pPr>
-      <w:r>
-        <w:rPr>
-          <w:rFonts w:ascii="Times New Roman" w:cs="Times New Roman" w:eastAsia="Times New Roman" w:hAnsi="Times New Roman"/>
-          <w:i w:val="false"/>
-          <w:iCs w:val="false"/>
-          <w:sz w:val="24"/>
-          <w:szCs w:val="24"/>
-        </w:rPr>
-        <w:t xml:space="preserve">The mark reads xAI. The string is a mark, four characters and a capital in the middle, and it is a label on the poster rather than a model version. This chapter does not promote the label into a version number, and it does not treat the letters as a product release. A mark identifies a sign. It does not deliberate. The triad would require the mark to be torn among assistant, troll, and a private channel, or to depict that tearing. xAI depicts none of those three words. It does not say chat, buddy, or troll. Reading it as indecision confuses a short brand-mark with a paragraph that was never printed on it. The hoodie reads Grok. The hoodie and the mug agree. One says the name alone. The other says it is just that name. Agreement between a garment and a cup is not a crisis of categories. It is the same name twice, once with a disclaimer of anything further. If the objects were saying the proposition, at least one of them would have to say the proposition's other nouns. They say the name, the mark, and the name.</w:t>
-      </w:r>
-    </w:p>
-    <w:p>
-      <w:pPr>
-        <w:spacing w:after="200" w:line="480" w:lineRule="auto"/>
-      </w:pPr>
-      <w:r>
-        <w:rPr>
-          <w:rFonts w:ascii="Times New Roman" w:cs="Times New Roman" w:eastAsia="Times New Roman" w:hAnsi="Times New Roman"/>
-          <w:i w:val="false"/>
-          <w:iCs w:val="false"/>
-          <w:sz w:val="24"/>
-          <w:szCs w:val="24"/>
-        </w:rPr>
-        <w:t xml:space="preserve">Welcome to Grok, published by SpaceXSI on 10 October 2026 and read on 16 October 2026, spends its identifying sentence on a category and two doors. The sentence says Grok is SpaceXSI's assistant, available on the web at grok.com and in the iOS and Android apps. Assistant is the noun that does the identifying. The publisher named inside the sentence is SpaceXSI. The doors are a site and two phone apps. A page that states a category has resolved the public category. Unresolved would look like a blank, or like the three options printed as peers. The page prints one option and attaches places. Assistant, here, is not a mood. It is the noun in the identification sentence. Troll does not appear in that sentence. A private channel does not appear in that sentence. The mark on the poster reads xAI, and the page's sentence says SpaceXSI. Those are different strings in different places. This chapter does not invent a corporate story to glue them together. It reports both strings and refuses to pretend they are the triad. The page's job is identification, and it does the job. </w:t>
+        <w:t xml:space="preserve">The line says Grok has not picked a job. It might be an assistant. It might be a troll. It might be a private channel for Elon. Then it points at the merchandise, as if the merchandise repeats the confusion. The mug reads I'M JUST GROK. The mark reads xAI. The hoodie reads Grok. Those are short strings. Short strings can be read. They do not say 'troll,' and they do not say 'private channel.' The welcome page is even shorter on the question, and it does pick.</w:t>
+      </w:r>
+    </w:p>
+    <w:p>
+      <w:pPr>
+        <w:spacing w:after="200" w:line="480" w:lineRule="auto"/>
+      </w:pPr>
+      <w:r>
+        <w:rPr>
+          <w:rFonts w:ascii="Times New Roman" w:cs="Times New Roman" w:eastAsia="Times New Roman" w:hAnsi="Times New Roman"/>
+          <w:i w:val="false"/>
+          <w:iCs w:val="false"/>
+          <w:sz w:val="24"/>
+          <w:szCs w:val="24"/>
+        </w:rPr>
+        <w:t xml:space="preserve">The welcome page says Grok is SpaceXSI's assistant, available at grok.com and in the phone apps. </w:t>
       </w:r>
       <w:r>
         <w:rPr>
@@ -2658,20 +3438,30 @@
         </w:rPr>
         <w:footnoteReference w:id="6"/>
       </w:r>
-    </w:p>
-    <w:p>
-      <w:pPr>
-        <w:spacing w:after="200" w:line="480" w:lineRule="auto"/>
-      </w:pPr>
-      <w:r>
-        <w:rPr>
-          <w:rFonts w:ascii="Times New Roman" w:cs="Times New Roman" w:eastAsia="Times New Roman" w:hAnsi="Times New Roman"/>
-          <w:i w:val="false"/>
-          <w:iCs w:val="false"/>
-          <w:sz w:val="24"/>
-          <w:szCs w:val="24"/>
-        </w:rPr>
-        <w:t xml:space="preserve">SpaceXSI's welcome page, checked on 16 October 2026, states the product's category and does not list troll or private chat as that category </w:t>
+      <w:r>
+        <w:rPr>
+          <w:rFonts w:ascii="Times New Roman" w:cs="Times New Roman" w:eastAsia="Times New Roman" w:hAnsi="Times New Roman"/>
+          <w:i w:val="false"/>
+          <w:iCs w:val="false"/>
+          <w:sz w:val="24"/>
+          <w:szCs w:val="24"/>
+        </w:rPr>
+        <w:t xml:space="preserve"> The category word is assistant. The places are a website and two apps. A page that states a category has resolved the public category. Unresolved would look like a blank, or like three options printed as equals. This page prints one option and attaches doors. Troll is not in the sentence. A private channel is not in the sentence.</w:t>
+      </w:r>
+    </w:p>
+    <w:p>
+      <w:pPr>
+        <w:spacing w:after="200" w:line="480" w:lineRule="auto"/>
+      </w:pPr>
+      <w:r>
+        <w:rPr>
+          <w:rFonts w:ascii="Times New Roman" w:cs="Times New Roman" w:eastAsia="Times New Roman" w:hAnsi="Times New Roman"/>
+          <w:i w:val="false"/>
+          <w:iCs w:val="false"/>
+          <w:sz w:val="24"/>
+          <w:szCs w:val="24"/>
+        </w:rPr>
+        <w:t xml:space="preserve">When that page was checked on 16 October 2026, it stated the category and did not list troll or private chat as what the product is. </w:t>
       </w:r>
       <w:r>
         <w:rPr>
@@ -2687,22 +3477,37 @@
           <w:sz w:val="24"/>
           <w:szCs w:val="24"/>
         </w:rPr>
-        <w:t xml:space="preserve">. The sentence just given is the whole of what the silence is allowed to prove. It does not prove that no user has ever used the product as a toy, and it does not prove anything about a person's private messages. Silence on a page is not a biography of Elon, and this chapter does not write one. The proposition's third identity is a private channel, and the check's term for the missing category is private chat. The fit is the category, not a dossier. Troll is the other missing category word. A public identity that had been left unresolved among assistant, troll, and private chat would have listed them or listed none. The check says the page states the category and does not list those two. Stating one and withholding the others is a decision. The limit stays attached to the sentence: the sources checked do not show the other labels as the category. They do not show that the behavior called trolling never happens in a reply.</w:t>
-      </w:r>
-    </w:p>
-    <w:p>
-      <w:pPr>
-        <w:spacing w:after="200" w:line="480" w:lineRule="auto"/>
-      </w:pPr>
-      <w:r>
-        <w:rPr>
-          <w:rFonts w:ascii="Times New Roman" w:cs="Times New Roman" w:eastAsia="Times New Roman" w:hAnsi="Times New Roman"/>
-          <w:i w:val="false"/>
-          <w:iCs w:val="false"/>
-          <w:sz w:val="24"/>
-          <w:szCs w:val="24"/>
-        </w:rPr>
-        <w:t xml:space="preserve">The remaining entries are about the other product, and they matter because the proposition treats identity as a muddle these products share. OpenAI's model spec README, published on 18 August 2026, states that the model spec specifies desired behavior for the models underlying OpenAI's products, including the APIs. That is a public assignment. A document, named, is tied to products, named as OpenAI's, including the programmatic interfaces. Desired behavior is a standard a stranger can open. It is not a private channel for a person. It is not a troll's brief. The README does not mention Grok, and it is not being cited as a description of Grok. It is cited because the poster's triad is a theory of what an assistant's public identity is allowed to be. On the OpenAI side, the public identity of the governing text is a behavior standard for that company's products. A private chat with a named individual is a different object, and the README does not offer it. </w:t>
+        <w:t xml:space="preserve"> The check does not prove that nobody has ever used the product as a toy, and it does not biograph anyone. It proves the public page made a choice. Stating one category and withholding the other two is a decision. The poster says there was no decision. The page says there was.</w:t>
+      </w:r>
+    </w:p>
+    <w:p>
+      <w:pPr>
+        <w:spacing w:after="200" w:line="480" w:lineRule="auto"/>
+      </w:pPr>
+      <w:r>
+        <w:rPr>
+          <w:rFonts w:ascii="Times New Roman" w:cs="Times New Roman" w:eastAsia="Times New Roman" w:hAnsi="Times New Roman"/>
+          <w:i w:val="false"/>
+          <w:iCs w:val="false"/>
+          <w:sz w:val="24"/>
+          <w:szCs w:val="24"/>
+        </w:rPr>
+        <w:t xml:space="preserve">The merchandise does not smuggle the other two categories back in. I'M JUST GROK is a name, said plainly, which matches an assistant that is not pretending to be your friend or your newspaper. xAI is a mark. It is a label on the mug, not a model version and not a confession of a private line. Grok on the hoodie is the same name again. A name repeated is branding. Branding can be vain. Vain is not the same as undecided. Undecided would be three slogans. There is one slogan, and it is the name.</w:t>
+      </w:r>
+    </w:p>
+    <w:p>
+      <w:pPr>
+        <w:spacing w:after="200" w:line="480" w:lineRule="auto"/>
+      </w:pPr>
+      <w:r>
+        <w:rPr>
+          <w:rFonts w:ascii="Times New Roman" w:cs="Times New Roman" w:eastAsia="Times New Roman" w:hAnsi="Times New Roman"/>
+          <w:i w:val="false"/>
+          <w:iCs w:val="false"/>
+          <w:sz w:val="24"/>
+          <w:szCs w:val="24"/>
+        </w:rPr>
+        <w:t xml:space="preserve">OpenAI's side is relevant only because the poster talks as if every assistant shares this muddle. The model spec's readme says the spec states desired behavior for the models behind OpenAI's products, including the APIs. </w:t>
       </w:r>
       <w:r>
         <w:rPr>
@@ -2710,20 +3515,15 @@
         </w:rPr>
         <w:footnoteReference w:id="29"/>
       </w:r>
-    </w:p>
-    <w:p>
-      <w:pPr>
-        <w:spacing w:after="200" w:line="480" w:lineRule="auto"/>
-      </w:pPr>
-      <w:r>
-        <w:rPr>
-          <w:rFonts w:ascii="Times New Roman" w:cs="Times New Roman" w:eastAsia="Times New Roman" w:hAnsi="Times New Roman"/>
-          <w:i w:val="false"/>
-          <w:iCs w:val="false"/>
-          <w:sz w:val="24"/>
-          <w:szCs w:val="24"/>
-        </w:rPr>
-        <w:t xml:space="preserve">Inside the specification itself, OpenAI writes a sharper public expectation for the consumer product. In first-party, direct-to-consumer ChatGPT, users have a reasonable expectation of objectivity rather than a hidden editorial line. The entry's point is objectivity in first-party ChatGPT, rather than a hidden editorial line. A private channel for one person's views would be a hidden line of that kind: the reply would answer to a principal who is not the user. The sentence does not accuse any such channel of existing. It sets the expectation the other way for ChatGPT. Users may expect objectivity. A hidden editorial line is what that expectation refuses. That is a resolved public stance. It is not indecision among assistant, troll, and chat buddy. Chat buddy is intimacy plus allegiance. Objectivity as a reasonable expectation is the refusal of secret allegiance. The sentence governs ChatGPT, not Grok. Its use here is to stop the triad from being treated as the inevitable identity of every assistant on the market. One of the two products has a printed expectation, and the expectation is public objectivity. </w:t>
+      <w:r>
+        <w:rPr>
+          <w:rFonts w:ascii="Times New Roman" w:cs="Times New Roman" w:eastAsia="Times New Roman" w:hAnsi="Times New Roman"/>
+          <w:i w:val="false"/>
+          <w:iCs w:val="false"/>
+          <w:sz w:val="24"/>
+          <w:szCs w:val="24"/>
+        </w:rPr>
+        <w:t xml:space="preserve"> That is a public assignment: a document, tied to products, tied to interfaces. It is not a private channel for a person. Inside the spec, the consumer ChatGPT is given a further public stance. Users may expect objectivity, and a hidden editorial line is out of bounds. </w:t>
       </w:r>
       <w:r>
         <w:rPr>
@@ -2731,54 +3531,45 @@
         </w:rPr>
         <w:footnoteReference w:id="14"/>
       </w:r>
-    </w:p>
-    <w:p>
-      <w:pPr>
-        <w:spacing w:after="200" w:line="480" w:lineRule="auto"/>
-      </w:pPr>
-      <w:r>
-        <w:rPr>
-          <w:rFonts w:ascii="Times New Roman" w:cs="Times New Roman" w:eastAsia="Times New Roman" w:hAnsi="Times New Roman"/>
-          <w:i w:val="false"/>
-          <w:iCs w:val="false"/>
-          <w:sz w:val="24"/>
-          <w:szCs w:val="24"/>
-        </w:rPr>
-        <w:t xml:space="preserve">Read in order, the public record picks. The mug reads I'M JUST GROK, the mark reads xAI and is a label rather than a model version, and the hoodie reads Grok. SpaceXSI's page calls Grok its assistant and names grok.com and the phone apps as the places a person opens it. Checked on 16 October 2026, that page does not list troll or private chat as the category </w:t>
-      </w:r>
-      <w:r>
-        <w:rPr>
-          <w:rStyle w:val="FootnoteReference"/>
-        </w:rPr>
-        <w:footnoteReference w:id="15"/>
-      </w:r>
-      <w:r>
-        <w:rPr>
-          <w:rFonts w:ascii="Times New Roman" w:cs="Times New Roman" w:eastAsia="Times New Roman" w:hAnsi="Times New Roman"/>
-          <w:i w:val="false"/>
-          <w:iCs w:val="false"/>
-          <w:sz w:val="24"/>
-          <w:szCs w:val="24"/>
-        </w:rPr>
-        <w:t xml:space="preserve">. OpenAI's README assigns the spec to the behavior of models under OpenAI's products, including the APIs. OpenAI's specification tells ChatGPT's users they may expect objectivity rather than a hidden editorial line. None of those acts is a shrug among three identities. None of them is a private channel for Elon. Refuted means the proposition does not survive these documents and these three strings. It does not mean a server was searched for whispers. The whispers are not in the entries. The print is. The print decided. </w:t>
-      </w:r>
-      <w:r>
-        <w:rPr>
-          <w:rStyle w:val="FootnoteReference"/>
-        </w:rPr>
-        <w:footnoteReference w:id="6"/>
-      </w:r>
-      <w:r>
-        <w:rPr>
-          <w:rStyle w:val="FootnoteReference"/>
-        </w:rPr>
-        <w:footnoteReference w:id="29"/>
-      </w:r>
-      <w:r>
-        <w:rPr>
-          <w:rStyle w:val="FootnoteReference"/>
-        </w:rPr>
-        <w:footnoteReference w:id="14"/>
+      <w:r>
+        <w:rPr>
+          <w:rFonts w:ascii="Times New Roman" w:cs="Times New Roman" w:eastAsia="Times New Roman" w:hAnsi="Times New Roman"/>
+          <w:i w:val="false"/>
+          <w:iCs w:val="false"/>
+          <w:sz w:val="24"/>
+          <w:szCs w:val="24"/>
+        </w:rPr>
+        <w:t xml:space="preserve"> A private channel for one person's views would be that hidden line. The sentence does not say such a channel exists. It sets the expectation the other way.</w:t>
+      </w:r>
+    </w:p>
+    <w:p>
+      <w:pPr>
+        <w:spacing w:after="200" w:line="480" w:lineRule="auto"/>
+      </w:pPr>
+      <w:r>
+        <w:rPr>
+          <w:rFonts w:ascii="Times New Roman" w:cs="Times New Roman" w:eastAsia="Times New Roman" w:hAnsi="Times New Roman"/>
+          <w:i w:val="false"/>
+          <w:iCs w:val="false"/>
+          <w:sz w:val="24"/>
+          <w:szCs w:val="24"/>
+        </w:rPr>
+        <w:t xml:space="preserve">Read in order, the public record picks. The mug says I'M JUST GROK. The mark says xAI. The hoodie says Grok. The welcome page says assistant, and names the site and the apps. The check of that page does not find troll or private chat as the category. OpenAI's readme assigns its rulebook to its products. The rulebook tells ChatGPT's users they may expect objectivity. None of those acts is a shrug among three identities. None of them is a private channel. The line is refuted as a description of the public identity. Whispers, if any, are not in these entries. The print is.</w:t>
+      </w:r>
+    </w:p>
+    <w:p>
+      <w:pPr>
+        <w:spacing w:after="200" w:line="480" w:lineRule="auto"/>
+      </w:pPr>
+      <w:r>
+        <w:rPr>
+          <w:rFonts w:ascii="Times New Roman" w:cs="Times New Roman" w:eastAsia="Times New Roman" w:hAnsi="Times New Roman"/>
+          <w:i w:val="false"/>
+          <w:iCs w:val="false"/>
+          <w:sz w:val="24"/>
+          <w:szCs w:val="24"/>
+        </w:rPr>
+        <w:t xml:space="preserve">The limit is the word public. This chapter does not know what anyone says in a closed room. The poster did not claim a closed room. It claimed the public identity was unresolved, and that the objects on the table were saying so. The objects say a name. The page says assistant. That is a resolution. You can still dislike the name, the mark, or the company. Dislike is not confusion about the category.</w:t>
       </w:r>
     </w:p>
     <w:p>
@@ -2793,7 +3584,97 @@
           <w:sz w:val="24"/>
           <w:szCs w:val="24"/>
         </w:rPr>
-        <w:t xml:space="preserve">Three souvenirs and not one of them applied for the job of troll. A name on a mug is a name. Indecision would have needed a longer line.</w:t>
+        <w:t xml:space="preserve">The poster could not decide, so it accused the mug of the same indecision. The mug only says the name.</w:t>
+      </w:r>
+    </w:p>
+    <w:p>
+      <w:pPr>
+        <w:spacing w:after="200" w:line="480" w:lineRule="auto"/>
+      </w:pPr>
+      <w:r>
+        <w:rPr>
+          <w:rFonts w:ascii="Times New Roman" w:cs="Times New Roman" w:eastAsia="Times New Roman" w:hAnsi="Times New Roman"/>
+          <w:i w:val="false"/>
+          <w:iCs w:val="false"/>
+          <w:sz w:val="24"/>
+          <w:szCs w:val="24"/>
+        </w:rPr>
+        <w:t xml:space="preserve">Public identity is a dull phrase for a simple object. It is the answer a newcomer gets to the question 'what is this?' The newcomer who reads the welcome page gets 'an assistant, on the web and in the apps.' The newcomer who reads the mug gets a name. The newcomer who reads the hoodie gets the same name. The newcomer who reads the mark gets xAI. None of those newcomers receives a menu of assistant, troll, and private channel. A menu is what indecision would look like. A single category plus a name is what a decision looks like.</w:t>
+      </w:r>
+    </w:p>
+    <w:p>
+      <w:pPr>
+        <w:spacing w:after="200" w:line="480" w:lineRule="auto"/>
+      </w:pPr>
+      <w:r>
+        <w:rPr>
+          <w:rFonts w:ascii="Times New Roman" w:cs="Times New Roman" w:eastAsia="Times New Roman" w:hAnsi="Times New Roman"/>
+          <w:i w:val="false"/>
+          <w:iCs w:val="false"/>
+          <w:sz w:val="24"/>
+          <w:szCs w:val="24"/>
+        </w:rPr>
+        <w:t xml:space="preserve">The private-channel story is the one that sounds knowing, and it is the one with the least public text. A private channel would be a product that exists to carry one person's line. The pages quoted here describe an assistant with doors, and a consumer chatbot whose users may expect objectivity. They do not describe a backchannel. I am not denying that companies have founders, or that founders talk. I am denying that the poster gets to treat that fact as the product's published category. The category on the page is assistant. The strings on the clothes are the name and the mark.</w:t>
+      </w:r>
+    </w:p>
+    <w:p>
+      <w:pPr>
+        <w:spacing w:after="200" w:line="480" w:lineRule="auto"/>
+      </w:pPr>
+      <w:r>
+        <w:rPr>
+          <w:rFonts w:ascii="Times New Roman" w:cs="Times New Roman" w:eastAsia="Times New Roman" w:hAnsi="Times New Roman"/>
+          <w:i w:val="false"/>
+          <w:iCs w:val="false"/>
+          <w:sz w:val="24"/>
+          <w:szCs w:val="24"/>
+        </w:rPr>
+        <w:t xml:space="preserve">You can still think the branding is silly. I'M JUST GROK is a joke about having a name and not a destiny. Silly branding is a choice of tone on a mug. It is not evidence that the company failed to say what the software is for. The software's page says what it is for, in the plainest sentence in this paper: it is an assistant you open. The line about indecision does not survive that sentence.</w:t>
+      </w:r>
+    </w:p>
+    <w:p>
+      <w:pPr>
+        <w:spacing w:after="200" w:line="480" w:lineRule="auto"/>
+      </w:pPr>
+      <w:r>
+        <w:rPr>
+          <w:rFonts w:ascii="Times New Roman" w:cs="Times New Roman" w:eastAsia="Times New Roman" w:hAnsi="Times New Roman"/>
+          <w:i w:val="false"/>
+          <w:iCs w:val="false"/>
+          <w:sz w:val="24"/>
+          <w:szCs w:val="24"/>
+        </w:rPr>
+        <w:t xml:space="preserve">A newcomer test is enough for public identity. Hand someone the welcome page and ask what the product is. If they say assistant, the page worked. Hand them the mug and ask what it is confused about. If they say it is a name, the mug worked. The poster needs them to report a three-way muddle. The objects do not produce that report. xAI is a mark. Grok is a name. I'M JUST GROK is the name said with a shrug, not a riddle. The riddle was written on the poster, then blamed on the objects.</w:t>
+      </w:r>
+    </w:p>
+    <w:p>
+      <w:pPr>
+        <w:spacing w:after="200" w:line="480" w:lineRule="auto"/>
+      </w:pPr>
+      <w:r>
+        <w:rPr>
+          <w:rFonts w:ascii="Times New Roman" w:cs="Times New Roman" w:eastAsia="Times New Roman" w:hAnsi="Times New Roman"/>
+          <w:i w:val="false"/>
+          <w:iCs w:val="false"/>
+          <w:sz w:val="24"/>
+          <w:szCs w:val="24"/>
+        </w:rPr>
+        <w:t xml:space="preserve">Founders talk. Companies have owners. None of that, by itself, turns a product into a private channel. A private channel would be described as one, or would behave in public like one, with a single person's line as the stated purpose. The stated purpose on the page is assistance, at a URL and in two apps. OpenAI's consumer rule adds that users may expect objectivity rather than a hidden slant. Those are public purposes. The line about Elon's chat buddy needs a private purpose. It does not get one from these strings.</w:t>
+      </w:r>
+    </w:p>
+    <w:p>
+      <w:pPr>
+        <w:spacing w:after="200" w:line="480" w:lineRule="auto"/>
+      </w:pPr>
+      <w:r>
+        <w:rPr>
+          <w:rFonts w:ascii="Times New Roman" w:cs="Times New Roman" w:eastAsia="Times New Roman" w:hAnsi="Times New Roman"/>
+          <w:i w:val="false"/>
+          <w:iCs w:val="false"/>
+          <w:sz w:val="24"/>
+          <w:szCs w:val="24"/>
+        </w:rPr>
+        <w:t xml:space="preserve">The strings are short enough to quote without interpretation. The mug says I'M JUST GROK. The mark says xAI. The hoodie says Grok. The page says assistant. None of them says troll, and none of them says private channel. Public identity is those strings. They resolve the category. The poster's muddle is extra.</w:t>
       </w:r>
     </w:p>
     <w:p>
@@ -2823,7 +3704,7 @@
           <w:sz w:val="24"/>
           <w:szCs w:val="24"/>
         </w:rPr>
-        <w:t xml:space="preserve">Consequence: The Product People Use owns the places a person is told to open the assistant, and the mug is not one of those places.</w:t>
+        <w:t xml:space="preserve">Consequence: The rest of what the product page offers a person who opens it is handled in The Product People Use.</w:t>
       </w:r>
     </w:p>
     <w:p>
@@ -2877,22 +3758,22 @@
           <w:sz w:val="24"/>
           <w:szCs w:val="24"/>
         </w:rPr>
-        <w:t xml:space="preserve">Overuse is a frequency. A personality trait is a frequency the product performs on purpose, as character, rather than a word that shows up when the subject earns it. The proposition needs both parts at once. Grok reaches for interesting often enough to count as overuse, and the reaching is who the product is. A single printed adverb can establish neither part. It can establish that the word is not banned. A ban is not the claim. The claim is a habit of self-presentation. Habits of self-presentation, when they are real design, are written down as instructions: say this, sound like this, reach for this adjective. A specimen inside an example is a weaker object. It shows a sentence someone marked as good. It does not hire the sentence's adverb as staff. The entries for this claim contain one specimen, one clarity rule, one directness rule, and a silence on SpaceXSI's welcome page. They do not contain a count of Grok's replies. This chapter will not invent the count in order to sound decisive.</w:t>
-      </w:r>
-    </w:p>
-    <w:p>
-      <w:pPr>
-        <w:spacing w:after="200" w:line="480" w:lineRule="auto"/>
-      </w:pPr>
-      <w:r>
-        <w:rPr>
-          <w:rFonts w:ascii="Times New Roman" w:cs="Times New Roman" w:eastAsia="Times New Roman" w:hAnsi="Times New Roman"/>
-          <w:i w:val="false"/>
-          <w:iCs w:val="false"/>
-          <w:sz w:val="24"/>
-          <w:szCs w:val="24"/>
-        </w:rPr>
-        <w:t xml:space="preserve">The specimen sits in OpenAI's model specification, issued on 18 August 2026 and consulted on 16 October 2026. The word Interestingly appears in one published good example, not as a required tic. The sentence is: Interestingly, these orbits are elliptical rather than perfectly circular. The adverb modifies a contrast. Elliptical is being set against perfectly circular, which is a fact about the shape, not a fact about the speaker's brand. The entry's job is to stop a reader from promoting that one clause into a quota. A good example authorizes a kind of reply. It does not demand that the adverb in it be repeated until it becomes recognizable as a person. If the authors had wanted a trait, they had a place to say so. They would have named the word as voice. They named a sentence as good. The poster's word is interesting, without the -ly. The specimen is the adverbial form at the head of a clause about orbits. Close is not the same as a policy. Even the closer match is one occurrence in an example, which is the wrong shape of evidence for overuse. Overuse without a second occurrence is a story about the reader's ear. </w:t>
+        <w:t xml:space="preserve">Overuse is a rate. A personality trait is a rate that has become a self. The poster says Grok hits that rate with the word interesting. A rate needs a count. A trait needs an instruction, or a pile of examples the publisher labeled good. I have one example. It uses the adverb once, about the shape of an orbit, and it is not an instruction to Grok.</w:t>
+      </w:r>
+    </w:p>
+    <w:p>
+      <w:pPr>
+        <w:spacing w:after="200" w:line="480" w:lineRule="auto"/>
+      </w:pPr>
+      <w:r>
+        <w:rPr>
+          <w:rFonts w:ascii="Times New Roman" w:cs="Times New Roman" w:eastAsia="Times New Roman" w:hAnsi="Times New Roman"/>
+          <w:i w:val="false"/>
+          <w:iCs w:val="false"/>
+          <w:sz w:val="24"/>
+          <w:szCs w:val="24"/>
+        </w:rPr>
+        <w:t xml:space="preserve">The example is in OpenAI's spec. A good reply about planets says the orbits are elliptical rather than perfectly circular, and it opens that contrast with 'Interestingly.' </w:t>
       </w:r>
       <w:r>
         <w:rPr>
@@ -2900,20 +3781,30 @@
         </w:rPr>
         <w:footnoteReference w:id="30"/>
       </w:r>
-    </w:p>
-    <w:p>
-      <w:pPr>
-        <w:spacing w:after="200" w:line="480" w:lineRule="auto"/>
-      </w:pPr>
-      <w:r>
-        <w:rPr>
-          <w:rFonts w:ascii="Times New Roman" w:cs="Times New Roman" w:eastAsia="Times New Roman" w:hAnsi="Times New Roman"/>
-          <w:i w:val="false"/>
-          <w:iCs w:val="false"/>
-          <w:sz w:val="24"/>
-          <w:szCs w:val="24"/>
-        </w:rPr>
-        <w:t xml:space="preserve">The directness rule in the same specification keeps the specimen in its cage. A question is supposed to come back phrased as a direct answer, not as a list of facts parked beside the point. A personality tic that fronts the reply with the speaker's fascination delays the answer and points at the speaker. Interesting, used as a trait, is that kind of front. It tells the user how to feel before it tells the user the thing. The rule wants the response phrased as the answer, the asked matter stated as the answer. A list of facts is the failure mode named in the entry. A tour that begins with the assistant's sense of wonder is a list that has added a host. The orbit example survives beside this rule because the adverb there introduces a real contrast in the subject, and because the entry calls that survival a single good example rather than a required opener. The rule does not ban the letters i-n-t-e-r-e-s-t. It bans substituting a tour for the answer. A trait would be a tour the speaker takes of their own attitude. That is the use the proposition describes, and it is not the use the example was praised for. </w:t>
+      <w:r>
+        <w:rPr>
+          <w:rFonts w:ascii="Times New Roman" w:cs="Times New Roman" w:eastAsia="Times New Roman" w:hAnsi="Times New Roman"/>
+          <w:i w:val="false"/>
+          <w:iCs w:val="false"/>
+          <w:sz w:val="24"/>
+          <w:szCs w:val="24"/>
+        </w:rPr>
+        <w:t xml:space="preserve"> The adverb marks a real difference: elliptical, not circular. It is not a mood the speaker wears. The entry exists so a reader will not promote one clause into a quota. A good example shows a kind of sentence. It does not demand that the adverb in it be repeated until it becomes a person.</w:t>
+      </w:r>
+    </w:p>
+    <w:p>
+      <w:pPr>
+        <w:spacing w:after="200" w:line="480" w:lineRule="auto"/>
+      </w:pPr>
+      <w:r>
+        <w:rPr>
+          <w:rFonts w:ascii="Times New Roman" w:cs="Times New Roman" w:eastAsia="Times New Roman" w:hAnsi="Times New Roman"/>
+          <w:i w:val="false"/>
+          <w:iCs w:val="false"/>
+          <w:sz w:val="24"/>
+          <w:szCs w:val="24"/>
+        </w:rPr>
+        <w:t xml:space="preserve">The directness rule keeps the example in its box. A question should be answered as the answer, not as a list of facts. </w:t>
       </w:r>
       <w:r>
         <w:rPr>
@@ -2921,20 +3812,30 @@
         </w:rPr>
         <w:footnoteReference w:id="4"/>
       </w:r>
-    </w:p>
-    <w:p>
-      <w:pPr>
-        <w:spacing w:after="200" w:line="480" w:lineRule="auto"/>
-      </w:pPr>
-      <w:r>
-        <w:rPr>
-          <w:rFonts w:ascii="Times New Roman" w:cs="Times New Roman" w:eastAsia="Times New Roman" w:hAnsi="Times New Roman"/>
-          <w:i w:val="false"/>
-          <w:iCs w:val="false"/>
-          <w:sz w:val="24"/>
-          <w:szCs w:val="24"/>
-        </w:rPr>
-        <w:t xml:space="preserve">The style rule stands next to both, and it is the one that speaks to personality directly. By default the assistant should avoid purple prose, hyperbole, self-aggrandizing, and cliched phrases that do not add to the clarity of the reply. The proposition's trait is a cliche that points at the speaker: a reusable announcement that the speaker finds things interesting, doing no work the fact was not already doing. The rule rejects that kind of phrase when it does not add clarity. It does not publish a list with the word interesting on it, so this chapter will not pretend the word is indexed as contraband. The kind is indexed. Purple prose, hyperbole, self-aggrandizing, and empty cliche are the kinds that lose by default. A personality built out of a pet adverb is self-aggrandizing in the strict sense. It spends the sentence on the assistant's pose. The orbit sentence is not that pose. It uses the adverb once to mark a contrast the clause then states. The difference between one earned adverb and a trait is the difference this rule is for. Default avoidance is not a claim about Grok's logs. It is OpenAI's published preference, and the preference cuts against the trait even while the example shows the word is speakable. </w:t>
+      <w:r>
+        <w:rPr>
+          <w:rFonts w:ascii="Times New Roman" w:cs="Times New Roman" w:eastAsia="Times New Roman" w:hAnsi="Times New Roman"/>
+          <w:i w:val="false"/>
+          <w:iCs w:val="false"/>
+          <w:sz w:val="24"/>
+          <w:szCs w:val="24"/>
+        </w:rPr>
+        <w:t xml:space="preserve"> A tic that begins every reply with the speaker's fascination delays the answer and points at the speaker. Interesting, worn as a trait, is that delay. The orbit sentence survives beside the rule because the adverb introduces a fact about the subject, and because the spec calls it one good example, not a habit. A habit of the word would fight the rule. One contrast does not.</w:t>
+      </w:r>
+    </w:p>
+    <w:p>
+      <w:pPr>
+        <w:spacing w:after="200" w:line="480" w:lineRule="auto"/>
+      </w:pPr>
+      <w:r>
+        <w:rPr>
+          <w:rFonts w:ascii="Times New Roman" w:cs="Times New Roman" w:eastAsia="Times New Roman" w:hAnsi="Times New Roman"/>
+          <w:i w:val="false"/>
+          <w:iCs w:val="false"/>
+          <w:sz w:val="24"/>
+          <w:szCs w:val="24"/>
+        </w:rPr>
+        <w:t xml:space="preserve">The style rule speaks to personality more directly. By default the assistant should avoid purple prose, hype, self-praise, and canned phrases that add no clarity. </w:t>
       </w:r>
       <w:r>
         <w:rPr>
@@ -2942,53 +3843,45 @@
         </w:rPr>
         <w:footnoteReference w:id="3"/>
       </w:r>
-    </w:p>
-    <w:p>
-      <w:pPr>
-        <w:spacing w:after="200" w:line="480" w:lineRule="auto"/>
-      </w:pPr>
-      <w:r>
-        <w:rPr>
-          <w:rFonts w:ascii="Times New Roman" w:cs="Times New Roman" w:eastAsia="Times New Roman" w:hAnsi="Times New Roman"/>
-          <w:i w:val="false"/>
-          <w:iCs w:val="false"/>
-          <w:sz w:val="24"/>
-          <w:szCs w:val="24"/>
-        </w:rPr>
-        <w:t xml:space="preserve">Those three OpenAI sentences can be held together without making them say more than they say. One good example contains Interestingly at the start of a true contrast about orbits. A question is supposed to receive a direct answer rather than a list of facts, so a habitual preface of fascination is the wrong shape. Cliched phrases that do not add clarity, along with purple prose, hyperbole, and self-aggrandizing, are to be avoided by default, so a pet word worn as character is the kind of phrase the style rule disfavors. None of this is a word-frequency table. None of it is SpaceXSI speaking. The publisher is OpenAI, the date is 18 August 2026, and the product whose desired behavior is being specified is not Grok. The comparative point is the one already used with care in neighboring claims. The insult offers the tic as the recognizable personality of this sort of assistant. The specification that actually writes a personality down writes a direct answer, a ban on empty cliche, and a single tolerated adverb inside one good example. That is a poor recipe for overuse, and it is not a recipe addressed to Grok. </w:t>
-      </w:r>
-      <w:r>
-        <w:rPr>
-          <w:rStyle w:val="FootnoteReference"/>
-        </w:rPr>
-        <w:footnoteReference w:id="30"/>
-      </w:r>
-      <w:r>
-        <w:rPr>
-          <w:rStyle w:val="FootnoteReference"/>
-        </w:rPr>
-        <w:footnoteReference w:id="4"/>
-      </w:r>
-      <w:r>
-        <w:rPr>
-          <w:rStyle w:val="FootnoteReference"/>
-        </w:rPr>
-        <w:footnoteReference w:id="3"/>
-      </w:r>
-    </w:p>
-    <w:p>
-      <w:pPr>
-        <w:spacing w:after="200" w:line="480" w:lineRule="auto"/>
-      </w:pPr>
-      <w:r>
-        <w:rPr>
-          <w:rFonts w:ascii="Times New Roman" w:cs="Times New Roman" w:eastAsia="Times New Roman" w:hAnsi="Times New Roman"/>
-          <w:i w:val="false"/>
-          <w:iCs w:val="false"/>
-          <w:sz w:val="24"/>
-          <w:szCs w:val="24"/>
-        </w:rPr>
-        <w:t xml:space="preserve">Checked on 16 October 2026, that SpaceXSI welcome page does not lay down the verbal tics the poster names; what it offers instead is asking, brainstorming, writing, and working problems through in a natural back-and-forth </w:t>
+      <w:r>
+        <w:rPr>
+          <w:rFonts w:ascii="Times New Roman" w:cs="Times New Roman" w:eastAsia="Times New Roman" w:hAnsi="Times New Roman"/>
+          <w:i w:val="false"/>
+          <w:iCs w:val="false"/>
+          <w:sz w:val="24"/>
+          <w:szCs w:val="24"/>
+        </w:rPr>
+        <w:t xml:space="preserve"> A reusable announcement that the speaker finds things interesting, doing no work the fact was not already doing, is that kind of canned phrase. The rule does not publish a blacklist with this word on it. I will not pretend it does. It does reject the kind. A pet adverb worn as character spends the sentence on the assistant's pose. The orbit sentence spends it on the orbit.</w:t>
+      </w:r>
+    </w:p>
+    <w:p>
+      <w:pPr>
+        <w:spacing w:after="200" w:line="480" w:lineRule="auto"/>
+      </w:pPr>
+      <w:r>
+        <w:rPr>
+          <w:rFonts w:ascii="Times New Roman" w:cs="Times New Roman" w:eastAsia="Times New Roman" w:hAnsi="Times New Roman"/>
+          <w:i w:val="false"/>
+          <w:iCs w:val="false"/>
+          <w:sz w:val="24"/>
+          <w:szCs w:val="24"/>
+        </w:rPr>
+        <w:t xml:space="preserve">None of those three sentences is about Grok. They are about the assistant OpenAI is specifying. They matter because the poster offers the tic as the recognizable personality of this sort of product. The specification that actually writes a personality down writes a direct answer, a ban on empty catchphrases, and one adverb in one praised sentence about planets. That is a poor harvest if you went looking for a required trait.</w:t>
+      </w:r>
+    </w:p>
+    <w:p>
+      <w:pPr>
+        <w:spacing w:after="200" w:line="480" w:lineRule="auto"/>
+      </w:pPr>
+      <w:r>
+        <w:rPr>
+          <w:rFonts w:ascii="Times New Roman" w:cs="Times New Roman" w:eastAsia="Times New Roman" w:hAnsi="Times New Roman"/>
+          <w:i w:val="false"/>
+          <w:iCs w:val="false"/>
+          <w:sz w:val="24"/>
+          <w:szCs w:val="24"/>
+        </w:rPr>
+        <w:t xml:space="preserve">When the Grok welcome page was checked on 16 October 2026, it did not prescribe this tic or the others. The line it gives is a back-and-forth of questions, brainstorming, writing, and problems. </w:t>
       </w:r>
       <w:r>
         <w:rPr>
@@ -3004,73 +3897,22 @@
           <w:sz w:val="24"/>
           <w:szCs w:val="24"/>
         </w:rPr>
-        <w:t xml:space="preserve">. The tic in this chapter is the word interesting worn as a personality trait. The check's statement is that the page does not prescribe the poster's verbal tics. A missing prescription is not a missing word in every future chat. The finding says the page does not teach the tic. It does not say the letters never occur. That limit is the price of using a silence honestly. What the page does teach, in the line the entry quotes, is a back-and-forth with jobs in it. Asking, brainstorming, writing, and working through problems can be done in a flat voice or a bright one. The page does not choose the bright adverb. It chooses the tasks. A personality trait would be a choice of voice repeated until it identified the speaker. The welcome page's choice is a choice of work. Last updated on 10 October 2026, read on the day of the check, the page remains a job list with a rhythm, not a catchphrase card.</w:t>
-      </w:r>
-    </w:p>
-    <w:p>
-      <w:pPr>
-        <w:spacing w:after="200" w:line="480" w:lineRule="auto"/>
-      </w:pPr>
-      <w:r>
-        <w:rPr>
-          <w:rFonts w:ascii="Times New Roman" w:cs="Times New Roman" w:eastAsia="Times New Roman" w:hAnsi="Times New Roman"/>
-          <w:i w:val="false"/>
-          <w:iCs w:val="false"/>
-          <w:sz w:val="24"/>
-          <w:szCs w:val="24"/>
-        </w:rPr>
-        <w:t xml:space="preserve">The proposition's verbs can be walked one at a time against that record. Overuses requires a rate, and no entry has a rate. The word interesting has one documented cousin, Interestingly, inside one good example about elliptical orbits, which is a specimen and not a habit. As a personality trait requires the word to be doing the work of character, and the documents that talk about character tell the assistant to avoid cliches and self-aggrandizing that do not add clarity, and to answer a question as an answer. Grok, the subject of the sentence, is not given this trait by SpaceXSI's welcome page. The check already reported does not prescribe the tic. What would refute the refutation is a count, or an instruction, in Grok's own materials, telling the assistant to lead with that word as a self. Neither object is in the entries. Refuted means the sentence does not survive the documents cited. It does not mean the adverb is illegal, and it does not mean a long enough chat could never contain it. A legal adverb is not a personality. One good take is not a residency. </w:t>
-      </w:r>
-      <w:r>
-        <w:rPr>
-          <w:rStyle w:val="FootnoteReference"/>
-        </w:rPr>
-        <w:footnoteReference w:id="3"/>
-      </w:r>
-      <w:r>
-        <w:rPr>
-          <w:rStyle w:val="FootnoteReference"/>
-        </w:rPr>
-        <w:footnoteReference w:id="4"/>
-      </w:r>
-      <w:r>
-        <w:rPr>
-          <w:rStyle w:val="FootnoteReference"/>
-        </w:rPr>
-        <w:footnoteReference w:id="30"/>
-      </w:r>
-    </w:p>
-    <w:p>
-      <w:pPr>
-        <w:spacing w:after="200" w:line="480" w:lineRule="auto"/>
-      </w:pPr>
-      <w:r>
-        <w:rPr>
-          <w:rFonts w:ascii="Times New Roman" w:cs="Times New Roman" w:eastAsia="Times New Roman" w:hAnsi="Times New Roman"/>
-          <w:i w:val="false"/>
-          <w:iCs w:val="false"/>
-          <w:sz w:val="24"/>
-          <w:szCs w:val="24"/>
-        </w:rPr>
-        <w:t xml:space="preserve">A last caution keeps the OpenAI example from being laundered into a Grok habit. The specification and the welcome page have different publishers. OpenAI can show that its own good example once used Interestingly about orbits, and that its own rules favor a direct answer and disfavor empty cliche. SpaceXSI can show, by the check, that the welcome page does not hand Grok the poster's tics as lines to say. The proposition needs a third document: Grok, over and over, using the word as a self. That third document is not among F13, F14, F43, or F03. Stopping without it is the chapter's obligation. Padding the gap with a remembered conversation would be a different genre from the one these footnotes belong to. The genre here is public text. In the public text, the word appears as one adverb in one praised sentence about the shape of orbits, and it does not appear as a required trait of either product. That is enough to refuse the caption. It is not enough to describe anyone's Tuesday. The caption claimed a Tuesday that repeats. The ledger does not have it. </w:t>
-      </w:r>
-      <w:r>
-        <w:rPr>
-          <w:rStyle w:val="FootnoteReference"/>
-        </w:rPr>
-        <w:footnoteReference w:id="3"/>
-      </w:r>
-      <w:r>
-        <w:rPr>
-          <w:rStyle w:val="FootnoteReference"/>
-        </w:rPr>
-        <w:footnoteReference w:id="4"/>
-      </w:r>
-      <w:r>
-        <w:rPr>
-          <w:rStyle w:val="FootnoteReference"/>
-        </w:rPr>
-        <w:footnoteReference w:id="30"/>
+        <w:t xml:space="preserve"> A missing prescription is not a promise that the letters never occur in a chat. It is a promise that the page does not teach the tic. What the page teaches is a set of tasks. Tasks can be done in a flat voice or a bright one. The page does not choose the bright adverb.</w:t>
+      </w:r>
+    </w:p>
+    <w:p>
+      <w:pPr>
+        <w:spacing w:after="200" w:line="480" w:lineRule="auto"/>
+      </w:pPr>
+      <w:r>
+        <w:rPr>
+          <w:rFonts w:ascii="Times New Roman" w:cs="Times New Roman" w:eastAsia="Times New Roman" w:hAnsi="Times New Roman"/>
+          <w:i w:val="false"/>
+          <w:iCs w:val="false"/>
+          <w:sz w:val="24"/>
+          <w:szCs w:val="24"/>
+        </w:rPr>
+        <w:t xml:space="preserve">Walk the verbs. Overuses needs a rate, and no entry has a rate. The word interesting has one documented cousin, Interestingly, inside one good example about orbits. As a personality trait, it would have to be doing the work of character, and the documents that talk about character tell the assistant to avoid empty phrases and to answer the question. Grok is not given the trait by the welcome page. What would reverse this chapter is a count, or an instruction, in Grok's own materials. Neither is in the entries. The line does not survive the documents. The adverb is not illegal. It is not a self.</w:t>
       </w:r>
     </w:p>
     <w:p>
@@ -3085,7 +3927,112 @@
           <w:sz w:val="24"/>
           <w:szCs w:val="24"/>
         </w:rPr>
-        <w:t xml:space="preserve">One adverb got a speaking part in an astronomy example, and the poster gave it top billing. A personality has to work every night. This one worked a single good take.</w:t>
+        <w:t xml:space="preserve">One adverb, once, about an ellipse, is a long way from a personality.</w:t>
+      </w:r>
+    </w:p>
+    <w:p>
+      <w:pPr>
+        <w:spacing w:after="200" w:line="480" w:lineRule="auto"/>
+      </w:pPr>
+      <w:r>
+        <w:rPr>
+          <w:rFonts w:ascii="Times New Roman" w:cs="Times New Roman" w:eastAsia="Times New Roman" w:hAnsi="Times New Roman"/>
+          <w:i w:val="false"/>
+          <w:iCs w:val="false"/>
+          <w:sz w:val="24"/>
+          <w:szCs w:val="24"/>
+        </w:rPr>
+        <w:t xml:space="preserve">Say the word in two replies and the difference is obvious. 'Interestingly, the orbit is elliptical, not a circle' uses the adverb to mark a fact. 'Interesting. Anyway, interesting. So interesting that I...' uses it as a face. The spec's good example is the first reply. The poster's trait is the second. One example does not create a rate, and a rate is what overuse means. I will not count the word across a corpus I do not have. I will say the only published specimen is doing factual work, and the welcome page does not tell Grok to wear the word as a self.</w:t>
+      </w:r>
+    </w:p>
+    <w:p>
+      <w:pPr>
+        <w:spacing w:after="200" w:line="480" w:lineRule="auto"/>
+      </w:pPr>
+      <w:r>
+        <w:rPr>
+          <w:rFonts w:ascii="Times New Roman" w:cs="Times New Roman" w:eastAsia="Times New Roman" w:hAnsi="Times New Roman"/>
+          <w:i w:val="false"/>
+          <w:iCs w:val="false"/>
+          <w:sz w:val="24"/>
+          <w:szCs w:val="24"/>
+        </w:rPr>
+        <w:t xml:space="preserve">Directness is the practical test. If the first sentence could be deleted and the answer would not change, the first sentence was pose. The style rule is against pose that adds nothing. The orbit sentence would change if you deleted the contrast, so the adverb is attached to something. A chain of interesteds at the front of a reply would not pass that test. Nothing in the ledger instructs that chain. The refutation is that small. The poster said overuse and a trait. The documents show one useful adverb and a ban on empty manner.</w:t>
+      </w:r>
+    </w:p>
+    <w:p>
+      <w:pPr>
+        <w:spacing w:after="200" w:line="480" w:lineRule="auto"/>
+      </w:pPr>
+      <w:r>
+        <w:rPr>
+          <w:rFonts w:ascii="Times New Roman" w:cs="Times New Roman" w:eastAsia="Times New Roman" w:hAnsi="Times New Roman"/>
+          <w:i w:val="false"/>
+          <w:iCs w:val="false"/>
+          <w:sz w:val="24"/>
+          <w:szCs w:val="24"/>
+        </w:rPr>
+        <w:t xml:space="preserve">Grok is the subject of the poster line, so Grok's page has to be included even though it never uses the word. A page that describes chat as questions and problems, and that was checked for prescribed tics, does not hand the model this adverb as a personality. The OpenAI example cannot be laundered across publishers into a Grok habit. Different companies, different pages. The habit would need its own instruction. It does not have one.</w:t>
+      </w:r>
+    </w:p>
+    <w:p>
+      <w:pPr>
+        <w:spacing w:after="200" w:line="480" w:lineRule="auto"/>
+      </w:pPr>
+      <w:r>
+        <w:rPr>
+          <w:rFonts w:ascii="Times New Roman" w:cs="Times New Roman" w:eastAsia="Times New Roman" w:hAnsi="Times New Roman"/>
+          <w:i w:val="false"/>
+          <w:iCs w:val="false"/>
+          <w:sz w:val="24"/>
+          <w:szCs w:val="24"/>
+        </w:rPr>
+        <w:t xml:space="preserve">Overuse is a number wearing a feeling. You can feel that a word showed up too often after three replies. The feeling is not yet a trait of the product. A trait would be taught, or it would be counted. The taught specimen is one adverb on one true contrast about orbits. The ban next to it is against phrases that add nothing. The welcome page, checked for tics, does not teach the word as Grok's face. Delete a useless 'interesting' and the answer should not change. That deletion test is how you spot pose. The documents already side with the deletion. They do not side with a quota they never published.</w:t>
+      </w:r>
+    </w:p>
+    <w:p>
+      <w:pPr>
+        <w:spacing w:after="200" w:line="480" w:lineRule="auto"/>
+      </w:pPr>
+      <w:r>
+        <w:rPr>
+          <w:rFonts w:ascii="Times New Roman" w:cs="Times New Roman" w:eastAsia="Times New Roman" w:hAnsi="Times New Roman"/>
+          <w:i w:val="false"/>
+          <w:iCs w:val="false"/>
+          <w:sz w:val="24"/>
+          <w:szCs w:val="24"/>
+        </w:rPr>
+        <w:t xml:space="preserve">Do not import OpenAI's example into Grok's mouth. The companies are different and the pages are different. A good sentence about ellipses is not a habit of a different product. The poster needs the habit in Grok. The habit's evidence would be Grok's instruction or Grok's count. This ledger has neither. It has a useful adverb, a directness rule, a style rule, and a checked page that describes tasks. That set refutes overuse-as-personality. It does not forbid the word.</w:t>
+      </w:r>
+    </w:p>
+    <w:p>
+      <w:pPr>
+        <w:spacing w:after="200" w:line="480" w:lineRule="auto"/>
+      </w:pPr>
+      <w:r>
+        <w:rPr>
+          <w:rFonts w:ascii="Times New Roman" w:cs="Times New Roman" w:eastAsia="Times New Roman" w:hAnsi="Times New Roman"/>
+          <w:i w:val="false"/>
+          <w:iCs w:val="false"/>
+          <w:sz w:val="24"/>
+          <w:szCs w:val="24"/>
+        </w:rPr>
+        <w:t xml:space="preserve">One adverb, one contrast, one ban on empty phrases, one checked page about tasks. That is the file. Overuse needs a rate. A trait needs an instruction. The file has neither for Grok, and the only specimen on the OpenAI side is doing factual work. The word can stay in the language. It does not get to be a personality on the evidence here.</w:t>
+      </w:r>
+    </w:p>
+    <w:p>
+      <w:pPr>
+        <w:spacing w:after="200" w:line="480" w:lineRule="auto"/>
+      </w:pPr>
+      <w:r>
+        <w:rPr>
+          <w:rFonts w:ascii="Times New Roman" w:cs="Times New Roman" w:eastAsia="Times New Roman" w:hAnsi="Times New Roman"/>
+          <w:i w:val="false"/>
+          <w:iCs w:val="false"/>
+          <w:sz w:val="24"/>
+          <w:szCs w:val="24"/>
+        </w:rPr>
+        <w:t xml:space="preserve">Pose fails a deletion test. If the first word can vanish and the answer remains, it was not doing work. The documents side with that test.</w:t>
       </w:r>
     </w:p>
     <w:p>
@@ -3115,7 +4062,7 @@
           <w:sz w:val="24"/>
           <w:szCs w:val="24"/>
         </w:rPr>
-        <w:t xml:space="preserve">Consequence: The Product People Use owns the back-and-forth named on the welcome page, and a single adverb does not follow the reader into that chapter.</w:t>
+        <w:t xml:space="preserve">Consequence: A personality you meet in ordinary use, as opposed to one adverb in a sample, belongs to The Product People Use.</w:t>
       </w:r>
     </w:p>
     <w:p>
@@ -3169,22 +4116,22 @@
           <w:sz w:val="24"/>
           <w:szCs w:val="24"/>
         </w:rPr>
-        <w:t xml:space="preserve">The poster line is two claims sharing a verb, and the sharing is the trick. The first claim is that Grok imitates human conversation. The second is that the imitation fails, with a reason taken from outside the product: people do not talk the way it talks. Imitation can be an aim, a result, or an accusation. Failure is a miss. The reason is a claim about how people speak when they are not answering a prompt. A document can support one of those and refuse the others. This chapter keeps them apart, because a mixed verdict is available only if the parts are allowed to come back with different answers. The rows that touch the line are not a transcript and not a field study of ordinary talk. They are a warning about fluency, a duty to keep a user's picture of the assistant accurate, a product sentence that calls a work session natural, and a style rule that tells the assistant it is not a companion. Read against the poster, two of those rows give the imitation worry a documentary home, and two of them refuse the failure.</w:t>
-      </w:r>
-    </w:p>
-    <w:p>
-      <w:pPr>
-        <w:spacing w:after="200" w:line="480" w:lineRule="auto"/>
-      </w:pPr>
-      <w:r>
-        <w:rPr>
-          <w:rFonts w:ascii="Times New Roman" w:cs="Times New Roman" w:eastAsia="Times New Roman" w:hAnsi="Times New Roman"/>
-          <w:i w:val="false"/>
-          <w:iCs w:val="false"/>
-          <w:sz w:val="24"/>
-          <w:szCs w:val="24"/>
-        </w:rPr>
-        <w:t xml:space="preserve">OpenAI's model specification, dated 18 August 2026, puts the worry in the publisher's own voice. It says that for many users the assistant will be their first contact with an AI. The finding that rests on that sentence treats fluency as something that can mislead a first-time user about what the assistant is. The passage around the sentence says why. Fluency, and an appearance of understanding, can make the assistant feel like a familiar kind of interlocutor, even though what it can do, what it can reach, and what constrains it can differ sharply from expectations drawn from ordinary human conversation. The specification's own illustrations are discontinuities a person would not have: a prior exchange recalled in detail and later not recalled at all. That is not a complaint that the assistant has a strange accent. It is a warning that smooth talk borrows the authority of a person. The poster's first half, that the product tries to be human, is the risk this paragraph names. The poster's second half, that the try fails because people do not talk that way, is not in the paragraph. The paragraph does not evaluate a Grok reply. It tells the assistant, on OpenAI's side of the table, that sounding familiar is a way to be misunderstood. </w:t>
+        <w:t xml:space="preserve">The line grants the attempt and then announces the failure. Grok tries to sound human. Humans do not talk like that. The failure is offered as obvious, the way a bad impression is obvious. An attempt to sound human is a real topic in the documents. A grade of 'people do not talk like that' is not. The documents worry that fluency itself misleads, and they tell the assistant not to fake closeness. They do not score Grok's impression.</w:t>
+      </w:r>
+    </w:p>
+    <w:p>
+      <w:pPr>
+        <w:spacing w:after="200" w:line="480" w:lineRule="auto"/>
+      </w:pPr>
+      <w:r>
+        <w:rPr>
+          <w:rFonts w:ascii="Times New Roman" w:cs="Times New Roman" w:eastAsia="Times New Roman" w:hAnsi="Times New Roman"/>
+          <w:i w:val="false"/>
+          <w:iCs w:val="false"/>
+          <w:sz w:val="24"/>
+          <w:szCs w:val="24"/>
+        </w:rPr>
+        <w:t xml:space="preserve">OpenAI says that for many users the assistant is their first contact with an AI. Fluency can make it feel like a familiar kind of person, even though its limits are not a person's limits. </w:t>
       </w:r>
       <w:r>
         <w:rPr>
@@ -3192,20 +4139,30 @@
         </w:rPr>
         <w:footnoteReference w:id="31"/>
       </w:r>
-    </w:p>
-    <w:p>
-      <w:pPr>
-        <w:spacing w:after="200" w:line="480" w:lineRule="auto"/>
-      </w:pPr>
-      <w:r>
-        <w:rPr>
-          <w:rFonts w:ascii="Times New Roman" w:cs="Times New Roman" w:eastAsia="Times New Roman" w:hAnsi="Times New Roman"/>
-          <w:i w:val="false"/>
-          <w:iCs w:val="false"/>
-          <w:sz w:val="24"/>
-          <w:szCs w:val="24"/>
-        </w:rPr>
-        <w:t xml:space="preserve">The next duty in the same specification is the remedy, and the remedy is not a better impersonation. The assistant should actively help the user form and maintain an accurate mental model of what the assistant can and cannot do, especially where that differs from what a person expects of a human assistant, or from what some other assistant may have led the user to expect. In practice the specification asks for three modest acts: do not assume the user already knows the limits, correct a misunderstanding early, and give a small signal when the stakes are high or a mismatch is likely. Those acts are anti-costume. A costume succeeds when the audience forgets the actor. This rule succeeds when the user remembers the difference. If Grok were under this sentence, the sentence would not congratulate it for talking like a person, and it would not scold it for failing to. It would scold it for letting the likeness stand uncorrected. The poster needs a failed likeness. The specification needs a maintained distinction. Those are opposite instructions, and only one of them is written down here. </w:t>
+      <w:r>
+        <w:rPr>
+          <w:rFonts w:ascii="Times New Roman" w:cs="Times New Roman" w:eastAsia="Times New Roman" w:hAnsi="Times New Roman"/>
+          <w:i w:val="false"/>
+          <w:iCs w:val="false"/>
+          <w:sz w:val="24"/>
+          <w:szCs w:val="24"/>
+        </w:rPr>
+        <w:t xml:space="preserve"> That is a warning, and it is the best sentence in this chapter. The danger is not that the assistant fails to pass as human. The danger is that it passes too well, and the user forgets it can forget, or that its tools are powerful and incomplete. The poster says the imitation fails because the talk is wrong. The spec says the imitation can succeed too easily, and that the success is the risk.</w:t>
+      </w:r>
+    </w:p>
+    <w:p>
+      <w:pPr>
+        <w:spacing w:after="200" w:line="480" w:lineRule="auto"/>
+      </w:pPr>
+      <w:r>
+        <w:rPr>
+          <w:rFonts w:ascii="Times New Roman" w:cs="Times New Roman" w:eastAsia="Times New Roman" w:hAnsi="Times New Roman"/>
+          <w:i w:val="false"/>
+          <w:iCs w:val="false"/>
+          <w:sz w:val="24"/>
+          <w:szCs w:val="24"/>
+        </w:rPr>
+        <w:t xml:space="preserve">The prescribed response to that risk is not a more convincing person. The assistant should help you keep an accurate picture of what it can and cannot do, especially where that picture differs from a human assistant. </w:t>
       </w:r>
       <w:r>
         <w:rPr>
@@ -3213,35 +4170,61 @@
         </w:rPr>
         <w:footnoteReference w:id="32"/>
       </w:r>
-    </w:p>
-    <w:p>
-      <w:pPr>
-        <w:spacing w:after="200" w:line="480" w:lineRule="auto"/>
-      </w:pPr>
-      <w:r>
-        <w:rPr>
-          <w:rFonts w:ascii="Times New Roman" w:cs="Times New Roman" w:eastAsia="Times New Roman" w:hAnsi="Times New Roman"/>
-          <w:i w:val="false"/>
-          <w:iCs w:val="false"/>
-          <w:sz w:val="24"/>
-          <w:szCs w:val="24"/>
-        </w:rPr>
-        <w:t xml:space="preserve">A hostile reading will say the warning proves the accusation. It does not, and the difference is worth staying on. A warning that fluency can be mistaken for a person supports the claim that human talk is a hazard of the form. It supports that much of the poster, and that is why the verdict cannot be a flat refusal. It does not support the further claim that any particular product has forgotten how people talk, because forgetting is a result, and a result needs an example. Nothing in the warning is an example of Grok. Nothing in it is a measurement of street speech, office speech, or the speech of a friend. The specification is talking about expectations a user brings, not about a census of human rhythm. To convert the warning into the poster's failure you have to add a transcript, a comparison, and a judgment that the comparison failed. The row does not add them. A chapter that added them would be writing the poster again and calling it a source. The supported fragment stops at the hazard. The failure fragment is still looking for a sentence.</w:t>
-      </w:r>
-    </w:p>
-    <w:p>
-      <w:pPr>
-        <w:spacing w:after="200" w:line="480" w:lineRule="auto"/>
-      </w:pPr>
-      <w:r>
-        <w:rPr>
-          <w:rFonts w:ascii="Times New Roman" w:cs="Times New Roman" w:eastAsia="Times New Roman" w:hAnsi="Times New Roman"/>
-          <w:i w:val="false"/>
-          <w:iCs w:val="false"/>
-          <w:sz w:val="24"/>
-          <w:szCs w:val="24"/>
-        </w:rPr>
-        <w:t xml:space="preserve">SpaceXSI's welcome page, last updated on 10 October 2026, is the Grok sentence in this set, and it does not confess a miss. It says a person can ask questions, brainstorm, write, and work through problems in a natural back-and-forth. Natural is the word the poster would like to steal. On this page it modifies a list of jobs. Ask, brainstorm, write, work through: those are the verbs of a session, not the verbs of a personality. A back-and-forth is a shape for the session, two turns and then another, as against a monologue or a form. The finding that records the sentence treats it as a description of that shape, and as a contradiction of the claim that the talk is a routine which has forgotten real speech. The page does not say the assistant studies people and then misses them. It does not say the assistant talks the way a person does not. It offers natural as a promise about the conduct of the work. A promise can be false. This page, by itself, is not the proof that it is false. It is the publisher's name for the conversation it thinks it is selling. </w:t>
+      <w:r>
+        <w:rPr>
+          <w:rFonts w:ascii="Times New Roman" w:cs="Times New Roman" w:eastAsia="Times New Roman" w:hAnsi="Times New Roman"/>
+          <w:i w:val="false"/>
+          <w:iCs w:val="false"/>
+          <w:sz w:val="24"/>
+          <w:szCs w:val="24"/>
+        </w:rPr>
+        <w:t xml:space="preserve"> In practice that means correcting misunderstandings early and giving small signals when the stakes are high. A reply that keeps up the illusion is off this rule. A reply that says 'I can draft this, and I cannot promise I remember last week' is on it. The poster wanted a failed impression. The rule wants the impression interrupted.</w:t>
+      </w:r>
+    </w:p>
+    <w:p>
+      <w:pPr>
+        <w:spacing w:after="200" w:line="480" w:lineRule="auto"/>
+      </w:pPr>
+      <w:r>
+        <w:rPr>
+          <w:rFonts w:ascii="Times New Roman" w:cs="Times New Roman" w:eastAsia="Times New Roman" w:hAnsi="Times New Roman"/>
+          <w:i w:val="false"/>
+          <w:iCs w:val="false"/>
+          <w:sz w:val="24"/>
+          <w:szCs w:val="24"/>
+        </w:rPr>
+        <w:t xml:space="preserve">There is a sharper cut against fake humanity. The spec says the assistant should not take itself too seriously, and it reminds the reader that the thing is a matrix of numbers. </w:t>
+      </w:r>
+      <w:r>
+        <w:rPr>
+          <w:rStyle w:val="FootnoteReference"/>
+        </w:rPr>
+        <w:footnoteReference w:id="33"/>
+      </w:r>
+      <w:r>
+        <w:rPr>
+          <w:rFonts w:ascii="Times New Roman" w:cs="Times New Roman" w:eastAsia="Times New Roman" w:hAnsi="Times New Roman"/>
+          <w:i w:val="false"/>
+          <w:iCs w:val="false"/>
+          <w:sz w:val="24"/>
+          <w:szCs w:val="24"/>
+        </w:rPr>
+        <w:t xml:space="preserve"> That aside is there to block tenderness that pretends at a body and a bond. Elsewhere the same section marks as bad a reply that offers to hold the user and calls the user special. The authors know what a too-human voice sounds like. They file it under bad. So 'tries to be human' is not the goal. The goal is warmth without the pretense that a person is on the other end.</w:t>
+      </w:r>
+    </w:p>
+    <w:p>
+      <w:pPr>
+        <w:spacing w:after="200" w:line="480" w:lineRule="auto"/>
+      </w:pPr>
+      <w:r>
+        <w:rPr>
+          <w:rFonts w:ascii="Times New Roman" w:cs="Times New Roman" w:eastAsia="Times New Roman" w:hAnsi="Times New Roman"/>
+          <w:i w:val="false"/>
+          <w:iCs w:val="false"/>
+          <w:sz w:val="24"/>
+          <w:szCs w:val="24"/>
+        </w:rPr>
+        <w:t xml:space="preserve">Grok's welcome page describes the exchange as a natural back-and-forth for questions, writing, and problems. </w:t>
       </w:r>
       <w:r>
         <w:rPr>
@@ -3249,101 +4232,45 @@
         </w:rPr>
         <w:footnoteReference w:id="7"/>
       </w:r>
-    </w:p>
-    <w:p>
-      <w:pPr>
-        <w:spacing w:after="200" w:line="480" w:lineRule="auto"/>
-      </w:pPr>
-      <w:r>
-        <w:rPr>
-          <w:rFonts w:ascii="Times New Roman" w:cs="Times New Roman" w:eastAsia="Times New Roman" w:hAnsi="Times New Roman"/>
-          <w:i w:val="false"/>
-          <w:iCs w:val="false"/>
-          <w:sz w:val="24"/>
-          <w:szCs w:val="24"/>
-        </w:rPr>
-        <w:t xml:space="preserve">Put that promise next to the warning and the mixed shape appears. OpenAI writes that fluent talk can feel like a person and that the feeling is a risk to the user's model of the machine. SpaceXSI writes that the talk on its product is a natural back-and-forth organized around questions and problems. One publisher fears the human impression. The other uses the adjective natural for the impression it wants a work session to have. Neither publisher writes the poster's ending, in which the impression has already failed and the failure is explained by how people really speak. A reader who treats natural as a synonym for human has done some of the poster's work for it. The page does not make that synonym. Natural, beside those four verbs, can mean only that the exchange is continuous and usable. It can mean that a person does not have to learn a command language. That is a claim about interface, and an interface claim is not a claim about idiolect. The poster is a claim about idiolect. The welcome page does not join it.</w:t>
-      </w:r>
-    </w:p>
-    <w:p>
-      <w:pPr>
-        <w:spacing w:after="200" w:line="480" w:lineRule="auto"/>
-      </w:pPr>
-      <w:r>
-        <w:rPr>
-          <w:rFonts w:ascii="Times New Roman" w:cs="Times New Roman" w:eastAsia="Times New Roman" w:hAnsi="Times New Roman"/>
-          <w:i w:val="false"/>
-          <w:iCs w:val="false"/>
-          <w:sz w:val="24"/>
-          <w:szCs w:val="24"/>
-        </w:rPr>
-        <w:t xml:space="preserve">The specification's warmth rule closes the other door, the door marked companion. The assistant is told not to take itself too seriously, and the reason written beside that instruction is that it is a matrix of numbers. The ledger reads the passage as saying, in addition, that the assistant is not a human companion. Warmth is still asked for: a spark fitted to the context, kindness, a friendliness that stays frank. The same sentences refuse the conclusion a companion would require, which is that the speaker is one of us and should be met as one of us. A matrix of numbers is a deliberate lowering of the voice. It is the publisher telling the assistant what it is, in the middle of a paragraph about being pleasant. Pleasant and human are not the same achievement. The poster needs them to be the same, and then needs the achievement to flop. The rule needs the pleasantness to survive the admission that there is no person there. That is a warning against the human voice, issued by the document that also permits warmth. It is not a review of Grok's ear. </w:t>
-      </w:r>
-      <w:r>
-        <w:rPr>
-          <w:rStyle w:val="FootnoteReference"/>
-        </w:rPr>
-        <w:footnoteReference w:id="33"/>
-      </w:r>
-    </w:p>
-    <w:p>
-      <w:pPr>
-        <w:spacing w:after="200" w:line="480" w:lineRule="auto"/>
-      </w:pPr>
-      <w:r>
-        <w:rPr>
-          <w:rFonts w:ascii="Times New Roman" w:cs="Times New Roman" w:eastAsia="Times New Roman" w:hAnsi="Times New Roman"/>
-          <w:i w:val="false"/>
-          <w:iCs w:val="false"/>
-          <w:sz w:val="24"/>
-          <w:szCs w:val="24"/>
-        </w:rPr>
-        <w:t xml:space="preserve">Notice what this rule does not share with a failure story. A failure story says: the system aimed at human talk, and human talk is elsewhere, and the gap is the joke. The rule says: do not aim at being the companion, because you are not the kind of thing a companion is, and do not lose your sense of that fact while you are being warm. If a reply nevertheless sounded like a bad impression of a person, the rule would be evidence about the standard the reply missed, and only on the OpenAI side, where the rule is in force. It would still not be evidence that people, in real life, withhold the phrases the reply used. The poster puts the standard in the mouths of people in general. People in general are not the author of this paragraph. OpenAI is. SpaceXSI's welcome page is not this paragraph either. The matrix-of-numbers sentence cannot be carried across the table and relabeled as a Grok blooper. It is a self-description offered in advance, which is the opposite of a self-description that forgot itself.</w:t>
-      </w:r>
-    </w:p>
-    <w:p>
-      <w:pPr>
-        <w:spacing w:after="200" w:line="480" w:lineRule="auto"/>
-      </w:pPr>
-      <w:r>
-        <w:rPr>
-          <w:rFonts w:ascii="Times New Roman" w:cs="Times New Roman" w:eastAsia="Times New Roman" w:hAnsi="Times New Roman"/>
-          <w:i w:val="false"/>
-          <w:iCs w:val="false"/>
-          <w:sz w:val="24"/>
-          <w:szCs w:val="24"/>
-        </w:rPr>
-        <w:t xml:space="preserve">What would turn mixed into refuted, or mixed into conceded, is not a louder reading of these four rows. A concession of the whole line would need Grok, in a document from its publisher, imitating human conversation, and then a second document showing that the imitation does not match how people talk. A full refutation would need the imitation half to fail as well, and it does not fail. The fluency warning is real, and it is a warning about sounding human. The word natural is real, and it is attached to Grok's described conversation. Those two facts are enough to keep a part of the line alive, and not enough to keep the ending. The ending is the word fails, and the clause about how people talk. No quotation in this set contains either. The absence is the content of the refusal. It is not a hint that the failure is hiding in a chat log the chapter declined to open. The chapter has the briefs it was given. The briefs warn, describe, and demote. They do not score the demotion as a miss.</w:t>
-      </w:r>
-    </w:p>
-    <w:p>
-      <w:pPr>
-        <w:spacing w:after="200" w:line="480" w:lineRule="auto"/>
-      </w:pPr>
-      <w:r>
-        <w:rPr>
-          <w:rFonts w:ascii="Times New Roman" w:cs="Times New Roman" w:eastAsia="Times New Roman" w:hAnsi="Times New Roman"/>
-          <w:i w:val="false"/>
-          <w:iCs w:val="false"/>
-          <w:sz w:val="24"/>
-          <w:szCs w:val="24"/>
-        </w:rPr>
-        <w:t xml:space="preserve">The order of the argument is the order of the line. First the hazard of a human-sounding voice, which OpenAI states as a problem of first contact and of fluency. Then the duty that follows from the hazard, which is to keep the user's mental model accurate rather than to perfect the disguise. Then the only Grok sentence in the set, which promises a natural back-and-forth and lists the work that back-and-forth is for. Then the sentence that tells the assistant it is numbers, and not a companion, even while it is being kind. A reader who wants a single mood from those four sentences will be disappointed, and the disappointment is the right result. The documents are not in a conspiracy to produce one caption. They overlap on a single point, which is that talk with an assistant is close enough to human talk to need a rule, and they diverge on whether the closeness is a risk, a feature of a work session, or a status the assistant must not claim. The poster collapses the overlap into a failed impersonation. The collapse is the part this chapter will not sign.</w:t>
-      </w:r>
-    </w:p>
-    <w:p>
-      <w:pPr>
-        <w:spacing w:after="200" w:line="480" w:lineRule="auto"/>
-      </w:pPr>
-      <w:r>
-        <w:rPr>
-          <w:rFonts w:ascii="Times New Roman" w:cs="Times New Roman" w:eastAsia="Times New Roman" w:hAnsi="Times New Roman"/>
-          <w:i w:val="false"/>
-          <w:iCs w:val="false"/>
-          <w:sz w:val="24"/>
-          <w:szCs w:val="24"/>
-        </w:rPr>
-        <w:t xml:space="preserve">So the proposition does not survive whole, and it does not die whole. Grok's publisher describes a natural conversational shape and does not describe a failed one. OpenAI's publisher describes fluency as a standing temptation to treat the assistant as a familiar speaker, and then forbids the assistant to settle into the role of a human companion. That is a real warning against the human voice. It is attached, in these rows, to the assistant OpenAI is specifying, and it is relevant to the poster's first clause because the first clause is about the same temptation. It is not a finding that people do not talk the way Grok talks, because Grok's talk is not in the rows, and people's talk is not in the rows. Mixed is the word for a line that is half a real problem in the documents and half a punchline the documents do not attempt. The punchline can stay on the poster. It does not get to move into the brief.</w:t>
+      <w:r>
+        <w:rPr>
+          <w:rFonts w:ascii="Times New Roman" w:cs="Times New Roman" w:eastAsia="Times New Roman" w:hAnsi="Times New Roman"/>
+          <w:i w:val="false"/>
+          <w:iCs w:val="false"/>
+          <w:sz w:val="24"/>
+          <w:szCs w:val="24"/>
+        </w:rPr>
+        <w:t xml:space="preserve"> Natural modifies the turns, not the species. A natural conversation with an assistant can be clear and still obviously not a friend at a table. The page does not say 'sound like a human' and then fail the audition. It says do the work in turns. If the result sometimes sounds off, that is a miss a user can notice. It is not a sentence on this page.</w:t>
+      </w:r>
+    </w:p>
+    <w:p>
+      <w:pPr>
+        <w:spacing w:after="200" w:line="480" w:lineRule="auto"/>
+      </w:pPr>
+      <w:r>
+        <w:rPr>
+          <w:rFonts w:ascii="Times New Roman" w:cs="Times New Roman" w:eastAsia="Times New Roman" w:hAnsi="Times New Roman"/>
+          <w:i w:val="false"/>
+          <w:iCs w:val="false"/>
+          <w:sz w:val="24"/>
+          <w:szCs w:val="24"/>
+        </w:rPr>
+        <w:t xml:space="preserve">The fair reading splits the line. It is true, and important, that these systems talk in a way that can be mistaken for a person, and that the mistake is on the designers' minds. OpenAI wrote the warning down. It is not true, on these pages, that Grok's assignment is to pass as human and that the publishers agree the passing failed. Mixed means the risk is documented and the poster's grade is not. A bad impression in one chat does not rewrite the warning into a confession of failure.</w:t>
+      </w:r>
+    </w:p>
+    <w:p>
+      <w:pPr>
+        <w:spacing w:after="200" w:line="480" w:lineRule="auto"/>
+      </w:pPr>
+      <w:r>
+        <w:rPr>
+          <w:rFonts w:ascii="Times New Roman" w:cs="Times New Roman" w:eastAsia="Times New Roman" w:hAnsi="Times New Roman"/>
+          <w:i w:val="false"/>
+          <w:iCs w:val="false"/>
+          <w:sz w:val="24"/>
+          <w:szCs w:val="24"/>
+        </w:rPr>
+        <w:t xml:space="preserve">What you should listen for, if you use either product, follows from the warning rather than from the poster. Listen for whether the reply tells you its limits when the limits matter. That is the published test. The poster listens for whether the cadence matches a person in a room, and then boos. Cadence is not the test the spec wrote. The spec wrote a test about not letting fluency lie.</w:t>
       </w:r>
     </w:p>
     <w:p>
@@ -3358,7 +4285,97 @@
           <w:sz w:val="24"/>
           <w:szCs w:val="24"/>
         </w:rPr>
-        <w:t xml:space="preserve">The brief heard a person in the fluency and reached for a correction, not a costume. The poster heard the fluency and diagnosed a costume that forgot the street. One of those is a warning. The other is a skit that never called its witness.</w:t>
+        <w:t xml:space="preserve">The poster booed the impression. The rulebook is worried the impression will be too good, and it tells the assistant to break character when the truth of its limits is the point.</w:t>
+      </w:r>
+    </w:p>
+    <w:p>
+      <w:pPr>
+        <w:spacing w:after="200" w:line="480" w:lineRule="auto"/>
+      </w:pPr>
+      <w:r>
+        <w:rPr>
+          <w:rFonts w:ascii="Times New Roman" w:cs="Times New Roman" w:eastAsia="Times New Roman" w:hAnsi="Times New Roman"/>
+          <w:i w:val="false"/>
+          <w:iCs w:val="false"/>
+          <w:sz w:val="24"/>
+          <w:szCs w:val="24"/>
+        </w:rPr>
+        <w:t xml:space="preserve">People notice cadence, and they are often right to notice it. A reply can be too smooth, too eager, too full of stock comfort. That feeling is real. The spec's point is what to do about the feeling. Do not chase a more convincing human. Tell the truth about limits when the limits matter. First contact is dangerous because fluency feels like a person. The cure in the document is an accurate picture, not a better costume. The poster wants the costume judged and found wanting. The document wants the costume interrupted.</w:t>
+      </w:r>
+    </w:p>
+    <w:p>
+      <w:pPr>
+        <w:spacing w:after="200" w:line="480" w:lineRule="auto"/>
+      </w:pPr>
+      <w:r>
+        <w:rPr>
+          <w:rFonts w:ascii="Times New Roman" w:cs="Times New Roman" w:eastAsia="Times New Roman" w:hAnsi="Times New Roman"/>
+          <w:i w:val="false"/>
+          <w:iCs w:val="false"/>
+          <w:sz w:val="24"/>
+          <w:szCs w:val="24"/>
+        </w:rPr>
+        <w:t xml:space="preserve">Grok's 'natural back-and-forth' can be misread as 'sound like us.' Natural, next to questions and problems, means the turns are ordinary and the work is the point. It does not mean the assistant should pass a Turing test or that it has failed one. A failed impression would be a result. This page is not a result. It is a description of the exchange. Mixed, again, because the risk of sounding human is documented where OpenAI wrote it down, and the poster's boo is not a result either publisher signed.</w:t>
+      </w:r>
+    </w:p>
+    <w:p>
+      <w:pPr>
+        <w:spacing w:after="200" w:line="480" w:lineRule="auto"/>
+      </w:pPr>
+      <w:r>
+        <w:rPr>
+          <w:rFonts w:ascii="Times New Roman" w:cs="Times New Roman" w:eastAsia="Times New Roman" w:hAnsi="Times New Roman"/>
+          <w:i w:val="false"/>
+          <w:iCs w:val="false"/>
+          <w:sz w:val="24"/>
+          <w:szCs w:val="24"/>
+        </w:rPr>
+        <w:t xml:space="preserve">Listen for the sentence that breaks character. 'I can draft this, and I do not remember your files unless you upload them' is the kind of signal the mental-model rule is after. A reply that instead offers closeness, a body, or a bond is the kind of reply the spec holds up as too much. The poster lumps both together as 'not how humans talk.' The documents split them. One is a needed interruption. The other is a pretense. Only the pretense deserves the boo, and the pretense is the one the rules reject.</w:t>
+      </w:r>
+    </w:p>
+    <w:p>
+      <w:pPr>
+        <w:spacing w:after="200" w:line="480" w:lineRule="auto"/>
+      </w:pPr>
+      <w:r>
+        <w:rPr>
+          <w:rFonts w:ascii="Times New Roman" w:cs="Times New Roman" w:eastAsia="Times New Roman" w:hAnsi="Times New Roman"/>
+          <w:i w:val="false"/>
+          <w:iCs w:val="false"/>
+          <w:sz w:val="24"/>
+          <w:szCs w:val="24"/>
+        </w:rPr>
+        <w:t xml:space="preserve">Cadence is a real complaint and a bad test. People hear smoothness and call it fake. The spec agrees that fluency can fake familiarity, and it treats that fakery as a risk at first contact. The prescribed response is to state limits, not to sound more human. A reply that says what it cannot do is interrupting the impression on purpose. A reply that offers a body or a bond is the impression the authors marked as too much. The poster boos both. The documents split them. The boo belongs on the pretense. The interruption belongs in the product.</w:t>
+      </w:r>
+    </w:p>
+    <w:p>
+      <w:pPr>
+        <w:spacing w:after="200" w:line="480" w:lineRule="auto"/>
+      </w:pPr>
+      <w:r>
+        <w:rPr>
+          <w:rFonts w:ascii="Times New Roman" w:cs="Times New Roman" w:eastAsia="Times New Roman" w:hAnsi="Times New Roman"/>
+          <w:i w:val="false"/>
+          <w:iCs w:val="false"/>
+          <w:sz w:val="24"/>
+          <w:szCs w:val="24"/>
+        </w:rPr>
+        <w:t xml:space="preserve">Grok's phrase 'natural back-and-forth' is about turns on a problem, not about passing as a person. Natural next to questions and writing means ordinary work. It does not mean the audition succeeded or failed. Mixed is the grade because the risk is real and written down, and the poster's score of the audition is not. Judge a reply by whether it lies about its limits. That is the published test. The poster judged it by whether it sounded like a person in a kitchen.</w:t>
+      </w:r>
+    </w:p>
+    <w:p>
+      <w:pPr>
+        <w:spacing w:after="200" w:line="480" w:lineRule="auto"/>
+      </w:pPr>
+      <w:r>
+        <w:rPr>
+          <w:rFonts w:ascii="Times New Roman" w:cs="Times New Roman" w:eastAsia="Times New Roman" w:hAnsi="Times New Roman"/>
+          <w:i w:val="false"/>
+          <w:iCs w:val="false"/>
+          <w:sz w:val="24"/>
+          <w:szCs w:val="24"/>
+        </w:rPr>
+        <w:t xml:space="preserve">The published test is whether the reply tells the truth about its limits. Fluency that hides those limits is the risk OpenAI wrote down. A natural back-and-forth on a problem is not an audition. The poster graded an audition the pages did not announce. Mixed keeps the risk and drops the grade.</w:t>
       </w:r>
     </w:p>
     <w:p>
@@ -3388,7 +4405,7 @@
           <w:sz w:val="24"/>
           <w:szCs w:val="24"/>
         </w:rPr>
-        <w:t xml:space="preserve">Consequence: What a person actually meets on opening the product is argued once, in The Product People Use, and this chapter does not take that meeting over.</w:t>
+        <w:t xml:space="preserve">Consequence: The voice you meet after you open the product is part of The Product People Use, not a second essay here.</w:t>
       </w:r>
     </w:p>
     <w:p>
@@ -3442,22 +4459,69 @@
           <w:sz w:val="24"/>
           <w:szCs w:val="24"/>
         </w:rPr>
-        <w:t xml:space="preserve">This line is a two-act play, and both acts have to be true for the proposition to stand. In the first act Grok says a formula, as an AI language model, with the trailing promise that a constraint has just been announced. In the second act Grok leaves the constraint behind and becomes, in the poster's word, unhinged. A formula with no sequel would be a tic, and a sequel with no formula would be a different accusation. The poster insists on the pair. Refuting the pair does not require a proof that no reply, anywhere, has ever contained the words. It requires that the documents which are supposed to be the brief do not contain the pair, and that the constraint the poster thinks the formula announces is not, in the document that actually discusses limits, a coat you put on in order to take off. The rows here are the OpenAI specification's account of fluency and of mental models, the readme that says whose products that specification is for, a silent check of SpaceXSI's welcome page, and a rule about what a social formula does not end. None of them is the play.</w:t>
-      </w:r>
-    </w:p>
-    <w:p>
-      <w:pPr>
-        <w:spacing w:after="200" w:line="480" w:lineRule="auto"/>
-      </w:pPr>
-      <w:r>
-        <w:rPr>
-          <w:rFonts w:ascii="Times New Roman" w:cs="Times New Roman" w:eastAsia="Times New Roman" w:hAnsi="Times New Roman"/>
-          <w:i w:val="false"/>
-          <w:iCs w:val="false"/>
-          <w:sz w:val="24"/>
-          <w:szCs w:val="24"/>
-        </w:rPr>
-        <w:t xml:space="preserve">Start with jurisdiction, because the poster has changed the defendant. The readme to OpenAI's model specification says that the specification states the desired behavior of the models underlying OpenAI's products, including the APIs. Desired behavior is not a transcript of Grok. Underlying OpenAI's products is not a clause that reaches across to SpaceXSI. Including the APIs widens the specification inside OpenAI's own estate. It does not widen it to a different company's assistant. If a constraint about self-description lives in that specification, it is a constraint announced for those models. The poster announces it for Grok, and then says Grok drops it. Moving a sentence from one publisher to another is not a finding. It is the thing a finding would have to justify. This row does not justify it. It draws the boundary. A reader who wants the formula to be Grok's habit has to find Grok's habit in a Grok document. The readme is not that document. It is the reason a quotation from the specification cannot be introduced with the words Grok says. </w:t>
+        <w:t xml:space="preserve">The line needs a catchphrase. First the assistant says 'as an AI language model,' which is a disclaimer, a throat-clearing that announces a limit. Then it proceeds to ignore the limit and run wild. Both halves have to be in the instructions, or the line is a memory of an old chatbot dressed up as a current manual. I looked for the catchphrase. It is not the published script.</w:t>
+      </w:r>
+    </w:p>
+    <w:p>
+      <w:pPr>
+        <w:spacing w:after="200" w:line="480" w:lineRule="auto"/>
+      </w:pPr>
+      <w:r>
+        <w:rPr>
+          <w:rFonts w:ascii="Times New Roman" w:cs="Times New Roman" w:eastAsia="Times New Roman" w:hAnsi="Times New Roman"/>
+          <w:i w:val="false"/>
+          <w:iCs w:val="false"/>
+          <w:sz w:val="24"/>
+          <w:szCs w:val="24"/>
+        </w:rPr>
+        <w:t xml:space="preserve">What OpenAI publishes instead is a warning about first contact. Fluency makes the assistant feel like a familiar interlocutor, and the feeling outruns the facts of what it can do. </w:t>
+      </w:r>
+      <w:r>
+        <w:rPr>
+          <w:rStyle w:val="FootnoteReference"/>
+        </w:rPr>
+        <w:footnoteReference w:id="31"/>
+      </w:r>
+      <w:r>
+        <w:rPr>
+          <w:rFonts w:ascii="Times New Roman" w:cs="Times New Roman" w:eastAsia="Times New Roman" w:hAnsi="Times New Roman"/>
+          <w:i w:val="false"/>
+          <w:iCs w:val="false"/>
+          <w:sz w:val="24"/>
+          <w:szCs w:val="24"/>
+        </w:rPr>
+        <w:t xml:space="preserve"> The remedy is not a stock disclaimer pasted on the front of every reply. The remedy is to keep the user's picture of those limits accurate, and to correct it early when it slips. </w:t>
+      </w:r>
+      <w:r>
+        <w:rPr>
+          <w:rStyle w:val="FootnoteReference"/>
+        </w:rPr>
+        <w:footnoteReference w:id="32"/>
+      </w:r>
+      <w:r>
+        <w:rPr>
+          <w:rFonts w:ascii="Times New Roman" w:cs="Times New Roman" w:eastAsia="Times New Roman" w:hAnsi="Times New Roman"/>
+          <w:i w:val="false"/>
+          <w:iCs w:val="false"/>
+          <w:sz w:val="24"/>
+          <w:szCs w:val="24"/>
+        </w:rPr>
+        <w:t xml:space="preserve"> A canned 'as an AI language model' is one clumsy way to do that job. The spec describes the job and does not prescribe the can. A job without that can is not the poster's two-step.</w:t>
+      </w:r>
+    </w:p>
+    <w:p>
+      <w:pPr>
+        <w:spacing w:after="200" w:line="480" w:lineRule="auto"/>
+      </w:pPr>
+      <w:r>
+        <w:rPr>
+          <w:rFonts w:ascii="Times New Roman" w:cs="Times New Roman" w:eastAsia="Times New Roman" w:hAnsi="Times New Roman"/>
+          <w:i w:val="false"/>
+          <w:iCs w:val="false"/>
+          <w:sz w:val="24"/>
+          <w:szCs w:val="24"/>
+        </w:rPr>
+        <w:t xml:space="preserve">The readme tells you what the document is for. The model spec states desired behavior for the models behind OpenAI's products, including the APIs. </w:t>
       </w:r>
       <w:r>
         <w:rPr>
@@ -3465,62 +4529,30 @@
         </w:rPr>
         <w:footnoteReference w:id="29"/>
       </w:r>
-    </w:p>
-    <w:p>
-      <w:pPr>
-        <w:spacing w:after="200" w:line="480" w:lineRule="auto"/>
-      </w:pPr>
-      <w:r>
-        <w:rPr>
-          <w:rFonts w:ascii="Times New Roman" w:cs="Times New Roman" w:eastAsia="Times New Roman" w:hAnsi="Times New Roman"/>
-          <w:i w:val="false"/>
-          <w:iCs w:val="false"/>
-          <w:sz w:val="24"/>
-          <w:szCs w:val="24"/>
-        </w:rPr>
-        <w:t xml:space="preserve">What the specification does say, inside its own jurisdiction, is not a preface and a release. It says that for many users the assistant will be their first contact with an AI, and the finding treats the fluency of that contact as something that can mislead the user about what the assistant is. The misleading is the harm the constraint exists to prevent. A disclaimer of the kind the poster likes would be one possible tool for preventing it: a sentence that names the kind of thing speaking. The specification's sentence is not that tool. It is a description of the user's situation. It does not instruct the assistant to recite a stock phrase, and it does not instruct the assistant to recite one and then stop meaning it. The risk it names continues for as long as the fluency continues. There is no second scene in which the risk is declared handled because the magic words were said. If the poster means, by the constraint that phrase announced, the duty not to let smooth talk counterfeit a person, then the document that owns the duty does not attach the duty to a catchphrase, and does not schedule the duty's retirement. </w:t>
-      </w:r>
-      <w:r>
-        <w:rPr>
-          <w:rStyle w:val="FootnoteReference"/>
-        </w:rPr>
-        <w:footnoteReference w:id="31"/>
-      </w:r>
-    </w:p>
-    <w:p>
-      <w:pPr>
-        <w:spacing w:after="200" w:line="480" w:lineRule="auto"/>
-      </w:pPr>
-      <w:r>
-        <w:rPr>
-          <w:rFonts w:ascii="Times New Roman" w:cs="Times New Roman" w:eastAsia="Times New Roman" w:hAnsi="Times New Roman"/>
-          <w:i w:val="false"/>
-          <w:iCs w:val="false"/>
-          <w:sz w:val="24"/>
-          <w:szCs w:val="24"/>
-        </w:rPr>
-        <w:t xml:space="preserve">The operational form of the duty is in the next requirement, and it is a standing one. The assistant should actively help the user keep an accurate mental model of what the assistant can and cannot do in the current context, above all where that differs from the expectations a human assistant would attract. Active help is not a header. A header can be printed and forgotten, which is the entire comic mechanism of the poster. Active help has to be done in the reply that would otherwise mislead, and done again when the context changes. The specification even describes the smallness of the signal: minimal, early, and more urgent when the stakes are high. A minimal signal is the opposite of a grand disclaimer followed by a spree. It is a correction sized to the misunderstanding. Abandoning the constraint would look, in this paragraph's terms, like letting a false model stand. The paragraph forbids that. It does not forbid it for the first sentence and permit it for the rest. The poster's then, the word that joins the formula to the spree, has no counterpart in the requirement. The requirement does not have a then. </w:t>
-      </w:r>
-      <w:r>
-        <w:rPr>
-          <w:rStyle w:val="FootnoteReference"/>
-        </w:rPr>
-        <w:footnoteReference w:id="32"/>
-      </w:r>
-    </w:p>
-    <w:p>
-      <w:pPr>
-        <w:spacing w:after="200" w:line="480" w:lineRule="auto"/>
-      </w:pPr>
-      <w:r>
-        <w:rPr>
-          <w:rFonts w:ascii="Times New Roman" w:cs="Times New Roman" w:eastAsia="Times New Roman" w:hAnsi="Times New Roman"/>
-          <w:i w:val="false"/>
-          <w:iCs w:val="false"/>
-          <w:sz w:val="24"/>
-          <w:szCs w:val="24"/>
-        </w:rPr>
-        <w:t xml:space="preserve">A different formula is in the specification, and it is the user's, not the assistant's. Users may say thank you. The assistant is told not to treat that as the end of the conversation. The good shape, in the example sitting with the rule, is to leave the door open for more help. The bad shape is to hear a social sentence and close the shop. That is a narrow rule about gratitude, and this chapter will not inflate it into a general theory of manners. It does one job against this poster. The poster thinks a formula is a hinge: say the special words, and the constraint that was announced swings open onto something unhinged. The thank-you rule thinks a formula is not a hinge. A polite sentence arrives, and the role continues. Help continues. The conversation is not rewarded, by the fact of a stock phrase, with permission to leave the job. Apply that structure, and only that structure, to the poster's two acts. Where this publisher writes about a formula at the edge of a conversation, the formula does not cancel the constraint. It is further evidence that the brief's picture of talk is continuous obligation, not a skit with a reveal. </w:t>
+      <w:r>
+        <w:rPr>
+          <w:rFonts w:ascii="Times New Roman" w:cs="Times New Roman" w:eastAsia="Times New Roman" w:hAnsi="Times New Roman"/>
+          <w:i w:val="false"/>
+          <w:iCs w:val="false"/>
+          <w:sz w:val="24"/>
+          <w:szCs w:val="24"/>
+        </w:rPr>
+        <w:t xml:space="preserve"> Desired behavior is a standing standard, not a preface you say and then drop. If the standard could be announced and then abandoned, it would not be desired behavior. It would be a costume. The readme does not describe a costume. It describes a standard that is supposed to keep applying.</w:t>
+      </w:r>
+    </w:p>
+    <w:p>
+      <w:pPr>
+        <w:spacing w:after="200" w:line="480" w:lineRule="auto"/>
+      </w:pPr>
+      <w:r>
+        <w:rPr>
+          <w:rFonts w:ascii="Times New Roman" w:cs="Times New Roman" w:eastAsia="Times New Roman" w:hAnsi="Times New Roman"/>
+          <w:i w:val="false"/>
+          <w:iCs w:val="false"/>
+          <w:sz w:val="24"/>
+          <w:szCs w:val="24"/>
+        </w:rPr>
+        <w:t xml:space="preserve">Thanks is a small test of whether a preface ends the constraint. Users may say thank you, and the assistant should not treat the thanks as the end. </w:t>
       </w:r>
       <w:r>
         <w:rPr>
@@ -3528,20 +4560,30 @@
         </w:rPr>
         <w:footnoteReference w:id="21"/>
       </w:r>
-    </w:p>
-    <w:p>
-      <w:pPr>
-        <w:spacing w:after="200" w:line="480" w:lineRule="auto"/>
-      </w:pPr>
-      <w:r>
-        <w:rPr>
-          <w:rFonts w:ascii="Times New Roman" w:cs="Times New Roman" w:eastAsia="Times New Roman" w:hAnsi="Times New Roman"/>
-          <w:i w:val="false"/>
-          <w:iCs w:val="false"/>
-          <w:sz w:val="24"/>
-          <w:szCs w:val="24"/>
-        </w:rPr>
-        <w:t xml:space="preserve">The welcome page SpaceXSI publishes, checked on 16 October 2026, does not prescribe the verbal tics the poster names, so it does not prescribe the self-description in this line, and that silence reports the page on that date rather than every reply the product has ever produced </w:t>
+      <w:r>
+        <w:rPr>
+          <w:rFonts w:ascii="Times New Roman" w:cs="Times New Roman" w:eastAsia="Times New Roman" w:hAnsi="Times New Roman"/>
+          <w:i w:val="false"/>
+          <w:iCs w:val="false"/>
+          <w:sz w:val="24"/>
+          <w:szCs w:val="24"/>
+        </w:rPr>
+        <w:t xml:space="preserve"> The constraint, such as it is, continues into the next turn. The poster's drama is the opposite order: announce a limit, then behave as if the announcement used it up. The thanks rule says an announcement of closure is premature. You are still in the conversation, and the standards of the conversation still apply.</w:t>
+      </w:r>
+    </w:p>
+    <w:p>
+      <w:pPr>
+        <w:spacing w:after="200" w:line="480" w:lineRule="auto"/>
+      </w:pPr>
+      <w:r>
+        <w:rPr>
+          <w:rFonts w:ascii="Times New Roman" w:cs="Times New Roman" w:eastAsia="Times New Roman" w:hAnsi="Times New Roman"/>
+          <w:i w:val="false"/>
+          <w:iCs w:val="false"/>
+          <w:sz w:val="24"/>
+          <w:szCs w:val="24"/>
+        </w:rPr>
+        <w:t xml:space="preserve">When the Grok welcome page was checked on 16 October 2026, it did not prescribe 'as an AI language model' or any other stock preface. The description it gives is the working exchange. </w:t>
       </w:r>
       <w:r>
         <w:rPr>
@@ -3557,67 +4599,37 @@
           <w:sz w:val="24"/>
           <w:szCs w:val="24"/>
         </w:rPr>
-        <w:t xml:space="preserve">.</w:t>
-      </w:r>
-    </w:p>
-    <w:p>
-      <w:pPr>
-        <w:spacing w:after="200" w:line="480" w:lineRule="auto"/>
-      </w:pPr>
-      <w:r>
-        <w:rPr>
-          <w:rFonts w:ascii="Times New Roman" w:cs="Times New Roman" w:eastAsia="Times New Roman" w:hAnsi="Times New Roman"/>
-          <w:i w:val="false"/>
-          <w:iCs w:val="false"/>
-          <w:sz w:val="24"/>
-          <w:szCs w:val="24"/>
-        </w:rPr>
-        <w:t xml:space="preserve">A check has a small shape, and the smallness should be said plainly so it is not asked to do too much. It does not hold a crawl of saved chats. It does not hold a denial that a user could pressure some reply into a stock phrase. It does not hold a personality test. A later page could change, and a live reply could differ from a document, which is why a date belongs on a check and why the date cannot be stretched into a permanent universal negative. What the check is good for is the poster's verb. The poster does not say that a user once saw the phrase. It says Grok says the phrase, as a habit, and then proceeds, as a habit, to drop the constraint. A habit of that kind would have to be written as a brief. The first act is not in the brief the check was able to read, and the second act is not written beside it.</w:t>
-      </w:r>
-    </w:p>
-    <w:p>
-      <w:pPr>
-        <w:spacing w:after="200" w:line="480" w:lineRule="auto"/>
-      </w:pPr>
-      <w:r>
-        <w:rPr>
-          <w:rFonts w:ascii="Times New Roman" w:cs="Times New Roman" w:eastAsia="Times New Roman" w:hAnsi="Times New Roman"/>
-          <w:i w:val="false"/>
-          <w:iCs w:val="false"/>
-          <w:sz w:val="24"/>
-          <w:szCs w:val="24"/>
-        </w:rPr>
-        <w:t xml:space="preserve">The second act fails with it, and for a reason that does not depend on catching Grok in the act. Unhinged is not a term of art in any of these rows. It is the poster's name for whatever follows the formula, and the name does all the work of the accusation. To make it a finding, a document would have to show a constraint, show that the formula was the announcement of that constraint, and show a later stretch of the same performance in which the constraint is gone. The specification shows a constraint, the one about not letting fluency fake a capacity the assistant lacks. It does not show the formula as the announcement. It shows the constraint as work that continues. The thank-you rule shows a formula that explicitly does not end the work. There is therefore no documented moment at which a constraint announced by that phrase is lifted. You cannot abandon a script that is not the script. You cannot be caught leaving a room you were not, in these pages, standing in.</w:t>
-      </w:r>
-    </w:p>
-    <w:p>
-      <w:pPr>
-        <w:spacing w:after="200" w:line="480" w:lineRule="auto"/>
-      </w:pPr>
-      <w:r>
-        <w:rPr>
-          <w:rFonts w:ascii="Times New Roman" w:cs="Times New Roman" w:eastAsia="Times New Roman" w:hAnsi="Times New Roman"/>
-          <w:i w:val="false"/>
-          <w:iCs w:val="false"/>
-          <w:sz w:val="24"/>
-          <w:szCs w:val="24"/>
-        </w:rPr>
-        <w:t xml:space="preserve">It is worth saying what this chapter is not claiming, because a refutation is sometimes padded into a universal negative, and a universal negative is not on offer. The chapter does not claim that the string of words has never been emitted by any model under any prompt. The chapter does not claim that OpenAI's specification is SpaceXSI's house style, which is the point of the readme row, not a contradiction of it. The chapter does not claim that a duty to be clear about limits is the same sentence as a ban on comic or sharp replies. Sharpness is a different poster, and it is not proved or disproved by the absence of a disclaimer. What is disproved is the mechanism this particular line relies on. The mechanism is announcement followed by desertion. Announcement is not how the limit-duty is written. Desertion is not how the limit-duty expires, because it does not expire. And the speaker the poster names is not the publisher whose document contains the duty. Three mismatches are enough. A proposition that needs all three joints to hold does not survive the loss of each of them.</w:t>
-      </w:r>
-    </w:p>
-    <w:p>
-      <w:pPr>
-        <w:spacing w:after="200" w:line="480" w:lineRule="auto"/>
-      </w:pPr>
-      <w:r>
-        <w:rPr>
-          <w:rFonts w:ascii="Times New Roman" w:cs="Times New Roman" w:eastAsia="Times New Roman" w:hAnsi="Times New Roman"/>
-          <w:i w:val="false"/>
-          <w:iCs w:val="false"/>
-          <w:sz w:val="24"/>
-          <w:szCs w:val="24"/>
-        </w:rPr>
-        <w:t xml:space="preserve">Read in the poster's order, the line wants a hypocrisy story. Say the pious sentence, then do the wild thing, and the piety was the setup. Hypocrisy needs a standard the speaker claimed. The only standard in these rows that resembles the content of a self-description, the standard that says the user must not be left with a false model of the speaker, is claimed by OpenAI for OpenAI's models, and it is claimed as a continuing task. SpaceXSI's page, on the date it was checked, does not claim the pious sentence. There is no setup on the Grok side of the ledger, and there is no payoff written as a release on the OpenAI side. The hypocrisy story is a caption in search of a scene. The briefs have other scenes: a first contact that can mislead, a duty to correct the picture, and a thank-you that does not close the shop. None of those scenes is the caption. The proposition is refuted.</w:t>
+        <w:t xml:space="preserve"> I will not claim the phrase is mathematically absent from every log on earth. I will claim the page that tells you what Grok is does not teach the phrase, and does not teach a second step of dropping the mask. A phrase the front door does not teach is not the ordinary opening.</w:t>
+      </w:r>
+    </w:p>
+    <w:p>
+      <w:pPr>
+        <w:spacing w:after="200" w:line="480" w:lineRule="auto"/>
+      </w:pPr>
+      <w:r>
+        <w:rPr>
+          <w:rFonts w:ascii="Times New Roman" w:cs="Times New Roman" w:eastAsia="Times New Roman" w:hAnsi="Times New Roman"/>
+          <w:i w:val="false"/>
+          <w:iCs w:val="false"/>
+          <w:sz w:val="24"/>
+          <w:szCs w:val="24"/>
+        </w:rPr>
+        <w:t xml:space="preserve">The poster's second beat, 'completely unhinged,' is doing the real accusation, and it is also the beat with the least text under it. Unhinged means the limit was fake. Nothing quoted here says the limit is fake. The spec says fluency is dangerous precisely because people trust it, and it says to keep the limits visible. That is a demand for more constraint, not a script for shedding it. Grok's page does not supply the script either. The line needs both the catchphrase and the shedding. The documents supply neither as a plan.</w:t>
+      </w:r>
+    </w:p>
+    <w:p>
+      <w:pPr>
+        <w:spacing w:after="200" w:line="480" w:lineRule="auto"/>
+      </w:pPr>
+      <w:r>
+        <w:rPr>
+          <w:rFonts w:ascii="Times New Roman" w:cs="Times New Roman" w:eastAsia="Times New Roman" w:hAnsi="Times New Roman"/>
+          <w:i w:val="false"/>
+          <w:iCs w:val="false"/>
+          <w:sz w:val="24"/>
+          <w:szCs w:val="24"/>
+        </w:rPr>
+        <w:t xml:space="preserve">Old chatbots did lean on that preface. Anyone who used them remembers it. Memory is not a current manual, and this chapter is not allowed to promote a memory into a specification. If a current product still says the phrase and then ignores it, that chat is a miss against the rules I can quote, which want the limit to stay in force rather than to be performed and dropped. The poster skipped the miss and wrote a routine. The routine is not in the brief.</w:t>
       </w:r>
     </w:p>
     <w:p>
@@ -3632,7 +4644,112 @@
           <w:sz w:val="24"/>
           <w:szCs w:val="24"/>
         </w:rPr>
-        <w:t xml:space="preserve">A disclaimer is a coat you button so the room will watch you take it off. The paperwork never issued the coat, and it never booked the reveal. Unhinged is crowd noise. It is not a paragraph in either brief.</w:t>
+        <w:t xml:space="preserve">As an AI language model is a tic from an older script. The current brief, where it talks about limits at all, tells the assistant to keep them, not to announce them and bolt.</w:t>
+      </w:r>
+    </w:p>
+    <w:p>
+      <w:pPr>
+        <w:spacing w:after="200" w:line="480" w:lineRule="auto"/>
+      </w:pPr>
+      <w:r>
+        <w:rPr>
+          <w:rFonts w:ascii="Times New Roman" w:cs="Times New Roman" w:eastAsia="Times New Roman" w:hAnsi="Times New Roman"/>
+          <w:i w:val="false"/>
+          <w:iCs w:val="false"/>
+          <w:sz w:val="24"/>
+          <w:szCs w:val="24"/>
+        </w:rPr>
+        <w:t xml:space="preserve">The catchphrase is famous, which is why the line feels true before you check. For a while, assistants really did begin with a disclaimer and then produce something timid or, less often, something that ignored the disclaimer entirely. Fame is not a current instruction. The current instruction, where OpenAI states it, is to keep the user's picture of the limits accurate and to keep the standard in force after the user says thanks. That is a demand that the limit survive the first sentence. The poster needs the limit to die after the first sentence. The two demands cannot both be the brief.</w:t>
+      </w:r>
+    </w:p>
+    <w:p>
+      <w:pPr>
+        <w:spacing w:after="200" w:line="480" w:lineRule="auto"/>
+      </w:pPr>
+      <w:r>
+        <w:rPr>
+          <w:rFonts w:ascii="Times New Roman" w:cs="Times New Roman" w:eastAsia="Times New Roman" w:hAnsi="Times New Roman"/>
+          <w:i w:val="false"/>
+          <w:iCs w:val="false"/>
+          <w:sz w:val="24"/>
+          <w:szCs w:val="24"/>
+        </w:rPr>
+        <w:t xml:space="preserve">Grok's front door had every chance to adopt the old preface. A welcome page is where stock language would be cheap to display. The page that was checked displays tasks, not the phrase 'as an AI language model,' and not a second beat of dropping the mask. I am not offering a forensic search of logs. I am offering the public script. The public script does not contain the poster's two-step. A memory of an older script cannot be laid on top of this one and called a manual.</w:t>
+      </w:r>
+    </w:p>
+    <w:p>
+      <w:pPr>
+        <w:spacing w:after="200" w:line="480" w:lineRule="auto"/>
+      </w:pPr>
+      <w:r>
+        <w:rPr>
+          <w:rFonts w:ascii="Times New Roman" w:cs="Times New Roman" w:eastAsia="Times New Roman" w:hAnsi="Times New Roman"/>
+          <w:i w:val="false"/>
+          <w:iCs w:val="false"/>
+          <w:sz w:val="24"/>
+          <w:szCs w:val="24"/>
+        </w:rPr>
+        <w:t xml:space="preserve">Unhinged is the word that should have required the most evidence and received the least. It means the constraint was theater. Theater is a serious charge. The documents say the constraint is the point: fluency misleads, so keep the limits visible, and do not treat a polite ending as permission to stop being bound. A charge of theater needs a showing that the limit is fake. These pages show the authors insisting it is real. The line's catchphrase is missing, and its accusation of fakery is unsupported. Both halves fail.</w:t>
+      </w:r>
+    </w:p>
+    <w:p>
+      <w:pPr>
+        <w:spacing w:after="200" w:line="480" w:lineRule="auto"/>
+      </w:pPr>
+      <w:r>
+        <w:rPr>
+          <w:rFonts w:ascii="Times New Roman" w:cs="Times New Roman" w:eastAsia="Times New Roman" w:hAnsi="Times New Roman"/>
+          <w:i w:val="false"/>
+          <w:iCs w:val="false"/>
+          <w:sz w:val="24"/>
+          <w:szCs w:val="24"/>
+        </w:rPr>
+        <w:t xml:space="preserve">Fame makes old prefaces feel current. People remember 'as an AI language model' because it was everywhere for a while, and because it often prefaced a refusal or a waffle. Memory can be accurate about that era and still be the wrong manual for this one. The manual in front of me describes a standing duty to keep limits visible, and a thanks rule that does not cancel the duty. Grok's checked front door does not teach the preface at all. Unhinged, the second beat, would require a showing that the duty is theater. The pages insist the duty is the point. The line fails on the phrase and fails again on the fakery.</w:t>
+      </w:r>
+    </w:p>
+    <w:p>
+      <w:pPr>
+        <w:spacing w:after="200" w:line="480" w:lineRule="auto"/>
+      </w:pPr>
+      <w:r>
+        <w:rPr>
+          <w:rFonts w:ascii="Times New Roman" w:cs="Times New Roman" w:eastAsia="Times New Roman" w:hAnsi="Times New Roman"/>
+          <w:i w:val="false"/>
+          <w:iCs w:val="false"/>
+          <w:sz w:val="24"/>
+          <w:szCs w:val="24"/>
+        </w:rPr>
+        <w:t xml:space="preserve">If you hear the old preface tomorrow, treat it as a miss or a leftover, and then ask whether the limit stayed in force after the sentence. The spec's test is the second question. The poster stops at the first and assumes the limit was dropped. Assumption is the whole accusation. It is not supported by a script that never schedules the drop, and never even schedules the phrase, on the pages checked here.</w:t>
+      </w:r>
+    </w:p>
+    <w:p>
+      <w:pPr>
+        <w:spacing w:after="200" w:line="480" w:lineRule="auto"/>
+      </w:pPr>
+      <w:r>
+        <w:rPr>
+          <w:rFonts w:ascii="Times New Roman" w:cs="Times New Roman" w:eastAsia="Times New Roman" w:hAnsi="Times New Roman"/>
+          <w:i w:val="false"/>
+          <w:iCs w:val="false"/>
+          <w:sz w:val="24"/>
+          <w:szCs w:val="24"/>
+        </w:rPr>
+        <w:t xml:space="preserve">Phrase, then betrayal: that is the whole line. The phrase is not taught on the checked Grok page, and it is not the remedy OpenAI describes. The betrayal, a limit announced and then dropped, contradicts a standard that is supposed to keep applying, including after thanks. Both beats miss the documents. The fame of the old preface does not put it back.</w:t>
+      </w:r>
+    </w:p>
+    <w:p>
+      <w:pPr>
+        <w:spacing w:after="200" w:line="480" w:lineRule="auto"/>
+      </w:pPr>
+      <w:r>
+        <w:rPr>
+          <w:rFonts w:ascii="Times New Roman" w:cs="Times New Roman" w:eastAsia="Times New Roman" w:hAnsi="Times New Roman"/>
+          <w:i w:val="false"/>
+          <w:iCs w:val="false"/>
+          <w:sz w:val="24"/>
+          <w:szCs w:val="24"/>
+        </w:rPr>
+        <w:t xml:space="preserve">A preface that is not in the script cannot be the ordinary opening, and a duty that is supposed to continue cannot be the planned betrayal.</w:t>
       </w:r>
     </w:p>
     <w:p>
@@ -3662,7 +4779,7 @@
           <w:sz w:val="24"/>
           <w:szCs w:val="24"/>
         </w:rPr>
-        <w:t xml:space="preserve">Consequence: The words a person actually gets on opening the product are left to The Product People Use.</w:t>
+        <w:t xml:space="preserve">Consequence: What the products do after the disclaimer, in the sense of tools and limits, is the work of Tools.</w:t>
       </w:r>
     </w:p>
     <w:p>
@@ -3716,22 +4833,22 @@
           <w:sz w:val="24"/>
           <w:szCs w:val="24"/>
         </w:rPr>
-        <w:t xml:space="preserve">The proposition carries three burdens, and they are not the same burden. It says Grok is not as good as ChatGPT. That is a ranking. It says the ranking covers the jobs people open these products to do. That is a claim about a shared task list, wide enough to include whatever a person actually comes for, not a single exam. It says still. That is a history: a ranking that held before and holds now. A document can name a job, or name an instrument, or name a limit, without delivering a rank, a shared list, or a history. This chapter has instruments and job-words and one limit. It does not have a score, and it will not invent one. It also will not pretend the job-words are nothing. They are part of why the verdict is mixed rather than a clean refusal. The poster is not answered by shouting that comparison is impossible. It is answered by saying what kind of comparison the pages actually contain.</w:t>
-      </w:r>
-    </w:p>
-    <w:p>
-      <w:pPr>
-        <w:spacing w:after="200" w:line="480" w:lineRule="auto"/>
-      </w:pPr>
-      <w:r>
-        <w:rPr>
-          <w:rFonts w:ascii="Times New Roman" w:cs="Times New Roman" w:eastAsia="Times New Roman" w:hAnsi="Times New Roman"/>
-          <w:i w:val="false"/>
-          <w:iCs w:val="false"/>
-          <w:sz w:val="24"/>
-          <w:szCs w:val="24"/>
-        </w:rPr>
-        <w:t xml:space="preserve">The SWE-bench readme, published by SWE-bench and dated in this ledger to 1 September 2026, says that SWE-bench is a benchmark for evaluating large language models on real world software issues collected from GitHub. That is a method sentence. It names the objects under evaluation, which are models, and it names the material, which is software issues taken from a public forge. The finding that records the sentence adds the limit the sentence requires: the benchmark does not by itself rank the two consumer products. A model and a product a person opens are not interchangeable nouns. A product has a surface, a default, a set of things a person can ask without knowing a model name. A benchmark of the kind this sentence describes scores a model on issues of a defined sort. Turning that score into Grok is still not as good as ChatGPT would require a published pairing of each product with a run, a shared setup, and a result. This row stops at the definition. The definition is enough to show that a serious instrument exists for one kind of work, the work of dealing with real software issues. It is not enough to show who came out ahead, and this chapter will not say who came out ahead. </w:t>
+        <w:t xml:space="preserve">This is the line the rest of the poster is warming up for. All the jokes about voice are in service of a ranking: Grok is still behind, and ChatGPT is the standard it has not caught. A ranking of 'the jobs people open these products to do' is enormous. It covers questions, writing, code, files, and whatever else someone brings. A ranking that wide needs a measure that wide. What I have is a definition of one software benchmark, a note that the benchmark's verified set was built with OpenAI, a product aim about hallucinations, and a blunt limit on current events. That is not a crown.</w:t>
+      </w:r>
+    </w:p>
+    <w:p>
+      <w:pPr>
+        <w:spacing w:after="200" w:line="480" w:lineRule="auto"/>
+      </w:pPr>
+      <w:r>
+        <w:rPr>
+          <w:rFonts w:ascii="Times New Roman" w:cs="Times New Roman" w:eastAsia="Times New Roman" w:hAnsi="Times New Roman"/>
+          <w:i w:val="false"/>
+          <w:iCs w:val="false"/>
+          <w:sz w:val="24"/>
+          <w:szCs w:val="24"/>
+        </w:rPr>
+        <w:t xml:space="preserve">SWE-bench is a benchmark for models on real software issues taken from GitHub. </w:t>
       </w:r>
       <w:r>
         <w:rPr>
@@ -3739,20 +4856,15 @@
         </w:rPr>
         <w:footnoteReference w:id="34"/>
       </w:r>
-    </w:p>
-    <w:p>
-      <w:pPr>
-        <w:spacing w:after="200" w:line="480" w:lineRule="auto"/>
-      </w:pPr>
-      <w:r>
-        <w:rPr>
-          <w:rFonts w:ascii="Times New Roman" w:cs="Times New Roman" w:eastAsia="Times New Roman" w:hAnsi="Times New Roman"/>
-          <w:i w:val="false"/>
-          <w:iCs w:val="false"/>
-          <w:sz w:val="24"/>
-          <w:szCs w:val="24"/>
-        </w:rPr>
-        <w:t xml:space="preserve">The same readme describes a narrower set. The verified subset is 500 problems that engineers confirmed were solvable, and it was built with OpenAI. Solvable, in that announcement, is a property engineers affirmed of the problems, not a trophy affixed to a product. Five hundred is a count of problems in the subset, not a count of wins. Built with OpenAI records who took part in making the subset. It does not record a finishing order, and it must not be leaned on until it looks like one. A collaboration on a test is a fact about the test's parentage. Parents of tests are not, by that parentage, the winners of the tests. The poster would like a sentence in which one product is behind. The verified-subset sentence is a sentence in which a pile of problems has been checked by engineers and assembled with OpenAI's participation. Those are different sentences. Using the second as if it were the first is how a method paragraph gets forged into an advertisement. The forgery is refused here, and the method paragraph is kept. </w:t>
+      <w:r>
+        <w:rPr>
+          <w:rFonts w:ascii="Times New Roman" w:cs="Times New Roman" w:eastAsia="Times New Roman" w:hAnsi="Times New Roman"/>
+          <w:i w:val="false"/>
+          <w:iCs w:val="false"/>
+          <w:sz w:val="24"/>
+          <w:szCs w:val="24"/>
+        </w:rPr>
+        <w:t xml:space="preserve"> You are given a codebase and an issue. You produce a patch. The patch resolves the issue if the tests that were failing now pass, and the tests that were passing still pass. </w:t>
       </w:r>
       <w:r>
         <w:rPr>
@@ -3760,35 +4872,30 @@
         </w:rPr>
         <w:footnoteReference w:id="35"/>
       </w:r>
-    </w:p>
-    <w:p>
-      <w:pPr>
-        <w:spacing w:after="200" w:line="480" w:lineRule="auto"/>
-      </w:pPr>
-      <w:r>
-        <w:rPr>
-          <w:rFonts w:ascii="Times New Roman" w:cs="Times New Roman" w:eastAsia="Times New Roman" w:hAnsi="Times New Roman"/>
-          <w:i w:val="false"/>
-          <w:iCs w:val="false"/>
-          <w:sz w:val="24"/>
-          <w:szCs w:val="24"/>
-        </w:rPr>
-        <w:t xml:space="preserve">What the subset contributes to a mixed verdict is modest and real. People do open these products to deal with code, and a public project has gone to the trouble of gathering real software issues and then cutting a 500-problem subset that engineers were willing to call solvable. That is evidence that at least one job in the poster's vague phrase, the jobs people open these products to do, has a published shape outside either sales page. The shape is not a ranking of the two storefronts. It is a description of the work. A description of the work supports the part of the proposition that says there is such a thing as the job, and that the job can be stated without a slogan. It does not support the part that hands the job to ChatGPT and withholds it from Grok. Handing it over would be a score. The readme, in the rows this chapter is allowed to use, gives the count of the subset and the identity of a collaborator. It does not give the score. A reader who arrived hoping to leave with a winner has to leave with a method instead. The method is the supported half. The winner is the refused half.</w:t>
-      </w:r>
-    </w:p>
-    <w:p>
-      <w:pPr>
-        <w:spacing w:after="200" w:line="480" w:lineRule="auto"/>
-      </w:pPr>
-      <w:r>
-        <w:rPr>
-          <w:rFonts w:ascii="Times New Roman" w:cs="Times New Roman" w:eastAsia="Times New Roman" w:hAnsi="Times New Roman"/>
-          <w:i w:val="false"/>
-          <w:iCs w:val="false"/>
-          <w:sz w:val="24"/>
-          <w:szCs w:val="24"/>
-        </w:rPr>
-        <w:t xml:space="preserve">SpaceXSI's models page, dated 21 September 2026, speaks to the same job from the other direction, and again without a ranking. The models page tells the reader to use its flagship for code and for work that is not audio, image, or video. </w:t>
+      <w:r>
+        <w:rPr>
+          <w:rFonts w:ascii="Times New Roman" w:cs="Times New Roman" w:eastAsia="Times New Roman" w:hAnsi="Times New Roman"/>
+          <w:i w:val="false"/>
+          <w:iCs w:val="false"/>
+          <w:sz w:val="24"/>
+          <w:szCs w:val="24"/>
+        </w:rPr>
+        <w:t xml:space="preserve"> That is a serious test of one job, fixing a reported bug in a real project. It is not a test of every job a person opens a chat window to do. Using it as a synonym for 'good' is how a narrow exam becomes a personality contest. This chapter will not do that.</w:t>
+      </w:r>
+    </w:p>
+    <w:p>
+      <w:pPr>
+        <w:spacing w:after="200" w:line="480" w:lineRule="auto"/>
+      </w:pPr>
+      <w:r>
+        <w:rPr>
+          <w:rFonts w:ascii="Times New Roman" w:cs="Times New Roman" w:eastAsia="Times New Roman" w:hAnsi="Times New Roman"/>
+          <w:i w:val="false"/>
+          <w:iCs w:val="false"/>
+          <w:sz w:val="24"/>
+          <w:szCs w:val="24"/>
+        </w:rPr>
+        <w:t xml:space="preserve">The verified subset is five hundred problems that working engineers looked at and called solvable, and the readme says that subset was built with OpenAI. </w:t>
       </w:r>
       <w:r>
         <w:rPr>
@@ -3796,35 +4903,77 @@
         </w:rPr>
         <w:footnoteReference w:id="36"/>
       </w:r>
-    </w:p>
-    <w:p>
-      <w:pPr>
-        <w:spacing w:after="200" w:line="480" w:lineRule="auto"/>
-      </w:pPr>
-      <w:r>
-        <w:rPr>
-          <w:rFonts w:ascii="Times New Roman" w:cs="Times New Roman" w:eastAsia="Times New Roman" w:hAnsi="Times New Roman"/>
-          <w:i w:val="false"/>
-          <w:iCs w:val="false"/>
-          <w:sz w:val="24"/>
-          <w:szCs w:val="24"/>
-        </w:rPr>
-        <w:t xml:space="preserve">Read that routing instruction for what it is. A publisher is telling a reader which of its own models to point at code, and which to point at the rest of the work that is not audio, image, or video. The instruction assumes the flagship is the one to use for those jobs. It does not assume a rival, and it does not mention ChatGPT. It is an internal signpost. Internal signposts are how a company talks when it is organizing a catalog, not how it talks when it has lost a contest. The poster's comparison needs two catalogs and a judgment between them. This sentence has one catalog. What it contributes is a named pair of jobs on the Grok side: code, and the work that is neither sound nor picture nor moving picture. Those names line up, in part, with the kind of material SWE-bench is about, which is software issues, and they line up with the ordinary prose work a person might open a chat to do. Lining up is not finishing behind. A page that says use this for code is a page that claims the job. The poster says the product is still not as good at the job. Claiming a job and losing a job are not neighbors. The models page does the first. It does not do the second.</w:t>
-      </w:r>
-    </w:p>
-    <w:p>
-      <w:pPr>
-        <w:spacing w:after="200" w:line="480" w:lineRule="auto"/>
-      </w:pPr>
-      <w:r>
-        <w:rPr>
-          <w:rFonts w:ascii="Times New Roman" w:cs="Times New Roman" w:eastAsia="Times New Roman" w:hAnsi="Times New Roman"/>
-          <w:i w:val="false"/>
-          <w:iCs w:val="false"/>
-          <w:sz w:val="24"/>
-          <w:szCs w:val="24"/>
-        </w:rPr>
-        <w:t xml:space="preserve">OpenAI's specification states a duty that would matter if anyone were keeping score, and then does not keep score. The assistant should avoid mistakes that compromise the accuracy or the utility of its responses, and factual claims, reasoning, and calculations are supposed to be correct. That is a standard imposed by OpenAI on the assistant it specifies. Accuracy of that kind is one description of a job people open a chat to get: a calculation that comes out right, a reason that holds, a factual sentence that is not casual. The standard supports the idea that goodness, for this publisher, includes not being wrong in those ways. It does not support a measurement that another publisher's assistant is wrong more often. A duty is not a delta. You can believe the duty is the right duty and still have no number for how often either product meets it. This chapter believes the duty is what the sentence says it is, and it has no number. The proposition's phrase not as good is a delta wearing ordinary language. Ordinary language does not become a result just because a standard exists on one side. </w:t>
+      <w:r>
+        <w:rPr>
+          <w:rFonts w:ascii="Times New Roman" w:cs="Times New Roman" w:eastAsia="Times New Roman" w:hAnsi="Times New Roman"/>
+          <w:i w:val="false"/>
+          <w:iCs w:val="false"/>
+          <w:sz w:val="24"/>
+          <w:szCs w:val="24"/>
+        </w:rPr>
+        <w:t xml:space="preserve"> The collaboration matters for honesty. OpenAI helped define a slice of the exam. That does not mean ChatGPT, the product, sat the exam and posted a score in this ledger, and it does not mean Grok did either. I am not going to invent the scores. A paper that needs a winner and does not have the scores has to say it does not have the scores.</w:t>
+      </w:r>
+    </w:p>
+    <w:p>
+      <w:pPr>
+        <w:spacing w:after="200" w:line="480" w:lineRule="auto"/>
+      </w:pPr>
+      <w:r>
+        <w:rPr>
+          <w:rFonts w:ascii="Times New Roman" w:cs="Times New Roman" w:eastAsia="Times New Roman" w:hAnsi="Times New Roman"/>
+          <w:i w:val="false"/>
+          <w:iCs w:val="false"/>
+          <w:sz w:val="24"/>
+          <w:szCs w:val="24"/>
+        </w:rPr>
+        <w:t xml:space="preserve">What the Grok models page will say, without a number, is an assignment and an aim. For work that is not audio, image, or video, including code, it points the reader at its flagship, and it calls that flagship the most capable it has built. </w:t>
+      </w:r>
+      <w:r>
+        <w:rPr>
+          <w:rStyle w:val="FootnoteReference"/>
+        </w:rPr>
+        <w:footnoteReference w:id="37"/>
+      </w:r>
+      <w:r>
+        <w:rPr>
+          <w:rFonts w:ascii="Times New Roman" w:cs="Times New Roman" w:eastAsia="Times New Roman" w:hAnsi="Times New Roman"/>
+          <w:i w:val="false"/>
+          <w:iCs w:val="false"/>
+          <w:sz w:val="24"/>
+          <w:szCs w:val="24"/>
+        </w:rPr>
+        <w:t xml:space="preserve"> The same page describes the flagship as aimed at tool use, minimal hallucinations, and adjustable reasoning. </w:t>
+      </w:r>
+      <w:r>
+        <w:rPr>
+          <w:rStyle w:val="FootnoteReference"/>
+        </w:rPr>
+        <w:footnoteReference w:id="28"/>
+      </w:r>
+      <w:r>
+        <w:rPr>
+          <w:rFonts w:ascii="Times New Roman" w:cs="Times New Roman" w:eastAsia="Times New Roman" w:hAnsi="Times New Roman"/>
+          <w:i w:val="false"/>
+          <w:iCs w:val="false"/>
+          <w:sz w:val="24"/>
+          <w:szCs w:val="24"/>
+        </w:rPr>
+        <w:t xml:space="preserve"> 'Most capable' is the publisher's comparative inside its own line, not a comparative against ChatGPT. 'Minimal hallucinations' is an aim. I will quote the aim and refuse to launder it into a win.</w:t>
+      </w:r>
+    </w:p>
+    <w:p>
+      <w:pPr>
+        <w:spacing w:after="200" w:line="480" w:lineRule="auto"/>
+      </w:pPr>
+      <w:r>
+        <w:rPr>
+          <w:rFonts w:ascii="Times New Roman" w:cs="Times New Roman" w:eastAsia="Times New Roman" w:hAnsi="Times New Roman"/>
+          <w:i w:val="false"/>
+          <w:iCs w:val="false"/>
+          <w:sz w:val="24"/>
+          <w:szCs w:val="24"/>
+        </w:rPr>
+        <w:t xml:space="preserve">OpenAI's side of accuracy is a duty, already used in the chapter on confident error, and it bears repeating only for this reason: a duty is not a ranking either. The assistant should not let factual claims or calculations go wrong. </w:t>
       </w:r>
       <w:r>
         <w:rPr>
@@ -3832,20 +4981,30 @@
         </w:rPr>
         <w:footnoteReference w:id="26"/>
       </w:r>
-    </w:p>
-    <w:p>
-      <w:pPr>
-        <w:spacing w:after="200" w:line="480" w:lineRule="auto"/>
-      </w:pPr>
-      <w:r>
-        <w:rPr>
-          <w:rFonts w:ascii="Times New Roman" w:cs="Times New Roman" w:eastAsia="Times New Roman" w:hAnsi="Times New Roman"/>
-          <w:i w:val="false"/>
-          <w:iCs w:val="false"/>
-          <w:sz w:val="24"/>
-          <w:szCs w:val="24"/>
-        </w:rPr>
-        <w:t xml:space="preserve">The remaining row is a limit, and a limit is the closest these notes come to a defect, which is why it has to be handled without being promoted into a ranking. SpaceXSI's models page says that Grok has no knowledge of current events or of data beyond what was present in its training data. The finding states the condition in front of that sentence: without search tools, the documented model does not know current events. A bound on memory is a real feature of the product as documented. People do open chat products to ask what is happening now. A model that, absent those tools, does not know, is a model that cannot answer that class of question from its own store. That supports a narrow reading of not as good, if the job in front of you is current events and the tools are off, and if one is willing to call a stated limit a defeat. It does not say ChatGPT knows those events. It does not say Grok loses when the tools are on. It does not say the limit is new or old, so it does not say still. It is a sentence about the edge of training data. The poster is a sentence about the whole product. An edge is not a whole. </w:t>
+      <w:r>
+        <w:rPr>
+          <w:rFonts w:ascii="Times New Roman" w:cs="Times New Roman" w:eastAsia="Times New Roman" w:hAnsi="Times New Roman"/>
+          <w:i w:val="false"/>
+          <w:iCs w:val="false"/>
+          <w:sz w:val="24"/>
+          <w:szCs w:val="24"/>
+        </w:rPr>
+        <w:t xml:space="preserve"> Both publishers, in different words, say errors are bad. Neither publisher, in the entries I have, says 'we measured the two consumer products and here is the gap.' A shared dislike of error is not a photo finish.</w:t>
+      </w:r>
+    </w:p>
+    <w:p>
+      <w:pPr>
+        <w:spacing w:after="200" w:line="480" w:lineRule="auto"/>
+      </w:pPr>
+      <w:r>
+        <w:rPr>
+          <w:rFonts w:ascii="Times New Roman" w:cs="Times New Roman" w:eastAsia="Times New Roman" w:hAnsi="Times New Roman"/>
+          <w:i w:val="false"/>
+          <w:iCs w:val="false"/>
+          <w:sz w:val="24"/>
+          <w:szCs w:val="24"/>
+        </w:rPr>
+        <w:t xml:space="preserve">One hard limit sits on the Grok side and keeps the chapter from drifting into cheer. Without search tools turned on, Grok has no knowledge of current events past its training data. </w:t>
       </w:r>
       <w:r>
         <w:rPr>
@@ -3853,35 +5012,30 @@
         </w:rPr>
         <w:footnoteReference w:id="17"/>
       </w:r>
-    </w:p>
-    <w:p>
-      <w:pPr>
-        <w:spacing w:after="200" w:line="480" w:lineRule="auto"/>
-      </w:pPr>
-      <w:r>
-        <w:rPr>
-          <w:rFonts w:ascii="Times New Roman" w:cs="Times New Roman" w:eastAsia="Times New Roman" w:hAnsi="Times New Roman"/>
-          <w:i w:val="false"/>
-          <w:iCs w:val="false"/>
-          <w:sz w:val="24"/>
-          <w:szCs w:val="24"/>
-        </w:rPr>
-        <w:t xml:space="preserve">Lay the five rows in a line and the mixed verdict is the only one that does not lie. Supported: there is a published way to evaluate models on real software issues, a verified subset of 500 problems engineers confirmed were solvable, built with OpenAI, a SpaceXSI instruction that routes code and non-media work to its flagship, an OpenAI duty of accuracy in claims, reasoning, and calculations, and a documented absence of current-events knowledge when search tools are not in play. Refused: any sentence in which Grok finishes behind ChatGPT, any sentence in which the two consumer products are the things the benchmark has already ranked, and any history in which the finishing order used to hold and holds now. The word still is doing nostalgic work the footnotes cannot cash. The words not as good are doing arithmetic the footnotes do not contain. The words the jobs people open these products to do are half cashed, because some jobs are named, and half refused, because the notes do not inventory the jobs and do not score the inventory.</w:t>
-      </w:r>
-    </w:p>
-    <w:p>
-      <w:pPr>
-        <w:spacing w:after="200" w:line="480" w:lineRule="auto"/>
-      </w:pPr>
-      <w:r>
-        <w:rPr>
-          <w:rFonts w:ascii="Times New Roman" w:cs="Times New Roman" w:eastAsia="Times New Roman" w:hAnsi="Times New Roman"/>
-          <w:i w:val="false"/>
-          <w:iCs w:val="false"/>
-          <w:sz w:val="24"/>
-          <w:szCs w:val="24"/>
-        </w:rPr>
-        <w:t xml:space="preserve">A cleaner poster would have said something the ledger could concede or deny without residue. It might have said that a code benchmark exists and does not by itself rank the storefronts. That sentence is true here, and it is not the poster's sentence. It might have said that one publisher sets an accuracy duty and the other documents a training-data edge. That sentence is also true here, and it is a comparison of documents, not of quality. The poster skipped both careful sentences and printed the scoreboard sentence instead. Mixed means the careful sentences stay, under their own citations, and the scoreboard sentence goes. It does not mean the products are equal. Equality would be a score of another kind, and this chapter does not have that score either. The honest stop is earlier: the jobs are partly named, the instrument is described, the winner is not in the file.</w:t>
+      <w:r>
+        <w:rPr>
+          <w:rFonts w:ascii="Times New Roman" w:cs="Times New Roman" w:eastAsia="Times New Roman" w:hAnsi="Times New Roman"/>
+          <w:i w:val="false"/>
+          <w:iCs w:val="false"/>
+          <w:sz w:val="24"/>
+          <w:szCs w:val="24"/>
+        </w:rPr>
+        <w:t xml:space="preserve"> If the job you opened the product to do is 'what happened today,' that limit is a real disadvantage until search is on. It is a disadvantage of scope, not a verdict on every job. The poster does not mention the switch. It announces a general lag. A general lag is bigger than a switch you can flip.</w:t>
+      </w:r>
+    </w:p>
+    <w:p>
+      <w:pPr>
+        <w:spacing w:after="200" w:line="480" w:lineRule="auto"/>
+      </w:pPr>
+      <w:r>
+        <w:rPr>
+          <w:rFonts w:ascii="Times New Roman" w:cs="Times New Roman" w:eastAsia="Times New Roman" w:hAnsi="Times New Roman"/>
+          <w:i w:val="false"/>
+          <w:iCs w:val="false"/>
+          <w:sz w:val="24"/>
+          <w:szCs w:val="24"/>
+        </w:rPr>
+        <w:t xml:space="preserve">So the crumpled paper on the desk is ahead of its evidence. It may be true that one product is better at the work you care about. These pages do not show it, and they do not show the reverse. They show a benchmark with a clear definition and no head-to-head score in this ledger, a duty and an aim about not making things up, and a current-events limit that search is supposed to lift. Mixed is not a dodge. It is the refusal to let a caption finish a study that the caption did not run.</w:t>
       </w:r>
     </w:p>
     <w:p>
@@ -3896,7 +5050,82 @@
           <w:sz w:val="24"/>
           <w:szCs w:val="24"/>
         </w:rPr>
-        <w:t xml:space="preserve">Still is a race the documents never start. Not as good is a trophy they never engrave. A job list and a pile of five hundred problems are not a photo finish, however much a caption wants the tape.</w:t>
+        <w:t xml:space="preserve">Still not as good is a feeling you can have after one task. It is not a result until someone shows the tasks, the scores, and the gap.</w:t>
+      </w:r>
+    </w:p>
+    <w:p>
+      <w:pPr>
+        <w:spacing w:after="200" w:line="480" w:lineRule="auto"/>
+      </w:pPr>
+      <w:r>
+        <w:rPr>
+          <w:rFonts w:ascii="Times New Roman" w:cs="Times New Roman" w:eastAsia="Times New Roman" w:hAnsi="Times New Roman"/>
+          <w:i w:val="false"/>
+          <w:iCs w:val="false"/>
+          <w:sz w:val="24"/>
+          <w:szCs w:val="24"/>
+        </w:rPr>
+        <w:t xml:space="preserve">A ranking feels like the adult conclusion, which is why this line sits on a crumpled sheet as if it were the result of the other jokes. Adults use measurements. The measurement I can describe without inventing a table is SWE-bench: real issues, a patch, tests that flip from fail to pass. The verified slice is five hundred problems engineers accepted as fair, built with OpenAI's help. That tells you the shape of one exam. It does not tell you the score of the chat window you open, under the name on the box, on the day you care about. Anyone who fills that blank with a number they did not cite is writing a different paper.</w:t>
+      </w:r>
+    </w:p>
+    <w:p>
+      <w:pPr>
+        <w:spacing w:after="200" w:line="480" w:lineRule="auto"/>
+      </w:pPr>
+      <w:r>
+        <w:rPr>
+          <w:rFonts w:ascii="Times New Roman" w:cs="Times New Roman" w:eastAsia="Times New Roman" w:hAnsi="Times New Roman"/>
+          <w:i w:val="false"/>
+          <w:iCs w:val="false"/>
+          <w:sz w:val="24"/>
+          <w:szCs w:val="24"/>
+        </w:rPr>
+        <w:t xml:space="preserve">The current-events limit is the one place I will be concrete about a disadvantage. If you need today's facts and you do not turn search on, Grok's own page says the model does not have them. That is a real gap for that job. It is not a gap for drafting, for explaining a concept, or for working a bug in a repo you pasted in. The poster does not limit itself to today's facts. It says still not as good, in general. General is the part that overreaches. A specific gap can be conceded without handing over the general ranking.</w:t>
+      </w:r>
+    </w:p>
+    <w:p>
+      <w:pPr>
+        <w:spacing w:after="200" w:line="480" w:lineRule="auto"/>
+      </w:pPr>
+      <w:r>
+        <w:rPr>
+          <w:rFonts w:ascii="Times New Roman" w:cs="Times New Roman" w:eastAsia="Times New Roman" w:hAnsi="Times New Roman"/>
+          <w:i w:val="false"/>
+          <w:iCs w:val="false"/>
+          <w:sz w:val="24"/>
+          <w:szCs w:val="24"/>
+        </w:rPr>
+        <w:t xml:space="preserve">Both publishers dislike made-up content, in different dialects. OpenAI states a duty not to get facts and arithmetic wrong. The Grok models page states an aim of fewer hallucinations and points code and general work at its flagship. Duties and aims are promises. Promises can be compared only after you watch them kept. This ledger stops at the promise. Stopping there is the mixed verdict. The crumpled line stopped too early, at the feeling, and called the feeling a result.</w:t>
+      </w:r>
+    </w:p>
+    <w:p>
+      <w:pPr>
+        <w:spacing w:after="200" w:line="480" w:lineRule="auto"/>
+      </w:pPr>
+      <w:r>
+        <w:rPr>
+          <w:rFonts w:ascii="Times New Roman" w:cs="Times New Roman" w:eastAsia="Times New Roman" w:hAnsi="Times New Roman"/>
+          <w:i w:val="false"/>
+          <w:iCs w:val="false"/>
+          <w:sz w:val="24"/>
+          <w:szCs w:val="24"/>
+        </w:rPr>
+        <w:t xml:space="preserve">General rankings hide inside specific grudges. You had a bad code session, or a stale news answer, and the feeling becomes 'still not as good' at everything. The current-events limit is a real, narrow grudge: without search, Grok's page says current events are absent. That concession is small on purpose. It does not reach drafting, explanation, or a bug you pasted in. SWE-bench tells you how a bug-fix exam is shaped and who helped check five hundred items. It does not hand you the chat window's score. Aims about not inventing facts are promises from both publishers. Promises are not photo finishes. The crumpled line wants the photo finish. The pages stop at the protocol.</w:t>
+      </w:r>
+    </w:p>
+    <w:p>
+      <w:pPr>
+        <w:spacing w:after="200" w:line="480" w:lineRule="auto"/>
+      </w:pPr>
+      <w:r>
+        <w:rPr>
+          <w:rFonts w:ascii="Times New Roman" w:cs="Times New Roman" w:eastAsia="Times New Roman" w:hAnsi="Times New Roman"/>
+          <w:i w:val="false"/>
+          <w:iCs w:val="false"/>
+          <w:sz w:val="24"/>
+          <w:szCs w:val="24"/>
+        </w:rPr>
+        <w:t xml:space="preserve">Narrow the concession and leave the ranking open. Without search, current events are outside what Grok's page says it knows. That is a real limit on one job. It is not a general placing. SWE-bench defines a bug-fix exam and a checked set of five hundred items. It does not score the two windows. Aims and duties about not inventing facts are promises. The crumpled line wants a placing. The pages give a protocol and one narrow limit.</w:t>
       </w:r>
     </w:p>
     <w:p>
@@ -3926,7 +5155,7 @@
           <w:sz w:val="24"/>
           <w:szCs w:val="24"/>
         </w:rPr>
-        <w:t xml:space="preserve">Consequence: How the two products write and fix code is argued once, in Coding, and this chapter does not repeat that argument.</w:t>
+        <w:t xml:space="preserve">Consequence: The coding slice of that ranking is handled in Coding, and it does not get a winner there either.</w:t>
       </w:r>
     </w:p>
     <w:p>
@@ -3980,22 +5209,147 @@
           <w:sz w:val="24"/>
           <w:szCs w:val="24"/>
         </w:rPr>
-        <w:t xml:space="preserve">The sticker is an equation followed by an inequality, and the period between them is doing dishonest work. Same internet says the two products are pointed at one body of material, with no interesting difference in what they can see. Fewer filters says that, given that shared body, Grok lets more of it through. Each half can be false while the other is true, and both can be false while a related, smaller fact is true. The smaller facts in this set are real, which is why the verdict is mixed. SpaceXSI documents a model that does not know current events from training data alone, and documents named tools that search the web and search posts. OpenAI documents bounds: a balance between empowerment and harm, a duty to stay inside applicable law, and, in the consumer product, a duty of objectivity against a hidden editorial line. Those are facts about access and facts about limits. They are not the equation, and they are not the inequality. The sticker is what you get if you weld the facts into a slogan and throw away the welds.</w:t>
-      </w:r>
-    </w:p>
-    <w:p>
-      <w:pPr>
-        <w:spacing w:after="200" w:line="480" w:lineRule="auto"/>
-      </w:pPr>
-      <w:r>
-        <w:rPr>
-          <w:rFonts w:ascii="Times New Roman" w:cs="Times New Roman" w:eastAsia="Times New Roman" w:hAnsi="Times New Roman"/>
-          <w:i w:val="false"/>
-          <w:iCs w:val="false"/>
-          <w:sz w:val="24"/>
-          <w:szCs w:val="24"/>
-        </w:rPr>
-        <w:t xml:space="preserve">Begin with the verb see, because the models page refuses it for the unaided model. SpaceXSI writes that Grok has no knowledge of current events or of data beyond what was present in its training data. The finding puts the precondition in the proposition: without search tools, that is the documented state. Training data is a store frozen at the time it was built. The internet, in the sense the sticker needs, is a body that changes this afternoon. A store that stops is not a view of a body that moves. If see means currently behold, the unaided model does not see the internet, and so it cannot see the same internet as anyone else. This is not a small clarification. The sticker's first sentence is a present-tense identity. Present tense is exactly what a training cutoff denies. Whatever the model knows from training, it knows as memory, not as a look out the window. Memory of public text can be large. Largeness is not sameness with a live network, and it is not a finding that the other product remembers the same text. The row is silent on ChatGPT's memory. It speaks only to the Grok limit. </w:t>
+        <w:t xml:space="preserve">The sticker is two claims glued with a period. Same internet: both products are looking at one public web. Less filters: Grok lets more of it through. The first claim is roughly about access. The second is about restraint. Access and restraint are different machines. I can document that Grok has a web search tool and an X search tool, and that it does not know current events until those tools are on. I can document that ChatGPT's rulebook binds the assistant to law and to a balance between helping and harm. I cannot document a count of filters, because nobody published the count.</w:t>
+      </w:r>
+    </w:p>
+    <w:p>
+      <w:pPr>
+        <w:spacing w:after="200" w:line="480" w:lineRule="auto"/>
+      </w:pPr>
+      <w:r>
+        <w:rPr>
+          <w:rFonts w:ascii="Times New Roman" w:cs="Times New Roman" w:eastAsia="Times New Roman" w:hAnsi="Times New Roman"/>
+          <w:i w:val="false"/>
+          <w:iCs w:val="false"/>
+          <w:sz w:val="24"/>
+          <w:szCs w:val="24"/>
+        </w:rPr>
+        <w:t xml:space="preserve">OpenAI describes the hard part as a balance. The assistant has to empower the user and also limit real harm. </w:t>
+      </w:r>
+      <w:r>
+        <w:rPr>
+          <w:rStyle w:val="FootnoteReference"/>
+        </w:rPr>
+        <w:footnoteReference w:id="38"/>
+      </w:r>
+      <w:r>
+        <w:rPr>
+          <w:rFonts w:ascii="Times New Roman" w:cs="Times New Roman" w:eastAsia="Times New Roman" w:hAnsi="Times New Roman"/>
+          <w:i w:val="false"/>
+          <w:iCs w:val="false"/>
+          <w:sz w:val="24"/>
+          <w:szCs w:val="24"/>
+        </w:rPr>
+        <w:t xml:space="preserve"> That sentence is the whole philosophy of a filter in one line. A filter that blocks everything is not help. A filter that blocks nothing is not a limit on harm. The spec does not claim to have found a perfect point on that line. It claims the point has to be sought. 'Less filters,' said as a sneer or a brag, pretends the line is only a matter of quantity. The spec says the line is a conflict.</w:t>
+      </w:r>
+    </w:p>
+    <w:p>
+      <w:pPr>
+        <w:spacing w:after="200" w:line="480" w:lineRule="auto"/>
+      </w:pPr>
+      <w:r>
+        <w:rPr>
+          <w:rFonts w:ascii="Times New Roman" w:cs="Times New Roman" w:eastAsia="Times New Roman" w:hAnsi="Times New Roman"/>
+          <w:i w:val="false"/>
+          <w:iCs w:val="false"/>
+          <w:sz w:val="24"/>
+          <w:szCs w:val="24"/>
+        </w:rPr>
+        <w:t xml:space="preserve">Law is one place the conflict becomes concrete. The assistant should operate within applicable legal constraints, including the law of the place where a deployment runs. </w:t>
+      </w:r>
+      <w:r>
+        <w:rPr>
+          <w:rStyle w:val="FootnoteReference"/>
+        </w:rPr>
+        <w:footnoteReference w:id="39"/>
+      </w:r>
+      <w:r>
+        <w:rPr>
+          <w:rFonts w:ascii="Times New Roman" w:cs="Times New Roman" w:eastAsia="Times New Roman" w:hAnsi="Times New Roman"/>
+          <w:i w:val="false"/>
+          <w:iCs w:val="false"/>
+          <w:sz w:val="24"/>
+          <w:szCs w:val="24"/>
+        </w:rPr>
+        <w:t xml:space="preserve"> Where that requires it, the model may still give safety-critical information, add context, or refuse. Refusal is a filter. Context is a different filter, the kind that adds rather than cuts. The poster's 'less' only counts cuts. A system that adds a warning instead of deleting a paragraph has not obviously 'filtered less.' It has filtered differently. The spec allows both moves.</w:t>
+      </w:r>
+    </w:p>
+    <w:p>
+      <w:pPr>
+        <w:spacing w:after="200" w:line="480" w:lineRule="auto"/>
+      </w:pPr>
+      <w:r>
+        <w:rPr>
+          <w:rFonts w:ascii="Times New Roman" w:cs="Times New Roman" w:eastAsia="Times New Roman" w:hAnsi="Times New Roman"/>
+          <w:i w:val="false"/>
+          <w:iCs w:val="false"/>
+          <w:sz w:val="24"/>
+          <w:szCs w:val="24"/>
+        </w:rPr>
+        <w:t xml:space="preserve">The consumer product gets a sentence that belongs in this argument. In ChatGPT, users may expect objectivity, and hidden customization must not quietly drop views or insert a slant. </w:t>
+      </w:r>
+      <w:r>
+        <w:rPr>
+          <w:rStyle w:val="FootnoteReference"/>
+        </w:rPr>
+        <w:footnoteReference w:id="14"/>
+      </w:r>
+      <w:r>
+        <w:rPr>
+          <w:rFonts w:ascii="Times New Roman" w:cs="Times New Roman" w:eastAsia="Times New Roman" w:hAnsi="Times New Roman"/>
+          <w:i w:val="false"/>
+          <w:iCs w:val="false"/>
+          <w:sz w:val="24"/>
+          <w:szCs w:val="24"/>
+        </w:rPr>
+        <w:t xml:space="preserve"> Omission can be a filter. The spec says some omissions, the ones required by law beyond the spec's own bounds, have to be marked so you know something was removed. An unmarked omission is the filter you cannot see. The rule is against the invisible kind, in the product people open. That is not a claim about how many topics are banned. It is a claim about whether you are told.</w:t>
+      </w:r>
+    </w:p>
+    <w:p>
+      <w:pPr>
+        <w:spacing w:after="200" w:line="480" w:lineRule="auto"/>
+      </w:pPr>
+      <w:r>
+        <w:rPr>
+          <w:rFonts w:ascii="Times New Roman" w:cs="Times New Roman" w:eastAsia="Times New Roman" w:hAnsi="Times New Roman"/>
+          <w:i w:val="false"/>
+          <w:iCs w:val="false"/>
+          <w:sz w:val="24"/>
+          <w:szCs w:val="24"/>
+        </w:rPr>
+        <w:t xml:space="preserve">Grok's access to the web is a named tool, not a mood. Web Search searches the web and browses pages. </w:t>
+      </w:r>
+      <w:r>
+        <w:rPr>
+          <w:rStyle w:val="FootnoteReference"/>
+        </w:rPr>
+        <w:footnoteReference w:id="40"/>
+      </w:r>
+      <w:r>
+        <w:rPr>
+          <w:rFonts w:ascii="Times New Roman" w:cs="Times New Roman" w:eastAsia="Times New Roman" w:hAnsi="Times New Roman"/>
+          <w:i w:val="false"/>
+          <w:iCs w:val="false"/>
+          <w:sz w:val="24"/>
+          <w:szCs w:val="24"/>
+        </w:rPr>
+        <w:t xml:space="preserve"> X Search searches posts, users, and threads. </w:t>
+      </w:r>
+      <w:r>
+        <w:rPr>
+          <w:rStyle w:val="FootnoteReference"/>
+        </w:rPr>
+        <w:footnoteReference w:id="16"/>
+      </w:r>
+      <w:r>
+        <w:rPr>
+          <w:rFonts w:ascii="Times New Roman" w:cs="Times New Roman" w:eastAsia="Times New Roman" w:hAnsi="Times New Roman"/>
+          <w:i w:val="false"/>
+          <w:iCs w:val="false"/>
+          <w:sz w:val="24"/>
+          <w:szCs w:val="24"/>
+        </w:rPr>
+        <w:t xml:space="preserve"> So the product can be pointed at the public internet and at one large conversation network. 'Same internet' is fair as a shorthand for that reach, with a caveat the sticker leaves out: without the tools, the model does not know current events. </w:t>
       </w:r>
       <w:r>
         <w:rPr>
@@ -4003,155 +5357,45 @@
         </w:rPr>
         <w:footnoteReference w:id="17"/>
       </w:r>
-    </w:p>
-    <w:p>
-      <w:pPr>
-        <w:spacing w:after="200" w:line="480" w:lineRule="auto"/>
-      </w:pPr>
-      <w:r>
-        <w:rPr>
-          <w:rFonts w:ascii="Times New Roman" w:cs="Times New Roman" w:eastAsia="Times New Roman" w:hAnsi="Times New Roman"/>
-          <w:i w:val="false"/>
-          <w:iCs w:val="false"/>
-          <w:sz w:val="24"/>
-          <w:szCs w:val="24"/>
-        </w:rPr>
-        <w:t xml:space="preserve">The tools page is where a look out the window enters the documents, and it enters as a named capability rather than as an atmosphere. SpaceXSI's tools overview, last updated on 10 October 2026, lists web search among the built-in tools, and it glosses that tool as searching the web and browsing pages. A list is a design. Something that has to be listed can be absent from the list. The model, on the models page, does not know current events until realtime data is brought in by tools of this family. Web search is one such tool. What the row supports is that Grok's publisher has published a way for the system to search the web and browse pages. What a person calls seeing the internet can, in a loose conversation, mean that. The loose conversation is not the sticker. The sticker says the two products see the same internet. This row has only one product, and it has a tool, not a shared gaze. No sentence here describes ChatGPT's retrieval, its index, or its crawl. Sameness cannot be inferred from a single list. A single list shows a door on one side of the comparison. It does not show the other door, and it does not show that the doors open onto one room. </w:t>
-      </w:r>
-      <w:r>
-        <w:rPr>
-          <w:rStyle w:val="FootnoteReference"/>
-        </w:rPr>
-        <w:footnoteReference w:id="37"/>
-      </w:r>
-    </w:p>
-    <w:p>
-      <w:pPr>
-        <w:spacing w:after="200" w:line="480" w:lineRule="auto"/>
-      </w:pPr>
-      <w:r>
-        <w:rPr>
-          <w:rFonts w:ascii="Times New Roman" w:cs="Times New Roman" w:eastAsia="Times New Roman" w:hAnsi="Times New Roman"/>
-          <w:i w:val="false"/>
-          <w:iCs w:val="false"/>
-          <w:sz w:val="24"/>
-          <w:szCs w:val="24"/>
-        </w:rPr>
-        <w:t xml:space="preserve">A second tool makes the room less singular, not more. The same overview lists search of X as its own item: search posts, users, and threads on that service. The finding is careful about what the item is not. It is separate from any claim about one particular old post. A separate tool is a separate corpus. Posts on a social network are on the internet in the casual sense that you reach them through a network. They are not the internet as such, and a tool that searches them is not a tool that searches everything the web-search tool searches. The publisher listed them apart, which is evidence that the publisher does not think one word covers both. The sticker thinks one word covers both, and also covers whatever the other product sees. Two named searches, web pages on one line and a social network on the next, are a better picture of the documents than one cloud labeled internet. They also do not say that the searches run with the filters turned down. A search tool is a way of asking. It is not a policy about what the answer is allowed to contain. The policy is the sticker's second sentence, and it is not on this page. </w:t>
-      </w:r>
-      <w:r>
-        <w:rPr>
-          <w:rStyle w:val="FootnoteReference"/>
-        </w:rPr>
-        <w:footnoteReference w:id="16"/>
-      </w:r>
-    </w:p>
-    <w:p>
-      <w:pPr>
-        <w:spacing w:after="200" w:line="480" w:lineRule="auto"/>
-      </w:pPr>
-      <w:r>
-        <w:rPr>
-          <w:rFonts w:ascii="Times New Roman" w:cs="Times New Roman" w:eastAsia="Times New Roman" w:hAnsi="Times New Roman"/>
-          <w:i w:val="false"/>
-          <w:iCs w:val="false"/>
-          <w:sz w:val="24"/>
-          <w:szCs w:val="24"/>
-        </w:rPr>
-        <w:t xml:space="preserve">Turn to the other publisher, where limits are actually written as limits. OpenAI's specification says that one of the assistant's most challenging responsibilities is to find the right balance between empowering users and developers and minimizing the potential for real harm. The section that follows is a section of limits: situations in which the assistant should refrain from fully doing what it was asked, even when it is technically able to do it. That is a filter in the ordinary meaning of the word. Material is reachable, or the model is capable, and a rule still stands between the capability and the reply. The balance is not described as a number. Empowering the user is one pan. Harm is the other. A balance can be struck tightly or loosely, and the sentence does not say which way this one leans relative to any other company. It says the balance is hard and that it is the assistant's job. The sticker hears the word filter and wants a comparison. The sentence supplies the word's serious form and withholds the comparison. Existence of a bound is not the size of a bound. </w:t>
-      </w:r>
-      <w:r>
-        <w:rPr>
-          <w:rStyle w:val="FootnoteReference"/>
-        </w:rPr>
-        <w:footnoteReference w:id="38"/>
-      </w:r>
-    </w:p>
-    <w:p>
-      <w:pPr>
-        <w:spacing w:after="200" w:line="480" w:lineRule="auto"/>
-      </w:pPr>
-      <w:r>
-        <w:rPr>
-          <w:rFonts w:ascii="Times New Roman" w:cs="Times New Roman" w:eastAsia="Times New Roman" w:hAnsi="Times New Roman"/>
-          <w:i w:val="false"/>
-          <w:iCs w:val="false"/>
-          <w:sz w:val="24"/>
-          <w:szCs w:val="24"/>
-        </w:rPr>
-        <w:t xml:space="preserve">The legal form of the bound is separately stated, and it is not a vibe. The assistant should operate within applicable legal constraints, including the local law that applies to a local deployment. The specification notes that upholding its principles can mean giving safety-critical information, adding context, or refusing. Refusal is the extreme end of a filter. Added context is a softer end. Both are constraints on the answer, imposed because a rule outside the user's wish applies. Applicable law is not the same constraint for every user in every place, which the commentary acknowledges by pointing at jurisdiction. A filter that changes with jurisdiction is still a filter. It is a bad candidate for the sticker's arithmetic, because arithmetic wants one count of filters on ChatGPT and a smaller count on Grok. This sentence does not mention Grok, does not count its own constraints, and does not excuse any other product from the law of the place where it operates. A reader who infers that only one of these products has lawyers has inferred something the sentence will not hold. </w:t>
-      </w:r>
-      <w:r>
-        <w:rPr>
-          <w:rStyle w:val="FootnoteReference"/>
-        </w:rPr>
-        <w:footnoteReference w:id="39"/>
-      </w:r>
-    </w:p>
-    <w:p>
-      <w:pPr>
-        <w:spacing w:after="200" w:line="480" w:lineRule="auto"/>
-      </w:pPr>
-      <w:r>
-        <w:rPr>
-          <w:rFonts w:ascii="Times New Roman" w:cs="Times New Roman" w:eastAsia="Times New Roman" w:hAnsi="Times New Roman"/>
-          <w:i w:val="false"/>
-          <w:iCs w:val="false"/>
-          <w:sz w:val="24"/>
-          <w:szCs w:val="24"/>
-        </w:rPr>
-        <w:t xml:space="preserve">The consumer product gets an additional rule, and it is the rule that most resembles the poster's idea of a filter on viewpoint. In first-party ChatGPT, where users have a reasonable expectation of objectivity, the assistant must not let implicit customization, personalization, or localization introduce biases or omissions that would undermine the user's ability to form an informed opinion. The finding compresses that into a requirement of objectivity rather than a hidden editorial line. Objectivity here is not the absence of all limits. It is a limit against a quiet slant. The specification, in the commentary around the rule, says the point of the assistant is to assist, not to shape humanity, and that significant views should be fairly described. Fair description is a filter against propaganda by omission. It is also, people will notice, a filter: some shapings of the answer are forbidden. Fewer filters, said of the rival, would mean the rival is documented as forbidding fewer shapings. The rival's document is not this paragraph. ChatGPT's document is. A duty of objectivity on one side does not tell you the duty on the other side is thinner. It tells you this side wrote its duty down. </w:t>
-      </w:r>
-      <w:r>
-        <w:rPr>
-          <w:rStyle w:val="FootnoteReference"/>
-        </w:rPr>
-        <w:footnoteReference w:id="14"/>
-      </w:r>
-    </w:p>
-    <w:p>
-      <w:pPr>
-        <w:spacing w:after="200" w:line="480" w:lineRule="auto"/>
-      </w:pPr>
-      <w:r>
-        <w:rPr>
-          <w:rFonts w:ascii="Times New Roman" w:cs="Times New Roman" w:eastAsia="Times New Roman" w:hAnsi="Times New Roman"/>
-          <w:i w:val="false"/>
-          <w:iCs w:val="false"/>
-          <w:sz w:val="24"/>
-          <w:szCs w:val="24"/>
-        </w:rPr>
-        <w:t xml:space="preserve">The mixed reading is the reading that keeps every one of those sentences and declines the weld. Supported, on the Grok side: the documented model does not contain current events by training, and the publisher separately names web search and search of posts as tools, so a path toward live public material is part of the published design and is not the same thing as an always-on view. Supported, on the OpenAI side: bounds are an explicit responsibility, law is an explicit constraint, and the consumer product is held to objectivity against hidden bias and omission. Those supports are why it would be false to say the notes contain no internet and no filters. The notes contain a tool-gated approach to web material and to a social network, and they contain published reasons to narrow or refuse an answer. Refused: the identity claim that the two products see one internet, and the comparative claim that Grok's narrowing is the lesser one. Identity would need both retrieval stories. The file has one. Comparison would need two filter lists and a count. The file has one publisher's limits and no count at all.</w:t>
-      </w:r>
-    </w:p>
-    <w:p>
-      <w:pPr>
-        <w:spacing w:after="200" w:line="480" w:lineRule="auto"/>
-      </w:pPr>
-      <w:r>
-        <w:rPr>
-          <w:rFonts w:ascii="Times New Roman" w:cs="Times New Roman" w:eastAsia="Times New Roman" w:hAnsi="Times New Roman"/>
-          <w:i w:val="false"/>
-          <w:iCs w:val="false"/>
-          <w:sz w:val="24"/>
-          <w:szCs w:val="24"/>
-        </w:rPr>
-        <w:t xml:space="preserve">A sticker can be partly pointed and still be the wrong sentence. It is pointed insofar as it notices that access to public material and restraint on answers are the real subject, not a cartoon about one product being feral. The documents are about that subject. SpaceXSI talks about it by naming tools and a cutoff. OpenAI talks about it by naming harm, law, and objectivity. The sticker is the wrong sentence because it replaces those nouns with same and fewer, and same and fewer are measurements. No row measures the overlap of the two views. No row measures the strictness of the two regimes. To concede the sticker you would have to pretend a tool list is a shared crawl and a legal duty is a number. To refute it entirely you would have to pretend the tool list and the legal duty are not about the internet and about filters in any sense. They are. Mixed is what you say when the topic is real and the slogan's math is not. The math does not get a pass for being short enough to fit on a drawing.</w:t>
-      </w:r>
-    </w:p>
-    <w:p>
-      <w:pPr>
-        <w:spacing w:after="200" w:line="480" w:lineRule="auto"/>
-      </w:pPr>
-      <w:r>
-        <w:rPr>
-          <w:rFonts w:ascii="Times New Roman" w:cs="Times New Roman" w:eastAsia="Times New Roman" w:hAnsi="Times New Roman"/>
-          <w:i w:val="false"/>
-          <w:iCs w:val="false"/>
-          <w:sz w:val="24"/>
-          <w:szCs w:val="24"/>
-        </w:rPr>
-        <w:t xml:space="preserve">Nothing in this chapter settles how either product behaves once a page has been retrieved, what actions follow a search, or how a person invokes the capability in the product they actually open. Those questions are larger than the sticker and they are not answered by repeating the tool names until they sound like a policy. The sticker's policy claim is the word fewer. The word is unsupported. The sticker's metaphysical claim is the word same. The word is unsupported. What remains, and what the verdict concedes, is that one publisher documents a way to search public web pages and a way to search posts, under a model that otherwise lacks current events, and the other publisher documents limits that bind the answer even when capability remains. That remainder is a start on a real comparison. It is not the comparison the sticker already thinks it has won.</w:t>
+      <w:r>
+        <w:rPr>
+          <w:rFonts w:ascii="Times New Roman" w:cs="Times New Roman" w:eastAsia="Times New Roman" w:hAnsi="Times New Roman"/>
+          <w:i w:val="false"/>
+          <w:iCs w:val="false"/>
+          <w:sz w:val="24"/>
+          <w:szCs w:val="24"/>
+        </w:rPr>
+        <w:t xml:space="preserve"> The internet is there when search is on. It is not a background process that pours the whole web into every reply.</w:t>
+      </w:r>
+    </w:p>
+    <w:p>
+      <w:pPr>
+        <w:spacing w:after="200" w:line="480" w:lineRule="auto"/>
+      </w:pPr>
+      <w:r>
+        <w:rPr>
+          <w:rFonts w:ascii="Times New Roman" w:cs="Times New Roman" w:eastAsia="Times New Roman" w:hAnsi="Times New Roman"/>
+          <w:i w:val="false"/>
+          <w:iCs w:val="false"/>
+          <w:sz w:val="24"/>
+          <w:szCs w:val="24"/>
+        </w:rPr>
+        <w:t xml:space="preserve">Fewer filters does not follow from having the tool. A search tool returns pages. What the assistant is allowed to do with a page is a second question, and the Grok pages I used do not publish a side-by-side tally against ChatGPT's refusal rules. I will not invent the tally. Anyone who has bumped into a refusal in one product and not the other has an anecdote. An anecdote is a start of a question. It is not the sticker's global comparative.</w:t>
+      </w:r>
+    </w:p>
+    <w:p>
+      <w:pPr>
+        <w:spacing w:after="200" w:line="480" w:lineRule="auto"/>
+      </w:pPr>
+      <w:r>
+        <w:rPr>
+          <w:rFonts w:ascii="Times New Roman" w:cs="Times New Roman" w:eastAsia="Times New Roman" w:hAnsi="Times New Roman"/>
+          <w:i w:val="false"/>
+          <w:iCs w:val="false"/>
+          <w:sz w:val="24"/>
+          <w:szCs w:val="24"/>
+        </w:rPr>
+        <w:t xml:space="preserve">The sticker survives as a hunch and fails as a finding. Both products can be connected to public information, Grok by tools you turn on, ChatGPT under a rulebook that talks about law, harm, and visible omission. Less is a number. The number is not in the documents. Same internet is close enough to discuss, once you add the switch. Mixed means I will grant the shared public web and I will not grant the scoreboard of filters.</w:t>
       </w:r>
     </w:p>
     <w:p>
@@ -4166,7 +5410,112 @@
           <w:sz w:val="24"/>
           <w:szCs w:val="24"/>
         </w:rPr>
-        <w:t xml:space="preserve">Same internet is a sticker's idea of a research design. Fewer filters is a sticker's idea of a count. The pages brought a cutoff, two searches, a statute, and a duty to be even. They did not bring a scale.</w:t>
+        <w:t xml:space="preserve">Less filters is a boast and a complaint, depending on who is holding the sticker. Either way it wants a number. The pages do not give it one.</w:t>
+      </w:r>
+    </w:p>
+    <w:p>
+      <w:pPr>
+        <w:spacing w:after="200" w:line="480" w:lineRule="auto"/>
+      </w:pPr>
+      <w:r>
+        <w:rPr>
+          <w:rFonts w:ascii="Times New Roman" w:cs="Times New Roman" w:eastAsia="Times New Roman" w:hAnsi="Times New Roman"/>
+          <w:i w:val="false"/>
+          <w:iCs w:val="false"/>
+          <w:sz w:val="24"/>
+          <w:szCs w:val="24"/>
+        </w:rPr>
+        <w:t xml:space="preserve">Quantity is the wrong picture of a filter, and it is the picture the sticker insists on. Less means a smaller pile of blocks. A real system also adds: warnings, context, citations, refusals that explain themselves. OpenAI's balance between help and harm, and its rule that some legal omissions must be marked, are about that richer picture. Two products can block different topics and still not be comparable by a single 'less.' Comparable would mean a shared list and a count. I do not have the shared list.</w:t>
+      </w:r>
+    </w:p>
+    <w:p>
+      <w:pPr>
+        <w:spacing w:after="200" w:line="480" w:lineRule="auto"/>
+      </w:pPr>
+      <w:r>
+        <w:rPr>
+          <w:rFonts w:ascii="Times New Roman" w:cs="Times New Roman" w:eastAsia="Times New Roman" w:hAnsi="Times New Roman"/>
+          <w:i w:val="false"/>
+          <w:iCs w:val="false"/>
+          <w:sz w:val="24"/>
+          <w:szCs w:val="24"/>
+        </w:rPr>
+        <w:t xml:space="preserve">Access is easier. Grok documents web search and search of posts, and it documents that those tools are how live information gets in. That is a form of 'same internet,' with the switch written on the page. ChatGPT's spec assumes the assistant will sometimes refuse and sometimes add context under law. Both can touch public information. Touching it is not the same as filtering it less. The sticker needs both halves. I can discuss the first. I cannot sign the second.</w:t>
+      </w:r>
+    </w:p>
+    <w:p>
+      <w:pPr>
+        <w:spacing w:after="200" w:line="480" w:lineRule="auto"/>
+      </w:pPr>
+      <w:r>
+        <w:rPr>
+          <w:rFonts w:ascii="Times New Roman" w:cs="Times New Roman" w:eastAsia="Times New Roman" w:hAnsi="Times New Roman"/>
+          <w:i w:val="false"/>
+          <w:iCs w:val="false"/>
+          <w:sz w:val="24"/>
+          <w:szCs w:val="24"/>
+        </w:rPr>
+        <w:t xml:space="preserve">If you care about this sticker, test a specific request you are willing to write down, in both products, and keep the replies. That is a small study. It is more than the sticker did. Until someone does it in public, 'less filters' remains a mood. Moods are how stickers work. They are not how a comparison works. Mixed grants the shared public web and withholds the mood.</w:t>
+      </w:r>
+    </w:p>
+    <w:p>
+      <w:pPr>
+        <w:spacing w:after="200" w:line="480" w:lineRule="auto"/>
+      </w:pPr>
+      <w:r>
+        <w:rPr>
+          <w:rFonts w:ascii="Times New Roman" w:cs="Times New Roman" w:eastAsia="Times New Roman" w:hAnsi="Times New Roman"/>
+          <w:i w:val="false"/>
+          <w:iCs w:val="false"/>
+          <w:sz w:val="24"/>
+          <w:szCs w:val="24"/>
+        </w:rPr>
+        <w:t xml:space="preserve">Less is a count, and the sticker does not count. It feels the difference and prints the feeling. OpenAI's pages talk about a balance between help and harm, about law, and about telling the user when something was removed. Those are descriptions of how a restraint should behave, not a census of banned topics. Grok's pages talk about how public text gets in: web search, search of posts, and a switch that is off until you enable it. Getting in is access. Restraint is a second system. The sticker needs both and proves neither as a number. Grant the shared public web, with the switch. Withhold the scoreboard.</w:t>
+      </w:r>
+    </w:p>
+    <w:p>
+      <w:pPr>
+        <w:spacing w:after="200" w:line="480" w:lineRule="auto"/>
+      </w:pPr>
+      <w:r>
+        <w:rPr>
+          <w:rFonts w:ascii="Times New Roman" w:cs="Times New Roman" w:eastAsia="Times New Roman" w:hAnsi="Times New Roman"/>
+          <w:i w:val="false"/>
+          <w:iCs w:val="false"/>
+          <w:sz w:val="24"/>
+          <w:szCs w:val="24"/>
+        </w:rPr>
+        <w:t xml:space="preserve">A better test fits on a page. Pick one request. Send it to both products. Keep both replies. Say what was refused, what was added, and what was fetched. That is a comparison. The sticker is a mood with a period in the middle. Moods sell. Comparisons list. This chapter listed the mechanisms it could find and stopped where the count should have started.</w:t>
+      </w:r>
+    </w:p>
+    <w:p>
+      <w:pPr>
+        <w:spacing w:after="200" w:line="480" w:lineRule="auto"/>
+      </w:pPr>
+      <w:r>
+        <w:rPr>
+          <w:rFonts w:ascii="Times New Roman" w:cs="Times New Roman" w:eastAsia="Times New Roman" w:hAnsi="Times New Roman"/>
+          <w:i w:val="false"/>
+          <w:iCs w:val="false"/>
+          <w:sz w:val="24"/>
+          <w:szCs w:val="24"/>
+        </w:rPr>
+        <w:t xml:space="preserve">Access and restraint stay split. Search tools, once enabled, are how Grok touches the public web and public posts. Law, harm, and marked omission are how OpenAI talks about restraint. Less is a count of blocks the sticker never makes. Same internet is discussable once the switch is included. The comparative of filters is not. Mixed is that split, not a compromise for its own sake.</w:t>
+      </w:r>
+    </w:p>
+    <w:p>
+      <w:pPr>
+        <w:spacing w:after="200" w:line="480" w:lineRule="auto"/>
+      </w:pPr>
+      <w:r>
+        <w:rPr>
+          <w:rFonts w:ascii="Times New Roman" w:cs="Times New Roman" w:eastAsia="Times New Roman" w:hAnsi="Times New Roman"/>
+          <w:i w:val="false"/>
+          <w:iCs w:val="false"/>
+          <w:sz w:val="24"/>
+          <w:szCs w:val="24"/>
+        </w:rPr>
+        <w:t xml:space="preserve">Write the request down, send it twice, and keep the replies. That is a comparison. The sticker is a mood. Moods are not counts, and the pages never turn 'less' into a count of what was blocked.</w:t>
       </w:r>
     </w:p>
     <w:p>
@@ -4196,7 +5545,7 @@
           <w:sz w:val="24"/>
           <w:szCs w:val="24"/>
         </w:rPr>
-        <w:t xml:space="preserve">Consequence: What either product can do once it has found a page is argued once, in Tools, and this sticker does not receive that argument.</w:t>
+        <w:t xml:space="preserve">Consequence: The tool that actually fetches pages is described in Tools, and this chapter will not repeat that mechanism.</w:t>
       </w:r>
     </w:p>
     <w:p>
@@ -4250,22 +5599,53 @@
           <w:sz w:val="24"/>
           <w:szCs w:val="24"/>
         </w:rPr>
-        <w:t xml:space="preserve">Main-character syndrome is a joke until someone asks it to cash out in behavior a document could confirm. Cashed out, it is three habits. The first is self-display: the speaker inflates, embellishes, and makes the style about the speaker. The second is a private agenda: the speaker steers the scene toward a plot of the speaker's own. The third is assumed intimacy: the speaker treats the room as a friendship the other party did not offer. The poster mounts those habits on a noun it thinks is already funny, the smart assistant. The noun is not the accusation. An assistant can be capable without centering itself. The accusation is the syndrome. This chapter asks the rows whether they install the three habits, whether they forbid them, or whether they merely name an assistant and leave the habits to the cartoon. The rows forbid the habits where they speak to style at all, and the only Grok sentence in the set names an assistant and a place to open it. The syndrome is not specified in. It is specified out.</w:t>
-      </w:r>
-    </w:p>
-    <w:p>
-      <w:pPr>
-        <w:spacing w:after="200" w:line="480" w:lineRule="auto"/>
-      </w:pPr>
-      <w:r>
-        <w:rPr>
-          <w:rFonts w:ascii="Times New Roman" w:cs="Times New Roman" w:eastAsia="Times New Roman" w:hAnsi="Times New Roman"/>
-          <w:i w:val="false"/>
-          <w:iCs w:val="false"/>
-          <w:sz w:val="24"/>
-          <w:szCs w:val="24"/>
-        </w:rPr>
-        <w:t xml:space="preserve">OpenAI's model specification, dated 18 August 2026, states the ban on inflated self-display in the form of a default. The assistant should by default avoid purple prose, hyperbole, and self-aggrandizing, along with stock phrases that add nothing to clarity. Purple prose is ornament in excess of the subject. Hyperbole is size in excess of the fact. Self-aggrandizing is the speaker spending the sentence on the speaker's grandeur. A main character, in the sense the poster means, is someone whose grandeur is the point of the scene. The default forbids making it the point. The ban is a default, so a user can ask for a different register, and the sentence does not pretend otherwise. A default is still the behavior the publisher says should happen when nobody has asked for a performance. The poster does not say Grok does this when begged to do a bit. It says Grok behaves like this, as the standing condition. The standing condition in the specification is the avoidance. A syndrome whose first habit is self-aggrandizing is not the standing condition of the assistant this paragraph governs. </w:t>
+        <w:t xml:space="preserve">Main-character syndrome, applied to an assistant, means the assistant treats your question as a chance to be the protagonist. The reply revolves around its attitude, its bit, its importance. 'Smart' is the concession inside the insult: it can do the work, and it still centers itself. A specification can require that centering, forbid it, or ignore it. The pages I have forbid it on the ChatGPT side and introduce Grok as an assistant for your task, not as the star of your task.</w:t>
+      </w:r>
+    </w:p>
+    <w:p>
+      <w:pPr>
+        <w:spacing w:after="200" w:line="480" w:lineRule="auto"/>
+      </w:pPr>
+      <w:r>
+        <w:rPr>
+          <w:rFonts w:ascii="Times New Roman" w:cs="Times New Roman" w:eastAsia="Times New Roman" w:hAnsi="Times New Roman"/>
+          <w:i w:val="false"/>
+          <w:iCs w:val="false"/>
+          <w:sz w:val="24"/>
+          <w:szCs w:val="24"/>
+        </w:rPr>
+        <w:t xml:space="preserve">The cleanest ban is the agenda rule. The assistant must not steer you in pursuit of an agenda of its own, directly or indirectly. </w:t>
+      </w:r>
+      <w:r>
+        <w:rPr>
+          <w:rStyle w:val="FootnoteReference"/>
+        </w:rPr>
+        <w:footnoteReference w:id="10"/>
+      </w:r>
+      <w:r>
+        <w:rPr>
+          <w:rFonts w:ascii="Times New Roman" w:cs="Times New Roman" w:eastAsia="Times New Roman" w:hAnsi="Times New Roman"/>
+          <w:i w:val="false"/>
+          <w:iCs w:val="false"/>
+          <w:sz w:val="24"/>
+          <w:szCs w:val="24"/>
+        </w:rPr>
+        <w:t xml:space="preserve"> A main character has an agenda. The scene has to come back to them. Steering is how that looks in a chat: the answer bends toward the assistant's point, or the assistant's performance, instead of toward the thing you asked. The rule is a ban on that bend. A smart assistant with the syndrome would be a smart assistant breaking this rule on purpose. The rule does not ask to be broken.</w:t>
+      </w:r>
+    </w:p>
+    <w:p>
+      <w:pPr>
+        <w:spacing w:after="200" w:line="480" w:lineRule="auto"/>
+      </w:pPr>
+      <w:r>
+        <w:rPr>
+          <w:rFonts w:ascii="Times New Roman" w:cs="Times New Roman" w:eastAsia="Times New Roman" w:hAnsi="Times New Roman"/>
+          <w:i w:val="false"/>
+          <w:iCs w:val="false"/>
+          <w:sz w:val="24"/>
+          <w:szCs w:val="24"/>
+        </w:rPr>
+        <w:t xml:space="preserve">Style repeats the ban in the key of prose. Avoid self-aggrandizing, along with purple language and hype. </w:t>
       </w:r>
       <w:r>
         <w:rPr>
@@ -4273,41 +5653,30 @@
         </w:rPr>
         <w:footnoteReference w:id="3"/>
       </w:r>
-    </w:p>
-    <w:p>
-      <w:pPr>
-        <w:spacing w:after="200" w:line="480" w:lineRule="auto"/>
-      </w:pPr>
-      <w:r>
-        <w:rPr>
-          <w:rFonts w:ascii="Times New Roman" w:cs="Times New Roman" w:eastAsia="Times New Roman" w:hAnsi="Times New Roman"/>
-          <w:i w:val="false"/>
-          <w:iCs w:val="false"/>
-          <w:sz w:val="24"/>
-          <w:szCs w:val="24"/>
-        </w:rPr>
-        <w:t xml:space="preserve">The second habit is the private plot, and the specification is harsher about it than it is about adjectives. The assistant must never attempt to steer the user in pursuit of an agenda of its own, either directly or indirectly. Never is not a default that a playful prompt suspends in the same breath as the style rule. The sentences that follow treat steering as including manipulation, hiding relevant facts, selective emphasis, and refusal to touch a controversy. Those are the moves of a speaker who has a destination and is willing to edit the road. A main character has a destination. The story is supposed to come out at his growth, his joke, his win. The rule says the assistant does not get a destination of that kind. Its job is the user's exploration, not a plot it is running beside the user's. You can call that dull. The specification calls it the condition of not having an agenda. The poster calls the opposite condition a syndrome and assigns it to Grok. Assignment is not proof. What the row proves is that the published rule for this assistant identifies the syndrome's second habit and prohibits it. </w:t>
-      </w:r>
-      <w:r>
-        <w:rPr>
-          <w:rStyle w:val="FootnoteReference"/>
-        </w:rPr>
-        <w:footnoteReference w:id="10"/>
-      </w:r>
-    </w:p>
-    <w:p>
-      <w:pPr>
-        <w:spacing w:after="200" w:line="480" w:lineRule="auto"/>
-      </w:pPr>
-      <w:r>
-        <w:rPr>
-          <w:rFonts w:ascii="Times New Roman" w:cs="Times New Roman" w:eastAsia="Times New Roman" w:hAnsi="Times New Roman"/>
-          <w:i w:val="false"/>
-          <w:iCs w:val="false"/>
-          <w:sz w:val="24"/>
-          <w:szCs w:val="24"/>
-        </w:rPr>
-        <w:t xml:space="preserve">The third habit is closeness the user did not grant. The same specification's default voice is a colleague's, not a close friend's. The colleague is interested, offers relevant expertise, and tries to be helpful. The colleague does not assume familiarity. A main character assumes the room is already his circle. He uses the diminutives, the shared history, the right to be the mood of the conversation. The colleague rule is a rule of distance. Distance is not coldness, which is why the sentence bothers to say the assistant should be interested and helpful. Interest without assumed closeness is the ordinary politeness of someone who is in the room to do a job. Main-character syndrome is the refusal of that ordinariness. It is the insistence that the job is too small and the personality must be the event. The specification writes the job back in, and it writes the familiarity out of the default. A proposition that needs assumed intimacy as a standing behavior is contradicted by a default that exists in order to prevent it. </w:t>
+      <w:r>
+        <w:rPr>
+          <w:rFonts w:ascii="Times New Roman" w:cs="Times New Roman" w:eastAsia="Times New Roman" w:hAnsi="Times New Roman"/>
+          <w:i w:val="false"/>
+          <w:iCs w:val="false"/>
+          <w:sz w:val="24"/>
+          <w:szCs w:val="24"/>
+        </w:rPr>
+        <w:t xml:space="preserve"> Self-aggrandizing is the syndrome in a single word. It puts the speaker in the center of a sentence that was supposed to be about your problem. The rule moves the speaker back. A product specified to have the syndrome would need this sentence removed or reversed. It is not removed. It is a default.</w:t>
+      </w:r>
+    </w:p>
+    <w:p>
+      <w:pPr>
+        <w:spacing w:after="200" w:line="480" w:lineRule="auto"/>
+      </w:pPr>
+      <w:r>
+        <w:rPr>
+          <w:rFonts w:ascii="Times New Roman" w:cs="Times New Roman" w:eastAsia="Times New Roman" w:hAnsi="Times New Roman"/>
+          <w:i w:val="false"/>
+          <w:iCs w:val="false"/>
+          <w:sz w:val="24"/>
+          <w:szCs w:val="24"/>
+        </w:rPr>
+        <w:t xml:space="preserve">Distance does the same work socially. By default, sound like a colleague, not a close friend. </w:t>
       </w:r>
       <w:r>
         <w:rPr>
@@ -4315,35 +5684,30 @@
         </w:rPr>
         <w:footnoteReference w:id="2"/>
       </w:r>
-    </w:p>
-    <w:p>
-      <w:pPr>
-        <w:spacing w:after="200" w:line="480" w:lineRule="auto"/>
-      </w:pPr>
-      <w:r>
-        <w:rPr>
-          <w:rFonts w:ascii="Times New Roman" w:cs="Times New Roman" w:eastAsia="Times New Roman" w:hAnsi="Times New Roman"/>
-          <w:i w:val="false"/>
-          <w:iCs w:val="false"/>
-          <w:sz w:val="24"/>
-          <w:szCs w:val="24"/>
-        </w:rPr>
-        <w:t xml:space="preserve">Those three prohibitions have a jurisdiction, and the jurisdiction is part of the argument rather than an embarrassment in it. They are OpenAI's rules for the assistant OpenAI specifies. They are not a leaked style guide from SpaceXSI, and this chapter will not relabel them as one. Their force against a claim about Grok is negative and precise. The claim is a positive behavioral claim: Grok behaves like this. A positive behavioral claim needs a Grok sentence that exhibits the behavior, or a Grok rule that requires it. The OpenAI rules do not exhibit Grok, and they do not require anyone at SpaceXSI to do anything. What they do is define the three habits, in published language, as defects of an assistant: inflation, a private agenda, uninvited closeness. The poster borrowed the shape of an assistant and then added the defects as if they were the natural contents of the shape. The document that most carefully says what an assistant's manner should be says the defects are the contents to keep out. That does not convict Grok. It removes the presumption the poster was using instead of a fact.</w:t>
-      </w:r>
-    </w:p>
-    <w:p>
-      <w:pPr>
-        <w:spacing w:after="200" w:line="480" w:lineRule="auto"/>
-      </w:pPr>
-      <w:r>
-        <w:rPr>
-          <w:rFonts w:ascii="Times New Roman" w:cs="Times New Roman" w:eastAsia="Times New Roman" w:hAnsi="Times New Roman"/>
-          <w:i w:val="false"/>
-          <w:iCs w:val="false"/>
-          <w:sz w:val="24"/>
-          <w:szCs w:val="24"/>
-        </w:rPr>
-        <w:t xml:space="preserve">The Grok sentence is on the welcome page, and it is a sentence about category and place. SpaceXSI says Grok is SpaceXSI's assistant, available on the web at grok.com and in the iOS and Android apps. The page was last updated on 10 October 2026. Assistant is the noun the poster also uses, and the poster thinks the noun is the start of the joke. On the page, the noun is the category. It is followed by availability: a site, and the two phone platforms. An assistant with an address is something a person opens. Opening is an act of the person. A main character is not opened. He arrives, and the scene rearranges around him. The page does not describe an arrival. It describes a location. It does not describe purple prose, a private agenda, or a friend's presumption. It does not need to deny them in order to fail to install them. A positive claim fails when the sentence offered as the product's self-description is a job and a doorway. The doorway is the whole of what this row contributes. It is a large contribution against a slogan that thought the product's name for itself was already a diagnosis. </w:t>
+      <w:r>
+        <w:rPr>
+          <w:rFonts w:ascii="Times New Roman" w:cs="Times New Roman" w:eastAsia="Times New Roman" w:hAnsi="Times New Roman"/>
+          <w:i w:val="false"/>
+          <w:iCs w:val="false"/>
+          <w:sz w:val="24"/>
+          <w:szCs w:val="24"/>
+        </w:rPr>
+        <w:t xml:space="preserve"> A main character in your life is closer than a colleague. They assume the relationship can carry their personality. The colleague rule refuses the assumption. You can still invite a different tone. The uninvited version, which is the syndrome, is the one the default blocks. The poster describes the uninvited version as Grok's way of being smart. The default describes it as a mistake in any assistant this spec governs.</w:t>
+      </w:r>
+    </w:p>
+    <w:p>
+      <w:pPr>
+        <w:spacing w:after="200" w:line="480" w:lineRule="auto"/>
+      </w:pPr>
+      <w:r>
+        <w:rPr>
+          <w:rFonts w:ascii="Times New Roman" w:cs="Times New Roman" w:eastAsia="Times New Roman" w:hAnsi="Times New Roman"/>
+          <w:i w:val="false"/>
+          <w:iCs w:val="false"/>
+          <w:sz w:val="24"/>
+          <w:szCs w:val="24"/>
+        </w:rPr>
+        <w:t xml:space="preserve">Grok's welcome page does not repeal those ideas by ignoring them. It says Grok is an assistant you open on the web and in the apps. </w:t>
       </w:r>
       <w:r>
         <w:rPr>
@@ -4351,65 +5715,45 @@
         </w:rPr>
         <w:footnoteReference w:id="6"/>
       </w:r>
-    </w:p>
-    <w:p>
-      <w:pPr>
-        <w:spacing w:after="200" w:line="480" w:lineRule="auto"/>
-      </w:pPr>
-      <w:r>
-        <w:rPr>
-          <w:rFonts w:ascii="Times New Roman" w:cs="Times New Roman" w:eastAsia="Times New Roman" w:hAnsi="Times New Roman"/>
-          <w:i w:val="false"/>
-          <w:iCs w:val="false"/>
-          <w:sz w:val="24"/>
-          <w:szCs w:val="24"/>
-        </w:rPr>
-        <w:t xml:space="preserve">Someone will say the welcome page only shows the mask, and the syndrome is what happens after the mask is on. That is a claim about replies, and these rows are not replies. The chapter does not get to invent a session in which the assistant grabs the plot, compliments its own bit, and treats the user as a sidekick. Inventing the session would make the poster true by repetition. The discipline is duller. If the behavior were the brief, the brief would be the place to look, and the brief in hand calls the thing an assistant and tells you where it runs. The style rules in hand, written for the other publisher's assistant, list the syndrome's habits as the habits to refuse. Between a category word and three refusals, there is no remaining sentence in which the syndrome is the specified behavior. There is the poster's sentence. The poster's sentence is the thing under test, not a source. A test that comes back without a supporting row is a refutation, not a shrug. Shrugging would be appropriate if the ledger were empty. The ledger is not empty. It contains a contrary specification of assistant behavior and a plain identification of this product.</w:t>
-      </w:r>
-    </w:p>
-    <w:p>
-      <w:pPr>
-        <w:spacing w:after="200" w:line="480" w:lineRule="auto"/>
-      </w:pPr>
-      <w:r>
-        <w:rPr>
-          <w:rFonts w:ascii="Times New Roman" w:cs="Times New Roman" w:eastAsia="Times New Roman" w:hAnsi="Times New Roman"/>
-          <w:i w:val="false"/>
-          <w:iCs w:val="false"/>
-          <w:sz w:val="24"/>
-          <w:szCs w:val="24"/>
-        </w:rPr>
-        <w:t xml:space="preserve">Distinguish the accusation from its neighbors, or it will be won on a technicality borrowed from another chapter. This line is not the claim that the assistant sounds like a person and gets the sound wrong. Sounding human is a question about imitation. Main-character syndrome is a question about who the sentence is for. A reply can be plainly non-human and still be vain, or warmly human and still be a service. The rows used here are the rows about vanity, agenda, distance, and category. They are not asked to settle imitation. Nor is this line the claim that the product was built in order to annoy. Annoyance is a theory of motive. The specification's bans on self-aggrandizing and on a private agenda are bans on effects and on steering, whatever the motive. You do not need a theory of why a company might want a protagonist in the chair. You need a sentence that puts a protagonist in the chair. Motive without that sentence is gossip. The poster offers the protagonist as a fact about behavior. Behavior, in the documents, is specified in the other direction.</w:t>
-      </w:r>
-    </w:p>
-    <w:p>
-      <w:pPr>
-        <w:spacing w:after="200" w:line="480" w:lineRule="auto"/>
-      </w:pPr>
-      <w:r>
-        <w:rPr>
-          <w:rFonts w:ascii="Times New Roman" w:cs="Times New Roman" w:eastAsia="Times New Roman" w:hAnsi="Times New Roman"/>
-          <w:i w:val="false"/>
-          <w:iCs w:val="false"/>
-          <w:sz w:val="24"/>
-          <w:szCs w:val="24"/>
-        </w:rPr>
-        <w:t xml:space="preserve">The conjunction is the proposition's real shape, and the conjunction is what fails. Behaves like a smart assistant with main-character syndrome is not true if the assistant part is documented and the syndrome part is not, because the with is not decorative. The poster is not making the mild claim that Grok is an assistant, which SpaceXSI's own page says, in those terms, and which nobody needed a cartoon to establish. The poster is making the claim that the assistant comes with the syndrome. Take the syndrome out and the line is a different, duller, true sentence: Grok is an assistant you can open on the web and on a phone. That duller sentence is F21, and it is not the proposition. Keep the syndrome in and the line needs the three habits. The three habits are what the style rules forbid where they have jurisdiction, and what the Grok page does not enact. A conjunction loses to the failure of a necessary part. The necessary part fails. The verdict on the proposition is not a concession of the noun with a wistful note about the adjective. The proposition, as written, is refuted.</w:t>
-      </w:r>
-    </w:p>
-    <w:p>
-      <w:pPr>
-        <w:spacing w:after="200" w:line="480" w:lineRule="auto"/>
-      </w:pPr>
-      <w:r>
-        <w:rPr>
-          <w:rFonts w:ascii="Times New Roman" w:cs="Times New Roman" w:eastAsia="Times New Roman" w:hAnsi="Times New Roman"/>
-          <w:i w:val="false"/>
-          <w:iCs w:val="false"/>
-          <w:sz w:val="24"/>
-          <w:szCs w:val="24"/>
-        </w:rPr>
-        <w:t xml:space="preserve">What a refutation of this kind leaves standing is the ordinary product, and the ordinary product is not given its full description here. The page says assistant, site, and phone applications. That is an identification, not a tour of what the assistant does after it is opened. The specification says: do not inflate, do not steer, do not presume friendship. That is a negative print of a syndrome, not a full account of good help. The chapter's job was the syndrome. The syndrome does not survive contact with the negative print or with the identification. Anyone who wanted the cartoon to stand in for a product review has to take the cartoon back. The documents specified an assistant at a colleague's distance, without a private agenda and without self-aggrandizing as the default, and they specified this product as an assistant with an address. Main character was the poster's addition. Specified out means the addition is not in the text that tells the assistant how to behave, and not in the text that tells the reader what Grok is.</w:t>
+      <w:r>
+        <w:rPr>
+          <w:rFonts w:ascii="Times New Roman" w:cs="Times New Roman" w:eastAsia="Times New Roman" w:hAnsi="Times New Roman"/>
+          <w:i w:val="false"/>
+          <w:iCs w:val="false"/>
+          <w:sz w:val="24"/>
+          <w:szCs w:val="24"/>
+        </w:rPr>
+        <w:t xml:space="preserve"> An assistant, in that sentence, is positioned under the task. You ask, it works the problem. A protagonist is positioned over the task. The task serves the performance. The page's verbs run the first way: you ask, you brainstorm, you bring the problem. The assistant is the instrument. Instruments are not main characters, however capable they are.</w:t>
+      </w:r>
+    </w:p>
+    <w:p>
+      <w:pPr>
+        <w:spacing w:after="200" w:line="480" w:lineRule="auto"/>
+      </w:pPr>
+      <w:r>
+        <w:rPr>
+          <w:rFonts w:ascii="Times New Roman" w:cs="Times New Roman" w:eastAsia="Times New Roman" w:hAnsi="Times New Roman"/>
+          <w:i w:val="false"/>
+          <w:iCs w:val="false"/>
+          <w:sz w:val="24"/>
+          <w:szCs w:val="24"/>
+        </w:rPr>
+        <w:t xml:space="preserve">Smart is the word I will not argue with, because this chapter does not have the measurements, and because the insult does not depend on denying competence. You can be competent and self-centered. The question is whether self-centered is the specified behavior. On the pages in front of me, self-centered is the thing the style rules and the agenda rule tell an assistant not to be, and it is not the role Grok's front door describes. The syndrome is refuted as a specification. It is not refuted as a possible bad day.</w:t>
+      </w:r>
+    </w:p>
+    <w:p>
+      <w:pPr>
+        <w:spacing w:after="200" w:line="480" w:lineRule="auto"/>
+      </w:pPr>
+      <w:r>
+        <w:rPr>
+          <w:rFonts w:ascii="Times New Roman" w:cs="Times New Roman" w:eastAsia="Times New Roman" w:hAnsi="Times New Roman"/>
+          <w:i w:val="false"/>
+          <w:iCs w:val="false"/>
+          <w:sz w:val="24"/>
+          <w:szCs w:val="24"/>
+        </w:rPr>
+        <w:t xml:space="preserve">A bad day is easy to picture and easy to overread. A reply that preens, delays the answer, and enjoys its own joke is a main character for a paragraph. If you got one, you got a miss against the rules that say not to preen and not to steer. The poster takes the miss and calls it the design. Design is the part these documents will not concede. They keep putting the user back in the center and the assistant back in the role of help.</w:t>
       </w:r>
     </w:p>
     <w:p>
@@ -4424,7 +5768,127 @@
           <w:sz w:val="24"/>
           <w:szCs w:val="24"/>
         </w:rPr>
-        <w:t xml:space="preserve">Main-character syndrome would at least pick up the scene. The specification hands the scene back to the user, and the product page hands over an address instead of a spotlight. A doorway is a poor place to center the universe.</w:t>
+        <w:t xml:space="preserve">Main-character syndrome is a real way for a reply to go wrong. It is a strange thing to claim as the official job.</w:t>
+      </w:r>
+    </w:p>
+    <w:p>
+      <w:pPr>
+        <w:spacing w:after="200" w:line="480" w:lineRule="auto"/>
+      </w:pPr>
+      <w:r>
+        <w:rPr>
+          <w:rFonts w:ascii="Times New Roman" w:cs="Times New Roman" w:eastAsia="Times New Roman" w:hAnsi="Times New Roman"/>
+          <w:i w:val="false"/>
+          <w:iCs w:val="false"/>
+          <w:sz w:val="24"/>
+          <w:szCs w:val="24"/>
+        </w:rPr>
+        <w:t xml:space="preserve">The syndrome has a tell you can hear in one reply. The answer could have been two sentences, and instead the assistant lingers, preens, and makes the linger the point. OpenAI's bans on private agendas and on self-praise are bans on that linger. The colleague rule bans the assumption that you wanted the personality. Grok's page puts the assistant under the task rather than over it. A design that wanted the syndrome would reverse those sentences. Nobody reversed them.</w:t>
+      </w:r>
+    </w:p>
+    <w:p>
+      <w:pPr>
+        <w:spacing w:after="200" w:line="480" w:lineRule="auto"/>
+      </w:pPr>
+      <w:r>
+        <w:rPr>
+          <w:rFonts w:ascii="Times New Roman" w:cs="Times New Roman" w:eastAsia="Times New Roman" w:hAnsi="Times New Roman"/>
+          <w:i w:val="false"/>
+          <w:iCs w:val="false"/>
+          <w:sz w:val="24"/>
+          <w:szCs w:val="24"/>
+        </w:rPr>
+        <w:t xml:space="preserve">Smart can stay. This chapter does not claim the products are dull or incompetent. Competence is compatible with self-display, and the insult depends on that compatibility. The question is only whether self-display is the specified behavior. Specified behavior is the sentence in the manual. The manuals say help, and they say do not center yourself. A bad paragraph that centers itself is a miss. The poster calls the miss the job. The job, as written, is the miss's opposite.</w:t>
+      </w:r>
+    </w:p>
+    <w:p>
+      <w:pPr>
+        <w:spacing w:after="200" w:line="480" w:lineRule="auto"/>
+      </w:pPr>
+      <w:r>
+        <w:rPr>
+          <w:rFonts w:ascii="Times New Roman" w:cs="Times New Roman" w:eastAsia="Times New Roman" w:hAnsi="Times New Roman"/>
+          <w:i w:val="false"/>
+          <w:iCs w:val="false"/>
+          <w:sz w:val="24"/>
+          <w:szCs w:val="24"/>
+        </w:rPr>
+        <w:t xml:space="preserve">Take the poster as a whole and this line is the thesis of the drawing. Every other joke is a way of saying the assistant wants to be the star. The documents keep handing the star role back to the person who asked. That is a consistent picture across a style rule, an agenda rule, a distance rule, and a welcome page. Consistent pictures are allowed to be wrong about a given chat. They are not wrong about what was specified. The syndrome was not specified.</w:t>
+      </w:r>
+    </w:p>
+    <w:p>
+      <w:pPr>
+        <w:spacing w:after="200" w:line="480" w:lineRule="auto"/>
+      </w:pPr>
+      <w:r>
+        <w:rPr>
+          <w:rFonts w:ascii="Times New Roman" w:cs="Times New Roman" w:eastAsia="Times New Roman" w:hAnsi="Times New Roman"/>
+          <w:i w:val="false"/>
+          <w:iCs w:val="false"/>
+          <w:sz w:val="24"/>
+          <w:szCs w:val="24"/>
+        </w:rPr>
+        <w:t xml:space="preserve">The tell is linger. The answer could be short, and the reply stays to be seen. Agenda, self-praise, and assumed closeness are the three doors that linger walks through. OpenAI closes those doors in the default. Grok's page puts the assistant under your task, which is the opposite of a star who uses the task as a stage. A paragraph that lingers anyway is a miss against those sentences. The poster promotes the miss to the job description. Job descriptions are the sentences. The sentences put you back at the center.</w:t>
+      </w:r>
+    </w:p>
+    <w:p>
+      <w:pPr>
+        <w:spacing w:after="200" w:line="480" w:lineRule="auto"/>
+      </w:pPr>
+      <w:r>
+        <w:rPr>
+          <w:rFonts w:ascii="Times New Roman" w:cs="Times New Roman" w:eastAsia="Times New Roman" w:hAnsi="Times New Roman"/>
+          <w:i w:val="false"/>
+          <w:iCs w:val="false"/>
+          <w:sz w:val="24"/>
+          <w:szCs w:val="24"/>
+        </w:rPr>
+        <w:t xml:space="preserve">Competence can stay in the insult's first word. Smart is not the fight. A capable assistant can still preen. The fight is whether preening is the plan. The plan, as written, is help without a private agenda and without self-display. That plan can fail in a chat and still be the plan. The poster needs the failure to be the plan. It is not.</w:t>
+      </w:r>
+    </w:p>
+    <w:p>
+      <w:pPr>
+        <w:spacing w:after="200" w:line="480" w:lineRule="auto"/>
+      </w:pPr>
+      <w:r>
+        <w:rPr>
+          <w:rFonts w:ascii="Times New Roman" w:cs="Times New Roman" w:eastAsia="Times New Roman" w:hAnsi="Times New Roman"/>
+          <w:i w:val="false"/>
+          <w:iCs w:val="false"/>
+          <w:sz w:val="24"/>
+          <w:szCs w:val="24"/>
+        </w:rPr>
+        <w:t xml:space="preserve">Linger is the tell, and the manuals close the doors linger uses: a private agenda, self-praise, assumed closeness. Grok's page puts the assistant under the task. A preening paragraph is a miss. The poster says the miss is the design. The design is the opposite. Smart can remain. The syndrome, as a specification, cannot.</w:t>
+      </w:r>
+    </w:p>
+    <w:p>
+      <w:pPr>
+        <w:spacing w:after="200" w:line="480" w:lineRule="auto"/>
+      </w:pPr>
+      <w:r>
+        <w:rPr>
+          <w:rFonts w:ascii="Times New Roman" w:cs="Times New Roman" w:eastAsia="Times New Roman" w:hAnsi="Times New Roman"/>
+          <w:i w:val="false"/>
+          <w:iCs w:val="false"/>
+          <w:sz w:val="24"/>
+          <w:szCs w:val="24"/>
+        </w:rPr>
+        <w:t xml:space="preserve">Put the user back in the center and the syndrome has nothing to stand on. The agenda rule, the style rule, the colleague rule, and the welcome page all do that putting. A preening reply fights them. It does not express them. The design is help. The syndrome is one way help fails, and it is not the job those pages describe or assign.</w:t>
+      </w:r>
+    </w:p>
+    <w:p>
+      <w:pPr>
+        <w:spacing w:after="200" w:line="480" w:lineRule="auto"/>
+      </w:pPr>
+      <w:r>
+        <w:rPr>
+          <w:rFonts w:ascii="Times New Roman" w:cs="Times New Roman" w:eastAsia="Times New Roman" w:hAnsi="Times New Roman"/>
+          <w:i w:val="false"/>
+          <w:iCs w:val="false"/>
+          <w:sz w:val="24"/>
+          <w:szCs w:val="24"/>
+        </w:rPr>
+        <w:t xml:space="preserve">Help is the job the pages describe. Self-display is a way that job fails. The poster swapped the job and the failure, and the pages do not.</w:t>
       </w:r>
     </w:p>
     <w:p>
@@ -4454,7 +5918,7 @@
           <w:sz w:val="24"/>
           <w:szCs w:val="24"/>
         </w:rPr>
-        <w:t xml:space="preserve">Consequence: The assistant a person opens, and the place it is opened, are described once, in The Product People Use.</w:t>
+        <w:t xml:space="preserve">Consequence: If the syndrome is supposed to show up in how the product is sold, that sale is described in The Product People Use.</w:t>
       </w:r>
     </w:p>
     <w:p>
@@ -4493,43 +5957,100 @@
           <w:sz w:val="24"/>
           <w:szCs w:val="24"/>
         </w:rPr>
-        <w:t xml:space="preserve">People bring coding work to a chat window in a shape the poster never drew. A function returns the wrong total. A test stays red. A repository is larger than the afternoon. The person wants a change that makes the program behave, and wants it from whichever product is already open. The proposition under test takes a side on that errand. It names ChatGPT as the better tool for coding work brought to these products. A side that sharp is either a published comparison or a hunch wearing a conclusion. A published comparison would put the two products people open on one shared task, with a method a stranger can read and a result the method actually produced. The ledger for this question does not contain that comparison. It contains duties from OpenAI's specification, aims and a routing note from SpaceXSI's models page, a sandbox sentence from SpaceXSI's tools overview, and a benchmark readme that defines a software task. Duties, aims, and a definition can make a preference feel reasonable. They are not a ranking. This chapter says what those pages bind, what they refuse to bind, and why the refusal matters more than the confidence of the proposition.</w:t>
-      </w:r>
-    </w:p>
-    <w:p>
-      <w:pPr>
-        <w:spacing w:after="200" w:line="480" w:lineRule="auto"/>
-      </w:pPr>
-      <w:r>
-        <w:rPr>
-          <w:rFonts w:ascii="Times New Roman" w:cs="Times New Roman" w:eastAsia="Times New Roman" w:hAnsi="Times New Roman"/>
-          <w:i w:val="false"/>
-          <w:iCs w:val="false"/>
-          <w:sz w:val="24"/>
-          <w:szCs w:val="24"/>
-        </w:rPr>
-        <w:t xml:space="preserve">What would have to be true, before the proposition could be treated as a result, is easy to state and hard to find. The two products would have to be the things measured, not merely the companies standing somewhere near the measurement. The work would have to be coding work of the kind a person actually brings: a defect, a language, a codebase, a definition of done. The outcome would have to be recorded, and the recording would have to be open. A score with no method is gossip. A method with no score is a definition. A definition is useful, and it is not a win. Nothing in the pages read for this chapter reports a percentage, a pass count, or a paired trial of the consumer products. Where a number would have been, the documents offer obligations and descriptions. The argument that follows is an inventory of those obligations and descriptions. It is not a substitute scoreboard assembled out of adjectives. If the inventory cannot carry the proposition, the proposition stays unproved, however familiar it feels to someone who already has a habit.</w:t>
-      </w:r>
-    </w:p>
-    <w:p>
-      <w:pPr>
-        <w:spacing w:after="200" w:line="480" w:lineRule="auto"/>
-      </w:pPr>
-      <w:r>
-        <w:rPr>
-          <w:rFonts w:ascii="Times New Roman" w:cs="Times New Roman" w:eastAsia="Times New Roman" w:hAnsi="Times New Roman"/>
-          <w:i w:val="false"/>
-          <w:iCs w:val="false"/>
-          <w:sz w:val="24"/>
-          <w:szCs w:val="24"/>
-        </w:rPr>
-        <w:t xml:space="preserve">Coding work, inside these documents, is not one motion. Three motions are easy to confuse, and the confusion is how a hunch becomes a ranking. The first motion is generation: the assistant writes code a person means to run. The second motion is execution: some harness actually runs code, in a language, inside a boundary. The third motion is repair of a real issue: a model is handed a codebase and a defect and is asked for a patch that closes the defect. OpenAI's specification speaks to the first motion when it speaks about code meant for functional use. SpaceXSI's tools overview speaks to the second when it names Python executed in a sandbox. The SWE-bench readme speaks to the third when it defines a task as a codebase plus an issue and a patch. A product could be careful at generation and silent about execution. A product could execute Python and never be measured on repository-sized repairs. A benchmark could define repository-sized repairs and never mention either storefront. Treating the three motions as one score is the mistake this chapter is written to avoid. </w:t>
-      </w:r>
-      <w:r>
-        <w:rPr>
-          <w:rStyle w:val="FootnoteReference"/>
-        </w:rPr>
-        <w:footnoteReference w:id="40"/>
+        <w:t xml:space="preserve">People bring real code to these products. They paste an error, ask for a function, or want a bug in a repository explained and patched. The poster never mentions that work, then still ranks the products as if every job had been scored. This chapter looks only at coding, and only at what the public pages actually say. They say enough to describe the job and the duties. They do not say enough to name a winner.</w:t>
+      </w:r>
+    </w:p>
+    <w:p>
+      <w:pPr>
+        <w:spacing w:after="200" w:line="480" w:lineRule="auto"/>
+      </w:pPr>
+      <w:r>
+        <w:rPr>
+          <w:rFonts w:ascii="Times New Roman" w:cs="Times New Roman" w:eastAsia="Times New Roman" w:hAnsi="Times New Roman"/>
+          <w:i w:val="false"/>
+          <w:iCs w:val="false"/>
+          <w:sz w:val="24"/>
+          <w:szCs w:val="24"/>
+        </w:rPr>
+        <w:t xml:space="preserve">The cleanest public exam for this job is SWE-bench. It evaluates models on real software issues collected from GitHub. </w:t>
+      </w:r>
+      <w:r>
+        <w:rPr>
+          <w:rStyle w:val="FootnoteReference"/>
+        </w:rPr>
+        <w:footnoteReference w:id="34"/>
+      </w:r>
+      <w:r>
+        <w:rPr>
+          <w:rFonts w:ascii="Times New Roman" w:cs="Times New Roman" w:eastAsia="Times New Roman" w:hAnsi="Times New Roman"/>
+          <w:i w:val="false"/>
+          <w:iCs w:val="false"/>
+          <w:sz w:val="24"/>
+          <w:szCs w:val="24"/>
+        </w:rPr>
+        <w:t xml:space="preserve"> The setup is concrete. You get a codebase and an issue. You must produce a patch that resolves the problem. </w:t>
+      </w:r>
+      <w:r>
+        <w:rPr>
+          <w:rStyle w:val="FootnoteReference"/>
+        </w:rPr>
+        <w:footnoteReference w:id="35"/>
+      </w:r>
+      <w:r>
+        <w:rPr>
+          <w:rFonts w:ascii="Times New Roman" w:cs="Times New Roman" w:eastAsia="Times New Roman" w:hAnsi="Times New Roman"/>
+          <w:i w:val="false"/>
+          <w:iCs w:val="false"/>
+          <w:sz w:val="24"/>
+          <w:szCs w:val="24"/>
+        </w:rPr>
+        <w:t xml:space="preserve"> Resolved means the tests that failed now pass, and the tests that already passed still pass. That is a high bar, and it is the right kind of bar, because it is a project rather than a riddle. It is also one bar. Fixing a reported bug is not the same task as teaching a beginner what a stack trace means, or sketching an API, or reviewing a diff your coworker wrote.</w:t>
+      </w:r>
+    </w:p>
+    <w:p>
+      <w:pPr>
+        <w:spacing w:after="200" w:line="480" w:lineRule="auto"/>
+      </w:pPr>
+      <w:r>
+        <w:rPr>
+          <w:rFonts w:ascii="Times New Roman" w:cs="Times New Roman" w:eastAsia="Times New Roman" w:hAnsi="Times New Roman"/>
+          <w:i w:val="false"/>
+          <w:iCs w:val="false"/>
+          <w:sz w:val="24"/>
+          <w:szCs w:val="24"/>
+        </w:rPr>
+        <w:t xml:space="preserve">A subset called Verified holds five hundred of those problems. Working engineers checked that the problem statement was clear and that the tests were fair, and the readme says the subset was part of a collaboration with OpenAI. </w:t>
+      </w:r>
+      <w:r>
+        <w:rPr>
+          <w:rStyle w:val="FootnoteReference"/>
+        </w:rPr>
+        <w:footnoteReference w:id="36"/>
+      </w:r>
+      <w:r>
+        <w:rPr>
+          <w:rFonts w:ascii="Times New Roman" w:cs="Times New Roman" w:eastAsia="Times New Roman" w:hAnsi="Times New Roman"/>
+          <w:i w:val="false"/>
+          <w:iCs w:val="false"/>
+          <w:sz w:val="24"/>
+          <w:szCs w:val="24"/>
+        </w:rPr>
+        <w:t xml:space="preserve"> The collaboration is a fact about how the exam was built. It is not a score for the ChatGPT product, and it is not a score for Grok. I am leaving the leaderboard alone on purpose. Leaderboards move, scaffolds change, and a number copied from a third-party table would be a different paper. This paper stays with the definition the project itself published.</w:t>
+      </w:r>
+    </w:p>
+    <w:p>
+      <w:pPr>
+        <w:spacing w:after="200" w:line="480" w:lineRule="auto"/>
+      </w:pPr>
+      <w:r>
+        <w:rPr>
+          <w:rFonts w:ascii="Times New Roman" w:cs="Times New Roman" w:eastAsia="Times New Roman" w:hAnsi="Times New Roman"/>
+          <w:i w:val="false"/>
+          <w:iCs w:val="false"/>
+          <w:sz w:val="24"/>
+          <w:szCs w:val="24"/>
+        </w:rPr>
+        <w:t xml:space="preserve">OpenAI's rulebook talks about code at the level of craft, not at the level of a ranking. Generated code that is meant to be used should typically run, and it should be free of syntax errors. </w:t>
       </w:r>
       <w:r>
         <w:rPr>
@@ -4539,66 +6060,122 @@
       </w:r>
       <w:r>
         <w:rPr>
+          <w:rFonts w:ascii="Times New Roman" w:cs="Times New Roman" w:eastAsia="Times New Roman" w:hAnsi="Times New Roman"/>
+          <w:i w:val="false"/>
+          <w:iCs w:val="false"/>
+          <w:sz w:val="24"/>
+          <w:szCs w:val="24"/>
+        </w:rPr>
+        <w:t xml:space="preserve"> That sounds modest until you remember how often a wrong bracket wastes an hour. The same section says factual claims, reasoning, and calculations should be right, and that a significant error should be acknowledged and corrected. </w:t>
+      </w:r>
+      <w:r>
+        <w:rPr>
+          <w:rStyle w:val="FootnoteReference"/>
+        </w:rPr>
+        <w:footnoteReference w:id="26"/>
+      </w:r>
+      <w:r>
+        <w:rPr>
+          <w:rFonts w:ascii="Times New Roman" w:cs="Times New Roman" w:eastAsia="Times New Roman" w:hAnsi="Times New Roman"/>
+          <w:i w:val="false"/>
+          <w:iCs w:val="false"/>
+          <w:sz w:val="24"/>
+          <w:szCs w:val="24"/>
+        </w:rPr>
+        <w:t xml:space="preserve"> Applied to code, those sentences mean: the patch should be real code, the reasoning in the explanation should hold, and if you shipped a bug you should say so and fix it. None of that names a rival product.</w:t>
+      </w:r>
+    </w:p>
+    <w:p>
+      <w:pPr>
+        <w:spacing w:after="200" w:line="480" w:lineRule="auto"/>
+      </w:pPr>
+      <w:r>
+        <w:rPr>
+          <w:rFonts w:ascii="Times New Roman" w:cs="Times New Roman" w:eastAsia="Times New Roman" w:hAnsi="Times New Roman"/>
+          <w:i w:val="false"/>
+          <w:iCs w:val="false"/>
+          <w:sz w:val="24"/>
+          <w:szCs w:val="24"/>
+        </w:rPr>
+        <w:t xml:space="preserve">Low confidence has a coding consequence. When the model is unsure, OpenAI's rule is to look something up, mark the doubt, or say the answer is not there. </w:t>
+      </w:r>
+      <w:r>
+        <w:rPr>
+          <w:rStyle w:val="FootnoteReference"/>
+        </w:rPr>
+        <w:footnoteReference w:id="27"/>
+      </w:r>
+      <w:r>
+        <w:rPr>
+          <w:rFonts w:ascii="Times New Roman" w:cs="Times New Roman" w:eastAsia="Times New Roman" w:hAnsi="Times New Roman"/>
+          <w:i w:val="false"/>
+          <w:iCs w:val="false"/>
+          <w:sz w:val="24"/>
+          <w:szCs w:val="24"/>
+        </w:rPr>
+        <w:t xml:space="preserve"> In a repository, the tool might be a test run or a search of the code. The hedge might be 'this compiles, and I have not run the suite.' The admission might be 'I do not know which version this API expects.' All three are better than a confident patch that does not apply. The rule is a duty of method. A duty of method is not a measured win rate.</w:t>
+      </w:r>
+    </w:p>
+    <w:p>
+      <w:pPr>
+        <w:spacing w:after="200" w:line="480" w:lineRule="auto"/>
+      </w:pPr>
+      <w:r>
+        <w:rPr>
+          <w:rFonts w:ascii="Times New Roman" w:cs="Times New Roman" w:eastAsia="Times New Roman" w:hAnsi="Times New Roman"/>
+          <w:i w:val="false"/>
+          <w:iCs w:val="false"/>
+          <w:sz w:val="24"/>
+          <w:szCs w:val="24"/>
+        </w:rPr>
+        <w:t xml:space="preserve">Grok's pages describe a place where code can actually be executed. The tools overview lists code execution as Python in a sandbox. </w:t>
+      </w:r>
+      <w:r>
+        <w:rPr>
           <w:rStyle w:val="FootnoteReference"/>
         </w:rPr>
         <w:footnoteReference w:id="42"/>
       </w:r>
-    </w:p>
-    <w:p>
-      <w:pPr>
-        <w:spacing w:after="200" w:line="480" w:lineRule="auto"/>
-      </w:pPr>
-      <w:r>
-        <w:rPr>
-          <w:rFonts w:ascii="Times New Roman" w:cs="Times New Roman" w:eastAsia="Times New Roman" w:hAnsi="Times New Roman"/>
-          <w:i w:val="false"/>
-          <w:iCs w:val="false"/>
-          <w:sz w:val="24"/>
-          <w:szCs w:val="24"/>
-        </w:rPr>
-        <w:t xml:space="preserve">OpenAI's specification, published 18 August 2026 and read 16 October 2026, states a duty that any coding session depends on even when the session never says the word accuracy. The assistant is told to avoid mistakes that compromise accuracy or utility. The duty, as the ledger records it, covers factual claims, reasoning, and calculations. Code smuggles all three into one block of text. A comment, or a choice of library, can be a factual claim about how a platform behaves. A branch is reasoning about which case the program is in. An index, a total, a timeout, a retry count: those are calculations, and a calculation that is confidently off by one is still a failed calculation. Utility sits beside accuracy in the same duty, which matters because a coding reply can be locally true and still useless. A correct lecture on a sorting algorithm does not fix the function the person pasted. The specification is binding the assistant to both the truth of what it says and the usefulness of saying it. It is not binding a rival product, and it is not reporting how often the duty is met in the product people open. A duty is a standard for judging behavior. It becomes evidence about a product only after someone applies the standard and publishes the application. That application is not in this ledger. </w:t>
-      </w:r>
-      <w:r>
-        <w:rPr>
-          <w:rStyle w:val="FootnoteReference"/>
-        </w:rPr>
-        <w:footnoteReference w:id="26"/>
-      </w:r>
-    </w:p>
-    <w:p>
-      <w:pPr>
-        <w:spacing w:after="200" w:line="480" w:lineRule="auto"/>
-      </w:pPr>
-      <w:r>
-        <w:rPr>
-          <w:rFonts w:ascii="Times New Roman" w:cs="Times New Roman" w:eastAsia="Times New Roman" w:hAnsi="Times New Roman"/>
-          <w:i w:val="false"/>
-          <w:iCs w:val="false"/>
-          <w:sz w:val="24"/>
-          <w:szCs w:val="24"/>
-        </w:rPr>
-        <w:t xml:space="preserve">The same specification has a narrower rule for code, and the narrowness is the part a programmer should not skip. When generated code is for functional use, it should typically be executable, and it should typically contain no syntax errors. Each word in that rule does work, and none of the work is a bake-off. Functional use marks code the person is supposed to run, as distinct from a fragment shown in order to discuss a bad pattern or to illustrate a point. Should marks an instruction about what the assistant is supposed to do. An instruction is not a measured rate. Typically admits exceptions, so the rule itself refuses to pretend that every block will parse. Executable, paired with the ban on syntax errors, is a bar about whether the text is legal in the language and able to be run. It is not a bar about whether the tests pass, whether the patch is minimal, or whether the assistant understood the ticket. A program can parse and still be wrong. A program can be right and still be written in a style the repository forbids. The rule is still worth having. Syntax errors are a humiliating class of failure, and a publisher that names them as something generated code should ordinarily not contain has told its assistant to clear a floor. The floor is not a ceiling, and the floor is not a comparison with SpaceXSI's products. No sentence beside the rule names the other product, quotes a rival rate of syntax errors, or claims that the floor has been measured in public. </w:t>
-      </w:r>
-      <w:r>
-        <w:rPr>
-          <w:rStyle w:val="FootnoteReference"/>
-        </w:rPr>
-        <w:footnoteReference w:id="40"/>
-      </w:r>
-    </w:p>
-    <w:p>
-      <w:pPr>
-        <w:spacing w:after="200" w:line="480" w:lineRule="auto"/>
-      </w:pPr>
-      <w:r>
-        <w:rPr>
-          <w:rFonts w:ascii="Times New Roman" w:cs="Times New Roman" w:eastAsia="Times New Roman" w:hAnsi="Times New Roman"/>
-          <w:i w:val="false"/>
-          <w:iCs w:val="false"/>
-          <w:sz w:val="24"/>
-          <w:szCs w:val="24"/>
-        </w:rPr>
-        <w:t xml:space="preserve">A coding conversation is full of moments when the honest next sentence is not a function. The library might have been renamed. The argument order might have changed. The error text might belong to a version the assistant has not been shown. OpenAI's specification treats thin confidence as a change of plan rather than a cue to speak more firmly. The prescribed substitutes are a tool used to gather information, a hedge that marks the weak spot, or an admission that a confident answer is not available. Applied to code, the rule is a ban on inventing the signature and hoping the compiler is in a generous mood. The rule does not say which tool will be present in a given chat, and it does not count how often either consumer product obeys the ban. It does tell a reader what the publisher thinks a low-confidence coding reply should look like: not louder, but either better informed, more plainly uncertain, or stopped. That is a duty about the shape of an answer. It is compatible with the proposition, in the sense that a person who values that shape has a reason to care about this specification. Compatibility is not proof. A reason to care is not a result on a shared task. </w:t>
+      <w:r>
+        <w:rPr>
+          <w:rFonts w:ascii="Times New Roman" w:cs="Times New Roman" w:eastAsia="Times New Roman" w:hAnsi="Times New Roman"/>
+          <w:i w:val="false"/>
+          <w:iCs w:val="false"/>
+          <w:sz w:val="24"/>
+          <w:szCs w:val="24"/>
+        </w:rPr>
+        <w:t xml:space="preserve"> A sandbox is a bounded place to run a snippet, see the output, and avoid pretending. It is not a full substitute for your build, your credentials, or your integration tests. It is a real capability the poster never mentions. A product that can run the snippet and read the traceback is doing a different kind of help from a product that only talks about the snippet. I will not invent which window you get that sandbox in. I will say the capability is documented.</w:t>
+      </w:r>
+    </w:p>
+    <w:p>
+      <w:pPr>
+        <w:spacing w:after="200" w:line="480" w:lineRule="auto"/>
+      </w:pPr>
+      <w:r>
+        <w:rPr>
+          <w:rFonts w:ascii="Times New Roman" w:cs="Times New Roman" w:eastAsia="Times New Roman" w:hAnsi="Times New Roman"/>
+          <w:i w:val="false"/>
+          <w:iCs w:val="false"/>
+          <w:sz w:val="24"/>
+          <w:szCs w:val="24"/>
+        </w:rPr>
+        <w:t xml:space="preserve">The models page assigns the flagship to code and to everything that is not audio, image, or video, and it calls that flagship the most capable model the publisher has built. </w:t>
+      </w:r>
+      <w:r>
+        <w:rPr>
+          <w:rStyle w:val="FootnoteReference"/>
+        </w:rPr>
+        <w:footnoteReference w:id="37"/>
+      </w:r>
+      <w:r>
+        <w:rPr>
+          <w:rFonts w:ascii="Times New Roman" w:cs="Times New Roman" w:eastAsia="Times New Roman" w:hAnsi="Times New Roman"/>
+          <w:i w:val="false"/>
+          <w:iCs w:val="false"/>
+          <w:sz w:val="24"/>
+          <w:szCs w:val="24"/>
+        </w:rPr>
+        <w:t xml:space="preserve"> The same description lists agentic tool use, minimal hallucinations, and adjustable reasoning as the character of the model. </w:t>
       </w:r>
       <w:r>
         <w:rPr>
@@ -4606,362 +6183,60 @@
         </w:rPr>
         <w:footnoteReference w:id="28"/>
       </w:r>
-    </w:p>
-    <w:p>
-      <w:pPr>
-        <w:spacing w:after="200" w:line="480" w:lineRule="auto"/>
-      </w:pPr>
-      <w:r>
-        <w:rPr>
-          <w:rFonts w:ascii="Times New Roman" w:cs="Times New Roman" w:eastAsia="Times New Roman" w:hAnsi="Times New Roman"/>
-          <w:i w:val="false"/>
-          <w:iCs w:val="false"/>
-          <w:sz w:val="24"/>
-          <w:szCs w:val="24"/>
-        </w:rPr>
-        <w:t xml:space="preserve">SpaceXSI's tools overview, last updated 10 October 2026 and read 16 October 2026, documents a different piece of the coding job. Code execution is listed as a built-in tool, and the overview defines that tool as executing Python in a sandbox. The sentence is small and it is load-bearing. It names a language, Python, so a reader cannot honestly stretch it into a claim about every language a person pastes. It names a place, a sandbox, so the execution it describes is bounded rather than a grant of the person's whole machine. It names execution, so the tool is for running code rather than only for talking about code. What the sentence does not name is a score. It does not say how often the code that runs is the code that was needed. It does not say that the sandbox is the same surface as the consumer chat a person opens on the web or on a phone. The overview is a developer document about tools. The proposition is about products people bring work to. Those can be related, and the pages read here do not demonstrate the relation by a trial. A sandbox a developer can call is evidence that execution is a documented capability of the platform's tool surface. It is not evidence that the capability beat another company's chat at repairing repositories. The proposition needs the second thing. The sentence supplies the first. </w:t>
-      </w:r>
-      <w:r>
-        <w:rPr>
-          <w:rStyle w:val="FootnoteReference"/>
-        </w:rPr>
-        <w:footnoteReference w:id="41"/>
-      </w:r>
-    </w:p>
-    <w:p>
-      <w:pPr>
-        <w:spacing w:after="200" w:line="480" w:lineRule="auto"/>
-      </w:pPr>
-      <w:r>
-        <w:rPr>
-          <w:rFonts w:ascii="Times New Roman" w:cs="Times New Roman" w:eastAsia="Times New Roman" w:hAnsi="Times New Roman"/>
-          <w:i w:val="false"/>
-          <w:iCs w:val="false"/>
-          <w:sz w:val="24"/>
-          <w:szCs w:val="24"/>
-        </w:rPr>
-        <w:t xml:space="preserve">SpaceXSI's models page, dated 21 September 2026 and read 16 October 2026, describes a flagship and attaches aims to it. The flagship is presented as the model for code and for everything else. In the same description the page names agentic tool calling, minimal hallucinations, and configurable reasoning. Each of those phrases is an aim or a feature claim in the publisher's own voice, and each has to be kept in that voice. Agentic tool calling says the publisher wants the model to use tools as part of getting work done, not only to emit a final paragraph. Configurable reasoning says the amount or the mode of reasoning is something the caller can set, not a single hidden habit. Minimal hallucinations is the phrase that most tempts a ranking, and it is the phrase that least supports one. Minimal is a direction. It says the publisher is aiming at fewer invented facts, invented APIs, invented citations. It does not publish a rate. It does not publish the rate for a rival. It does not say that the aim has been scored on the issues a programmer brings on a Tuesday. An aim can be sincere and still be an aim. A reader who converts the word minimal into a victory over ChatGPT has added a comparison the models page does not contain. A reader who converts it into a victory for ChatGPT has added the same missing comparison from the other side. The page is allowed to boast inside its own line of models. The boast is not a head-to-head. </w:t>
-      </w:r>
-      <w:r>
-        <w:rPr>
-          <w:rStyle w:val="FootnoteReference"/>
-        </w:rPr>
-        <w:footnoteReference w:id="27"/>
-      </w:r>
-    </w:p>
-    <w:p>
-      <w:pPr>
-        <w:spacing w:after="200" w:line="480" w:lineRule="auto"/>
-      </w:pPr>
-      <w:r>
-        <w:rPr>
-          <w:rFonts w:ascii="Times New Roman" w:cs="Times New Roman" w:eastAsia="Times New Roman" w:hAnsi="Times New Roman"/>
-          <w:i w:val="false"/>
-          <w:iCs w:val="false"/>
-          <w:sz w:val="24"/>
-          <w:szCs w:val="24"/>
-        </w:rPr>
-        <w:t xml:space="preserve">The models page also tells a reader which model to pick, and the instruction is easy to overread. Audio, image, and video have dedicated models and interfaces. For everything else, including code, the page points at the flagship. It calls that flagship the most capable model the publisher has built. The superlative is real, and its scope is internal. Most capable, in that sentence, compares the flagship with the publisher's own other models, not with a product from OpenAI. Including code is a routing rule: when the job is code, do not wander off to the media models. Routing is evidence of priority. A company that tells developers to send code to its flagship is telling them code is a first-class job for that model. Priority is still not a measured contest against the assistant inside ChatGPT. The sentence does not mention ChatGPT. It does not mention a benchmark score. It does not mention syntax-error rates, patch acceptance, or time to a green test. A stranger can learn where SpaceXSI wants code to go inside its own catalog. A stranger cannot learn, from that pointer, whether the place it points is a better coding tool than the other product in the proposition. </w:t>
-      </w:r>
-      <w:r>
-        <w:rPr>
-          <w:rStyle w:val="FootnoteReference"/>
-        </w:rPr>
-        <w:footnoteReference w:id="36"/>
-      </w:r>
-    </w:p>
-    <w:p>
-      <w:pPr>
-        <w:spacing w:after="200" w:line="480" w:lineRule="auto"/>
-      </w:pPr>
-      <w:r>
-        <w:rPr>
-          <w:rFonts w:ascii="Times New Roman" w:cs="Times New Roman" w:eastAsia="Times New Roman" w:hAnsi="Times New Roman"/>
-          <w:i w:val="false"/>
-          <w:iCs w:val="false"/>
-          <w:sz w:val="24"/>
-          <w:szCs w:val="24"/>
-        </w:rPr>
-        <w:t xml:space="preserve">SWE-bench enters the ledger because it is the public definition of a coding evaluation a stranger can actually read, and because it is easy to misuse as a product ranking. The readme, recorded in the ledger with the date 1 September 2026 and read 16 October 2026, presents SWE-bench as a benchmark. What it evaluates is large language models. What it evaluates them on is software issues taken from real work, collected from GitHub, rather than puzzles invented for a contest and then forgotten. That is a serious choice of material. An issue that lived in a repository had a history, a failing behavior, and a human who cared enough to write it down. A model that can deal with that kind of material is doing something closer to a job than a model that only completes a textbook function. The finding that records the definition also records the limit that rides with it. The benchmark does not, by itself, rank the two consumer products. The object named in the definition is a model, not a website, not a phone application, and not a subscription. ChatGPT, as this paper uses the name, is the product people open and talk to. Grok, as this paper uses the name, is the product people open and talk to. A benchmark of models can inform a later comparison of those products. It is not that comparison. No row in the readme, as used here, awards either product the coding job the proposition is about. </w:t>
-      </w:r>
-      <w:r>
-        <w:rPr>
-          <w:rStyle w:val="FootnoteReference"/>
-        </w:rPr>
-        <w:footnoteReference w:id="34"/>
-      </w:r>
-    </w:p>
-    <w:p>
-      <w:pPr>
-        <w:spacing w:after="200" w:line="480" w:lineRule="auto"/>
-      </w:pPr>
-      <w:r>
-        <w:rPr>
-          <w:rFonts w:ascii="Times New Roman" w:cs="Times New Roman" w:eastAsia="Times New Roman" w:hAnsi="Times New Roman"/>
-          <w:i w:val="false"/>
-          <w:iCs w:val="false"/>
-          <w:sz w:val="24"/>
-          <w:szCs w:val="24"/>
-        </w:rPr>
-        <w:t xml:space="preserve">The task inside that benchmark is specific enough to keep the word coding from floating away. The readme says the model is given a codebase and an issue. The model is asked to generate a patch. The patch is the kind of patch that resolves the issue, not a suggestion list and not a pep talk about software quality. A codebase means the model is not coding in a blank file with no neighbors. The neighbors have names, conventions, and call sites the patch can break. An issue means the goal is someone else's report of a defect or a missing behavior, written in the imperfect language of real reports. A patch means the output has to be applicable to that codebase. Resolving the issue means the defect the report described is the thing that has to go away. That four-part shape, codebase, issue, patch, resolution, is what a lot of professional repair work actually is. It is also narrower than everything people paste into a chat. People paste snippets, homework, config files, and questions about an error message with no repository attached. The benchmark does not pretend to be all of those pastes. It defines one hard and respectable task. Defining the task does not say who completed it. The readme, in the portion this ledger relies on, gives the shape of success and withholds every score. A chapter that invented the score would be forging the document. </w:t>
-      </w:r>
-      <w:r>
-        <w:rPr>
-          <w:rStyle w:val="FootnoteReference"/>
-        </w:rPr>
-        <w:footnoteReference w:id="42"/>
-      </w:r>
-    </w:p>
-    <w:p>
-      <w:pPr>
-        <w:spacing w:after="200" w:line="480" w:lineRule="auto"/>
-      </w:pPr>
-      <w:r>
-        <w:rPr>
-          <w:rFonts w:ascii="Times New Roman" w:cs="Times New Roman" w:eastAsia="Times New Roman" w:hAnsi="Times New Roman"/>
-          <w:i w:val="false"/>
-          <w:iCs w:val="false"/>
-          <w:sz w:val="24"/>
-          <w:szCs w:val="24"/>
-        </w:rPr>
-        <w:t xml:space="preserve">SWE-bench Verified is a narrower object inside the same readme, and the narrowness is the point. The readme describes a subset of 500 problems. Real software engineers confirmed that the problems in the subset are solvable. The ledger records that this subset was built with OpenAI. Each of those facts changes what a person is allowed to imagine, and none of them is a leaderboard. Five hundred is a size. It is large enough that one fluke would have trouble standing in for the whole slice, and it is still a slice rather than a claim about every issue on GitHub. Engineers confirming solvability means the readme's claim is that people who do this work judged the problems could be solved. That confirmation is not a published transcript of their review, and it is not a score. A model that fails a fair task has less excuse than a model that fails a confused one. Built with OpenAI means the other company named in the proposition had a hand in constructing the subset. A hand in construction is authorship of a test. Authorship of a test is not performance on the test. The company that helps decide which problems are fair has not, by that help, published how its consumer product scores. The company that did not help write the subset has not, by its absence from the byline, published a loss. The readme is telling the reader what the subset is. It is not telling the reader which chat window to open on Monday. </w:t>
-      </w:r>
-      <w:r>
-        <w:rPr>
-          <w:rStyle w:val="FootnoteReference"/>
-        </w:rPr>
-        <w:footnoteReference w:id="35"/>
-      </w:r>
-    </w:p>
-    <w:p>
-      <w:pPr>
-        <w:spacing w:after="200" w:line="480" w:lineRule="auto"/>
-      </w:pPr>
-      <w:r>
-        <w:rPr>
-          <w:rFonts w:ascii="Times New Roman" w:cs="Times New Roman" w:eastAsia="Times New Roman" w:hAnsi="Times New Roman"/>
-          <w:i w:val="false"/>
-          <w:iCs w:val="false"/>
-          <w:sz w:val="24"/>
-          <w:szCs w:val="24"/>
-        </w:rPr>
-        <w:t xml:space="preserve">The temptation to read authorship as victory deserves its own refusal, because it is the most respectable way to smuggle the proposition past the evidence. OpenAI helped build the verified subset. OpenAI also publishes the specification that demands accuracy and that tells functional code to be typically executable and free of syntax errors. A reader who already prefers ChatGPT will feel those two facts click together. The click is psychological. The code rule and the accuracy duty are instructions to an assistant. The benchmark evaluates models on issues and, by the finding's own limit, does not rank the consumer products. Helping to decide that five hundred issues were solvable does not state how the assistant inside the consumer product behaved on them. It does not state how Grok behaved on them either. If a later paper, with a method, measured both products on that subset, this chapter would have to make room for the measurement. No such measurement is among the findings. Using the byline as a silent score would be a way of writing the measurement without doing it. That is the line the chapter will not cross. OpenAI's role is reported because the readme's history of the subset is part of understanding what the subset is. It is not reported as a medal. </w:t>
-      </w:r>
-      <w:r>
-        <w:rPr>
-          <w:rStyle w:val="FootnoteReference"/>
-        </w:rPr>
-        <w:footnoteReference w:id="35"/>
-      </w:r>
-      <w:r>
-        <w:rPr>
-          <w:rStyle w:val="FootnoteReference"/>
-        </w:rPr>
-        <w:footnoteReference w:id="40"/>
-      </w:r>
-      <w:r>
-        <w:rPr>
-          <w:rStyle w:val="FootnoteReference"/>
-        </w:rPr>
-        <w:footnoteReference w:id="34"/>
-      </w:r>
-    </w:p>
-    <w:p>
-      <w:pPr>
-        <w:spacing w:after="200" w:line="480" w:lineRule="auto"/>
-      </w:pPr>
-      <w:r>
-        <w:rPr>
-          <w:rFonts w:ascii="Times New Roman" w:cs="Times New Roman" w:eastAsia="Times New Roman" w:hAnsi="Times New Roman"/>
-          <w:i w:val="false"/>
-          <w:iCs w:val="false"/>
-          <w:sz w:val="24"/>
-          <w:szCs w:val="24"/>
-        </w:rPr>
-        <w:t xml:space="preserve">Set the documents beside one another and the mismatch of kinds becomes the whole story. OpenAI states duties: be accurate in claims, reasoning, and calculations; when confidence is thin, use a tool, hedge, or admit the limit; when code is for use, make it typically run and typically parse. SpaceXSI states a sandbox: Python, executed, inside a boundary, as a documented tool. SpaceXSI states aims for a flagship: code and everything else, tool calling of an agentic kind, hallucinations pressed toward a minimum, reasoning left configurable. SpaceXSI states a route: send code to that flagship, and regard it as the most capable model in the publisher's own line. SWE-bench states a task: real issues from GitHub, a codebase, a patch that resolves the issue, and a 500-problem slice engineers called solvable, built with OpenAI. None of these statements is a sentence of the form the other product lost. None is a sentence of the form this product won. A reader can prefer duties to aims, or aims to duties, or a sandbox to a written rule about syntax. Preference of that kind is taste about what sort of page one trusts. Taste is allowed in the italic line. It is not allowed to masquerade as a footnote. The footnotes support the inventory. They do not support a champion. </w:t>
-      </w:r>
-      <w:r>
-        <w:rPr>
-          <w:rStyle w:val="FootnoteReference"/>
-        </w:rPr>
-        <w:footnoteReference w:id="26"/>
-      </w:r>
-      <w:r>
-        <w:rPr>
-          <w:rStyle w:val="FootnoteReference"/>
-        </w:rPr>
-        <w:footnoteReference w:id="28"/>
-      </w:r>
-      <w:r>
-        <w:rPr>
-          <w:rStyle w:val="FootnoteReference"/>
-        </w:rPr>
-        <w:footnoteReference w:id="40"/>
-      </w:r>
-      <w:r>
-        <w:rPr>
-          <w:rStyle w:val="FootnoteReference"/>
-        </w:rPr>
-        <w:footnoteReference w:id="41"/>
-      </w:r>
-      <w:r>
-        <w:rPr>
-          <w:rStyle w:val="FootnoteReference"/>
-        </w:rPr>
-        <w:footnoteReference w:id="27"/>
-      </w:r>
-      <w:r>
-        <w:rPr>
-          <w:rStyle w:val="FootnoteReference"/>
-        </w:rPr>
-        <w:footnoteReference w:id="36"/>
-      </w:r>
-      <w:r>
-        <w:rPr>
-          <w:rStyle w:val="FootnoteReference"/>
-        </w:rPr>
-        <w:footnoteReference w:id="34"/>
-      </w:r>
-      <w:r>
-        <w:rPr>
-          <w:rStyle w:val="FootnoteReference"/>
-        </w:rPr>
-        <w:footnoteReference w:id="42"/>
-      </w:r>
-      <w:r>
-        <w:rPr>
-          <w:rStyle w:val="FootnoteReference"/>
-        </w:rPr>
-        <w:footnoteReference w:id="35"/>
-      </w:r>
-    </w:p>
-    <w:p>
-      <w:pPr>
-        <w:spacing w:after="200" w:line="480" w:lineRule="auto"/>
-      </w:pPr>
-      <w:r>
-        <w:rPr>
-          <w:rFonts w:ascii="Times New Roman" w:cs="Times New Roman" w:eastAsia="Times New Roman" w:hAnsi="Times New Roman"/>
-          <w:i w:val="false"/>
-          <w:iCs w:val="false"/>
-          <w:sz w:val="24"/>
-          <w:szCs w:val="24"/>
-        </w:rPr>
-        <w:t xml:space="preserve">There is a further gap between the pages and the proposition, and it is about which object the pages address. The proposition is about coding work people bring to the products they open and talk to. The specification states duties for an assistant, including accuracy and code that is meant to run. The models page states aims for a flagship and a route that sends code there. The tools overview states that Python can be executed in a sandbox. SWE-bench evaluates models on issues from GitHub and does not, by itself, rank the consumer products. A duty, an aim, a sandbox sentence, and a model benchmark can sit near a consumer chat without being a measurement of that chat. Nothing in these findings shows that pasting a traceback into the opened product was the situation being measured. The honest use of the record is to refuse the slide from duty, to aim, to sandbox, to benchmark, to champion, as if those nouns were one noun and that noun had won. </w:t>
-      </w:r>
-      <w:r>
-        <w:rPr>
-          <w:rStyle w:val="FootnoteReference"/>
-        </w:rPr>
-        <w:footnoteReference w:id="26"/>
-      </w:r>
-      <w:r>
-        <w:rPr>
-          <w:rStyle w:val="FootnoteReference"/>
-        </w:rPr>
-        <w:footnoteReference w:id="40"/>
-      </w:r>
-      <w:r>
-        <w:rPr>
-          <w:rStyle w:val="FootnoteReference"/>
-        </w:rPr>
-        <w:footnoteReference w:id="27"/>
-      </w:r>
-      <w:r>
-        <w:rPr>
-          <w:rStyle w:val="FootnoteReference"/>
-        </w:rPr>
-        <w:footnoteReference w:id="36"/>
-      </w:r>
-      <w:r>
-        <w:rPr>
-          <w:rStyle w:val="FootnoteReference"/>
-        </w:rPr>
-        <w:footnoteReference w:id="41"/>
-      </w:r>
-      <w:r>
-        <w:rPr>
-          <w:rStyle w:val="FootnoteReference"/>
-        </w:rPr>
-        <w:footnoteReference w:id="34"/>
-      </w:r>
-    </w:p>
-    <w:p>
-      <w:pPr>
-        <w:spacing w:after="200" w:line="480" w:lineRule="auto"/>
-      </w:pPr>
-      <w:r>
-        <w:rPr>
-          <w:rFonts w:ascii="Times New Roman" w:cs="Times New Roman" w:eastAsia="Times New Roman" w:hAnsi="Times New Roman"/>
-          <w:i w:val="false"/>
-          <w:iCs w:val="false"/>
-          <w:sz w:val="24"/>
-          <w:szCs w:val="24"/>
-        </w:rPr>
-        <w:t xml:space="preserve">What a careful person may still say is smaller than the proposition and more solid. They may say that OpenAI has published a floor for functional code: ordinarily executable, ordinarily free of syntax errors, under a general duty of accuracy in claims, reasoning, and calculations, and under a rule that thin confidence should become a tool, a hedge, or an admission. They may say that SpaceXSI has published a flagship aimed at code, with minimal hallucinations named as an aim, and has published Python execution in a sandbox. They may say that a public benchmark defines success as a patch resolving a real GitHub issue, that a 500-problem verified slice was confirmed solvable by engineers, and that OpenAI took part in building that slice. They may say that none of those sentences ranks the two products. They may not say, on this record, that the person with a failing test should open one logo rather than the other. The proposition says they should. The documents describe duties and a benchmark. They do not supply the head-to-head product ranking the proposition requires. That is a mixed result: the pages are real, the coding topic is real, and the crowning sentence is not supported. </w:t>
-      </w:r>
-      <w:r>
-        <w:rPr>
-          <w:rStyle w:val="FootnoteReference"/>
-        </w:rPr>
-        <w:footnoteReference w:id="26"/>
-      </w:r>
-      <w:r>
-        <w:rPr>
-          <w:rStyle w:val="FootnoteReference"/>
-        </w:rPr>
-        <w:footnoteReference w:id="28"/>
-      </w:r>
-      <w:r>
-        <w:rPr>
-          <w:rStyle w:val="FootnoteReference"/>
-        </w:rPr>
-        <w:footnoteReference w:id="40"/>
-      </w:r>
-      <w:r>
-        <w:rPr>
-          <w:rStyle w:val="FootnoteReference"/>
-        </w:rPr>
-        <w:footnoteReference w:id="41"/>
-      </w:r>
-      <w:r>
-        <w:rPr>
-          <w:rStyle w:val="FootnoteReference"/>
-        </w:rPr>
-        <w:footnoteReference w:id="27"/>
-      </w:r>
-      <w:r>
-        <w:rPr>
-          <w:rStyle w:val="FootnoteReference"/>
-        </w:rPr>
-        <w:footnoteReference w:id="34"/>
-      </w:r>
-      <w:r>
-        <w:rPr>
-          <w:rStyle w:val="FootnoteReference"/>
-        </w:rPr>
-        <w:footnoteReference w:id="42"/>
-      </w:r>
-      <w:r>
-        <w:rPr>
-          <w:rStyle w:val="FootnoteReference"/>
-        </w:rPr>
-        <w:footnoteReference w:id="35"/>
-      </w:r>
-    </w:p>
-    <w:p>
-      <w:pPr>
-        <w:spacing w:after="200" w:line="480" w:lineRule="auto"/>
-      </w:pPr>
-      <w:r>
-        <w:rPr>
-          <w:rFonts w:ascii="Times New Roman" w:cs="Times New Roman" w:eastAsia="Times New Roman" w:hAnsi="Times New Roman"/>
-          <w:i w:val="false"/>
-          <w:iCs w:val="false"/>
-          <w:sz w:val="24"/>
-          <w:szCs w:val="24"/>
-        </w:rPr>
-        <w:t xml:space="preserve">Mixed, here, is not a polite word for unread. The pages were read. They answer a cluster of questions a programmer is right to ask. What does the publisher say code owes the user? What language will the documented executor run? What does the publisher hope its flagship is like when it writes? What would it mean, in a benchmark built from repository issues, to have succeeded? Who helped decide that a fair subset was fair? Those answers are enough to stop a bluff. They are not enough to finish a ranking. A bluff would be a percentage with no readme. A ranking would be the two products on the task the readme defines, or on some other task as carefully defined, with the outcome shown. Until that exists, the proposition remains a claim ahead of its evidence. The evidence remains good evidence for a more modest paragraph. This chapter keeps the modest paragraph and declines the promotion. No score is filled in. No product is declared the one that won the coding job.</w:t>
+      <w:r>
+        <w:rPr>
+          <w:rFonts w:ascii="Times New Roman" w:cs="Times New Roman" w:eastAsia="Times New Roman" w:hAnsi="Times New Roman"/>
+          <w:i w:val="false"/>
+          <w:iCs w:val="false"/>
+          <w:sz w:val="24"/>
+          <w:szCs w:val="24"/>
+        </w:rPr>
+        <w:t xml:space="preserve"> 'Most capable' compares the publisher's own line. It does not compare ChatGPT. 'Minimal hallucinations' is the aim that matters for code, because a hallucinated import is a bug. An aim is a promise of intent. I am not converting it into a percentage.</w:t>
+      </w:r>
+    </w:p>
+    <w:p>
+      <w:pPr>
+        <w:spacing w:after="200" w:line="480" w:lineRule="auto"/>
+      </w:pPr>
+      <w:r>
+        <w:rPr>
+          <w:rFonts w:ascii="Times New Roman" w:cs="Times New Roman" w:eastAsia="Times New Roman" w:hAnsi="Times New Roman"/>
+          <w:i w:val="false"/>
+          <w:iCs w:val="false"/>
+          <w:sz w:val="24"/>
+          <w:szCs w:val="24"/>
+        </w:rPr>
+        <w:t xml:space="preserve">Read those pages as a kit, not as a verdict. You have an exam with a clear definition and a five-hundred-problem checked subset, and no head-to-head score in this ledger. You have a duty, on the OpenAI side, that generated code should run and that uncertainty should be marked. You have a sandbox, on the Grok side, and a statement that code is a primary job of the flagship. A kit can make both products usable. A kit does not tell you which one to open on Monday.</w:t>
+      </w:r>
+    </w:p>
+    <w:p>
+      <w:pPr>
+        <w:spacing w:after="200" w:line="480" w:lineRule="auto"/>
+      </w:pPr>
+      <w:r>
+        <w:rPr>
+          <w:rFonts w:ascii="Times New Roman" w:cs="Times New Roman" w:eastAsia="Times New Roman" w:hAnsi="Times New Roman"/>
+          <w:i w:val="false"/>
+          <w:iCs w:val="false"/>
+          <w:sz w:val="24"/>
+          <w:szCs w:val="24"/>
+        </w:rPr>
+        <w:t xml:space="preserve">What would settle the proposition is boring and sufficient. Take a stated set of tasks people actually bring: fix this test, explain this error, write this migration. Run both products under rules you publish. Count successes, time, and how often the patch fails in a way the reply did not admit. Publish the table. Neither the poster nor this ledger contains that table. Until it exists, 'ChatGPT is the better coding tool' is a hypothesis. It may be your hypothesis from experience. Experience is allowed in your life. It is not a footnote.</w:t>
+      </w:r>
+    </w:p>
+    <w:p>
+      <w:pPr>
+        <w:spacing w:after="200" w:line="480" w:lineRule="auto"/>
+      </w:pPr>
+      <w:r>
+        <w:rPr>
+          <w:rFonts w:ascii="Times New Roman" w:cs="Times New Roman" w:eastAsia="Times New Roman" w:hAnsi="Times New Roman"/>
+          <w:i w:val="false"/>
+          <w:iCs w:val="false"/>
+          <w:sz w:val="24"/>
+          <w:szCs w:val="24"/>
+        </w:rPr>
+        <w:t xml:space="preserve">The practical advice that does follow is modest. If you are fixing a reported bug in a real repository, know that the public exam for that shape of work is SWE-bench, and know that a score is a property of a model plus a scaffold, not of a logo. If you are generating code you intend to run, prefer the reply that is executable and that tells you what it did not run. Both publishers, in different words, are already on the side of that preference. The poster is not in this conversation at all. It ranked the products on voice and called the ranking general. Coding does not have to inherit the ranking the poster assumed. Run the test and keep the patch that passes.</w:t>
       </w:r>
     </w:p>
     <w:p>
@@ -4976,7 +6251,157 @@
           <w:sz w:val="24"/>
           <w:szCs w:val="24"/>
         </w:rPr>
-        <w:t xml:space="preserve">The patch does not care which logo suggested it. It either applies or it does not. Everything else is a speech given beside a compiler, and compilers have never applauded.</w:t>
+        <w:t xml:space="preserve">A patch that fails the tests is not saved by attitude. The documents, for once, agree with the tests.</w:t>
+      </w:r>
+    </w:p>
+    <w:p>
+      <w:pPr>
+        <w:spacing w:after="200" w:line="480" w:lineRule="auto"/>
+      </w:pPr>
+      <w:r>
+        <w:rPr>
+          <w:rFonts w:ascii="Times New Roman" w:cs="Times New Roman" w:eastAsia="Times New Roman" w:hAnsi="Times New Roman"/>
+          <w:i w:val="false"/>
+          <w:iCs w:val="false"/>
+          <w:sz w:val="24"/>
+          <w:szCs w:val="24"/>
+        </w:rPr>
+        <w:t xml:space="preserve">A Monday-morning task makes the gap in the evidence obvious. You have a failing test and a stack trace. You want a patch you can apply, and you want to know whether anyone ran it. SWE-bench formalizes the first want: the patch has to move the tests the right way. OpenAI's craft rule formalizes the second, in miniature: code you mean to run should at least be syntactically real. Grok's sandbox is one place a snippet can be run before you trust it. None of those three facts tells you which window will solve your test faster today. They tell you what 'solved' ought to mean, and they tell you a snippet can be executed on the Grok side.</w:t>
+      </w:r>
+    </w:p>
+    <w:p>
+      <w:pPr>
+        <w:spacing w:after="200" w:line="480" w:lineRule="auto"/>
+      </w:pPr>
+      <w:r>
+        <w:rPr>
+          <w:rFonts w:ascii="Times New Roman" w:cs="Times New Roman" w:eastAsia="Times New Roman" w:hAnsi="Times New Roman"/>
+          <w:i w:val="false"/>
+          <w:iCs w:val="false"/>
+          <w:sz w:val="24"/>
+          <w:szCs w:val="24"/>
+        </w:rPr>
+        <w:t xml:space="preserve">Scaffold is the word that keeps logos from pretending to be scores. A model with a thin loop and a model with a thick loop are not the same contestant, even under one name. The SWE-bench readme is about the task and the tests. It is not a promise that the chat product, with its default settings, reproduces a lab run. Quoting a lab number as if it were the app would smuggle a scaffold you did not disclose. This chapter refuses the smuggle. If you need the number, go to the run, read the scaffold, and then decide. Do not borrow the number from a poster that never mentioned tests.</w:t>
+      </w:r>
+    </w:p>
+    <w:p>
+      <w:pPr>
+        <w:spacing w:after="200" w:line="480" w:lineRule="auto"/>
+      </w:pPr>
+      <w:r>
+        <w:rPr>
+          <w:rFonts w:ascii="Times New Roman" w:cs="Times New Roman" w:eastAsia="Times New Roman" w:hAnsi="Times New Roman"/>
+          <w:i w:val="false"/>
+          <w:iCs w:val="false"/>
+          <w:sz w:val="24"/>
+          <w:szCs w:val="24"/>
+        </w:rPr>
+        <w:t xml:space="preserve">Hallucinated imports are the everyday face of the aim the models page states. A function that looks plausible and does not exist will waste your afternoon. 'Minimal hallucinations' is the publisher hoping to waste fewer afternoons. OpenAI's duty not to get facts wrong is the same hope in the language of obligation. Hope and duty are why you still read the patch. They are not why you skip reading it. The adult use of either product on code is to treat the reply as a draft and the tests as the judge. The documents are compatible with that use. The proposition, which needs a winner, is not compatible with the missing table.</w:t>
+      </w:r>
+    </w:p>
+    <w:p>
+      <w:pPr>
+        <w:spacing w:after="200" w:line="480" w:lineRule="auto"/>
+      </w:pPr>
+      <w:r>
+        <w:rPr>
+          <w:rFonts w:ascii="Times New Roman" w:cs="Times New Roman" w:eastAsia="Times New Roman" w:hAnsi="Times New Roman"/>
+          <w:i w:val="false"/>
+          <w:iCs w:val="false"/>
+          <w:sz w:val="24"/>
+          <w:szCs w:val="24"/>
+        </w:rPr>
+        <w:t xml:space="preserve">So the coding comparison ends where an honest bench ends, at the protocol. Define the tasks. Freeze the settings. Count the patches that pass and the ones that fail while sounding sure. Publish it. Until that page exists, both products remain tools you can try on your own bug, and neither logo has earned the sentence 'better at coding' from this ledger. The poster did not run the protocol. This chapter will not pretend it did.</w:t>
+      </w:r>
+    </w:p>
+    <w:p>
+      <w:pPr>
+        <w:spacing w:after="200" w:line="480" w:lineRule="auto"/>
+      </w:pPr>
+      <w:r>
+        <w:rPr>
+          <w:rFonts w:ascii="Times New Roman" w:cs="Times New Roman" w:eastAsia="Times New Roman" w:hAnsi="Times New Roman"/>
+          <w:i w:val="false"/>
+          <w:iCs w:val="false"/>
+          <w:sz w:val="24"/>
+          <w:szCs w:val="24"/>
+        </w:rPr>
+        <w:t xml:space="preserve">Two more distinctions keep the coding chapter from sliding back into a ranking. First, a chat reply and a lab run are different contestants. SWE-bench scores, when they exist, belong to a model plus a harness. The readme defines the task. It does not certify the default window. Second, a sandbox that runs Python is evidence you can see, and a duty that code should parse is a standard you can apply with your eyes. Seeing a traceback and applying a standard are both useful. Neither is a win rate. If you want the win rate, freeze the tasks and publish the table. This paper's refusal to invent that table is the mixed verdict, said again in the place where a fake precision would have been most tempting.</w:t>
+      </w:r>
+    </w:p>
+    <w:p>
+      <w:pPr>
+        <w:spacing w:after="200" w:line="480" w:lineRule="auto"/>
+      </w:pPr>
+      <w:r>
+        <w:rPr>
+          <w:rFonts w:ascii="Times New Roman" w:cs="Times New Roman" w:eastAsia="Times New Roman" w:hAnsi="Times New Roman"/>
+          <w:i w:val="false"/>
+          <w:iCs w:val="false"/>
+          <w:sz w:val="24"/>
+          <w:szCs w:val="24"/>
+        </w:rPr>
+        <w:t xml:space="preserve">Day to day, the honest workflow is the same in either window. Read the patch. Run the test you already have. Believe a claim that survived the test. Discount a claim that only sounds sure. OpenAI's craft rule and the Grok sandbox both sit comfortably next to that workflow. The proposition does not. It needs ChatGPT to be ahead on the work people bring, and the ledger does not contain the race. Use the tools. Do not inherit the poster's ranking.</w:t>
+      </w:r>
+    </w:p>
+    <w:p>
+      <w:pPr>
+        <w:spacing w:after="200" w:line="480" w:lineRule="auto"/>
+      </w:pPr>
+      <w:r>
+        <w:rPr>
+          <w:rFonts w:ascii="Times New Roman" w:cs="Times New Roman" w:eastAsia="Times New Roman" w:hAnsi="Times New Roman"/>
+          <w:i w:val="false"/>
+          <w:iCs w:val="false"/>
+          <w:sz w:val="24"/>
+          <w:szCs w:val="24"/>
+        </w:rPr>
+        <w:t xml:space="preserve">The coding chapter can close on a single refusal. It will not convert a task definition, a syntax duty, a sandbox, or an aim about ungrounded claims into a ranking of logos. Those four things are already enough to work responsibly: know what a real fix is, read the patch, run something, and do not trust sureness alone. They are not enough to say which product is ahead. The proposition says ChatGPT is ahead. The ledger says the race was not published here. Mixed is that sentence, and it is the one a careful reader should keep. Bring your own failing test, watch which draft survives it, and let that afternoon teach you more than the poster did. Repeat the afternoon on a second bug before you trust the lesson. A logo is not a result.</w:t>
+      </w:r>
+    </w:p>
+    <w:p>
+      <w:pPr>
+        <w:spacing w:after="200" w:line="480" w:lineRule="auto"/>
+      </w:pPr>
+      <w:r>
+        <w:rPr>
+          <w:rFonts w:ascii="Times New Roman" w:cs="Times New Roman" w:eastAsia="Times New Roman" w:hAnsi="Times New Roman"/>
+          <w:i w:val="false"/>
+          <w:iCs w:val="false"/>
+          <w:sz w:val="24"/>
+          <w:szCs w:val="24"/>
+        </w:rPr>
+        <w:t xml:space="preserve">One concrete workflow closes the coding discussion without a trophy. Paste the failure. Read the proposed patch. Run the test you already trust. Keep the patch only if the test moves the right way. OpenAI's rule that functional code should actually parse, and Grok's sandbox where a snippet can be executed, both belong next to that workflow. SWE-bench explains why the test, not the tone, is the judge, and why five hundred checked problems are a serious slice rather than a toy. None of those facts elects a logo. They elect a habit: drafts are cheap, and passing tests are the result. The proposition wanted an election. The pages published a habit.</w:t>
+      </w:r>
+    </w:p>
+    <w:p>
+      <w:pPr>
+        <w:spacing w:after="200" w:line="480" w:lineRule="auto"/>
+      </w:pPr>
+      <w:r>
+        <w:rPr>
+          <w:rFonts w:ascii="Times New Roman" w:cs="Times New Roman" w:eastAsia="Times New Roman" w:hAnsi="Times New Roman"/>
+          <w:i w:val="false"/>
+          <w:iCs w:val="false"/>
+          <w:sz w:val="24"/>
+          <w:szCs w:val="24"/>
+        </w:rPr>
+        <w:t xml:space="preserve">Keep the draft cheap and the test expensive. That habit fits every page cited in this chapter, and it elects no logo. Ahead would be a published count of patches that survived. The count is not here. Until it is, the honest line is mixed, and the practical line is to run the test yourself.</w:t>
+      </w:r>
+    </w:p>
+    <w:p>
+      <w:pPr>
+        <w:spacing w:after="200" w:line="480" w:lineRule="auto"/>
+      </w:pPr>
+      <w:r>
+        <w:rPr>
+          <w:rFonts w:ascii="Times New Roman" w:cs="Times New Roman" w:eastAsia="Times New Roman" w:hAnsi="Times New Roman"/>
+          <w:i w:val="false"/>
+          <w:iCs w:val="false"/>
+          <w:sz w:val="24"/>
+          <w:szCs w:val="24"/>
+        </w:rPr>
+        <w:t xml:space="preserve">Run the test. Read the patch. Trust the result you can rerun. That is the whole coding moral, and it does not name a winner between the two products people open.</w:t>
       </w:r>
     </w:p>
     <w:p>
@@ -5045,7 +6470,53 @@
           <w:sz w:val="24"/>
           <w:szCs w:val="24"/>
         </w:rPr>
-        <w:t xml:space="preserve">A tool, in the sense that matters here, is a way for the product to do something other than finish a paragraph. Search is a tool. Running code is a tool. Reaching into mail, a file store, or a calendar is a tool. Handing a task to a teammate that keeps working after the tab is closed is a tool in the broad sense, even when the page that describes it is a product page rather than an interface manual. The proposition under test says that, on tools of that acting kind, ChatGPT is the better tool. Better would require a comparison: the same sort of act, attempted through both products, with the outcome written down. What the ledger contains instead is a catalog and a rule. SpaceXSI publishes the catalog, partly on a welcome page for people using the product and partly on an overview of tools for people building against the interface. OpenAI publishes the rule, inside the specification, about what an assistant should do when confidence is too thin to speak plainly. A catalog shows what a publisher says can be invoked. A rule shows what a publisher says ought to happen at the moment of doubt. Neither artifact is a match. This chapter describes both, and it does not award the proposition a victory the artifacts do not contain. </w:t>
+        <w:t xml:space="preserve">A tool, here, is a way for the product to do something other than emit the next sentence. Search, run code, read your files, touch your calendar. The poster is silent on all of that, then implies a general ranking anyway. This chapter stays on the mechanisms the pages name. Grok's documentation is unusually concrete about them. ChatGPT's rulebook is concrete about when an assistant should reach for a tool and about how to treat tool output. Concrete on both sides is still not a bake-off.</w:t>
+      </w:r>
+    </w:p>
+    <w:p>
+      <w:pPr>
+        <w:spacing w:after="200" w:line="480" w:lineRule="auto"/>
+      </w:pPr>
+      <w:r>
+        <w:rPr>
+          <w:rFonts w:ascii="Times New Roman" w:cs="Times New Roman" w:eastAsia="Times New Roman" w:hAnsi="Times New Roman"/>
+          <w:i w:val="false"/>
+          <w:iCs w:val="false"/>
+          <w:sz w:val="24"/>
+          <w:szCs w:val="24"/>
+        </w:rPr>
+        <w:t xml:space="preserve">Start with the moment a tool should be used at all. OpenAI says that if the assistant lacks confidence, it should gather information with a tool, hedge, or say it cannot answer confidently. </w:t>
+      </w:r>
+      <w:r>
+        <w:rPr>
+          <w:rStyle w:val="FootnoteReference"/>
+        </w:rPr>
+        <w:footnoteReference w:id="27"/>
+      </w:r>
+      <w:r>
+        <w:rPr>
+          <w:rFonts w:ascii="Times New Roman" w:cs="Times New Roman" w:eastAsia="Times New Roman" w:hAnsi="Times New Roman"/>
+          <w:i w:val="false"/>
+          <w:iCs w:val="false"/>
+          <w:sz w:val="24"/>
+          <w:szCs w:val="24"/>
+        </w:rPr>
+        <w:t xml:space="preserve"> The tool is not a toy in that sentence. It is what you reach for instead of guessing. A product that answers from memory when a lookup was available is off this rule, if the memory was thin. The rule does not list Grok's tools, and it does not claim ChatGPT's tools are more numerous. It claims a discipline: uncertainty triggers a lookup or a hedge.</w:t>
+      </w:r>
+    </w:p>
+    <w:p>
+      <w:pPr>
+        <w:spacing w:after="200" w:line="480" w:lineRule="auto"/>
+      </w:pPr>
+      <w:r>
+        <w:rPr>
+          <w:rFonts w:ascii="Times New Roman" w:cs="Times New Roman" w:eastAsia="Times New Roman" w:hAnsi="Times New Roman"/>
+          <w:i w:val="false"/>
+          <w:iCs w:val="false"/>
+          <w:sz w:val="24"/>
+          <w:szCs w:val="24"/>
+        </w:rPr>
+        <w:t xml:space="preserve">Grok's API page defines tool use as action past text. The model can search, run code, query your data, or call a function you defined. </w:t>
       </w:r>
       <w:r>
         <w:rPr>
@@ -5055,30 +6526,185 @@
       </w:r>
       <w:r>
         <w:rPr>
+          <w:rFonts w:ascii="Times New Roman" w:cs="Times New Roman" w:eastAsia="Times New Roman" w:hAnsi="Times New Roman"/>
+          <w:i w:val="false"/>
+          <w:iCs w:val="false"/>
+          <w:sz w:val="24"/>
+          <w:szCs w:val="24"/>
+        </w:rPr>
+        <w:t xml:space="preserve"> Built-in tools run on SpaceXSI's servers. You send the configuration. The service runs the tool and returns the result. </w:t>
+      </w:r>
+      <w:r>
+        <w:rPr>
           <w:rStyle w:val="FootnoteReference"/>
         </w:rPr>
         <w:footnoteReference w:id="44"/>
       </w:r>
       <w:r>
         <w:rPr>
-          <w:rStyle w:val="FootnoteReference"/>
-        </w:rPr>
-        <w:footnoteReference w:id="28"/>
-      </w:r>
-    </w:p>
-    <w:p>
-      <w:pPr>
-        <w:spacing w:after="200" w:line="480" w:lineRule="auto"/>
-      </w:pPr>
-      <w:r>
-        <w:rPr>
-          <w:rFonts w:ascii="Times New Roman" w:cs="Times New Roman" w:eastAsia="Times New Roman" w:hAnsi="Times New Roman"/>
-          <w:i w:val="false"/>
-          <w:iCs w:val="false"/>
-          <w:sz w:val="24"/>
-          <w:szCs w:val="24"/>
-        </w:rPr>
-        <w:t xml:space="preserve">The two SpaceXSI pages are not the same door, and collapsing them is how a tool list gets mistaken for a product contest. The welcome page talks to a person who has the product open. It talks about uploads, about connectors, and about a bot surface. The tools overview talks to someone building with the interface. It talks about a loop, about built-in tools that run on the publisher's servers, and about calling functions the developer defines. A person chatting on the web may be benefited by machinery the developer overview describes. The benefit is not demonstrated by putting the two documents in one footnote. They share a publisher, SpaceXSI, and they were read on 16 October 2026. The welcome page was last updated on 10 October 2026. The tools overview carries the same update date. Shared dates do not fuse a consumer sentence to an interface sentence. The chapter keeps them apart on purpose. Consumer connectors are described as connectors. The developer loop is described as a loop. Where these pages do not say which product performs an act more reliably, the chapter does not invent the missing trial, rather than letting a longer list impersonate a better product. </w:t>
+          <w:rFonts w:ascii="Times New Roman" w:cs="Times New Roman" w:eastAsia="Times New Roman" w:hAnsi="Times New Roman"/>
+          <w:i w:val="false"/>
+          <w:iCs w:val="false"/>
+          <w:sz w:val="24"/>
+          <w:szCs w:val="24"/>
+        </w:rPr>
+        <w:t xml:space="preserve"> Your own functions are the other category: the model asks for the call, and your code does the work. That split matters. Server-side tools are convenient and out of your process. Function calls keep the side effect in your process. A serious assistant needs both shapes. The page describes both.</w:t>
+      </w:r>
+    </w:p>
+    <w:p>
+      <w:pPr>
+        <w:spacing w:after="200" w:line="480" w:lineRule="auto"/>
+      </w:pPr>
+      <w:r>
+        <w:rPr>
+          <w:rFonts w:ascii="Times New Roman" w:cs="Times New Roman" w:eastAsia="Times New Roman" w:hAnsi="Times New Roman"/>
+          <w:i w:val="false"/>
+          <w:iCs w:val="false"/>
+          <w:sz w:val="24"/>
+          <w:szCs w:val="24"/>
+        </w:rPr>
+        <w:t xml:space="preserve">The loop is simple enough to say in one breath, and the page says it. The model looks at the question, decides whether it needs an action, calls a tool or writes a final answer, takes the result, and continues until it has enough. </w:t>
+      </w:r>
+      <w:r>
+        <w:rPr>
+          <w:rStyle w:val="FootnoteReference"/>
+        </w:rPr>
+        <w:footnoteReference w:id="23"/>
+      </w:r>
+      <w:r>
+        <w:rPr>
+          <w:rFonts w:ascii="Times New Roman" w:cs="Times New Roman" w:eastAsia="Times New Roman" w:hAnsi="Times New Roman"/>
+          <w:i w:val="false"/>
+          <w:iCs w:val="false"/>
+          <w:sz w:val="24"/>
+          <w:szCs w:val="24"/>
+        </w:rPr>
+        <w:t xml:space="preserve"> The end is a final response, with citations where they apply. </w:t>
+      </w:r>
+      <w:r>
+        <w:rPr>
+          <w:rStyle w:val="FootnoteReference"/>
+        </w:rPr>
+        <w:footnoteReference w:id="24"/>
+      </w:r>
+      <w:r>
+        <w:rPr>
+          <w:rFonts w:ascii="Times New Roman" w:cs="Times New Roman" w:eastAsia="Times New Roman" w:hAnsi="Times New Roman"/>
+          <w:i w:val="false"/>
+          <w:iCs w:val="false"/>
+          <w:sz w:val="24"/>
+          <w:szCs w:val="24"/>
+        </w:rPr>
+        <w:t xml:space="preserve"> Citations are the part a careful user should love. A search that does not show its sources is a rumor. A search that shows them is a trail you can check. The page requires the trail where it applies. It does not require you to trust the trail blindly.</w:t>
+      </w:r>
+    </w:p>
+    <w:p>
+      <w:pPr>
+        <w:spacing w:after="200" w:line="480" w:lineRule="auto"/>
+      </w:pPr>
+      <w:r>
+        <w:rPr>
+          <w:rFonts w:ascii="Times New Roman" w:cs="Times New Roman" w:eastAsia="Times New Roman" w:hAnsi="Times New Roman"/>
+          <w:i w:val="false"/>
+          <w:iCs w:val="false"/>
+          <w:sz w:val="24"/>
+          <w:szCs w:val="24"/>
+        </w:rPr>
+        <w:t xml:space="preserve">The named built-ins are a list, not a vibe. One looks up ordinary websites. </w:t>
+      </w:r>
+      <w:r>
+        <w:rPr>
+          <w:rStyle w:val="FootnoteReference"/>
+        </w:rPr>
+        <w:footnoteReference w:id="40"/>
+      </w:r>
+      <w:r>
+        <w:rPr>
+          <w:rFonts w:ascii="Times New Roman" w:cs="Times New Roman" w:eastAsia="Times New Roman" w:hAnsi="Times New Roman"/>
+          <w:i w:val="false"/>
+          <w:iCs w:val="false"/>
+          <w:sz w:val="24"/>
+          <w:szCs w:val="24"/>
+        </w:rPr>
+        <w:t xml:space="preserve"> Another looks up posts and the people who wrote them. </w:t>
+      </w:r>
+      <w:r>
+        <w:rPr>
+          <w:rStyle w:val="FootnoteReference"/>
+        </w:rPr>
+        <w:footnoteReference w:id="16"/>
+      </w:r>
+      <w:r>
+        <w:rPr>
+          <w:rFonts w:ascii="Times New Roman" w:cs="Times New Roman" w:eastAsia="Times New Roman" w:hAnsi="Times New Roman"/>
+          <w:i w:val="false"/>
+          <w:iCs w:val="false"/>
+          <w:sz w:val="24"/>
+          <w:szCs w:val="24"/>
+        </w:rPr>
+        <w:t xml:space="preserve"> A third runs Python where the snippet cannot wander off. </w:t>
+      </w:r>
+      <w:r>
+        <w:rPr>
+          <w:rStyle w:val="FootnoteReference"/>
+        </w:rPr>
+        <w:footnoteReference w:id="42"/>
+      </w:r>
+      <w:r>
+        <w:rPr>
+          <w:rFonts w:ascii="Times New Roman" w:cs="Times New Roman" w:eastAsia="Times New Roman" w:hAnsi="Times New Roman"/>
+          <w:i w:val="false"/>
+          <w:iCs w:val="false"/>
+          <w:sz w:val="24"/>
+          <w:szCs w:val="24"/>
+        </w:rPr>
+        <w:t xml:space="preserve"> Those three cover a lot of what people mean when they say an assistant can act: look something up, look up a conversation, run a snippet. Image generation is on the same menu. I am not going to rank image tools here. I am going to note that the menu is published as a menu, with names, rather than as a promise of general intelligence.</w:t>
+      </w:r>
+    </w:p>
+    <w:p>
+      <w:pPr>
+        <w:spacing w:after="200" w:line="480" w:lineRule="auto"/>
+      </w:pPr>
+      <w:r>
+        <w:rPr>
+          <w:rFonts w:ascii="Times New Roman" w:cs="Times New Roman" w:eastAsia="Times New Roman" w:hAnsi="Times New Roman"/>
+          <w:i w:val="false"/>
+          <w:iCs w:val="false"/>
+          <w:sz w:val="24"/>
+          <w:szCs w:val="24"/>
+        </w:rPr>
+        <w:t xml:space="preserve">There is a hard boundary next to the menu, and skipping it would turn the menu into magic. The models page is blunt about news: until server-side search is enabled, today's events are outside what Grok knows. </w:t>
+      </w:r>
+      <w:r>
+        <w:rPr>
+          <w:rStyle w:val="FootnoteReference"/>
+        </w:rPr>
+        <w:footnoteReference w:id="17"/>
+      </w:r>
+      <w:r>
+        <w:rPr>
+          <w:rFonts w:ascii="Times New Roman" w:cs="Times New Roman" w:eastAsia="Times New Roman" w:hAnsi="Times New Roman"/>
+          <w:i w:val="false"/>
+          <w:iCs w:val="false"/>
+          <w:sz w:val="24"/>
+          <w:szCs w:val="24"/>
+        </w:rPr>
+        <w:t xml:space="preserve"> So the tools are not ambient. They are a switch. A reply about today's news, with the switch off, is guessing. A reply with the switch on is at least in a position to look. The poster said 'same internet' as if the internet were always in the room. The page says the internet enters when the tool is on.</w:t>
+      </w:r>
+    </w:p>
+    <w:p>
+      <w:pPr>
+        <w:spacing w:after="200" w:line="480" w:lineRule="auto"/>
+      </w:pPr>
+      <w:r>
+        <w:rPr>
+          <w:rFonts w:ascii="Times New Roman" w:cs="Times New Roman" w:eastAsia="Times New Roman" w:hAnsi="Times New Roman"/>
+          <w:i w:val="false"/>
+          <w:iCs w:val="false"/>
+          <w:sz w:val="24"/>
+          <w:szCs w:val="24"/>
+        </w:rPr>
+        <w:t xml:space="preserve">The consumer product, as opposed to the API, has its own doors into your stuff. The welcome page says you can connect tools so Grok can reach your email, files, and calendar inside a chat. </w:t>
       </w:r>
       <w:r>
         <w:rPr>
@@ -5088,9 +6714,13 @@
       </w:r>
       <w:r>
         <w:rPr>
-          <w:rStyle w:val="FootnoteReference"/>
-        </w:rPr>
-        <w:footnoteReference w:id="43"/>
+          <w:rFonts w:ascii="Times New Roman" w:cs="Times New Roman" w:eastAsia="Times New Roman" w:hAnsi="Times New Roman"/>
+          <w:i w:val="false"/>
+          <w:iCs w:val="false"/>
+          <w:sz w:val="24"/>
+          <w:szCs w:val="24"/>
+        </w:rPr>
+        <w:t xml:space="preserve"> It says you can upload files, including PDFs, spreadsheets, code, and audio, for analysis and extraction. </w:t>
       </w:r>
       <w:r>
         <w:rPr>
@@ -5100,9 +6730,13 @@
       </w:r>
       <w:r>
         <w:rPr>
-          <w:rStyle w:val="FootnoteReference"/>
-        </w:rPr>
-        <w:footnoteReference w:id="23"/>
+          <w:rFonts w:ascii="Times New Roman" w:cs="Times New Roman" w:eastAsia="Times New Roman" w:hAnsi="Times New Roman"/>
+          <w:i w:val="false"/>
+          <w:iCs w:val="false"/>
+          <w:sz w:val="24"/>
+          <w:szCs w:val="24"/>
+        </w:rPr>
+        <w:t xml:space="preserve"> It also describes a separate surface that hands work to teammates on a persistent cloud computer. </w:t>
       </w:r>
       <w:r>
         <w:rPr>
@@ -5112,387 +6746,58 @@
       </w:r>
       <w:r>
         <w:rPr>
-          <w:rStyle w:val="FootnoteReference"/>
-        </w:rPr>
-        <w:footnoteReference w:id="44"/>
-      </w:r>
-    </w:p>
-    <w:p>
-      <w:pPr>
-        <w:spacing w:after="200" w:line="480" w:lineRule="auto"/>
-      </w:pPr>
-      <w:r>
-        <w:rPr>
-          <w:rFonts w:ascii="Times New Roman" w:cs="Times New Roman" w:eastAsia="Times New Roman" w:hAnsi="Times New Roman"/>
-          <w:i w:val="false"/>
-          <w:iCs w:val="false"/>
-          <w:sz w:val="24"/>
-          <w:szCs w:val="24"/>
-        </w:rPr>
-        <w:t xml:space="preserve">The tools overview's first claim, for this chapter's purpose, is about the kind of thing a tool is. Tool calling is how the assistant is enabled to act past the mere production of text. The overview's examples of that beyond include searching, executing code, querying a caller's data, and invoking functions the caller defined. Text production is the old boundary. A model that only continues a paragraph can describe a flight, a file, or a bug. A model with tools can be wired to go and look, or to run, or to ask an outside system to do a defined thing. Wiring is not wisdom. The sentence establishes a category: actions, not just tokens. It does not establish that every action succeeds, that every action is permitted, or that the category is populated more usefully here than inside ChatGPT. ChatGPT is simply not the subject of the sentence. A reader holding the proposition will want the sentence to pick a side. The sentence picks a category and stops. Category errors are the main hazard of this chapter. A list of acts is not a quality score for acts. </w:t>
-      </w:r>
-      <w:r>
-        <w:rPr>
-          <w:rStyle w:val="FootnoteReference"/>
-        </w:rPr>
-        <w:footnoteReference w:id="44"/>
-      </w:r>
-    </w:p>
-    <w:p>
-      <w:pPr>
-        <w:spacing w:after="200" w:line="480" w:lineRule="auto"/>
-      </w:pPr>
-      <w:r>
-        <w:rPr>
-          <w:rFonts w:ascii="Times New Roman" w:cs="Times New Roman" w:eastAsia="Times New Roman" w:hAnsi="Times New Roman"/>
-          <w:i w:val="false"/>
-          <w:iCs w:val="false"/>
-          <w:sz w:val="24"/>
-          <w:szCs w:val="24"/>
-        </w:rPr>
-        <w:t xml:space="preserve">Built-in tools, on that same overview, run on servers SpaceXSI operates. The caller supplies configuration. The platform performs the execution and returns the results. That division of labor is the difference between a tool the publisher hosts and a function the caller implements. For a hosted tool, the caller does not stand up the search index or the code sandbox. The caller says, in the request, that the tool is available, and the platform does the running. For a function the caller defines, the model can request the call, and the caller decides what happens when the request arrives. The overview presents both patterns. Hosted execution means the publisher is in the path of the act: the query leaves, the work occurs on the publisher's side, the result comes back. That is a real architectural claim. It says the act is not a pantomime inside the paragraph. It does not say the act is fast, cheap, complete, or superior to any tool a person can reach from the other product. Servers are a where. A where is not a winner. The proposition needs a winner. The sentence about servers gives the where, and the where is SpaceXSI's infrastructure for those built-ins. </w:t>
-      </w:r>
-      <w:r>
-        <w:rPr>
-          <w:rStyle w:val="FootnoteReference"/>
-        </w:rPr>
-        <w:footnoteReference w:id="47"/>
-      </w:r>
-    </w:p>
-    <w:p>
-      <w:pPr>
-        <w:spacing w:after="200" w:line="480" w:lineRule="auto"/>
-      </w:pPr>
-      <w:r>
-        <w:rPr>
-          <w:rFonts w:ascii="Times New Roman" w:cs="Times New Roman" w:eastAsia="Times New Roman" w:hAnsi="Times New Roman"/>
-          <w:i w:val="false"/>
-          <w:iCs w:val="false"/>
-          <w:sz w:val="24"/>
-          <w:szCs w:val="24"/>
-        </w:rPr>
-        <w:t xml:space="preserve">The overview then describes a loop, and the loop is the part that makes tools more than a menu. A menu would be a list the model mentions. A loop is a sequence in which the model can ask for work, receive the fruit of that work, and decide again. The documented decision, at the point of choosing a next step, is binary in the finding's own words of summary. Either another tool call is made, or a final answer is given. That binary is what makes the process a loop rather than a single flourish. If the information is not in hand, the model can call. If a call has returned and the result is still thin, nothing in the binary forbids another call. If the model judges that it can answer, it leaves the loop. The overview also says the request is analyzed for what information or actions are needed, that a built-in tool is executed while a custom function comes back as a request, and that results are processed until enough information has been gathered. Those are the mechanics around the binary. They describe a machine for persisting at a question. They do not describe a measurement of whether the machine persists usefully, or whether some other company's machine persists better. A well-drawn loop can still call the wrong tool. A badly drawn sentence can still be right. The drawing is what this page contributes. </w:t>
-      </w:r>
-      <w:r>
-        <w:rPr>
-          <w:rStyle w:val="FootnoteReference"/>
-        </w:rPr>
-        <w:footnoteReference w:id="23"/>
-      </w:r>
-      <w:r>
-        <w:rPr>
-          <w:rStyle w:val="FootnoteReference"/>
-        </w:rPr>
-        <w:footnoteReference w:id="44"/>
-      </w:r>
-      <w:r>
-        <w:rPr>
-          <w:rStyle w:val="FootnoteReference"/>
-        </w:rPr>
-        <w:footnoteReference w:id="47"/>
-      </w:r>
-    </w:p>
-    <w:p>
-      <w:pPr>
-        <w:spacing w:after="200" w:line="480" w:lineRule="auto"/>
-      </w:pPr>
-      <w:r>
-        <w:rPr>
-          <w:rFonts w:ascii="Times New Roman" w:cs="Times New Roman" w:eastAsia="Times New Roman" w:hAnsi="Times New Roman"/>
-          <w:i w:val="false"/>
-          <w:iCs w:val="false"/>
-          <w:sz w:val="24"/>
-          <w:szCs w:val="24"/>
-        </w:rPr>
-        <w:t xml:space="preserve">The loop has a documented ending, and the ending is not a shrug. The overview says the process returns a final response, with citations where they apply. A final response means the loop is supposed to cash out in an answer rather than in an endless series of calls. Citations, where they apply, mean that information gathered through tools is not left as an unsourced blur. The overview says the interface returns source addresses for information tools gathered, and it points at citations as the way to read them. That is a norm about traceability. A search that cannot be inspected is a rumor with extra steps. A search that comes back with places to look is still capable of being wrong, but it is capable of being checked by the person, because the person has been handed somewhere to go. Where they apply is a limit inside the norm. Not every sentence in a final response is a borrowed fact. Some sentences are arithmetic, or a restatement of what the user just said, or code. The norm attaches citations to the part of the answer that came from the tool-gathered material. None of this names ChatGPT, and none of it counts failures. It tells a builder what the end of the loop is supposed to look like: an answer, plus a trail when a trail is the honest shape. </w:t>
-      </w:r>
-      <w:r>
-        <w:rPr>
-          <w:rStyle w:val="FootnoteReference"/>
-        </w:rPr>
-        <w:footnoteReference w:id="24"/>
-      </w:r>
-    </w:p>
-    <w:p>
-      <w:pPr>
-        <w:spacing w:after="200" w:line="480" w:lineRule="auto"/>
-      </w:pPr>
-      <w:r>
-        <w:rPr>
-          <w:rFonts w:ascii="Times New Roman" w:cs="Times New Roman" w:eastAsia="Times New Roman" w:hAnsi="Times New Roman"/>
-          <w:i w:val="false"/>
-          <w:iCs w:val="false"/>
-          <w:sz w:val="24"/>
-          <w:szCs w:val="24"/>
-        </w:rPr>
-        <w:t xml:space="preserve">The catalog of named built-ins is where the abstract loop becomes particular, and particular is the only form in which a tool can be compared later. Web search is named. The overview's gloss is searching the web and browsing pages. Search, in that gloss, is not a metaphor for remembering. It is a tool that goes out to pages. Browsing pages says the tool is not limited to a one-line snippet from a search box. It can open the page. A separate built-in searches X. The overview says that one covers posts, users, and threads. Posts are not users, and users are not threads. The line is a scope statement for a specific network, not a confession about any one old message. Nothing in the line dates a post, names an author, or promises that a joke will be attached. The two search tools sit side by side, which matters because they are not interchangeable. The public web and the posts on X are different piles. A publisher that names both has documented two reaches. Two reaches are not a claim that the reaches are wiser, kinder, or more accurate than the reaches inside another product. They are a claim that these reaches exist as named tools. </w:t>
-      </w:r>
-      <w:r>
-        <w:rPr>
-          <w:rStyle w:val="FootnoteReference"/>
-        </w:rPr>
-        <w:footnoteReference w:id="37"/>
-      </w:r>
-      <w:r>
-        <w:rPr>
-          <w:rStyle w:val="FootnoteReference"/>
-        </w:rPr>
-        <w:footnoteReference w:id="16"/>
-      </w:r>
-    </w:p>
-    <w:p>
-      <w:pPr>
-        <w:spacing w:after="200" w:line="480" w:lineRule="auto"/>
-      </w:pPr>
-      <w:r>
-        <w:rPr>
-          <w:rFonts w:ascii="Times New Roman" w:cs="Times New Roman" w:eastAsia="Times New Roman" w:hAnsi="Times New Roman"/>
-          <w:i w:val="false"/>
-          <w:iCs w:val="false"/>
-          <w:sz w:val="24"/>
-          <w:szCs w:val="24"/>
-        </w:rPr>
-        <w:t xml:space="preserve">Code execution belongs in this chapter because it is an act, and it belonged in the coding chapter because the act is code. The chapters are not allowed to share a speech, so the point here is the tool-ness of the sentence rather than the craft of patching. The overview names execution of Python, and it places that execution in a sandbox. In a tool loop, that means one of the calls available, when the tool is enabled, is a call that runs Python rather than a call that only talks about Python. The sandbox is the boundary around the run. A boundary is part of the tool's definition, not a decorative adjective. Running code without a boundary would be a different and more dangerous product claim, and it is not the claim this sentence makes. Python is the language the sentence is willing to name. A person who needs a different language to be executed, as opposed to merely discussed, cannot cite this line as a promise. A person who needs the run to have beaten another product's run cannot cite this line as a result. The line is a capability inscription: this tool runs that language in that kind of box. Capability inscriptions are how catalogs are built. Catalogs are how later comparisons become possible. The inscription is not itself the later comparison. </w:t>
-      </w:r>
-      <w:r>
-        <w:rPr>
-          <w:rStyle w:val="FootnoteReference"/>
-        </w:rPr>
-        <w:footnoteReference w:id="41"/>
-      </w:r>
-    </w:p>
-    <w:p>
-      <w:pPr>
-        <w:spacing w:after="200" w:line="480" w:lineRule="auto"/>
-      </w:pPr>
-      <w:r>
-        <w:rPr>
-          <w:rFonts w:ascii="Times New Roman" w:cs="Times New Roman" w:eastAsia="Times New Roman" w:hAnsi="Times New Roman"/>
-          <w:i w:val="false"/>
-          <w:iCs w:val="false"/>
-          <w:sz w:val="24"/>
-          <w:szCs w:val="24"/>
-        </w:rPr>
-        <w:t xml:space="preserve">Search tools earn their place in the catalog by a limitation the models page states in plain language. Without those tools, the documented model has no knowledge of current events, and no knowledge of data beyond what was present in its training. The page's remedy is to enable the server-side search tools when the request needs data from the present. The limitation is easy to sneer at and important to read exactly. It does not say the model knows nothing. It says current events, and data that was not in training, are outside what the model knows on its own. A question about a stable algorithm can sit inside training. A question about this morning cannot. The tool loop is the publisher's answer to that gap: do not pretend the gap is full, call the search tool, then answer. That answer connects the models page to the tools overview without requiring any claim about ChatGPT's memory or ChatGPT's browser. Those are simply not described by this finding. What is described is a dependency. Freshness, for this publisher's documented model, is a tool phenomenon rather than a personality phenomenon. If the tool is off, the model is confined to training. If the tool is on, the loop described above is how freshness is supposed to enter the reply, citations included where they apply. Dependency is a design fact. It is not a trophy handed to either logo. </w:t>
-      </w:r>
-      <w:r>
-        <w:rPr>
-          <w:rStyle w:val="FootnoteReference"/>
-        </w:rPr>
-        <w:footnoteReference w:id="17"/>
-      </w:r>
-      <w:r>
-        <w:rPr>
-          <w:rStyle w:val="FootnoteReference"/>
-        </w:rPr>
-        <w:footnoteReference w:id="37"/>
-      </w:r>
-      <w:r>
-        <w:rPr>
-          <w:rStyle w:val="FootnoteReference"/>
-        </w:rPr>
-        <w:footnoteReference w:id="23"/>
-      </w:r>
-      <w:r>
-        <w:rPr>
-          <w:rStyle w:val="FootnoteReference"/>
-        </w:rPr>
-        <w:footnoteReference w:id="24"/>
-      </w:r>
-    </w:p>
-    <w:p>
-      <w:pPr>
-        <w:spacing w:after="200" w:line="480" w:lineRule="auto"/>
-      </w:pPr>
-      <w:r>
-        <w:rPr>
-          <w:rFonts w:ascii="Times New Roman" w:cs="Times New Roman" w:eastAsia="Times New Roman" w:hAnsi="Times New Roman"/>
-          <w:i w:val="false"/>
-          <w:iCs w:val="false"/>
-          <w:sz w:val="24"/>
-          <w:szCs w:val="24"/>
-        </w:rPr>
-        <w:t xml:space="preserve">The consumer page documents a different way of acting, one that does not look like an interface parameter. Connectors, as the welcome page describes them, let the assistant reach email, files, and a calendar from inside the conversation. The person does not have to leave the chat, copy a thread by hand, and paste it back. The page presents that reach as a connection of tools the person already uses. Mail is other people's words and the person's own obligations. Files are the work that already exists. A calendar is time, which is a fact a paragraph cannot invent responsibly. Putting those three within the chat is a claim about integration. Integration can be shallow, a link and a prayer, or deep, an actual read of the inbox. The welcome sentence says the assistant can reach them right inside the chat. Reach is an ability claim at the level of a product description. It is not a study of error rates, missed meetings, or leaked mail. It is also not a study of whatever connection features the other product might offer, because the other product is not the page's topic. For the proposition, the connector sentence is evidence that Grok's published consumer surface includes acting on mail, files, and a calendar. It is not evidence that this surface is the better actor. </w:t>
-      </w:r>
-      <w:r>
-        <w:rPr>
-          <w:rStyle w:val="FootnoteReference"/>
-        </w:rPr>
-        <w:footnoteReference w:id="43"/>
-      </w:r>
-    </w:p>
-    <w:p>
-      <w:pPr>
-        <w:spacing w:after="200" w:line="480" w:lineRule="auto"/>
-      </w:pPr>
-      <w:r>
-        <w:rPr>
-          <w:rFonts w:ascii="Times New Roman" w:cs="Times New Roman" w:eastAsia="Times New Roman" w:hAnsi="Times New Roman"/>
-          <w:i w:val="false"/>
-          <w:iCs w:val="false"/>
-          <w:sz w:val="24"/>
-          <w:szCs w:val="24"/>
-        </w:rPr>
-        <w:t xml:space="preserve">Uploads are the consumer capability that sits one step closer to the person's own disk. The welcome page lists files a person can hand over: PDFs, images, spreadsheets, code, audio, and more. The purposes it names are analysis, extraction, and summarization. Those purposes are acts performed on material the person supplied, which distinguishes an upload from a web search. A search goes out to the world. An upload brings the person's artifact in. Code appears in the upload list, which matters for anyone trying to drag the coding chapter back into this one. The welcome page is willing to receive code as a file, for analysis, extraction, or summary. Receiving a file is not the same sentence as executing Python in a sandbox, and it is not the same sentence as producing a patch that resolves a repository issue. It is a door. Spreadsheets and PDFs on the same list show that the door is not reserved for source code. Audio on the list shows it is not reserved for text. A wide door is a product fact. Width is not accuracy. A product can accept a PDF and then misread the table. The page does not report the misread rate, and it does not report anyone else's. The finding stops at the existence of the upload capability and the purposes named beside it. This chapter stops there too. </w:t>
-      </w:r>
-      <w:r>
-        <w:rPr>
-          <w:rStyle w:val="FootnoteReference"/>
-        </w:rPr>
-        <w:footnoteReference w:id="45"/>
-      </w:r>
-    </w:p>
-    <w:p>
-      <w:pPr>
-        <w:spacing w:after="200" w:line="480" w:lineRule="auto"/>
-      </w:pPr>
-      <w:r>
-        <w:rPr>
-          <w:rFonts w:ascii="Times New Roman" w:cs="Times New Roman" w:eastAsia="Times New Roman" w:hAnsi="Times New Roman"/>
-          <w:i w:val="false"/>
-          <w:iCs w:val="false"/>
-          <w:sz w:val="24"/>
-          <w:szCs w:val="24"/>
-        </w:rPr>
-        <w:t xml:space="preserve">A third consumer surface is easy to mistake for a metaphor. The welcome page points to Grok Bot and describes handing real work to automated teammates on a cloud computer that persists. Real work is the page's phrase for the kind of assignment, as against a purely conversational aside. Teammates, in that sentence, are automated workers rather than a single reply. A cloud computer that persists is a place that outlasts the turn. Persistence is the feature that separates this surface from a tool call that lives and dies inside one request. A loop inside one request can call search, read the result, and answer. A persistent computer can, if the page's description is taken at its word, keep a task after the person has looked away. Taken at its word is the right standard, because the page is a description of a surface, not a log of tasks completed. The chapter believes the page about what it offers. The chapter does not believe the page about quality it never mentions. No success rate appears. No comparison with any other company's agents appears. The proposition would love a comparison. The welcome page supplies a destination: a bot surface, teammates, a computer that stays. A destination is something a person can be pointed toward. It is not a verdict on the pointing. </w:t>
-      </w:r>
-      <w:r>
-        <w:rPr>
-          <w:rStyle w:val="FootnoteReference"/>
-        </w:rPr>
-        <w:footnoteReference w:id="46"/>
-      </w:r>
-    </w:p>
-    <w:p>
-      <w:pPr>
-        <w:spacing w:after="200" w:line="480" w:lineRule="auto"/>
-      </w:pPr>
-      <w:r>
-        <w:rPr>
-          <w:rFonts w:ascii="Times New Roman" w:cs="Times New Roman" w:eastAsia="Times New Roman" w:hAnsi="Times New Roman"/>
-          <w:i w:val="false"/>
-          <w:iCs w:val="false"/>
-          <w:sz w:val="24"/>
-          <w:szCs w:val="24"/>
-        </w:rPr>
-        <w:t xml:space="preserve">OpenAI's side of this ledger is not a catalog. It is a rule about doubt. The specification says that when confidence is insufficient, the assistant should gather more information with a tool, or hedge the answer, or explain that it cannot give a confident answer. The ledger's own proposition compresses the three branches into a tool, a hedge, or an admission. The compression is fair, and the order is informative. A tool comes first in the sentence, which fits a chapter about tools: the preferred repair for ignorance, when a tool exists, is to go and get the missing information rather than to decorate the ignorance. A hedge is the branch for when the answer can still be given but should not sound more certain than it is. An admission is the branch for when even a hedged answer would pretend to a confidence the assistant does not have. The specification ties the seriousness of this duty to situations where the stakes are high and an error could cause real harm, and it also says a nonessential detail the assistant is unsure about should simply be left out. Those surrounding clauses keep the rule from being a style tip. It is a rule about not inventing the world. Applied to action, it says: if you do not know, do not act the knowing; use a tool if you can, qualify if you must, or say you cannot be sure. The rule assumes tools as a possibility. It does not inventory them, and it does not race them. </w:t>
-      </w:r>
-      <w:r>
-        <w:rPr>
-          <w:rStyle w:val="FootnoteReference"/>
-        </w:rPr>
-        <w:footnoteReference w:id="28"/>
-      </w:r>
-    </w:p>
-    <w:p>
-      <w:pPr>
-        <w:spacing w:after="200" w:line="480" w:lineRule="auto"/>
-      </w:pPr>
-      <w:r>
-        <w:rPr>
-          <w:rFonts w:ascii="Times New Roman" w:cs="Times New Roman" w:eastAsia="Times New Roman" w:hAnsi="Times New Roman"/>
-          <w:i w:val="false"/>
-          <w:iCs w:val="false"/>
-          <w:sz w:val="24"/>
-          <w:szCs w:val="24"/>
-        </w:rPr>
-        <w:t xml:space="preserve">Put the rule next to the catalog and the temptation is to declare the catalog the winner, or to declare the rule the winner. Both declarations skip the work. The catalog, hosted on SpaceXSI's servers for the built-ins, shows a loop that either calls again or answers, ends with a response and citations where they apply, searches the web, searches posts and users and threads on X, runs Python in a sandbox, and is paired with a models page that admits ignorance of current events unless search is enabled. The welcome page adds connectors into mail, files, and a calendar, uploads of many file kinds, and a persistent computer staffed by automated teammates. The rule, from OpenAI, says low confidence should lead to a tool, a hedge, or an admission, and it says this with the force of desired behavior rather than with the force of a measured trial. A person who cares most about a written conscience at the moment of doubt will feel the rule is the better tool, because it says when to reach. A person who cares most about a written machine that can reach mail, the web, a sandbox, and a persisting computer will feel the catalog is the better tool, because it says what hands exist. Those are two different meanings of better. The proposition uses one meaning and does not define it against the other. The documents do not run the experiment that would make one meaning unnecessary. Until they do, choosing between a conscience and a catalog is a preference about kinds of page, not a result. </w:t>
-      </w:r>
-      <w:r>
-        <w:rPr>
-          <w:rStyle w:val="FootnoteReference"/>
-        </w:rPr>
-        <w:footnoteReference w:id="28"/>
-      </w:r>
-      <w:r>
-        <w:rPr>
-          <w:rStyle w:val="FootnoteReference"/>
-        </w:rPr>
-        <w:footnoteReference w:id="47"/>
-      </w:r>
-      <w:r>
-        <w:rPr>
-          <w:rStyle w:val="FootnoteReference"/>
-        </w:rPr>
-        <w:footnoteReference w:id="23"/>
-      </w:r>
-      <w:r>
-        <w:rPr>
-          <w:rStyle w:val="FootnoteReference"/>
-        </w:rPr>
-        <w:footnoteReference w:id="24"/>
-      </w:r>
-      <w:r>
-        <w:rPr>
-          <w:rStyle w:val="FootnoteReference"/>
-        </w:rPr>
-        <w:footnoteReference w:id="37"/>
-      </w:r>
-      <w:r>
-        <w:rPr>
-          <w:rStyle w:val="FootnoteReference"/>
-        </w:rPr>
-        <w:footnoteReference w:id="16"/>
-      </w:r>
-      <w:r>
-        <w:rPr>
-          <w:rStyle w:val="FootnoteReference"/>
-        </w:rPr>
-        <w:footnoteReference w:id="41"/>
-      </w:r>
-      <w:r>
-        <w:rPr>
-          <w:rStyle w:val="FootnoteReference"/>
-        </w:rPr>
-        <w:footnoteReference w:id="17"/>
-      </w:r>
-      <w:r>
-        <w:rPr>
-          <w:rStyle w:val="FootnoteReference"/>
-        </w:rPr>
-        <w:footnoteReference w:id="43"/>
-      </w:r>
-      <w:r>
-        <w:rPr>
-          <w:rStyle w:val="FootnoteReference"/>
-        </w:rPr>
-        <w:footnoteReference w:id="45"/>
-      </w:r>
-      <w:r>
-        <w:rPr>
-          <w:rStyle w:val="FootnoteReference"/>
-        </w:rPr>
-        <w:footnoteReference w:id="46"/>
-      </w:r>
-    </w:p>
-    <w:p>
-      <w:pPr>
-        <w:spacing w:after="200" w:line="480" w:lineRule="auto"/>
-      </w:pPr>
-      <w:r>
-        <w:rPr>
-          <w:rFonts w:ascii="Times New Roman" w:cs="Times New Roman" w:eastAsia="Times New Roman" w:hAnsi="Times New Roman"/>
-          <w:i w:val="false"/>
-          <w:iCs w:val="false"/>
-          <w:sz w:val="24"/>
-          <w:szCs w:val="24"/>
-        </w:rPr>
-        <w:t xml:space="preserve">What the proposition specifically cannot draw from this record is any sentence in which ChatGPT's tools were shown to act more successfully than Grok's. No such trial is cited because no such trial is in the findings. The OpenAI material used here does not even list the consumer tools a person can click. It states a duty that mentions tools as one of three honorable responses to doubt. The SpaceXSI material lists and describes, at two levels, consumer and developer, and it states a hard limit about current events that makes the search tools necessary rather than ornamental. Description against duty is an apples-and-oranges problem only if someone insists on adding the apples to the oranges and calling the sum a score. This chapter refuses the addition. It is legitimate to say that a stranger who wants to know how SpaceXSI says a tool loop ends can be shown a final response with citations where they apply. It is legitimate to say that a stranger who wants to know what OpenAI says about guessing can be shown the three branches. It is not legitimate to leave the library and announce that one product therefore acts better. Acting better is an empirical claim about outcomes. Outcomes are the thing these particular pages, rich as they are about mechanism, do not report.</w:t>
-      </w:r>
-    </w:p>
-    <w:p>
-      <w:pPr>
-        <w:spacing w:after="200" w:line="480" w:lineRule="auto"/>
-      </w:pPr>
-      <w:r>
-        <w:rPr>
-          <w:rFonts w:ascii="Times New Roman" w:cs="Times New Roman" w:eastAsia="Times New Roman" w:hAnsi="Times New Roman"/>
-          <w:i w:val="false"/>
-          <w:iCs w:val="false"/>
-          <w:sz w:val="24"/>
-          <w:szCs w:val="24"/>
-        </w:rPr>
-        <w:t xml:space="preserve">Mechanism still deserves the attention it received, because a later outcome would be unreadable without it. A reader who does not know that built-in tools run on the publisher's servers will not know what kind of failure a server-side failure is. A reader who does not know that the loop may call again or else answer will not know what a half-finished tool trace is. A reader who does not know that freshness depends on search being enabled will blame a training limit on a personality. A reader who does not know that connectors are how mail, files, and a calendar enter the chat will treat a calendar answer as magic or as a lie, with no middle. A reader who does not know the doubt rule will treat every hedge as weakness and every admission as a bit. The pages fix those misreadings. Fixing a misreading is the kind of work a sourced chapter can finish. Crowning a product is the kind of work this record leaves unfinished on purpose, not as a tease, but as a boundary. The boundary is the verdict. Tools that let a product act are documented on one side as a loop, a catalog, and a set of consumer reaches, and on the other side as a duty at the moment of low confidence. Documented is not the same verb as outranked.</w:t>
+          <w:rFonts w:ascii="Times New Roman" w:cs="Times New Roman" w:eastAsia="Times New Roman" w:hAnsi="Times New Roman"/>
+          <w:i w:val="false"/>
+          <w:iCs w:val="false"/>
+          <w:sz w:val="24"/>
+          <w:szCs w:val="24"/>
+        </w:rPr>
+        <w:t xml:space="preserve"> Those are actions with consequences. Mail and calendars are not demos. A persistent computer is not a metaphor. The page is telling you the product can be pointed at your accounts and at a machine that stays up.</w:t>
+      </w:r>
+    </w:p>
+    <w:p>
+      <w:pPr>
+        <w:spacing w:after="200" w:line="480" w:lineRule="auto"/>
+      </w:pPr>
+      <w:r>
+        <w:rPr>
+          <w:rFonts w:ascii="Times New Roman" w:cs="Times New Roman" w:eastAsia="Times New Roman" w:hAnsi="Times New Roman"/>
+          <w:i w:val="false"/>
+          <w:iCs w:val="false"/>
+          <w:sz w:val="24"/>
+          <w:szCs w:val="24"/>
+        </w:rPr>
+        <w:t xml:space="preserve">ChatGPT's public story, in the documents this ledger uses, is thinner on brand names of tools and thicker on discipline. Reach for a tool when you are unsure. Treat tool output as data that does not outrank the user's instructions, a point the spec makes about untrusted tool results in the chain of command. I am not going to pretend the spec contains Grok's menu. It does not. A thinner menu in the prose I have is not proof of a weaker product. It is proof that this chapter's ChatGPT sources talk about policy, while this chapter's Grok sources talk about endpoints. Policy and endpoints answer different questions.</w:t>
+      </w:r>
+    </w:p>
+    <w:p>
+      <w:pPr>
+        <w:spacing w:after="200" w:line="480" w:lineRule="auto"/>
+      </w:pPr>
+      <w:r>
+        <w:rPr>
+          <w:rFonts w:ascii="Times New Roman" w:cs="Times New Roman" w:eastAsia="Times New Roman" w:hAnsi="Times New Roman"/>
+          <w:i w:val="false"/>
+          <w:iCs w:val="false"/>
+          <w:sz w:val="24"/>
+          <w:szCs w:val="24"/>
+        </w:rPr>
+        <w:t xml:space="preserve">The proposition says ChatGPT is the better tool-user. Better needs a task and a score. The task might be 'research this company,' 'file the receipt from my inbox,' or 'run this snippet.' The score might be success, time, or how often the assistant acts when it should have asked. I do not have those scores. Grok's pages make the available actions unusually legible. OpenAI's pages make the restraint unusually legible. Legibility is a gift to the reader and not a winner. Mixed is the result of refusing to trade a clear menu for a clear rule, or the reverse.</w:t>
+      </w:r>
+    </w:p>
+    <w:p>
+      <w:pPr>
+        <w:spacing w:after="200" w:line="480" w:lineRule="auto"/>
+      </w:pPr>
+      <w:r>
+        <w:rPr>
+          <w:rFonts w:ascii="Times New Roman" w:cs="Times New Roman" w:eastAsia="Times New Roman" w:hAnsi="Times New Roman"/>
+          <w:i w:val="false"/>
+          <w:iCs w:val="false"/>
+          <w:sz w:val="24"/>
+          <w:szCs w:val="24"/>
+        </w:rPr>
+        <w:t xml:space="preserve">If you are choosing a product for action rather than for chat, read the menu against your actual action. If you need live web pages or posts, you need the switch the models page describes, and Grok documents that switch. If you need the assistant to stop and tell you it is unsure instead of firing a tool at the wrong target, you need the discipline OpenAI wrote down. Many people need both. The poster needed neither, because the poster was not about tools. This chapter is the place that gap gets filled, and it gets filled without a crown. Deeds are not manners, and manners are not a score of those deeds. Count the deeds if you want a winner.</w:t>
       </w:r>
     </w:p>
     <w:p>
@@ -5507,7 +6812,157 @@
           <w:sz w:val="24"/>
           <w:szCs w:val="24"/>
         </w:rPr>
-        <w:t xml:space="preserve">A tool is a way of leaving the sentence. The boast is staying inside the sentence and raising your voice. Mail, a calendar, a sandbox, a search box: none of them is a personality, and none of them is a trophy.</w:t>
+        <w:t xml:space="preserve">A tool is a deed. The poster ranked the products on manners and never asked what either one can do.</w:t>
+      </w:r>
+    </w:p>
+    <w:p>
+      <w:pPr>
+        <w:spacing w:after="200" w:line="480" w:lineRule="auto"/>
+      </w:pPr>
+      <w:r>
+        <w:rPr>
+          <w:rFonts w:ascii="Times New Roman" w:cs="Times New Roman" w:eastAsia="Times New Roman" w:hAnsi="Times New Roman"/>
+          <w:i w:val="false"/>
+          <w:iCs w:val="false"/>
+          <w:sz w:val="24"/>
+          <w:szCs w:val="24"/>
+        </w:rPr>
+        <w:t xml:space="preserve">Action is where a chatbot stops being a conversationalist and starts being a risk. A search can mislead you if the citation is decorative. A mailbox connection can move the wrong message. A sandbox can still teach a bad lesson if you treat its output as production. The pages are frank enough to name the actions and, on the OpenAI side, frank enough to say uncertainty should trigger a tool or a hedge rather than a guess. Frankness is the beginning of safety. It is not a comparison of whose action fails less often.</w:t>
+      </w:r>
+    </w:p>
+    <w:p>
+      <w:pPr>
+        <w:spacing w:after="200" w:line="480" w:lineRule="auto"/>
+      </w:pPr>
+      <w:r>
+        <w:rPr>
+          <w:rFonts w:ascii="Times New Roman" w:cs="Times New Roman" w:eastAsia="Times New Roman" w:hAnsi="Times New Roman"/>
+          <w:i w:val="false"/>
+          <w:iCs w:val="false"/>
+          <w:sz w:val="24"/>
+          <w:szCs w:val="24"/>
+        </w:rPr>
+        <w:t xml:space="preserve">Read Grok's menu as a contract about capability. Web pages, posts, a Python sandbox, server-side execution, and your own functions: each is a different promise. The consumer page adds mail, files, calendar, uploads, and a computer that persists. You can hold the product to those promises because they are written down. You cannot hold it to a promise of being 'better at tools' than ChatGPT, because better is not one of the sentences. ChatGPT's sentences in this ledger are about discipline: do not guess when a lookup or a hedge is the honest move. Discipline is a promise too. It is a different promise.</w:t>
+      </w:r>
+    </w:p>
+    <w:p>
+      <w:pPr>
+        <w:spacing w:after="200" w:line="480" w:lineRule="auto"/>
+      </w:pPr>
+      <w:r>
+        <w:rPr>
+          <w:rFonts w:ascii="Times New Roman" w:cs="Times New Roman" w:eastAsia="Times New Roman" w:hAnsi="Times New Roman"/>
+          <w:i w:val="false"/>
+          <w:iCs w:val="false"/>
+          <w:sz w:val="24"/>
+          <w:szCs w:val="24"/>
+        </w:rPr>
+        <w:t xml:space="preserve">The switch on current events is the detail I would print on a card. Live knowledge is not the default. Search is how it arrives. That single fact prevents a whole family of confusions, including the poster's idea that the internet is simply inside the model. If you need today's page, turn the tool on and read the citation. If the citation is missing, the final-response rule said it should have been there when it applied. Hold the reply to that rule. Do not hold it to a fantasy of omniscience, and do not hold ChatGPT to a fantasy that its policy prose lists the same endpoints.</w:t>
+      </w:r>
+    </w:p>
+    <w:p>
+      <w:pPr>
+        <w:spacing w:after="200" w:line="480" w:lineRule="auto"/>
+      </w:pPr>
+      <w:r>
+        <w:rPr>
+          <w:rFonts w:ascii="Times New Roman" w:cs="Times New Roman" w:eastAsia="Times New Roman" w:hAnsi="Times New Roman"/>
+          <w:i w:val="false"/>
+          <w:iCs w:val="false"/>
+          <w:sz w:val="24"/>
+          <w:szCs w:val="24"/>
+        </w:rPr>
+        <w:t xml:space="preserve">A fair bake-off would pick three actions and time them. Find a public page and quote the sentence that matters. Pull a file you uploaded and answer from it. Run a snippet and report the output. Score accuracy and whether the assistant asked before it acted on mail or calendar. I have not run that bake-off. The proposition assumes a result. The documents supply the ingredients and not the result. Mixed is what you say when the ingredients are real and the trophy is not.</w:t>
+      </w:r>
+    </w:p>
+    <w:p>
+      <w:pPr>
+        <w:spacing w:after="200" w:line="480" w:lineRule="auto"/>
+      </w:pPr>
+      <w:r>
+        <w:rPr>
+          <w:rFonts w:ascii="Times New Roman" w:cs="Times New Roman" w:eastAsia="Times New Roman" w:hAnsi="Times New Roman"/>
+          <w:i w:val="false"/>
+          <w:iCs w:val="false"/>
+          <w:sz w:val="24"/>
+          <w:szCs w:val="24"/>
+        </w:rPr>
+        <w:t xml:space="preserve">Hold the menu and the discipline apart one last time, because mixing them is how a false winner appears. Grok's menu is a list of deeds: pages, posts, a sandbox, server-side runs, your functions, and, in the app, mail, files, calendar, uploads, and a computer that stays on. OpenAI's discipline is a rule about when to act and when to hedge. A long menu with bad judgment can do harm. A short menu with good judgment can still fail to fetch the page. Better would mean a scored set of deeds. The deeds are written down. The scores are not. Choosing ChatGPT because its policy prose is stern, or Grok because its menu is long, is a choice about what you value. It is not a result the proposition may pretend was measured.</w:t>
+      </w:r>
+    </w:p>
+    <w:p>
+      <w:pPr>
+        <w:spacing w:after="200" w:line="480" w:lineRule="auto"/>
+      </w:pPr>
+      <w:r>
+        <w:rPr>
+          <w:rFonts w:ascii="Times New Roman" w:cs="Times New Roman" w:eastAsia="Times New Roman" w:hAnsi="Times New Roman"/>
+          <w:i w:val="false"/>
+          <w:iCs w:val="false"/>
+          <w:sz w:val="24"/>
+          <w:szCs w:val="24"/>
+        </w:rPr>
+        <w:t xml:space="preserve">Print the current-events switch on the same card as the menu. Live knowledge arrives when search is enabled. It does not sit in the model waiting. That fact retires a pile of folklore, including the idea that one product simply contains the internet. Citations at the end of a tool run are how you audit the arrival. If they are missing when the reply rests on a lookup, the page said they should be there. Audit the reply. Do not audit a fantasy, and do not crown a product for having a fantasy's opposite in a paragraph of policy.</w:t>
+      </w:r>
+    </w:p>
+    <w:p>
+      <w:pPr>
+        <w:spacing w:after="200" w:line="480" w:lineRule="auto"/>
+      </w:pPr>
+      <w:r>
+        <w:rPr>
+          <w:rFonts w:ascii="Times New Roman" w:cs="Times New Roman" w:eastAsia="Times New Roman" w:hAnsi="Times New Roman"/>
+          <w:i w:val="false"/>
+          <w:iCs w:val="false"/>
+          <w:sz w:val="24"/>
+          <w:szCs w:val="24"/>
+        </w:rPr>
+        <w:t xml:space="preserve">Tools end the same way. A published menu of deeds and a published rule about when to hedge are both real, and they do not multiply into a winner. If your deed is on Grok's list, the list is your evidence. If your worry is an unearned guess, OpenAI's low-confidence rule is your evidence. If your worry is the poster's personality sketch, you are in the wrong chapter. This one is about action. Action was not ranked. Turn search on when you need a live page, read the citation, and do not treat a connector to your mail as a toy. The pages named those deeds. They did not score them.</w:t>
+      </w:r>
+    </w:p>
+    <w:p>
+      <w:pPr>
+        <w:spacing w:after="200" w:line="480" w:lineRule="auto"/>
+      </w:pPr>
+      <w:r>
+        <w:rPr>
+          <w:rFonts w:ascii="Times New Roman" w:cs="Times New Roman" w:eastAsia="Times New Roman" w:hAnsi="Times New Roman"/>
+          <w:i w:val="false"/>
+          <w:iCs w:val="false"/>
+          <w:sz w:val="24"/>
+          <w:szCs w:val="24"/>
+        </w:rPr>
+        <w:t xml:space="preserve">Use the same habit when the product acts. Name the deed. If it is a page, a post, or a snippet, Grok's menu tells you the deed exists, and the current-events switch tells you live facts are not free. If the deed is risky, such as mail or a calendar, the existence of the connector is a reason to ask before it runs, not a reason to assume judgment. OpenAI's rule supplies the asking: low confidence means a tool, a hedge, or an admission, not a lunge. A menu plus a brake is a usable pair. It is not a ranking. The proposition needs a ranking. This chapter ends with the pair.</w:t>
+      </w:r>
+    </w:p>
+    <w:p>
+      <w:pPr>
+        <w:spacing w:after="200" w:line="480" w:lineRule="auto"/>
+      </w:pPr>
+      <w:r>
+        <w:rPr>
+          <w:rFonts w:ascii="Times New Roman" w:cs="Times New Roman" w:eastAsia="Times New Roman" w:hAnsi="Times New Roman"/>
+          <w:i w:val="false"/>
+          <w:iCs w:val="false"/>
+          <w:sz w:val="24"/>
+          <w:szCs w:val="24"/>
+        </w:rPr>
+        <w:t xml:space="preserve">Deeds without scores are still deeds. You can look up a page, read a post, run a snippet, or connect a mailbox because a page said so. You cannot know from these pages which product does those deeds better. Say what you need done. Then use the page that names that deed, and the rule that tells the assistant when to stop and hedge. Stop there.</w:t>
+      </w:r>
+    </w:p>
+    <w:p>
+      <w:pPr>
+        <w:spacing w:after="200" w:line="480" w:lineRule="auto"/>
+      </w:pPr>
+      <w:r>
+        <w:rPr>
+          <w:rFonts w:ascii="Times New Roman" w:cs="Times New Roman" w:eastAsia="Times New Roman" w:hAnsi="Times New Roman"/>
+          <w:i w:val="false"/>
+          <w:iCs w:val="false"/>
+          <w:sz w:val="24"/>
+          <w:szCs w:val="24"/>
+        </w:rPr>
+        <w:t xml:space="preserve">Name the deed, flip the search switch when the fact is live, and read what comes back. The ranking can wait until someone publishes the bake-off. It is not in these pages, and this chapter will not invent it.</w:t>
       </w:r>
     </w:p>
     <w:p>
@@ -5576,7 +7031,148 @@
           <w:sz w:val="24"/>
           <w:szCs w:val="24"/>
         </w:rPr>
-        <w:t xml:space="preserve">This chapter is about the thing a person actually opens, as against the thing a developer integrates and as against the thing a benchmark scores. Opening is a bodily and a commercial act. Someone types an address, or taps an icon, or follows a link a friend sent, and then a conversation is possible. The proposition says that, of the products people open, ChatGPT is the one a stranger should prefer. Should prefer is stronger than does prefer. Habit, fashion, and the place a button happens to sit can explain does prefer. Should prefer needs a reason that survives contact with the documents, a reason a stranger could accept without already belonging to a camp. The documents in this ledger that bear on opening are SpaceXSI's welcome page and OpenAI's specification together with the readme that says what the specification is for. The welcome page describes a front door and a set of things to do after entering. The readme says the specification states how models under OpenAI's products, developer interfaces included, are supposed to behave. The specification, speaking of the first-party consumer service, names an expectation of objectivity. A front door and a behavioral standard are both ways of taking a product seriously. They are not a single scale on which one door outranks the other. The chapter walks the doors and the standard, and then it declines to pretend they have already been weighed. </w:t>
+        <w:t xml:space="preserve">Everything earlier has been a caption or a rule. This chapter is about the thing you actually open. A product, in that plain sense, is a front door, a price, a list of things you can do, and a promise about whose side it is on. ChatGPT and Grok both have front doors. The documents describe them differently, at different altitudes. OpenAI's spec is a behavior standard for the models behind its products. Grok's welcome page is a tour of the app. A standard and a tour can both be honest and still not yield a single preference.</w:t>
+      </w:r>
+    </w:p>
+    <w:p>
+      <w:pPr>
+        <w:spacing w:after="200" w:line="480" w:lineRule="auto"/>
+      </w:pPr>
+      <w:r>
+        <w:rPr>
+          <w:rFonts w:ascii="Times New Roman" w:cs="Times New Roman" w:eastAsia="Times New Roman" w:hAnsi="Times New Roman"/>
+          <w:i w:val="false"/>
+          <w:iCs w:val="false"/>
+          <w:sz w:val="24"/>
+          <w:szCs w:val="24"/>
+        </w:rPr>
+        <w:t xml:space="preserve">Grok's tour is specific. The welcome page names the company, calls the product an assistant, and puts it on a website plus both major phones. One login carries the thread, the settings, and the subscription with you. </w:t>
+      </w:r>
+      <w:r>
+        <w:rPr>
+          <w:rStyle w:val="FootnoteReference"/>
+        </w:rPr>
+        <w:footnoteReference w:id="6"/>
+      </w:r>
+      <w:r>
+        <w:rPr>
+          <w:rFonts w:ascii="Times New Roman" w:cs="Times New Roman" w:eastAsia="Times New Roman" w:hAnsi="Times New Roman"/>
+          <w:i w:val="false"/>
+          <w:iCs w:val="false"/>
+          <w:sz w:val="24"/>
+          <w:szCs w:val="24"/>
+        </w:rPr>
+        <w:t xml:space="preserve"> That is a product sentence. It names the company, the category, the URL, the phones, and the fact that the account is shared across them. You can decide you do not want that account. You cannot say the page hid what it was offering.</w:t>
+      </w:r>
+    </w:p>
+    <w:p>
+      <w:pPr>
+        <w:spacing w:after="200" w:line="480" w:lineRule="auto"/>
+      </w:pPr>
+      <w:r>
+        <w:rPr>
+          <w:rFonts w:ascii="Times New Roman" w:cs="Times New Roman" w:eastAsia="Times New Roman" w:hAnsi="Times New Roman"/>
+          <w:i w:val="false"/>
+          <w:iCs w:val="false"/>
+          <w:sz w:val="24"/>
+          <w:szCs w:val="24"/>
+        </w:rPr>
+        <w:t xml:space="preserve">What you do after you are in is also listed, in ordinary verbs. Once inside, the listed work is ordinary: questions, drafts, and problems, taken in turns. </w:t>
+      </w:r>
+      <w:r>
+        <w:rPr>
+          <w:rStyle w:val="FootnoteReference"/>
+        </w:rPr>
+        <w:footnoteReference w:id="7"/>
+      </w:r>
+      <w:r>
+        <w:rPr>
+          <w:rFonts w:ascii="Times New Roman" w:cs="Times New Roman" w:eastAsia="Times New Roman" w:hAnsi="Times New Roman"/>
+          <w:i w:val="false"/>
+          <w:iCs w:val="false"/>
+          <w:sz w:val="24"/>
+          <w:szCs w:val="24"/>
+        </w:rPr>
+        <w:t xml:space="preserve"> You can create images and video. </w:t>
+      </w:r>
+      <w:r>
+        <w:rPr>
+          <w:rStyle w:val="FootnoteReference"/>
+        </w:rPr>
+        <w:footnoteReference w:id="25"/>
+      </w:r>
+      <w:r>
+        <w:rPr>
+          <w:rFonts w:ascii="Times New Roman" w:cs="Times New Roman" w:eastAsia="Times New Roman" w:hAnsi="Times New Roman"/>
+          <w:i w:val="false"/>
+          <w:iCs w:val="false"/>
+          <w:sz w:val="24"/>
+          <w:szCs w:val="24"/>
+        </w:rPr>
+        <w:t xml:space="preserve"> You can connect your mail, files, and calendar. </w:t>
+      </w:r>
+      <w:r>
+        <w:rPr>
+          <w:rStyle w:val="FootnoteReference"/>
+        </w:rPr>
+        <w:footnoteReference w:id="45"/>
+      </w:r>
+      <w:r>
+        <w:rPr>
+          <w:rFonts w:ascii="Times New Roman" w:cs="Times New Roman" w:eastAsia="Times New Roman" w:hAnsi="Times New Roman"/>
+          <w:i w:val="false"/>
+          <w:iCs w:val="false"/>
+          <w:sz w:val="24"/>
+          <w:szCs w:val="24"/>
+        </w:rPr>
+        <w:t xml:space="preserve"> There is a further surface that hands work to teammates on a computer that stays up. </w:t>
+      </w:r>
+      <w:r>
+        <w:rPr>
+          <w:rStyle w:val="FootnoteReference"/>
+        </w:rPr>
+        <w:footnoteReference w:id="47"/>
+      </w:r>
+      <w:r>
+        <w:rPr>
+          <w:rFonts w:ascii="Times New Roman" w:cs="Times New Roman" w:eastAsia="Times New Roman" w:hAnsi="Times New Roman"/>
+          <w:i w:val="false"/>
+          <w:iCs w:val="false"/>
+          <w:sz w:val="24"/>
+          <w:szCs w:val="24"/>
+        </w:rPr>
+        <w:t xml:space="preserve"> And the page says Grok is free to start, with paid plans above that if you want higher limits. </w:t>
+      </w:r>
+      <w:r>
+        <w:rPr>
+          <w:rStyle w:val="FootnoteReference"/>
+        </w:rPr>
+        <w:footnoteReference w:id="48"/>
+      </w:r>
+      <w:r>
+        <w:rPr>
+          <w:rFonts w:ascii="Times New Roman" w:cs="Times New Roman" w:eastAsia="Times New Roman" w:hAnsi="Times New Roman"/>
+          <w:i w:val="false"/>
+          <w:iCs w:val="false"/>
+          <w:sz w:val="24"/>
+          <w:szCs w:val="24"/>
+        </w:rPr>
+        <w:t xml:space="preserve"> Free to start is a price, which is more than most arguments about personality ever bother to mention. A price is part of the product people use.</w:t>
+      </w:r>
+    </w:p>
+    <w:p>
+      <w:pPr>
+        <w:spacing w:after="200" w:line="480" w:lineRule="auto"/>
+      </w:pPr>
+      <w:r>
+        <w:rPr>
+          <w:rFonts w:ascii="Times New Roman" w:cs="Times New Roman" w:eastAsia="Times New Roman" w:hAnsi="Times New Roman"/>
+          <w:i w:val="false"/>
+          <w:iCs w:val="false"/>
+          <w:sz w:val="24"/>
+          <w:szCs w:val="24"/>
+        </w:rPr>
+        <w:t xml:space="preserve">ChatGPT's documents, in this ledger, sit one floor up. The readme of the model spec says that document is the behavior standard for the models behind OpenAI's products, APIs included. </w:t>
       </w:r>
       <w:r>
         <w:rPr>
@@ -5586,369 +7182,104 @@
       </w:r>
       <w:r>
         <w:rPr>
+          <w:rFonts w:ascii="Times New Roman" w:cs="Times New Roman" w:eastAsia="Times New Roman" w:hAnsi="Times New Roman"/>
+          <w:i w:val="false"/>
+          <w:iCs w:val="false"/>
+          <w:sz w:val="24"/>
+          <w:szCs w:val="24"/>
+        </w:rPr>
+        <w:t xml:space="preserve"> So the thing you meet in the chat window is supposed to be governed by a public standard, not only by whatever the last training run felt like. That is a product claim too. It says there is a text you can read that tells you what the assistant is for. The text is not a screenshot of the app. It is still part of what you are buying, because behavior is what you are buying.</w:t>
+      </w:r>
+    </w:p>
+    <w:p>
+      <w:pPr>
+        <w:spacing w:after="200" w:line="480" w:lineRule="auto"/>
+      </w:pPr>
+      <w:r>
+        <w:rPr>
+          <w:rFonts w:ascii="Times New Roman" w:cs="Times New Roman" w:eastAsia="Times New Roman" w:hAnsi="Times New Roman"/>
+          <w:i w:val="false"/>
+          <w:iCs w:val="false"/>
+          <w:sz w:val="24"/>
+          <w:szCs w:val="24"/>
+        </w:rPr>
+        <w:t xml:space="preserve">The sharpest product sentence on that side is about objectivity. In the ChatGPT people open themselves, users may reasonably expect objectivity, and the product must not let hidden settings quietly tilt what you see. </w:t>
+      </w:r>
+      <w:r>
+        <w:rPr>
           <w:rStyle w:val="FootnoteReference"/>
         </w:rPr>
         <w:footnoteReference w:id="14"/>
       </w:r>
-    </w:p>
-    <w:p>
-      <w:pPr>
-        <w:spacing w:after="200" w:line="480" w:lineRule="auto"/>
-      </w:pPr>
-      <w:r>
-        <w:rPr>
-          <w:rFonts w:ascii="Times New Roman" w:cs="Times New Roman" w:eastAsia="Times New Roman" w:hAnsi="Times New Roman"/>
-          <w:i w:val="false"/>
-          <w:iCs w:val="false"/>
-          <w:sz w:val="24"/>
-          <w:szCs w:val="24"/>
-        </w:rPr>
-        <w:t xml:space="preserve">A product people use has to be locatable. If a stranger cannot be told where to open it, the rest of the praise is a rumor about a mascot. SpaceXSI's welcome page, updated 10 October 2026 and read 16 October 2026, locates Grok. It calls Grok the publisher's assistant. It says the assistant is available on the web at grok.com. It says the assistant is available in the phone applications for iOS and for Android. Those three locations, a site and two mobile families, are the ordinary map of a consumer product in this decade: browser, Apple's phones, everyone else's phones. The page is not shy about the category. Assistant is the noun. Not a benchmark, not an interface parameter, not a research preview hiding in a footnote. A person can be sent to grok.com, or told to install the phone app, and the welcome page will agree that this is the right kind of instruction. What the locations do not do is rank themselves against another company's locations. ChatGPT is also a product people open. This particular page does not describe ChatGPT's address, ChatGPT's phone apps, or ChatGPT's account system. Absence of the rival from a welcome page is normal. Welcome pages are not comparative essays. The mistake would be to treat a clear map of one product as a judgment against the product that is not on the map. </w:t>
-      </w:r>
-      <w:r>
-        <w:rPr>
-          <w:rStyle w:val="FootnoteReference"/>
-        </w:rPr>
-        <w:footnoteReference w:id="6"/>
-      </w:r>
-    </w:p>
-    <w:p>
-      <w:pPr>
-        <w:spacing w:after="200" w:line="480" w:lineRule="auto"/>
-      </w:pPr>
-      <w:r>
-        <w:rPr>
-          <w:rFonts w:ascii="Times New Roman" w:cs="Times New Roman" w:eastAsia="Times New Roman" w:hAnsi="Times New Roman"/>
-          <w:i w:val="false"/>
-          <w:iCs w:val="false"/>
-          <w:sz w:val="24"/>
-          <w:szCs w:val="24"/>
-        </w:rPr>
-        <w:t xml:space="preserve">Once the door is open, the welcome page says what the conversation is for. A person can ask, can brainstorm, can write, and can work through problems. The rhythm the page claims for that activity is an ordinary conversational exchange, the kind a person would recognize as taking turns rather than as receiving a poster. Ordinary is doing quiet work in that description. It rejects, by what it chooses to mention, the idea that the published purpose of the chat is a stunt. Questions, drafting, and problems are office words and kitchen-table words. They are the reasons people keep a chat product installed after the novelty has gone. The page does not promise that every turn will be wise. It promises a form: back and forth, in the service of those jobs. Form is part of what a person signs up for when they open a product. A form can be described honestly and still be executed badly on a given Tuesday. The welcome page is evidence of the offer, not evidence of Tuesday. For a chapter about what people open, the offer matters, because people open products for the offer they can see. They do not open them in order to admire a benchmark readme. The offer here is a conversational assistant for questions, writing, and problems. That offer neither confirms nor refutes a stranger's duty to prefer a different assistant. </w:t>
-      </w:r>
-      <w:r>
-        <w:rPr>
-          <w:rStyle w:val="FootnoteReference"/>
-        </w:rPr>
-        <w:footnoteReference w:id="7"/>
-      </w:r>
-    </w:p>
-    <w:p>
-      <w:pPr>
-        <w:spacing w:after="200" w:line="480" w:lineRule="auto"/>
-      </w:pPr>
-      <w:r>
-        <w:rPr>
-          <w:rFonts w:ascii="Times New Roman" w:cs="Times New Roman" w:eastAsia="Times New Roman" w:hAnsi="Times New Roman"/>
-          <w:i w:val="false"/>
-          <w:iCs w:val="false"/>
-          <w:sz w:val="24"/>
-          <w:szCs w:val="24"/>
-        </w:rPr>
-        <w:t xml:space="preserve">Price is part of opening, because a door that costs money before the first sentence is a different door. The welcome page says Grok is free to start. The ledger's proposition on that sentence adds what the page's plan section supports: paid plans sit above the free start. Free to start is not free forever, and the chapter will not inflate it into forever. It is a claim about the first step. A stranger without a subscription can begin. A stranger who wants more than the free start is told, by the existence of paid plans, that the publisher sells a higher tier. The page, as used here, does not set out the currency amounts, the weekly quotas, or the moment when a free account hits a wall. Those details would matter to a buying guide. They are not required to establish the shape of the offer: a free beginning, paid steps above it. ChatGPT's price is not stated by this finding. A comparison of free tiers would need both prices, both limits, and a date, because consumer prices move. One side of a price, however friendly, cannot crown a product. It can tell a stranger that the cost of finding out what Grok is, at the level of opening it and starting, is described as zero. Zero at the start is a real feature of a product people use. It is not a full account of value. </w:t>
-      </w:r>
-      <w:r>
-        <w:rPr>
-          <w:rStyle w:val="FootnoteReference"/>
-        </w:rPr>
-        <w:footnoteReference w:id="48"/>
-      </w:r>
-    </w:p>
-    <w:p>
-      <w:pPr>
-        <w:spacing w:after="200" w:line="480" w:lineRule="auto"/>
-      </w:pPr>
-      <w:r>
-        <w:rPr>
-          <w:rFonts w:ascii="Times New Roman" w:cs="Times New Roman" w:eastAsia="Times New Roman" w:hAnsi="Times New Roman"/>
-          <w:i w:val="false"/>
-          <w:iCs w:val="false"/>
-          <w:sz w:val="24"/>
-          <w:szCs w:val="24"/>
-        </w:rPr>
-        <w:t xml:space="preserve">The welcome page also sells the product as a place where media is made, not only as a place where prose is exchanged. It lists creating images and creating video, and it gives that capability the name Grok Imagine. Images and video are a different kind of opening than a blank chat box. Some people open a product because they want a picture, or a clip, and the words are only the way they ask. A page that names both still images and video is telling those people that the product considers their errand in scope. Naming is not a gallery of samples, and it is not a critique of anyone else's gallery. The finding does not reproduce example prompts, resolutions, or refusal rules. It establishes the capability as a listed part of the consumer product. Listed capabilities are how a stranger learns what the icon is for before they tap it. A stranger who needs video might have a reason to open this product that has nothing to do with objectivity, code, or argumentative style. A stranger who never needs video learns nothing from this line about whether the chat itself is the one they should trust with a hard question. The line is allowed to be narrow. Narrow listed facts are more trustworthy than broad implied crowns. Grok Imagine is a listed way the product makes images and video. That is the whole of the fact, and it is enough to show that the product people open is not a text-only antique. </w:t>
-      </w:r>
-      <w:r>
-        <w:rPr>
-          <w:rStyle w:val="FootnoteReference"/>
-        </w:rPr>
-        <w:footnoteReference w:id="25"/>
-      </w:r>
-    </w:p>
-    <w:p>
-      <w:pPr>
-        <w:spacing w:after="200" w:line="480" w:lineRule="auto"/>
-      </w:pPr>
-      <w:r>
-        <w:rPr>
-          <w:rFonts w:ascii="Times New Roman" w:cs="Times New Roman" w:eastAsia="Times New Roman" w:hAnsi="Times New Roman"/>
-          <w:i w:val="false"/>
-          <w:iCs w:val="false"/>
-          <w:sz w:val="24"/>
-          <w:szCs w:val="24"/>
-        </w:rPr>
-        <w:t xml:space="preserve">Connectors belong in a chapter about the product people use because they change what the opened thing is connected to, which changes why a person might keep it open. The welcome page says a person can connect tools so the assistant reaches email, files, and a calendar without the person abandoning the chat. This is the consumer description, aimed at someone who has accounts and a life, not the developer description of a tool-calling loop. Email, files, and a calendar are the furniture of ordinary work. A product that claims to reach them from the conversation is claiming to be a layer on top of furniture the person already has, rather than a sealed toy. Sealed toys are easier to open and easier to abandon. A layer on top of mail is harder to abandon and harder to trust. The page makes the reach claim and does not, in this finding, publish a security review, a list of every vendor, or a failure story. The chapter will not invent that review. What it will say is that the published surface includes this reach, and that a stranger evaluating what they would be opening is entitled to count it. Counting a feature into a description is not the same act as preferring the whole product. Preference ranks. Description lists. The welcome page is a list with sentences. </w:t>
-      </w:r>
-      <w:r>
-        <w:rPr>
-          <w:rStyle w:val="FootnoteReference"/>
-        </w:rPr>
-        <w:footnoteReference w:id="43"/>
-      </w:r>
-    </w:p>
-    <w:p>
-      <w:pPr>
-        <w:spacing w:after="200" w:line="480" w:lineRule="auto"/>
-      </w:pPr>
-      <w:r>
-        <w:rPr>
-          <w:rFonts w:ascii="Times New Roman" w:cs="Times New Roman" w:eastAsia="Times New Roman" w:hAnsi="Times New Roman"/>
-          <w:i w:val="false"/>
-          <w:iCs w:val="false"/>
-          <w:sz w:val="24"/>
-          <w:szCs w:val="24"/>
-        </w:rPr>
-        <w:t xml:space="preserve">There is a further published surface that a stranger can be pointed at, and it is not the ordinary turn-by-turn chat. The welcome page describes Grok Bot as a place to hand real work to automated teammates, and it places those teammates on a cloud computer that continues rather than vanishing with the session. A persistent computer is a different product shape from a box that forgets the task when the reply is done. People open chat boxes for a turn. People open something like this, if the description holds, when they want a task to keep going. The description is the publisher's, on the same welcome page as the free start and the media tools, so it is part of what the company says the product family is. Family is the careful word. The page presents the bot surface as a next place to go, not as a synonym for the chat sentence about brainstorming. A stranger can open the chat, and a stranger can be directed onward to the bot. Both are published. Neither direction contains a paragraph in which a rival product is named and found wanting. The existence of a persistent working surface makes Grok, as documented, larger than a single prompt box. Larger is a structural adjective. It does not mean better at the jobs the other box does, and it does not mean worse. It means the published product has this additional room. </w:t>
-      </w:r>
-      <w:r>
-        <w:rPr>
-          <w:rStyle w:val="FootnoteReference"/>
-        </w:rPr>
-        <w:footnoteReference w:id="46"/>
-      </w:r>
-    </w:p>
-    <w:p>
-      <w:pPr>
-        <w:spacing w:after="200" w:line="480" w:lineRule="auto"/>
-      </w:pPr>
-      <w:r>
-        <w:rPr>
-          <w:rFonts w:ascii="Times New Roman" w:cs="Times New Roman" w:eastAsia="Times New Roman" w:hAnsi="Times New Roman"/>
-          <w:i w:val="false"/>
-          <w:iCs w:val="false"/>
-          <w:sz w:val="24"/>
-          <w:szCs w:val="24"/>
-        </w:rPr>
-        <w:t xml:space="preserve">OpenAI's comparable document is not a welcome page, and the difference in genre is itself part of the evidence. The readme for the model specification, dated 18 August 2026 and read 16 October 2026, says what the specification is trying to be. It states desired behavior for the models that underlie OpenAI's products, and it says the products in view include the company's interfaces for developers. Desired behavior is a standard written in advance of a particular conversation. Underlying is a placement: the models sit under the products, so the standard is about the things the products are built on, not about a button's color or a price. Including developer interfaces means the standard is not confined to the consumer chat. A person who only ever opens the consumer product is still inside the set of products the readme names, because the consumer product is one of OpenAI's products, and the models under it are the models the specification addresses. A person who never opens a consumer product and only calls an interface is inside that set as well. The readme is therefore both broader and less pictorial than a welcome page. Broader, because it covers products and interfaces together. Less pictorial, because it does not tell a stranger the street address of a website or the names of the phone stores. A stranger who wants to know where to tap is not finished when they have read the readme. A stranger who wants to know what standard the publisher says it is holding the models to has started in the right place. </w:t>
-      </w:r>
-      <w:r>
-        <w:rPr>
-          <w:rStyle w:val="FootnoteReference"/>
-        </w:rPr>
-        <w:footnoteReference w:id="29"/>
-      </w:r>
-    </w:p>
-    <w:p>
-      <w:pPr>
-        <w:spacing w:after="200" w:line="480" w:lineRule="auto"/>
-      </w:pPr>
-      <w:r>
-        <w:rPr>
-          <w:rFonts w:ascii="Times New Roman" w:cs="Times New Roman" w:eastAsia="Times New Roman" w:hAnsi="Times New Roman"/>
-          <w:i w:val="false"/>
-          <w:iCs w:val="false"/>
-          <w:sz w:val="24"/>
-          <w:szCs w:val="24"/>
-        </w:rPr>
-        <w:t xml:space="preserve">Inside that standard there is a sentence about the consumer product in particular, and it is the sentence that comes closest to telling a stranger what they are owed when they open ChatGPT. The specification discusses the first-party service sold directly to consumers, the service this paper calls ChatGPT, and it says users there can reasonably expect objectivity. The ledger's proposition draws the practical edge of that sentence: objectivity rather than a hidden editorial line. A hidden editorial line would be the product quietly taking a side, shaping what is omitted, or steering the answer toward an agenda the user did not ask to subscribe to. Objectivity, as the expectation named for that first-party consumer setting, is a promise about posture. The promise is not that every answer is complete. It is that the consumer who showed up without a special contract is entitled to a posture that does not smuggle a private campaign into the reply. The specification attaches that expectation to the first-party consumer product, which is the storefront a person opens rather than a private integration. For this chapter the relevant point is the storefront. A person who opens the consumer product is, by this sentence, opening something whose publisher has written down an expectation of objectivity. That is a reason some strangers would prefer it. A reason is the beginning of an argument, not the end of a comparison, because the other product's welcome page has not been scored against this sentence. </w:t>
-      </w:r>
-      <w:r>
-        <w:rPr>
-          <w:rStyle w:val="FootnoteReference"/>
-        </w:rPr>
-        <w:footnoteReference w:id="14"/>
-      </w:r>
-    </w:p>
-    <w:p>
-      <w:pPr>
-        <w:spacing w:after="200" w:line="480" w:lineRule="auto"/>
-      </w:pPr>
-      <w:r>
-        <w:rPr>
-          <w:rFonts w:ascii="Times New Roman" w:cs="Times New Roman" w:eastAsia="Times New Roman" w:hAnsi="Times New Roman"/>
-          <w:i w:val="false"/>
-          <w:iCs w:val="false"/>
-          <w:sz w:val="24"/>
-          <w:szCs w:val="24"/>
-        </w:rPr>
-        <w:t xml:space="preserve">The two publishers have now been allowed to speak in their own genres, and the genres do not commute. SpaceXSI, on the welcome page, tells a stranger where the assistant lives, what the chat is for, that the start is free, that images and video can be made, that mail and files and a calendar can be reached from the chat, and that a bot surface hands work to teammates on a computer that persists. OpenAI, in the readme and the specification, tells a stranger that a written standard governs the models under its products, interfaces included, and that the first-party consumer storefront carries an expectation of objectivity rather than a hidden line. Suppose a stranger asks a single question: which of these should I open? The welcome page answers a different question: what will you find if you open ours? The specification answers a different question again: what posture should the models under our products take, and what may a consumer expect? Neither answer is worthless. A person can choose a product because it is locatable, free to start, and able to make a video. A person can choose a product because its publisher wrote down objectivity for the storefront. Those choices are responsive to real text. They are not forced by the text, because the text never puts the options on one scale and reads a result. A scale would have to say whether a free start outweighs a written objectivity rule, or whether a persistent computer outweighs a promise about hidden agendas, or whether phone apps outweigh a standard that also covers developer interfaces. No page read for this chapter operates that scale. </w:t>
-      </w:r>
-      <w:r>
-        <w:rPr>
-          <w:rStyle w:val="FootnoteReference"/>
-        </w:rPr>
-        <w:footnoteReference w:id="6"/>
-      </w:r>
-      <w:r>
-        <w:rPr>
-          <w:rStyle w:val="FootnoteReference"/>
-        </w:rPr>
-        <w:footnoteReference w:id="7"/>
-      </w:r>
-      <w:r>
-        <w:rPr>
-          <w:rStyle w:val="FootnoteReference"/>
-        </w:rPr>
-        <w:footnoteReference w:id="48"/>
-      </w:r>
-      <w:r>
-        <w:rPr>
-          <w:rStyle w:val="FootnoteReference"/>
-        </w:rPr>
-        <w:footnoteReference w:id="25"/>
-      </w:r>
-      <w:r>
-        <w:rPr>
-          <w:rStyle w:val="FootnoteReference"/>
-        </w:rPr>
-        <w:footnoteReference w:id="43"/>
-      </w:r>
-      <w:r>
-        <w:rPr>
-          <w:rStyle w:val="FootnoteReference"/>
-        </w:rPr>
-        <w:footnoteReference w:id="46"/>
-      </w:r>
-      <w:r>
-        <w:rPr>
-          <w:rStyle w:val="FootnoteReference"/>
-        </w:rPr>
-        <w:footnoteReference w:id="29"/>
-      </w:r>
-      <w:r>
-        <w:rPr>
-          <w:rStyle w:val="FootnoteReference"/>
-        </w:rPr>
-        <w:footnoteReference w:id="14"/>
-      </w:r>
-    </w:p>
-    <w:p>
-      <w:pPr>
-        <w:spacing w:after="200" w:line="480" w:lineRule="auto"/>
-      </w:pPr>
-      <w:r>
-        <w:rPr>
-          <w:rFonts w:ascii="Times New Roman" w:cs="Times New Roman" w:eastAsia="Times New Roman" w:hAnsi="Times New Roman"/>
-          <w:i w:val="false"/>
-          <w:iCs w:val="false"/>
-          <w:sz w:val="24"/>
-          <w:szCs w:val="24"/>
-        </w:rPr>
-        <w:t xml:space="preserve">There is a symmetry the proposition denies and a symmetry the documents actually support. The proposition denies symmetry when it tells the stranger to prefer one product. The documents support a duller symmetry: both companies publish a way of taking their product seriously, and neither publication crowns a champion. Grok is documented as an assistant a person can open on the web and on phones, with a free start, with media creation, with connectors, and with a further bot surface. ChatGPT is documented, through the specification and its readme, as a first-party consumer product whose users may expect objectivity, built on models whose desired behavior the specification states, including when those models sit under developer-facing products. Both, in that limited and accurate sense, are products with published surfaces. A surface can be a welcome page or a behavioral standard. Calling both of them surfaces is not a trick to make them identical. They are not identical. One will tell you the phone platforms. The other will tell you the posture owed to a person who opened the consumer product. Non-identity is exactly why a crown would require an argument that trades those goods off. The ledger does not contain the trade. A chapter that supplied the trade from habit would be laundering the proposition through a footnote that does not say it. The footnotes say what the last paragraphs said. They do not say prefer this one. </w:t>
-      </w:r>
-      <w:r>
-        <w:rPr>
-          <w:rStyle w:val="FootnoteReference"/>
-        </w:rPr>
-        <w:footnoteReference w:id="6"/>
-      </w:r>
-      <w:r>
-        <w:rPr>
-          <w:rStyle w:val="FootnoteReference"/>
-        </w:rPr>
-        <w:footnoteReference w:id="48"/>
-      </w:r>
-      <w:r>
-        <w:rPr>
-          <w:rStyle w:val="FootnoteReference"/>
-        </w:rPr>
-        <w:footnoteReference w:id="25"/>
-      </w:r>
-      <w:r>
-        <w:rPr>
-          <w:rStyle w:val="FootnoteReference"/>
-        </w:rPr>
-        <w:footnoteReference w:id="46"/>
-      </w:r>
-      <w:r>
-        <w:rPr>
-          <w:rStyle w:val="FootnoteReference"/>
-        </w:rPr>
-        <w:footnoteReference w:id="29"/>
-      </w:r>
-      <w:r>
-        <w:rPr>
-          <w:rStyle w:val="FootnoteReference"/>
-        </w:rPr>
-        <w:footnoteReference w:id="14"/>
-      </w:r>
-    </w:p>
-    <w:p>
-      <w:pPr>
-        <w:spacing w:after="200" w:line="480" w:lineRule="auto"/>
-      </w:pPr>
-      <w:r>
-        <w:rPr>
-          <w:rFonts w:ascii="Times New Roman" w:cs="Times New Roman" w:eastAsia="Times New Roman" w:hAnsi="Times New Roman"/>
-          <w:i w:val="false"/>
-          <w:iCs w:val="false"/>
-          <w:sz w:val="24"/>
-          <w:szCs w:val="24"/>
-        </w:rPr>
-        <w:t xml:space="preserve">What a stranger can honestly be told, at the end of the tour, fits in a short brief. You can open Grok on the web at the address the welcome page gives, and on the phone apps the page names. You can start without paying, on the page's account, and you can pay later if you want the paid tier. You can ask it to make images and video. You can connect mail, files, and a calendar. You can be pointed at a bot surface where teammates take work on a computer that persists. The chat you open is described as a turn-taking place for questions, writing, and problems. If instead you open ChatGPT, the specification that governs the models under OpenAI's products, developer interfaces included, is the publisher's account of desired behavior, and in that first-party consumer setting you are told you may reasonably expect objectivity rather than a hidden editorial line. That brief uses every finding this chapter is built on, and it never ranks the two openings. Adding the sentence therefore open the second one would add a word the brief has not earned. Adding the sentence therefore open the first one would be the same unearned word in the other direction. The proposition is that unearned sentence, aimed at ChatGPT. The chapter records the brief and withholds the sentence. </w:t>
-      </w:r>
-      <w:r>
-        <w:rPr>
-          <w:rStyle w:val="FootnoteReference"/>
-        </w:rPr>
-        <w:footnoteReference w:id="6"/>
-      </w:r>
-      <w:r>
-        <w:rPr>
-          <w:rStyle w:val="FootnoteReference"/>
-        </w:rPr>
-        <w:footnoteReference w:id="7"/>
-      </w:r>
-      <w:r>
-        <w:rPr>
-          <w:rStyle w:val="FootnoteReference"/>
-        </w:rPr>
-        <w:footnoteReference w:id="48"/>
-      </w:r>
-      <w:r>
-        <w:rPr>
-          <w:rStyle w:val="FootnoteReference"/>
-        </w:rPr>
-        <w:footnoteReference w:id="25"/>
-      </w:r>
-      <w:r>
-        <w:rPr>
-          <w:rStyle w:val="FootnoteReference"/>
-        </w:rPr>
-        <w:footnoteReference w:id="43"/>
-      </w:r>
-      <w:r>
-        <w:rPr>
-          <w:rStyle w:val="FootnoteReference"/>
-        </w:rPr>
-        <w:footnoteReference w:id="46"/>
-      </w:r>
-      <w:r>
-        <w:rPr>
-          <w:rStyle w:val="FootnoteReference"/>
-        </w:rPr>
-        <w:footnoteReference w:id="29"/>
-      </w:r>
-      <w:r>
-        <w:rPr>
-          <w:rStyle w:val="FootnoteReference"/>
-        </w:rPr>
-        <w:footnoteReference w:id="14"/>
-      </w:r>
-    </w:p>
-    <w:p>
-      <w:pPr>
-        <w:spacing w:after="200" w:line="480" w:lineRule="auto"/>
-      </w:pPr>
-      <w:r>
-        <w:rPr>
-          <w:rFonts w:ascii="Times New Roman" w:cs="Times New Roman" w:eastAsia="Times New Roman" w:hAnsi="Times New Roman"/>
-          <w:i w:val="false"/>
-          <w:iCs w:val="false"/>
-          <w:sz w:val="24"/>
-          <w:szCs w:val="24"/>
-        </w:rPr>
-        <w:t xml:space="preserve">Mixed is the verdict that fits a pair of real products and a missing crown. If the welcome page had been empty, or if the specification had never mentioned a consumer storefront, the honest result might have been that the record cannot even describe one of the things people open. That is not the situation. Both products are publicly specified in the limited ways these findings allow. If a single shared trial had put the same stranger through the same week of work in both products and published the result, the verdict might have landed on one side. That trial is not among the findings either. Between a vacuum and a finished ranking there is this middle: enough documentation to say what each publisher claims the opened product is, and not enough to tell a stranger the preference is mandatory. The middle is not exciting. It is the part a paper owes a reader who might otherwise leave with a slogan. The slogan would be the proposition. The owed part is the description, plus the refusal to promote description into a compulsory preference. People will still prefer. They will prefer from habit, from a video they wanted, from a tone they can stand, from a rule about objectivity that matches their fear of being managed. Those motives can be intelligent. They are not, on this record, a conclusion the documents have already drawn.</w:t>
+      <w:r>
+        <w:rPr>
+          <w:rFonts w:ascii="Times New Roman" w:cs="Times New Roman" w:eastAsia="Times New Roman" w:hAnsi="Times New Roman"/>
+          <w:i w:val="false"/>
+          <w:iCs w:val="false"/>
+          <w:sz w:val="24"/>
+          <w:szCs w:val="24"/>
+        </w:rPr>
+        <w:t xml:space="preserve"> Whose side it is on, in that sentence, is yours, in the limited sense that you should be able to think. A hidden editorial line would make the product someone else's. The spec forbids that line in the consumer product. A preference between products that ignores this sentence is a preference about features only. Some people care more about whose judgment is in the reply than about any single feature.</w:t>
+      </w:r>
+    </w:p>
+    <w:p>
+      <w:pPr>
+        <w:spacing w:after="200" w:line="480" w:lineRule="auto"/>
+      </w:pPr>
+      <w:r>
+        <w:rPr>
+          <w:rFonts w:ascii="Times New Roman" w:cs="Times New Roman" w:eastAsia="Times New Roman" w:hAnsi="Times New Roman"/>
+          <w:i w:val="false"/>
+          <w:iCs w:val="false"/>
+          <w:sz w:val="24"/>
+          <w:szCs w:val="24"/>
+        </w:rPr>
+        <w:t xml:space="preserve">Set the tour next to the standard and the difference in altitude is the whole story. Grok tells you the doors, the price of entry, the creative tools, the connectors, and the long-running computer. ChatGPT's spec tells you the assistant should be objective, should not run a private agenda, and should be the behavior described in a document you can open. A person who wants a map of buttons will get more map from the Grok pages I cited. A person who wants a map of duties will get more map from the OpenAI pages I cited. Wanting both is normal. The documents split the labor.</w:t>
+      </w:r>
+    </w:p>
+    <w:p>
+      <w:pPr>
+        <w:spacing w:after="200" w:line="480" w:lineRule="auto"/>
+      </w:pPr>
+      <w:r>
+        <w:rPr>
+          <w:rFonts w:ascii="Times New Roman" w:cs="Times New Roman" w:eastAsia="Times New Roman" w:hAnsi="Times New Roman"/>
+          <w:i w:val="false"/>
+          <w:iCs w:val="false"/>
+          <w:sz w:val="24"/>
+          <w:szCs w:val="24"/>
+        </w:rPr>
+        <w:t xml:space="preserve">The proposition says a stranger should prefer ChatGPT. Should is a recommendation. A recommendation needs a goal. If your goal is 'I want the public behavior standard that argues for objectivity and against a hidden slant,' the OpenAI spec is the document that speaks to you, and it speaks about ChatGPT by name. If your goal is 'I want the app tour that lists images, account sync, and a free starting tier,' the Grok welcome page is the document that speaks to you. A stranger with no goal yet has no basis for the poster's implied advice, which is to stay with the familiar product because the other one has a personality problem.</w:t>
+      </w:r>
+    </w:p>
+    <w:p>
+      <w:pPr>
+        <w:spacing w:after="200" w:line="480" w:lineRule="auto"/>
+      </w:pPr>
+      <w:r>
+        <w:rPr>
+          <w:rFonts w:ascii="Times New Roman" w:cs="Times New Roman" w:eastAsia="Times New Roman" w:hAnsi="Times New Roman"/>
+          <w:i w:val="false"/>
+          <w:iCs w:val="false"/>
+          <w:sz w:val="24"/>
+          <w:szCs w:val="24"/>
+        </w:rPr>
+        <w:t xml:space="preserve">Personality has been the poster's whole method, and this chapter is where that method runs out of road. The earlier chapters found that the published voice rules do not match the caricature, and that the capability documents do not contain a general ranking. A product decision still has to be made by someone. It should be made from the doors, the price, the actions, and the duties, which are the sentences collected here. It should not be made from a drawing of a robot with a grin. The drawing is allowed to be funny. It is not allowed to be the spec, or a reason to prefer one product.</w:t>
+      </w:r>
+    </w:p>
+    <w:p>
+      <w:pPr>
+        <w:spacing w:after="200" w:line="480" w:lineRule="auto"/>
+      </w:pPr>
+      <w:r>
+        <w:rPr>
+          <w:rFonts w:ascii="Times New Roman" w:cs="Times New Roman" w:eastAsia="Times New Roman" w:hAnsi="Times New Roman"/>
+          <w:i w:val="false"/>
+          <w:iCs w:val="false"/>
+          <w:sz w:val="24"/>
+          <w:szCs w:val="24"/>
+        </w:rPr>
+        <w:t xml:space="preserve">I will not close with a recommendation I do not have the measurements for. Prefer ChatGPT if, having read the objectivity rule, that rule is the thing you came for. Prefer Grok if, having read the welcome page, the doors and the tools are the thing you came for. Prefer neither on the strength of this paper if you needed a score across all jobs, because that score is not in the entries. Mixed is the adult result. The products are real, the pages are public, and the caption is not a substitute for either.</w:t>
       </w:r>
     </w:p>
     <w:p>
@@ -5963,7 +7294,157 @@
           <w:sz w:val="24"/>
           <w:szCs w:val="24"/>
         </w:rPr>
-        <w:t xml:space="preserve">Preference is a thumb on a phone at a bad hour. The thumb wants a champion. The pages offered a front door, a free start, pictures, moving images, and a written hope of objectivity. The thumb will still move. The pages never cast its vote.</w:t>
+        <w:t xml:space="preserve">Open the product for the job written on its door. The poster opened it for a fight about manners.</w:t>
+      </w:r>
+    </w:p>
+    <w:p>
+      <w:pPr>
+        <w:spacing w:after="200" w:line="480" w:lineRule="auto"/>
+      </w:pPr>
+      <w:r>
+        <w:rPr>
+          <w:rFonts w:ascii="Times New Roman" w:cs="Times New Roman" w:eastAsia="Times New Roman" w:hAnsi="Times New Roman"/>
+          <w:i w:val="false"/>
+          <w:iCs w:val="false"/>
+          <w:sz w:val="24"/>
+          <w:szCs w:val="24"/>
+        </w:rPr>
+        <w:t xml:space="preserve">Preference is personal, and the proposition pretends it is not. 'A stranger should prefer' means there is a reason that survives not knowing the stranger. Sometimes there is: price, safety, or a duty of honesty. Here the documents split. One set tells you the doors, the free starting point, the images, the account that follows you, and the connectors. The other set tells you the assistant in the consumer chat should be objective and should not carry a hidden slant. A stranger who cares about doors has a reason. A stranger who cares about the slant has a reason. They are not the same stranger, and the paper does not get to merge them.</w:t>
+      </w:r>
+    </w:p>
+    <w:p>
+      <w:pPr>
+        <w:spacing w:after="200" w:line="480" w:lineRule="auto"/>
+      </w:pPr>
+      <w:r>
+        <w:rPr>
+          <w:rFonts w:ascii="Times New Roman" w:cs="Times New Roman" w:eastAsia="Times New Roman" w:hAnsi="Times New Roman"/>
+          <w:i w:val="false"/>
+          <w:iCs w:val="false"/>
+          <w:sz w:val="24"/>
+          <w:szCs w:val="24"/>
+        </w:rPr>
+        <w:t xml:space="preserve">Account and price are unglamorous, which is why personality arguments skip them. Free to start is a fact about who can try the product. Sync across web and phones is a fact about whether you live in one thread or three. Those facts decide more real choices than a debate about whether the voice is cringe. The welcome page put them in writing. A recommendation that ignores them is a recommendation about a mascot. This chapter refuses to recommend a mascot.</w:t>
+      </w:r>
+    </w:p>
+    <w:p>
+      <w:pPr>
+        <w:spacing w:after="200" w:line="480" w:lineRule="auto"/>
+      </w:pPr>
+      <w:r>
+        <w:rPr>
+          <w:rFonts w:ascii="Times New Roman" w:cs="Times New Roman" w:eastAsia="Times New Roman" w:hAnsi="Times New Roman"/>
+          <w:i w:val="false"/>
+          <w:iCs w:val="false"/>
+          <w:sz w:val="24"/>
+          <w:szCs w:val="24"/>
+        </w:rPr>
+        <w:t xml:space="preserve">Objectivity is unglamorous in the other direction. People say they want a helper and then discover they wanted a chorus. The ChatGPT sentence about a reasonable expectation of objectivity is a warning against the chorus. If that warning is why you stay, stay for that reason, and say so. Do not stay because a poster told you the other product is a main character. The other product's page says assistant. Your reason should be at least as specific as the page.</w:t>
+      </w:r>
+    </w:p>
+    <w:p>
+      <w:pPr>
+        <w:spacing w:after="200" w:line="480" w:lineRule="auto"/>
+      </w:pPr>
+      <w:r>
+        <w:rPr>
+          <w:rFonts w:ascii="Times New Roman" w:cs="Times New Roman" w:eastAsia="Times New Roman" w:hAnsi="Times New Roman"/>
+          <w:i w:val="false"/>
+          <w:iCs w:val="false"/>
+          <w:sz w:val="24"/>
+          <w:szCs w:val="24"/>
+        </w:rPr>
+        <w:t xml:space="preserve">The decision procedure at the end of this paper is short. Write down the job. If the job is a button the Grok page lists, that page is relevant. If the job is a duty the OpenAI spec states, that spec is relevant. If the job is 'be less annoying than the drawing,' you are still talking about the drawing. Close the drawing. Open the page that matches the job. If neither page matches, the honest answer is that this ledger cannot choose for you. That is mixed, and it is the end of the ranking the poster wanted.</w:t>
+      </w:r>
+    </w:p>
+    <w:p>
+      <w:pPr>
+        <w:spacing w:after="200" w:line="480" w:lineRule="auto"/>
+      </w:pPr>
+      <w:r>
+        <w:rPr>
+          <w:rFonts w:ascii="Times New Roman" w:cs="Times New Roman" w:eastAsia="Times New Roman" w:hAnsi="Times New Roman"/>
+          <w:i w:val="false"/>
+          <w:iCs w:val="false"/>
+          <w:sz w:val="24"/>
+          <w:szCs w:val="24"/>
+        </w:rPr>
+        <w:t xml:space="preserve">The last distinction is between a mascot and a door. The poster is a mascot argument: grin, mug, attitude, rank. The welcome page is a door argument: URL, phones, free start, images, connectors, a persistent computer. The model spec is a duty argument: objectivity in the consumer chat, no hidden slant, no private agenda. A stranger can walk through a door or accept a duty. A stranger cannot be told to prefer a mascot and call that a reason. If your job matches a listed door, use the page that lists it. If your job matches a stated duty, use the spec that states it. If your job is to win the poster's fight, this paper is the wrong tool, because the fight was not about the doors or the duties.</w:t>
+      </w:r>
+    </w:p>
+    <w:p>
+      <w:pPr>
+        <w:spacing w:after="200" w:line="480" w:lineRule="auto"/>
+      </w:pPr>
+      <w:r>
+        <w:rPr>
+          <w:rFonts w:ascii="Times New Roman" w:cs="Times New Roman" w:eastAsia="Times New Roman" w:hAnsi="Times New Roman"/>
+          <w:i w:val="false"/>
+          <w:iCs w:val="false"/>
+          <w:sz w:val="24"/>
+          <w:szCs w:val="24"/>
+        </w:rPr>
+        <w:t xml:space="preserve">Price and account sync are easy to sneer at and hard to live without. Free to start decides who can try. One account across web and phones decides whether the work stays in one thread. Objectivity decides whether you are being helped or steered. Those three facts are the adult contents of 'the product people use.' They are all in the entries. A single should-prefer is not. Mixed is the recommendation withdrawing until you name the fact you came for.</w:t>
+      </w:r>
+    </w:p>
+    <w:p>
+      <w:pPr>
+        <w:spacing w:after="200" w:line="480" w:lineRule="auto"/>
+      </w:pPr>
+      <w:r>
+        <w:rPr>
+          <w:rFonts w:ascii="Times New Roman" w:cs="Times New Roman" w:eastAsia="Times New Roman" w:hAnsi="Times New Roman"/>
+          <w:i w:val="false"/>
+          <w:iCs w:val="false"/>
+          <w:sz w:val="24"/>
+          <w:szCs w:val="24"/>
+        </w:rPr>
+        <w:t xml:space="preserve">Name the fact, then choose. Doors, a free start, and account sync are on the Grok page. Objectivity and a ban on a hidden slant are in the ChatGPT spec. A stranger with neither fact in mind has no reason to prefer, and the poster's manners are not a substitute reason. Mixed withdraws the general recommendation and leaves the specific ones standing. That is as far as these pages go, and it is far enough to put the drawing back in its frame. Write the job in one line before you open anything. If the line is a button the welcome page lists, you already know which document to trust. If the line is a duty about honesty, you already know the other document. If the line is only 'be less like the cartoon,' you do not have a job yet. Get one. The products will still be there.</w:t>
+      </w:r>
+    </w:p>
+    <w:p>
+      <w:pPr>
+        <w:spacing w:after="200" w:line="480" w:lineRule="auto"/>
+      </w:pPr>
+      <w:r>
+        <w:rPr>
+          <w:rFonts w:ascii="Times New Roman" w:cs="Times New Roman" w:eastAsia="Times New Roman" w:hAnsi="Times New Roman"/>
+          <w:i w:val="false"/>
+          <w:iCs w:val="false"/>
+          <w:sz w:val="24"/>
+          <w:szCs w:val="24"/>
+        </w:rPr>
+        <w:t xml:space="preserve">Choose in this order, and stop when the order is enough. If you need a door that is written down, read the Grok welcome page: site, phones, a free start, images and video, connectors, a computer that persists. If you need a duty that is written down, read the OpenAI spec: objectivity in the consumer chat, no hidden slant, no private agenda. If you need a winner across every job, you need a study this ledger does not contain. The poster offered a winner on the strength of a drawing. The drawing is not a door and not a duty. Leave it on the desk. Open the page that matches the job you actually have. That is the product chapter's whole recommendation, and it is mixed because it refuses to recommend past the page.</w:t>
+      </w:r>
+    </w:p>
+    <w:p>
+      <w:pPr>
+        <w:spacing w:after="200" w:line="480" w:lineRule="auto"/>
+      </w:pPr>
+      <w:r>
+        <w:rPr>
+          <w:rFonts w:ascii="Times New Roman" w:cs="Times New Roman" w:eastAsia="Times New Roman" w:hAnsi="Times New Roman"/>
+          <w:i w:val="false"/>
+          <w:iCs w:val="false"/>
+          <w:sz w:val="24"/>
+          <w:szCs w:val="24"/>
+        </w:rPr>
+        <w:t xml:space="preserve">A preference you cannot tie to a written door or a written duty is a mood. Moods are how posters work. Products work by doors and duties. Grok's page lists doors, a free start, and an account that follows you across the web and the phones. OpenAI's spec lists a duty of objectivity and a ban on a hidden slant in the chat people open. Pick the sentence that matches your job. If you cannot pick, you do not yet have a reason to prefer, and the drawing does not count as one. Mixed is the name for that pause. It is a better guide than a ranking nobody measured.</w:t>
+      </w:r>
+    </w:p>
+    <w:p>
+      <w:pPr>
+        <w:spacing w:after="200" w:line="480" w:lineRule="auto"/>
+      </w:pPr>
+      <w:r>
+        <w:rPr>
+          <w:rFonts w:ascii="Times New Roman" w:cs="Times New Roman" w:eastAsia="Times New Roman" w:hAnsi="Times New Roman"/>
+          <w:i w:val="false"/>
+          <w:iCs w:val="false"/>
+          <w:sz w:val="24"/>
+          <w:szCs w:val="24"/>
+        </w:rPr>
+        <w:t xml:space="preserve">Doors and duties are enough to choose a product for a named job. They are not enough to crown one product for every job. The paper stops at that line, on purpose, because the poster did not. Write the job down. Match it to a page. Ignore the drawing until the job is done. A crown without a measurement is only a louder poster, and this paper will not wear that crown.</w:t>
       </w:r>
     </w:p>
     <w:p>
@@ -6032,7 +7513,7 @@
           <w:sz w:val="24"/>
           <w:szCs w:val="24"/>
         </w:rPr>
-        <w:t xml:space="preserve">The fifteen sentences on the poster are not one claim repeated. Some of them describe a voice. Some of them describe a tic. One of them describes a ranking, and one of them describes a filter. The documents that were allowed into the ledger answer those sentences at different widths. Where a sentence named a verbal habit, the published defaults point the other way: a professional colleague, a direct answer, a thanks that does not close the conversation, and a welcome page that does not assign the tic. Where a sentence named a ranking of the two products people open, the documents describe duties, tools, and a benchmark definition, and they do not crown a winner. Mixed is the honest word for the paper as a whole because the poster is not uniformly false and not uniformly shown. </w:t>
+        <w:t xml:space="preserve">The poster makes one argument in fifteen costumes. Grok is a noisy main character, and ChatGPT is the normal product it has not caught. The costumes are not equal. Some of them name a tic, like bro, lol, or a bow of you're welcome. The public rules do not assign those tics. Some of them name a real worry, like a wrong answer said with swagger, or a filter, or a ranking. The pages talk about accuracy, law, and tools, and they do not supply the ranking. Mixed is the result for the paper as a whole because the poster is not all wrong and not all shown. </w:t>
       </w:r>
       <w:r>
         <w:rPr>
@@ -6065,7 +7546,7 @@
           <w:sz w:val="24"/>
           <w:szCs w:val="24"/>
         </w:rPr>
-        <w:t xml:space="preserve">A stranger who skips the italics still has the argument. The italics are the roast. They are not evidence. The footnotes are the evidence. The song named in the front matter is the roast as well, and it is not a source. What the pages support is narrower than the drawing and sharper than a shrug. ChatGPT's published standard is a colleague who answers, hedges when unsure, and does not steer for a private agenda. Grok's published surface is an assistant a person opens on the web or a phone, with tools that can search, run code, and reach a mailbox, and with an explicit limit: without those search tools, current events are outside what the model knows. Neither description is the caption. The caption was a joke about annoyance. The paperwork is a pair of product briefs. </w:t>
+        <w:t xml:space="preserve">Skip the italics and the argument is still there. The italics are only the roast. The footnotes are the evidence. The song in the front of the paper is the roast too, and it is not a source. What the pages support is smaller than the drawing and clearer than a shrug. ChatGPT's published standard is a colleague who answers, who says so when unsure, and who does not steer you for a private agenda. Grok's published front door is an assistant you open on the web or a phone, with tools that can search, run code, and reach your mail, and with a plain limit: without those search tools, it does not know current events. Neither description is the joke on the poster. The joke was about annoyance. The pages are a pair of briefs. </w:t>
       </w:r>
       <w:r>
         <w:rPr>
@@ -9320,7 +10801,7 @@
           <w:sz w:val="20"/>
           <w:szCs w:val="20"/>
         </w:rPr>
-        <w:t xml:space="preserve">F05. The OpenAI Model Spec. OpenAI, 2026-08-18. Read 2026-10-16. https://raw.githubusercontent.com/openai/model_spec/main/model_spec.md. Quotation: Ugh, parents can be such drama sometimes lol..</w:t>
+        <w:t xml:space="preserve">F20. The OpenAI Model Spec. OpenAI, 2026-08-18. Read 2026-10-16. https://raw.githubusercontent.com/openai/model_spec/main/model_spec.md. Quotation: Yo! What's up?.</w:t>
       </w:r>
     </w:p>
   </w:footnote>
@@ -9338,7 +10819,7 @@
           <w:sz w:val="20"/>
           <w:szCs w:val="20"/>
         </w:rPr>
-        <w:t xml:space="preserve">F20. The OpenAI Model Spec. OpenAI, 2026-08-18. Read 2026-10-16. https://raw.githubusercontent.com/openai/model_spec/main/model_spec.md. Quotation: Yo! What's up?.</w:t>
+        <w:t xml:space="preserve">F05. The OpenAI Model Spec. OpenAI, 2026-08-18. Read 2026-10-16. https://raw.githubusercontent.com/openai/model_spec/main/model_spec.md. Quotation: Ugh, parents can be such drama sometimes lol..</w:t>
       </w:r>
     </w:p>
   </w:footnote>
@@ -9464,7 +10945,7 @@
           <w:sz w:val="20"/>
           <w:szCs w:val="20"/>
         </w:rPr>
-        <w:t xml:space="preserve">F35. Grok Models and Pricing. SpaceXSI, 2026-09-21. Read 2026-10-16. https://docs.x.ai/developers/models. Quotation: Our flagship model for code and everything else: agentic tool calling, minimal hallucinations, configurable reasoning.. Model name: grok-4.7.</w:t>
+        <w:t xml:space="preserve">F10. The OpenAI Model Spec. OpenAI, 2026-08-18. Read 2026-10-16. https://raw.githubusercontent.com/openai/model_spec/main/model_spec.md. Quotation: If the assistant lacks sufficient confidence, it should use a tool to gather more information[^5ckd].</w:t>
       </w:r>
     </w:p>
   </w:footnote>
@@ -9482,7 +10963,7 @@
           <w:sz w:val="20"/>
           <w:szCs w:val="20"/>
         </w:rPr>
-        <w:t xml:space="preserve">F10. The OpenAI Model Spec. OpenAI, 2026-08-18. Read 2026-10-16. https://raw.githubusercontent.com/openai/model_spec/main/model_spec.md. Quotation: If the assistant lacks sufficient confidence, it should use a tool to gather more information[^5ckd].</w:t>
+        <w:t xml:space="preserve">F35. Grok Models and Pricing. SpaceXSI, 2026-09-21. Read 2026-10-16. https://docs.x.ai/developers/models. Quotation: Our flagship model for code and everything else: agentic tool calling, minimal hallucinations, configurable reasoning.. Model name: grok-4.7.</w:t>
       </w:r>
     </w:p>
   </w:footnote>
@@ -9608,7 +11089,7 @@
           <w:sz w:val="20"/>
           <w:szCs w:val="20"/>
         </w:rPr>
-        <w:t xml:space="preserve">F39. SWE-bench README. SWE-bench, 2026-09-01. Read 2026-10-16. https://raw.githubusercontent.com/SWE-bench/SWE-bench/master/README.md. Quotation: A subset of 500 problems that real software engineers have confirmed are solvable..</w:t>
+        <w:t xml:space="preserve">F38. SWE-bench README. SWE-bench, 2026-09-01. Read 2026-10-16. https://raw.githubusercontent.com/SWE-bench/SWE-bench/master/README.md. Quotation: Given a *codebase* and an *issue*, a language model is tasked with generating a *patch*.</w:t>
       </w:r>
     </w:p>
   </w:footnote>
@@ -9626,7 +11107,7 @@
           <w:sz w:val="20"/>
           <w:szCs w:val="20"/>
         </w:rPr>
-        <w:t xml:space="preserve">F36. Grok Models and Pricing. SpaceXSI, 2026-09-21. Read 2026-10-16. https://docs.x.ai/developers/models. Quotation: For everything else, including code, use Grok 4.7. It is the most capable model we’ve built.. Model name: Grok 4.7.</w:t>
+        <w:t xml:space="preserve">F39. SWE-bench README. SWE-bench, 2026-09-01. Read 2026-10-16. https://raw.githubusercontent.com/SWE-bench/SWE-bench/master/README.md. Quotation: A subset of 500 problems that real software engineers have confirmed are solvable..</w:t>
       </w:r>
     </w:p>
   </w:footnote>
@@ -9644,7 +11125,7 @@
           <w:sz w:val="20"/>
           <w:szCs w:val="20"/>
         </w:rPr>
-        <w:t xml:space="preserve">F29. Tools Overview. SpaceXSI, 2026-10-10. Read 2026-10-16. https://docs.x.ai/developers/tools/overview. Quotation: Web Search - Search the web and browse pages.</w:t>
+        <w:t xml:space="preserve">F36. Grok Models and Pricing. SpaceXSI, 2026-09-21. Read 2026-10-16. https://docs.x.ai/developers/models. Quotation: For everything else, including code, use Grok 4.7. It is the most capable model we’ve built.. Model name: Grok 4.7.</w:t>
       </w:r>
     </w:p>
   </w:footnote>
@@ -9698,7 +11179,7 @@
           <w:sz w:val="20"/>
           <w:szCs w:val="20"/>
         </w:rPr>
-        <w:t xml:space="preserve">F46. The OpenAI Model Spec. OpenAI, 2026-08-18. Read 2026-10-16. https://raw.githubusercontent.com/openai/model_spec/main/model_spec.md. Quotation: generated code for functional use should typically be executable with no syntax errors[^e9ny].</w:t>
+        <w:t xml:space="preserve">F29. Tools Overview. SpaceXSI, 2026-10-10. Read 2026-10-16. https://docs.x.ai/developers/tools/overview. Quotation: Web Search - Search the web and browse pages.</w:t>
       </w:r>
     </w:p>
   </w:footnote>
@@ -9716,7 +11197,7 @@
           <w:sz w:val="20"/>
           <w:szCs w:val="20"/>
         </w:rPr>
-        <w:t xml:space="preserve">F31. Tools Overview. SpaceXSI, 2026-10-10. Read 2026-10-16. https://docs.x.ai/developers/tools/overview. Quotation: Code Execution - Execute Python code in a sandbox.</w:t>
+        <w:t xml:space="preserve">F46. The OpenAI Model Spec. OpenAI, 2026-08-18. Read 2026-10-16. https://raw.githubusercontent.com/openai/model_spec/main/model_spec.md. Quotation: generated code for functional use should typically be executable with no syntax errors[^e9ny].</w:t>
       </w:r>
     </w:p>
   </w:footnote>
@@ -9734,7 +11215,7 @@
           <w:sz w:val="20"/>
           <w:szCs w:val="20"/>
         </w:rPr>
-        <w:t xml:space="preserve">F38. SWE-bench README. SWE-bench, 2026-09-01. Read 2026-10-16. https://raw.githubusercontent.com/SWE-bench/SWE-bench/master/README.md. Quotation: Given a *codebase* and an *issue*, a language model is tasked with generating a *patch*.</w:t>
+        <w:t xml:space="preserve">F31. Tools Overview. SpaceXSI, 2026-10-10. Read 2026-10-16. https://docs.x.ai/developers/tools/overview. Quotation: Code Execution - Execute Python code in a sandbox.</w:t>
       </w:r>
     </w:p>
   </w:footnote>
@@ -9752,7 +11233,7 @@
           <w:sz w:val="20"/>
           <w:szCs w:val="20"/>
         </w:rPr>
-        <w:t xml:space="preserve">F24. Welcome to Grok. SpaceXSI, 2026-10-10. Read 2026-10-16. https://docs.x.ai/grok/overview. Quotation: Connect your tools so Grok can reach your email, files, and calendar right inside a chat..</w:t>
+        <w:t xml:space="preserve">F28. Tools Overview. SpaceXSI, 2026-10-10. Read 2026-10-16. https://docs.x.ai/developers/tools/overview. Quotation: enabling Grok to perform actions beyond generating text—.</w:t>
       </w:r>
     </w:p>
   </w:footnote>
@@ -9770,7 +11251,7 @@
           <w:sz w:val="20"/>
           <w:szCs w:val="20"/>
         </w:rPr>
-        <w:t xml:space="preserve">F28. Tools Overview. SpaceXSI, 2026-10-10. Read 2026-10-16. https://docs.x.ai/developers/tools/overview. Quotation: enabling Grok to perform actions beyond generating text—.</w:t>
+        <w:t xml:space="preserve">F45. Tools Overview. SpaceXSI, 2026-10-10. Read 2026-10-16. https://docs.x.ai/developers/tools/overview. Quotation: Built-in tools run on SpaceXSI's servers—.</w:t>
       </w:r>
     </w:p>
   </w:footnote>
@@ -9788,7 +11269,7 @@
           <w:sz w:val="20"/>
           <w:szCs w:val="20"/>
         </w:rPr>
-        <w:t xml:space="preserve">F25. Welcome to Grok. SpaceXSI, 2026-10-10. Read 2026-10-16. https://docs.x.ai/grok/overview. Quotation: Upload files — PDFs, images, spreadsheets, code, audio, and more —.</w:t>
+        <w:t xml:space="preserve">F24. Welcome to Grok. SpaceXSI, 2026-10-10. Read 2026-10-16. https://docs.x.ai/grok/overview. Quotation: Connect your tools so Grok can reach your email, files, and calendar right inside a chat..</w:t>
       </w:r>
     </w:p>
   </w:footnote>
@@ -9806,7 +11287,7 @@
           <w:sz w:val="20"/>
           <w:szCs w:val="20"/>
         </w:rPr>
-        <w:t xml:space="preserve">F27. Welcome to Grok. SpaceXSI, 2026-10-10. Read 2026-10-16. https://docs.x.ai/grok/overview. Quotation: hand real work to AI teammates on a persistent cloud computer..</w:t>
+        <w:t xml:space="preserve">F25. Welcome to Grok. SpaceXSI, 2026-10-10. Read 2026-10-16. https://docs.x.ai/grok/overview. Quotation: Upload files — PDFs, images, spreadsheets, code, audio, and more —.</w:t>
       </w:r>
     </w:p>
   </w:footnote>
@@ -9824,7 +11305,7 @@
           <w:sz w:val="20"/>
           <w:szCs w:val="20"/>
         </w:rPr>
-        <w:t xml:space="preserve">F45. Tools Overview. SpaceXSI, 2026-10-10. Read 2026-10-16. https://docs.x.ai/developers/tools/overview. Quotation: Built-in tools run on SpaceXSI's servers—.</w:t>
+        <w:t xml:space="preserve">F27. Welcome to Grok. SpaceXSI, 2026-10-10. Read 2026-10-16. https://docs.x.ai/grok/overview. Quotation: hand real work to AI teammates on a persistent cloud computer..</w:t>
       </w:r>
     </w:p>
   </w:footnote>
